--- a/Sjabloon/Testplan-1.docx
+++ b/Sjabloon/Testplan-1.docx
@@ -46,19 +46,8 @@
           <w:szCs w:val="40"/>
           <w:lang w:val="nl-NL"/>
         </w:rPr>
-        <w:t xml:space="preserve">BE: J2-P3-C2024 User </w:t>
-      </w:r>
-      <w:proofErr w:type="spellStart"/>
-      <w:r>
-        <w:rPr>
-          <w:b/>
-          <w:sz w:val="40"/>
-          <w:szCs w:val="40"/>
-          <w:lang w:val="nl-NL"/>
-        </w:rPr>
-        <w:t>Stories</w:t>
-      </w:r>
-      <w:proofErr w:type="spellEnd"/>
+        <w:t>Geleverde producten</w:t>
+      </w:r>
       <w:r>
         <w:rPr>
           <w:b/>
@@ -241,14 +230,16 @@
         </w:rPr>
         <w:t xml:space="preserve">: </w:t>
       </w:r>
-      <w:r>
-        <w:rPr>
-          <w:sz w:val="24"/>
-          <w:szCs w:val="24"/>
-          <w:lang w:val="nl-NL"/>
-        </w:rPr>
-        <w:t xml:space="preserve"> Danny</w:t>
-      </w:r>
+      <w:proofErr w:type="spellStart"/>
+      <w:r>
+        <w:rPr>
+          <w:sz w:val="24"/>
+          <w:szCs w:val="24"/>
+          <w:lang w:val="nl-NL"/>
+        </w:rPr>
+        <w:t>Dany</w:t>
+      </w:r>
+      <w:proofErr w:type="spellEnd"/>
       <w:r>
         <w:rPr>
           <w:sz w:val="24"/>
@@ -304,23 +295,6 @@
           <w:lang w:val="nl-NL"/>
         </w:rPr>
         <w:tab/>
-      </w:r>
-      <w:r>
-        <w:rPr>
-          <w:sz w:val="24"/>
-          <w:szCs w:val="24"/>
-          <w:lang w:val="nl-NL"/>
-        </w:rPr>
-        <w:tab/>
-        <w:t>Scrumteam</w:t>
-      </w:r>
-      <w:r>
-        <w:rPr>
-          <w:sz w:val="24"/>
-          <w:szCs w:val="24"/>
-          <w:lang w:val="nl-NL"/>
-        </w:rPr>
-        <w:t xml:space="preserve">:     </w:t>
       </w:r>
     </w:p>
     <w:p>
@@ -370,7 +344,7 @@
           <w:szCs w:val="24"/>
           <w:lang w:val="nl-NL"/>
         </w:rPr>
-        <w:t xml:space="preserve"> 06-02-2026</w:t>
+        <w:t xml:space="preserve"> 15-03-2026</w:t>
       </w:r>
     </w:p>
     <w:p>
@@ -550,7 +524,14 @@
               <w:t>[</w:t>
             </w:r>
             <w:r>
-              <w:t>06-02-2026]</w:t>
+              <w:rPr>
+                <w:sz w:val="24"/>
+                <w:szCs w:val="24"/>
+              </w:rPr>
+              <w:t>15-03-2026</w:t>
+            </w:r>
+            <w:r>
+              <w:t>]</w:t>
             </w:r>
           </w:p>
         </w:tc>
@@ -560,7 +541,13 @@
           </w:tcPr>
           <w:p>
             <w:r>
-              <w:t>[Wat heb je gedaan]</w:t>
+              <w:t>[</w:t>
+            </w:r>
+            <w:r>
+              <w:t>Geleverde producten met Jamin</w:t>
+            </w:r>
+            <w:r>
+              <w:t>]</w:t>
             </w:r>
           </w:p>
         </w:tc>
@@ -573,7 +560,7 @@
               <w:t>[</w:t>
             </w:r>
             <w:r>
-              <w:t>Danny</w:t>
+              <w:t xml:space="preserve">Danny </w:t>
             </w:r>
             <w:r>
               <w:t>]</w:t>
@@ -1970,7 +1957,11 @@
           </w:tcPr>
           <w:p>
             <w:r>
-              <w:t>06-02-2026</w:t>
+              <w:rPr>
+                <w:sz w:val="24"/>
+                <w:szCs w:val="24"/>
+              </w:rPr>
+              <w:t>15-03-2026</w:t>
             </w:r>
           </w:p>
         </w:tc>
@@ -2022,7 +2013,11 @@
           </w:tcPr>
           <w:p>
             <w:r>
-              <w:t>06-02-2026</w:t>
+              <w:rPr>
+                <w:sz w:val="24"/>
+                <w:szCs w:val="24"/>
+              </w:rPr>
+              <w:t>15-03-2026</w:t>
             </w:r>
           </w:p>
         </w:tc>
@@ -2074,7 +2069,11 @@
           </w:tcPr>
           <w:p>
             <w:r>
-              <w:t>06-02-2026</w:t>
+              <w:rPr>
+                <w:sz w:val="24"/>
+                <w:szCs w:val="24"/>
+              </w:rPr>
+              <w:t>15-03-2026</w:t>
             </w:r>
           </w:p>
         </w:tc>
@@ -2126,7 +2125,11 @@
           </w:tcPr>
           <w:p>
             <w:r>
-              <w:t>06-02-2026</w:t>
+              <w:rPr>
+                <w:sz w:val="24"/>
+                <w:szCs w:val="24"/>
+              </w:rPr>
+              <w:t>15-03-2026</w:t>
             </w:r>
           </w:p>
         </w:tc>
@@ -2184,7 +2187,11 @@
           </w:tcPr>
           <w:p>
             <w:r>
-              <w:t>06-02-2026</w:t>
+              <w:rPr>
+                <w:sz w:val="24"/>
+                <w:szCs w:val="24"/>
+              </w:rPr>
+              <w:t>15-03-2026</w:t>
             </w:r>
           </w:p>
         </w:tc>
@@ -2241,7 +2248,11 @@
           </w:tcPr>
           <w:p>
             <w:r>
-              <w:t>06-02-2026</w:t>
+              <w:rPr>
+                <w:sz w:val="24"/>
+                <w:szCs w:val="24"/>
+              </w:rPr>
+              <w:t>15-03-2026</w:t>
             </w:r>
           </w:p>
         </w:tc>
@@ -2503,1304 +2514,3759 @@
     <w:p>
       <w:pPr>
         <w:rPr>
-          <w:lang w:val="nl-NL"/>
-        </w:rPr>
-      </w:pPr>
+          <w:b/>
+          <w:bCs/>
+          <w:sz w:val="24"/>
+          <w:szCs w:val="24"/>
+          <w:lang w:val="en-NL"/>
+        </w:rPr>
+      </w:pPr>
+      <w:r>
+        <w:rPr>
+          <w:b/>
+          <w:bCs/>
+          <w:sz w:val="24"/>
+          <w:szCs w:val="24"/>
+          <w:lang w:val="en-NL"/>
+        </w:rPr>
+        <w:t xml:space="preserve">User Story 1: </w:t>
+      </w:r>
+      <w:proofErr w:type="spellStart"/>
+      <w:r>
+        <w:rPr>
+          <w:b/>
+          <w:bCs/>
+          <w:sz w:val="24"/>
+          <w:szCs w:val="24"/>
+          <w:lang w:val="en-NL"/>
+        </w:rPr>
+        <w:t>Overzicht</w:t>
+      </w:r>
+      <w:proofErr w:type="spellEnd"/>
+      <w:r>
+        <w:rPr>
+          <w:b/>
+          <w:bCs/>
+          <w:sz w:val="24"/>
+          <w:szCs w:val="24"/>
+          <w:lang w:val="en-NL"/>
+        </w:rPr>
+        <w:t xml:space="preserve"> </w:t>
+      </w:r>
+      <w:proofErr w:type="spellStart"/>
+      <w:r>
+        <w:rPr>
+          <w:b/>
+          <w:bCs/>
+          <w:sz w:val="24"/>
+          <w:szCs w:val="24"/>
+          <w:lang w:val="en-NL"/>
+        </w:rPr>
+        <w:t>geleverde</w:t>
+      </w:r>
+      <w:proofErr w:type="spellEnd"/>
+      <w:r>
+        <w:rPr>
+          <w:b/>
+          <w:bCs/>
+          <w:sz w:val="24"/>
+          <w:szCs w:val="24"/>
+          <w:lang w:val="en-NL"/>
+        </w:rPr>
+        <w:t xml:space="preserve"> </w:t>
+      </w:r>
+      <w:proofErr w:type="spellStart"/>
+      <w:r>
+        <w:rPr>
+          <w:b/>
+          <w:bCs/>
+          <w:sz w:val="24"/>
+          <w:szCs w:val="24"/>
+          <w:lang w:val="en-NL"/>
+        </w:rPr>
+        <w:t>producten</w:t>
+      </w:r>
+      <w:proofErr w:type="spellEnd"/>
     </w:p>
     <w:p>
       <w:pPr>
-        <w:shd w:val="clear" w:color="auto" w:fill="FFFFFF"/>
-        <w:spacing w:after="0" w:line="240" w:lineRule="auto"/>
-        <w:rPr>
-          <w:b/>
-          <w:bCs/>
-          <w:sz w:val="24"/>
-          <w:szCs w:val="24"/>
-          <w:lang w:val="nl-NL"/>
-        </w:rPr>
-      </w:pPr>
-      <w:r>
-        <w:rPr>
-          <w:b/>
-          <w:bCs/>
-          <w:sz w:val="24"/>
-          <w:szCs w:val="24"/>
-          <w:lang w:val="nl-NL"/>
-        </w:rPr>
-        <w:t>Userstory 1 : Overzicht Allergenen</w:t>
-      </w:r>
+        <w:rPr>
+          <w:b/>
+          <w:bCs/>
+          <w:sz w:val="24"/>
+          <w:szCs w:val="24"/>
+          <w:lang w:val="en-NL"/>
+        </w:rPr>
+      </w:pPr>
+      <w:r>
+        <w:rPr>
+          <w:b/>
+          <w:bCs/>
+          <w:sz w:val="24"/>
+          <w:szCs w:val="24"/>
+          <w:lang w:val="en-NL"/>
+        </w:rPr>
+        <w:t>Als: manager</w:t>
+      </w:r>
+      <w:r>
+        <w:rPr>
+          <w:b/>
+          <w:bCs/>
+          <w:sz w:val="24"/>
+          <w:szCs w:val="24"/>
+          <w:lang w:val="en-NL"/>
+        </w:rPr>
+        <w:br/>
+        <w:t xml:space="preserve">Wil </w:t>
+      </w:r>
+      <w:proofErr w:type="spellStart"/>
+      <w:r>
+        <w:rPr>
+          <w:b/>
+          <w:bCs/>
+          <w:sz w:val="24"/>
+          <w:szCs w:val="24"/>
+          <w:lang w:val="en-NL"/>
+        </w:rPr>
+        <w:t>ik</w:t>
+      </w:r>
+      <w:proofErr w:type="spellEnd"/>
+      <w:r>
+        <w:rPr>
+          <w:b/>
+          <w:bCs/>
+          <w:sz w:val="24"/>
+          <w:szCs w:val="24"/>
+          <w:lang w:val="en-NL"/>
+        </w:rPr>
+        <w:t xml:space="preserve">: </w:t>
+      </w:r>
+      <w:proofErr w:type="spellStart"/>
+      <w:r>
+        <w:rPr>
+          <w:b/>
+          <w:bCs/>
+          <w:sz w:val="24"/>
+          <w:szCs w:val="24"/>
+          <w:lang w:val="en-NL"/>
+        </w:rPr>
+        <w:t>een</w:t>
+      </w:r>
+      <w:proofErr w:type="spellEnd"/>
+      <w:r>
+        <w:rPr>
+          <w:b/>
+          <w:bCs/>
+          <w:sz w:val="24"/>
+          <w:szCs w:val="24"/>
+          <w:lang w:val="en-NL"/>
+        </w:rPr>
+        <w:t xml:space="preserve"> </w:t>
+      </w:r>
+      <w:proofErr w:type="spellStart"/>
+      <w:r>
+        <w:rPr>
+          <w:b/>
+          <w:bCs/>
+          <w:sz w:val="24"/>
+          <w:szCs w:val="24"/>
+          <w:lang w:val="en-NL"/>
+        </w:rPr>
+        <w:t>overzicht</w:t>
+      </w:r>
+      <w:proofErr w:type="spellEnd"/>
+      <w:r>
+        <w:rPr>
+          <w:b/>
+          <w:bCs/>
+          <w:sz w:val="24"/>
+          <w:szCs w:val="24"/>
+          <w:lang w:val="en-NL"/>
+        </w:rPr>
+        <w:t xml:space="preserve"> </w:t>
+      </w:r>
+      <w:proofErr w:type="spellStart"/>
+      <w:r>
+        <w:rPr>
+          <w:b/>
+          <w:bCs/>
+          <w:sz w:val="24"/>
+          <w:szCs w:val="24"/>
+          <w:lang w:val="en-NL"/>
+        </w:rPr>
+        <w:t>kunnen</w:t>
+      </w:r>
+      <w:proofErr w:type="spellEnd"/>
+      <w:r>
+        <w:rPr>
+          <w:b/>
+          <w:bCs/>
+          <w:sz w:val="24"/>
+          <w:szCs w:val="24"/>
+          <w:lang w:val="en-NL"/>
+        </w:rPr>
+        <w:t xml:space="preserve"> </w:t>
+      </w:r>
+      <w:proofErr w:type="spellStart"/>
+      <w:r>
+        <w:rPr>
+          <w:b/>
+          <w:bCs/>
+          <w:sz w:val="24"/>
+          <w:szCs w:val="24"/>
+          <w:lang w:val="en-NL"/>
+        </w:rPr>
+        <w:t>zien</w:t>
+      </w:r>
+      <w:proofErr w:type="spellEnd"/>
+      <w:r>
+        <w:rPr>
+          <w:b/>
+          <w:bCs/>
+          <w:sz w:val="24"/>
+          <w:szCs w:val="24"/>
+          <w:lang w:val="en-NL"/>
+        </w:rPr>
+        <w:t xml:space="preserve"> van alle </w:t>
+      </w:r>
+      <w:proofErr w:type="spellStart"/>
+      <w:r>
+        <w:rPr>
+          <w:b/>
+          <w:bCs/>
+          <w:sz w:val="24"/>
+          <w:szCs w:val="24"/>
+          <w:lang w:val="en-NL"/>
+        </w:rPr>
+        <w:t>geleverde</w:t>
+      </w:r>
+      <w:proofErr w:type="spellEnd"/>
+      <w:r>
+        <w:rPr>
+          <w:b/>
+          <w:bCs/>
+          <w:sz w:val="24"/>
+          <w:szCs w:val="24"/>
+          <w:lang w:val="en-NL"/>
+        </w:rPr>
+        <w:t xml:space="preserve"> </w:t>
+      </w:r>
+      <w:proofErr w:type="spellStart"/>
+      <w:r>
+        <w:rPr>
+          <w:b/>
+          <w:bCs/>
+          <w:sz w:val="24"/>
+          <w:szCs w:val="24"/>
+          <w:lang w:val="en-NL"/>
+        </w:rPr>
+        <w:t>producten</w:t>
+      </w:r>
+      <w:proofErr w:type="spellEnd"/>
+      <w:r>
+        <w:rPr>
+          <w:b/>
+          <w:bCs/>
+          <w:sz w:val="24"/>
+          <w:szCs w:val="24"/>
+          <w:lang w:val="en-NL"/>
+        </w:rPr>
+        <w:t xml:space="preserve"> </w:t>
+      </w:r>
+      <w:proofErr w:type="spellStart"/>
+      <w:r>
+        <w:rPr>
+          <w:b/>
+          <w:bCs/>
+          <w:sz w:val="24"/>
+          <w:szCs w:val="24"/>
+          <w:lang w:val="en-NL"/>
+        </w:rPr>
+        <w:t>binnen</w:t>
+      </w:r>
+      <w:proofErr w:type="spellEnd"/>
+      <w:r>
+        <w:rPr>
+          <w:b/>
+          <w:bCs/>
+          <w:sz w:val="24"/>
+          <w:szCs w:val="24"/>
+          <w:lang w:val="en-NL"/>
+        </w:rPr>
+        <w:t xml:space="preserve"> </w:t>
+      </w:r>
+      <w:proofErr w:type="spellStart"/>
+      <w:r>
+        <w:rPr>
+          <w:b/>
+          <w:bCs/>
+          <w:sz w:val="24"/>
+          <w:szCs w:val="24"/>
+          <w:lang w:val="en-NL"/>
+        </w:rPr>
+        <w:t>een</w:t>
+      </w:r>
+      <w:proofErr w:type="spellEnd"/>
+      <w:r>
+        <w:rPr>
+          <w:b/>
+          <w:bCs/>
+          <w:sz w:val="24"/>
+          <w:szCs w:val="24"/>
+          <w:lang w:val="en-NL"/>
+        </w:rPr>
+        <w:t xml:space="preserve"> </w:t>
+      </w:r>
+      <w:proofErr w:type="spellStart"/>
+      <w:r>
+        <w:rPr>
+          <w:b/>
+          <w:bCs/>
+          <w:sz w:val="24"/>
+          <w:szCs w:val="24"/>
+          <w:lang w:val="en-NL"/>
+        </w:rPr>
+        <w:t>tijdsvak</w:t>
+      </w:r>
+      <w:proofErr w:type="spellEnd"/>
+      <w:r>
+        <w:rPr>
+          <w:b/>
+          <w:bCs/>
+          <w:sz w:val="24"/>
+          <w:szCs w:val="24"/>
+          <w:lang w:val="en-NL"/>
+        </w:rPr>
+        <w:br/>
+      </w:r>
+      <w:proofErr w:type="spellStart"/>
+      <w:r>
+        <w:rPr>
+          <w:b/>
+          <w:bCs/>
+          <w:sz w:val="24"/>
+          <w:szCs w:val="24"/>
+          <w:lang w:val="en-NL"/>
+        </w:rPr>
+        <w:t>Zodat</w:t>
+      </w:r>
+      <w:proofErr w:type="spellEnd"/>
+      <w:r>
+        <w:rPr>
+          <w:b/>
+          <w:bCs/>
+          <w:sz w:val="24"/>
+          <w:szCs w:val="24"/>
+          <w:lang w:val="en-NL"/>
+        </w:rPr>
+        <w:t xml:space="preserve"> </w:t>
+      </w:r>
+      <w:proofErr w:type="spellStart"/>
+      <w:r>
+        <w:rPr>
+          <w:b/>
+          <w:bCs/>
+          <w:sz w:val="24"/>
+          <w:szCs w:val="24"/>
+          <w:lang w:val="en-NL"/>
+        </w:rPr>
+        <w:t>ik</w:t>
+      </w:r>
+      <w:proofErr w:type="spellEnd"/>
+      <w:r>
+        <w:rPr>
+          <w:b/>
+          <w:bCs/>
+          <w:sz w:val="24"/>
+          <w:szCs w:val="24"/>
+          <w:lang w:val="en-NL"/>
+        </w:rPr>
+        <w:t xml:space="preserve">: </w:t>
+      </w:r>
+      <w:proofErr w:type="spellStart"/>
+      <w:r>
+        <w:rPr>
+          <w:b/>
+          <w:bCs/>
+          <w:sz w:val="24"/>
+          <w:szCs w:val="24"/>
+          <w:lang w:val="en-NL"/>
+        </w:rPr>
+        <w:t>kan</w:t>
+      </w:r>
+      <w:proofErr w:type="spellEnd"/>
+      <w:r>
+        <w:rPr>
+          <w:b/>
+          <w:bCs/>
+          <w:sz w:val="24"/>
+          <w:szCs w:val="24"/>
+          <w:lang w:val="en-NL"/>
+        </w:rPr>
+        <w:t xml:space="preserve"> </w:t>
+      </w:r>
+      <w:proofErr w:type="spellStart"/>
+      <w:r>
+        <w:rPr>
+          <w:b/>
+          <w:bCs/>
+          <w:sz w:val="24"/>
+          <w:szCs w:val="24"/>
+          <w:lang w:val="en-NL"/>
+        </w:rPr>
+        <w:t>zien</w:t>
+      </w:r>
+      <w:proofErr w:type="spellEnd"/>
+      <w:r>
+        <w:rPr>
+          <w:b/>
+          <w:bCs/>
+          <w:sz w:val="24"/>
+          <w:szCs w:val="24"/>
+          <w:lang w:val="en-NL"/>
+        </w:rPr>
+        <w:t xml:space="preserve"> of de </w:t>
+      </w:r>
+      <w:proofErr w:type="spellStart"/>
+      <w:r>
+        <w:rPr>
+          <w:b/>
+          <w:bCs/>
+          <w:sz w:val="24"/>
+          <w:szCs w:val="24"/>
+          <w:lang w:val="en-NL"/>
+        </w:rPr>
+        <w:t>instroom</w:t>
+      </w:r>
+      <w:proofErr w:type="spellEnd"/>
+      <w:r>
+        <w:rPr>
+          <w:b/>
+          <w:bCs/>
+          <w:sz w:val="24"/>
+          <w:szCs w:val="24"/>
+          <w:lang w:val="en-NL"/>
+        </w:rPr>
+        <w:t xml:space="preserve"> van </w:t>
+      </w:r>
+      <w:proofErr w:type="spellStart"/>
+      <w:r>
+        <w:rPr>
+          <w:b/>
+          <w:bCs/>
+          <w:sz w:val="24"/>
+          <w:szCs w:val="24"/>
+          <w:lang w:val="en-NL"/>
+        </w:rPr>
+        <w:t>producten</w:t>
+      </w:r>
+      <w:proofErr w:type="spellEnd"/>
+      <w:r>
+        <w:rPr>
+          <w:b/>
+          <w:bCs/>
+          <w:sz w:val="24"/>
+          <w:szCs w:val="24"/>
+          <w:lang w:val="en-NL"/>
+        </w:rPr>
+        <w:t xml:space="preserve"> constant is </w:t>
+      </w:r>
+      <w:proofErr w:type="spellStart"/>
+      <w:r>
+        <w:rPr>
+          <w:b/>
+          <w:bCs/>
+          <w:sz w:val="24"/>
+          <w:szCs w:val="24"/>
+          <w:lang w:val="en-NL"/>
+        </w:rPr>
+        <w:t>binnen</w:t>
+      </w:r>
+      <w:proofErr w:type="spellEnd"/>
+      <w:r>
+        <w:rPr>
+          <w:b/>
+          <w:bCs/>
+          <w:sz w:val="24"/>
+          <w:szCs w:val="24"/>
+          <w:lang w:val="en-NL"/>
+        </w:rPr>
+        <w:t xml:space="preserve"> </w:t>
+      </w:r>
+      <w:proofErr w:type="spellStart"/>
+      <w:r>
+        <w:rPr>
+          <w:b/>
+          <w:bCs/>
+          <w:sz w:val="24"/>
+          <w:szCs w:val="24"/>
+          <w:lang w:val="en-NL"/>
+        </w:rPr>
+        <w:t>een</w:t>
+      </w:r>
+      <w:proofErr w:type="spellEnd"/>
+      <w:r>
+        <w:rPr>
+          <w:b/>
+          <w:bCs/>
+          <w:sz w:val="24"/>
+          <w:szCs w:val="24"/>
+          <w:lang w:val="en-NL"/>
+        </w:rPr>
+        <w:t xml:space="preserve"> </w:t>
+      </w:r>
+      <w:proofErr w:type="spellStart"/>
+      <w:r>
+        <w:rPr>
+          <w:b/>
+          <w:bCs/>
+          <w:sz w:val="24"/>
+          <w:szCs w:val="24"/>
+          <w:lang w:val="en-NL"/>
+        </w:rPr>
+        <w:t>tijdsvak</w:t>
+      </w:r>
+      <w:proofErr w:type="spellEnd"/>
     </w:p>
     <w:p>
       <w:pPr>
-        <w:shd w:val="clear" w:color="auto" w:fill="FFFFFF"/>
-        <w:spacing w:after="0" w:line="240" w:lineRule="auto"/>
-        <w:rPr>
-          <w:b/>
-          <w:bCs/>
-          <w:sz w:val="24"/>
-          <w:szCs w:val="24"/>
-          <w:lang w:val="nl-NL"/>
-        </w:rPr>
-      </w:pPr>
-      <w:r>
-        <w:rPr>
-          <w:b/>
-          <w:bCs/>
-          <w:sz w:val="24"/>
-          <w:szCs w:val="24"/>
-          <w:lang w:val="nl-NL"/>
-        </w:rPr>
-        <w:t>Als : manager</w:t>
+        <w:rPr>
+          <w:b/>
+          <w:bCs/>
+          <w:sz w:val="24"/>
+          <w:szCs w:val="24"/>
+          <w:lang w:val="en-NL"/>
+        </w:rPr>
+      </w:pPr>
+      <w:r>
+        <w:rPr>
+          <w:b/>
+          <w:bCs/>
+          <w:sz w:val="24"/>
+          <w:szCs w:val="24"/>
+          <w:lang w:val="en-NL"/>
+        </w:rPr>
+        <w:pict w14:anchorId="13DCDCE8">
+          <v:rect id="_x0000_i1043" style="width:0;height:1.5pt" o:hralign="center" o:hrstd="t" o:hr="t" fillcolor="#a0a0a0" stroked="f"/>
+        </w:pict>
       </w:r>
     </w:p>
     <w:p>
       <w:pPr>
-        <w:shd w:val="clear" w:color="auto" w:fill="FFFFFF"/>
-        <w:spacing w:after="0" w:line="240" w:lineRule="auto"/>
-        <w:rPr>
-          <w:b/>
-          <w:bCs/>
-          <w:sz w:val="24"/>
-          <w:szCs w:val="24"/>
-          <w:lang w:val="nl-NL"/>
-        </w:rPr>
-      </w:pPr>
-      <w:r>
-        <w:rPr>
-          <w:b/>
-          <w:bCs/>
-          <w:sz w:val="24"/>
-          <w:szCs w:val="24"/>
-          <w:lang w:val="nl-NL"/>
-        </w:rPr>
-        <w:t>Wil ik : een overzicht kunnen zien van producten die allergenen bevatten en informatie over de leverancier</w:t>
+        <w:rPr>
+          <w:b/>
+          <w:bCs/>
+          <w:sz w:val="24"/>
+          <w:szCs w:val="24"/>
+          <w:lang w:val="en-NL"/>
+        </w:rPr>
+      </w:pPr>
+      <w:r>
+        <w:rPr>
+          <w:b/>
+          <w:bCs/>
+          <w:sz w:val="24"/>
+          <w:szCs w:val="24"/>
+          <w:lang w:val="en-NL"/>
+        </w:rPr>
+        <w:t xml:space="preserve">Scenario 01: </w:t>
+      </w:r>
+      <w:proofErr w:type="spellStart"/>
+      <w:r>
+        <w:rPr>
+          <w:b/>
+          <w:bCs/>
+          <w:sz w:val="24"/>
+          <w:szCs w:val="24"/>
+          <w:lang w:val="en-NL"/>
+        </w:rPr>
+        <w:t>Overzicht</w:t>
+      </w:r>
+      <w:proofErr w:type="spellEnd"/>
+      <w:r>
+        <w:rPr>
+          <w:b/>
+          <w:bCs/>
+          <w:sz w:val="24"/>
+          <w:szCs w:val="24"/>
+          <w:lang w:val="en-NL"/>
+        </w:rPr>
+        <w:t xml:space="preserve"> van alle </w:t>
+      </w:r>
+      <w:proofErr w:type="spellStart"/>
+      <w:r>
+        <w:rPr>
+          <w:b/>
+          <w:bCs/>
+          <w:sz w:val="24"/>
+          <w:szCs w:val="24"/>
+          <w:lang w:val="en-NL"/>
+        </w:rPr>
+        <w:t>geleverde</w:t>
+      </w:r>
+      <w:proofErr w:type="spellEnd"/>
+      <w:r>
+        <w:rPr>
+          <w:b/>
+          <w:bCs/>
+          <w:sz w:val="24"/>
+          <w:szCs w:val="24"/>
+          <w:lang w:val="en-NL"/>
+        </w:rPr>
+        <w:t xml:space="preserve"> </w:t>
+      </w:r>
+      <w:proofErr w:type="spellStart"/>
+      <w:r>
+        <w:rPr>
+          <w:b/>
+          <w:bCs/>
+          <w:sz w:val="24"/>
+          <w:szCs w:val="24"/>
+          <w:lang w:val="en-NL"/>
+        </w:rPr>
+        <w:t>producten</w:t>
+      </w:r>
+      <w:proofErr w:type="spellEnd"/>
+      <w:r>
+        <w:rPr>
+          <w:b/>
+          <w:bCs/>
+          <w:sz w:val="24"/>
+          <w:szCs w:val="24"/>
+          <w:lang w:val="en-NL"/>
+        </w:rPr>
+        <w:t xml:space="preserve"> </w:t>
+      </w:r>
+      <w:proofErr w:type="spellStart"/>
+      <w:r>
+        <w:rPr>
+          <w:b/>
+          <w:bCs/>
+          <w:sz w:val="24"/>
+          <w:szCs w:val="24"/>
+          <w:lang w:val="en-NL"/>
+        </w:rPr>
+        <w:t>binnen</w:t>
+      </w:r>
+      <w:proofErr w:type="spellEnd"/>
+      <w:r>
+        <w:rPr>
+          <w:b/>
+          <w:bCs/>
+          <w:sz w:val="24"/>
+          <w:szCs w:val="24"/>
+          <w:lang w:val="en-NL"/>
+        </w:rPr>
+        <w:t xml:space="preserve"> </w:t>
+      </w:r>
+      <w:proofErr w:type="spellStart"/>
+      <w:r>
+        <w:rPr>
+          <w:b/>
+          <w:bCs/>
+          <w:sz w:val="24"/>
+          <w:szCs w:val="24"/>
+          <w:lang w:val="en-NL"/>
+        </w:rPr>
+        <w:t>een</w:t>
+      </w:r>
+      <w:proofErr w:type="spellEnd"/>
+      <w:r>
+        <w:rPr>
+          <w:b/>
+          <w:bCs/>
+          <w:sz w:val="24"/>
+          <w:szCs w:val="24"/>
+          <w:lang w:val="en-NL"/>
+        </w:rPr>
+        <w:t xml:space="preserve"> </w:t>
+      </w:r>
+      <w:proofErr w:type="spellStart"/>
+      <w:r>
+        <w:rPr>
+          <w:b/>
+          <w:bCs/>
+          <w:sz w:val="24"/>
+          <w:szCs w:val="24"/>
+          <w:lang w:val="en-NL"/>
+        </w:rPr>
+        <w:t>tijdsvak</w:t>
+      </w:r>
+      <w:proofErr w:type="spellEnd"/>
+      <w:r>
+        <w:rPr>
+          <w:b/>
+          <w:bCs/>
+          <w:sz w:val="24"/>
+          <w:szCs w:val="24"/>
+          <w:lang w:val="en-NL"/>
+        </w:rPr>
+        <w:t xml:space="preserve"> (Happy path)</w:t>
       </w:r>
     </w:p>
     <w:p>
       <w:pPr>
-        <w:shd w:val="clear" w:color="auto" w:fill="FFFFFF"/>
-        <w:spacing w:after="0" w:line="240" w:lineRule="auto"/>
-        <w:rPr>
-          <w:b/>
-          <w:bCs/>
-          <w:sz w:val="24"/>
-          <w:szCs w:val="24"/>
-          <w:lang w:val="nl-NL"/>
-        </w:rPr>
-      </w:pPr>
-      <w:r>
-        <w:rPr>
-          <w:b/>
-          <w:bCs/>
-          <w:sz w:val="24"/>
-          <w:szCs w:val="24"/>
-          <w:lang w:val="nl-NL"/>
-        </w:rPr>
-        <w:t>Zodat ik : snel de leverancier kan bellen als er een noodgeval is met betrekking tot het allergeen</w:t>
-      </w:r>
+        <w:rPr>
+          <w:b/>
+          <w:bCs/>
+          <w:sz w:val="24"/>
+          <w:szCs w:val="24"/>
+          <w:lang w:val="en-NL"/>
+        </w:rPr>
+      </w:pPr>
+      <w:proofErr w:type="spellStart"/>
+      <w:r>
+        <w:rPr>
+          <w:b/>
+          <w:bCs/>
+          <w:sz w:val="24"/>
+          <w:szCs w:val="24"/>
+          <w:lang w:val="en-NL"/>
+        </w:rPr>
+        <w:t>Gegeven</w:t>
+      </w:r>
+      <w:proofErr w:type="spellEnd"/>
+      <w:r>
+        <w:rPr>
+          <w:b/>
+          <w:bCs/>
+          <w:sz w:val="24"/>
+          <w:szCs w:val="24"/>
+          <w:lang w:val="en-NL"/>
+        </w:rPr>
+        <w:t xml:space="preserve">: </w:t>
+      </w:r>
+      <w:proofErr w:type="spellStart"/>
+      <w:r>
+        <w:rPr>
+          <w:b/>
+          <w:bCs/>
+          <w:sz w:val="24"/>
+          <w:szCs w:val="24"/>
+          <w:lang w:val="en-NL"/>
+        </w:rPr>
+        <w:t>ik</w:t>
+      </w:r>
+      <w:proofErr w:type="spellEnd"/>
+      <w:r>
+        <w:rPr>
+          <w:b/>
+          <w:bCs/>
+          <w:sz w:val="24"/>
+          <w:szCs w:val="24"/>
+          <w:lang w:val="en-NL"/>
+        </w:rPr>
+        <w:t xml:space="preserve"> ben met </w:t>
+      </w:r>
+      <w:proofErr w:type="spellStart"/>
+      <w:r>
+        <w:rPr>
+          <w:b/>
+          <w:bCs/>
+          <w:sz w:val="24"/>
+          <w:szCs w:val="24"/>
+          <w:lang w:val="en-NL"/>
+        </w:rPr>
+        <w:t>mijn</w:t>
+      </w:r>
+      <w:proofErr w:type="spellEnd"/>
+      <w:r>
+        <w:rPr>
+          <w:b/>
+          <w:bCs/>
+          <w:sz w:val="24"/>
+          <w:szCs w:val="24"/>
+          <w:lang w:val="en-NL"/>
+        </w:rPr>
+        <w:t xml:space="preserve"> </w:t>
+      </w:r>
+      <w:proofErr w:type="spellStart"/>
+      <w:r>
+        <w:rPr>
+          <w:b/>
+          <w:bCs/>
+          <w:sz w:val="24"/>
+          <w:szCs w:val="24"/>
+          <w:lang w:val="en-NL"/>
+        </w:rPr>
+        <w:t>accountgegevens</w:t>
+      </w:r>
+      <w:proofErr w:type="spellEnd"/>
+      <w:r>
+        <w:rPr>
+          <w:b/>
+          <w:bCs/>
+          <w:sz w:val="24"/>
+          <w:szCs w:val="24"/>
+          <w:lang w:val="en-NL"/>
+        </w:rPr>
+        <w:t xml:space="preserve"> </w:t>
+      </w:r>
+      <w:proofErr w:type="spellStart"/>
+      <w:r>
+        <w:rPr>
+          <w:b/>
+          <w:bCs/>
+          <w:sz w:val="24"/>
+          <w:szCs w:val="24"/>
+          <w:lang w:val="en-NL"/>
+        </w:rPr>
+        <w:t>ingelogd</w:t>
+      </w:r>
+      <w:proofErr w:type="spellEnd"/>
+      <w:r>
+        <w:rPr>
+          <w:b/>
+          <w:bCs/>
+          <w:sz w:val="24"/>
+          <w:szCs w:val="24"/>
+          <w:lang w:val="en-NL"/>
+        </w:rPr>
+        <w:t xml:space="preserve"> in de </w:t>
+      </w:r>
+      <w:proofErr w:type="spellStart"/>
+      <w:r>
+        <w:rPr>
+          <w:b/>
+          <w:bCs/>
+          <w:sz w:val="24"/>
+          <w:szCs w:val="24"/>
+          <w:lang w:val="en-NL"/>
+        </w:rPr>
+        <w:t>webapplicatie</w:t>
+      </w:r>
+      <w:proofErr w:type="spellEnd"/>
+      <w:r>
+        <w:rPr>
+          <w:b/>
+          <w:bCs/>
+          <w:sz w:val="24"/>
+          <w:szCs w:val="24"/>
+          <w:lang w:val="en-NL"/>
+        </w:rPr>
+        <w:t xml:space="preserve"> van het </w:t>
+      </w:r>
+      <w:proofErr w:type="spellStart"/>
+      <w:r>
+        <w:rPr>
+          <w:b/>
+          <w:bCs/>
+          <w:sz w:val="24"/>
+          <w:szCs w:val="24"/>
+          <w:lang w:val="en-NL"/>
+        </w:rPr>
+        <w:t>bedrijf</w:t>
+      </w:r>
+      <w:proofErr w:type="spellEnd"/>
+      <w:r>
+        <w:rPr>
+          <w:b/>
+          <w:bCs/>
+          <w:sz w:val="24"/>
+          <w:szCs w:val="24"/>
+          <w:lang w:val="en-NL"/>
+        </w:rPr>
+        <w:t xml:space="preserve"> Jamin</w:t>
+      </w:r>
+      <w:r>
+        <w:rPr>
+          <w:b/>
+          <w:bCs/>
+          <w:sz w:val="24"/>
+          <w:szCs w:val="24"/>
+          <w:lang w:val="en-NL"/>
+        </w:rPr>
+        <w:br/>
+        <w:t xml:space="preserve">En: </w:t>
+      </w:r>
+      <w:proofErr w:type="spellStart"/>
+      <w:r>
+        <w:rPr>
+          <w:b/>
+          <w:bCs/>
+          <w:sz w:val="24"/>
+          <w:szCs w:val="24"/>
+          <w:lang w:val="en-NL"/>
+        </w:rPr>
+        <w:t>ik</w:t>
+      </w:r>
+      <w:proofErr w:type="spellEnd"/>
+      <w:r>
+        <w:rPr>
+          <w:b/>
+          <w:bCs/>
+          <w:sz w:val="24"/>
+          <w:szCs w:val="24"/>
+          <w:lang w:val="en-NL"/>
+        </w:rPr>
+        <w:t xml:space="preserve"> </w:t>
+      </w:r>
+      <w:proofErr w:type="spellStart"/>
+      <w:r>
+        <w:rPr>
+          <w:b/>
+          <w:bCs/>
+          <w:sz w:val="24"/>
+          <w:szCs w:val="24"/>
+          <w:lang w:val="en-NL"/>
+        </w:rPr>
+        <w:t>klik</w:t>
+      </w:r>
+      <w:proofErr w:type="spellEnd"/>
+      <w:r>
+        <w:rPr>
+          <w:b/>
+          <w:bCs/>
+          <w:sz w:val="24"/>
+          <w:szCs w:val="24"/>
+          <w:lang w:val="en-NL"/>
+        </w:rPr>
+        <w:t xml:space="preserve"> op de link </w:t>
+      </w:r>
+      <w:proofErr w:type="spellStart"/>
+      <w:r>
+        <w:rPr>
+          <w:b/>
+          <w:bCs/>
+          <w:i/>
+          <w:iCs/>
+          <w:sz w:val="24"/>
+          <w:szCs w:val="24"/>
+          <w:lang w:val="en-NL"/>
+        </w:rPr>
+        <w:t>Overzicht</w:t>
+      </w:r>
+      <w:proofErr w:type="spellEnd"/>
+      <w:r>
+        <w:rPr>
+          <w:b/>
+          <w:bCs/>
+          <w:i/>
+          <w:iCs/>
+          <w:sz w:val="24"/>
+          <w:szCs w:val="24"/>
+          <w:lang w:val="en-NL"/>
+        </w:rPr>
+        <w:t xml:space="preserve"> </w:t>
+      </w:r>
+      <w:proofErr w:type="spellStart"/>
+      <w:r>
+        <w:rPr>
+          <w:b/>
+          <w:bCs/>
+          <w:i/>
+          <w:iCs/>
+          <w:sz w:val="24"/>
+          <w:szCs w:val="24"/>
+          <w:lang w:val="en-NL"/>
+        </w:rPr>
+        <w:t>geleverde</w:t>
+      </w:r>
+      <w:proofErr w:type="spellEnd"/>
+      <w:r>
+        <w:rPr>
+          <w:b/>
+          <w:bCs/>
+          <w:i/>
+          <w:iCs/>
+          <w:sz w:val="24"/>
+          <w:szCs w:val="24"/>
+          <w:lang w:val="en-NL"/>
+        </w:rPr>
+        <w:t xml:space="preserve"> </w:t>
+      </w:r>
+      <w:proofErr w:type="spellStart"/>
+      <w:r>
+        <w:rPr>
+          <w:b/>
+          <w:bCs/>
+          <w:i/>
+          <w:iCs/>
+          <w:sz w:val="24"/>
+          <w:szCs w:val="24"/>
+          <w:lang w:val="en-NL"/>
+        </w:rPr>
+        <w:t>producten</w:t>
+      </w:r>
+      <w:proofErr w:type="spellEnd"/>
+      <w:r>
+        <w:rPr>
+          <w:b/>
+          <w:bCs/>
+          <w:sz w:val="24"/>
+          <w:szCs w:val="24"/>
+          <w:lang w:val="en-NL"/>
+        </w:rPr>
+        <w:t xml:space="preserve"> op de homepage (Wireframe-01)</w:t>
+      </w:r>
+      <w:r>
+        <w:rPr>
+          <w:b/>
+          <w:bCs/>
+          <w:sz w:val="24"/>
+          <w:szCs w:val="24"/>
+          <w:lang w:val="en-NL"/>
+        </w:rPr>
+        <w:br/>
+        <w:t xml:space="preserve">En: </w:t>
+      </w:r>
+      <w:proofErr w:type="spellStart"/>
+      <w:r>
+        <w:rPr>
+          <w:b/>
+          <w:bCs/>
+          <w:sz w:val="24"/>
+          <w:szCs w:val="24"/>
+          <w:lang w:val="en-NL"/>
+        </w:rPr>
+        <w:t>ik</w:t>
+      </w:r>
+      <w:proofErr w:type="spellEnd"/>
+      <w:r>
+        <w:rPr>
+          <w:b/>
+          <w:bCs/>
+          <w:sz w:val="24"/>
+          <w:szCs w:val="24"/>
+          <w:lang w:val="en-NL"/>
+        </w:rPr>
+        <w:t xml:space="preserve"> </w:t>
+      </w:r>
+      <w:proofErr w:type="spellStart"/>
+      <w:r>
+        <w:rPr>
+          <w:b/>
+          <w:bCs/>
+          <w:sz w:val="24"/>
+          <w:szCs w:val="24"/>
+          <w:lang w:val="en-NL"/>
+        </w:rPr>
+        <w:t>kom</w:t>
+      </w:r>
+      <w:proofErr w:type="spellEnd"/>
+      <w:r>
+        <w:rPr>
+          <w:b/>
+          <w:bCs/>
+          <w:sz w:val="24"/>
+          <w:szCs w:val="24"/>
+          <w:lang w:val="en-NL"/>
+        </w:rPr>
+        <w:t xml:space="preserve"> op het scherm </w:t>
+      </w:r>
+      <w:proofErr w:type="spellStart"/>
+      <w:r>
+        <w:rPr>
+          <w:b/>
+          <w:bCs/>
+          <w:i/>
+          <w:iCs/>
+          <w:sz w:val="24"/>
+          <w:szCs w:val="24"/>
+          <w:lang w:val="en-NL"/>
+        </w:rPr>
+        <w:t>Overzicht</w:t>
+      </w:r>
+      <w:proofErr w:type="spellEnd"/>
+      <w:r>
+        <w:rPr>
+          <w:b/>
+          <w:bCs/>
+          <w:i/>
+          <w:iCs/>
+          <w:sz w:val="24"/>
+          <w:szCs w:val="24"/>
+          <w:lang w:val="en-NL"/>
+        </w:rPr>
+        <w:t xml:space="preserve"> </w:t>
+      </w:r>
+      <w:proofErr w:type="spellStart"/>
+      <w:r>
+        <w:rPr>
+          <w:b/>
+          <w:bCs/>
+          <w:i/>
+          <w:iCs/>
+          <w:sz w:val="24"/>
+          <w:szCs w:val="24"/>
+          <w:lang w:val="en-NL"/>
+        </w:rPr>
+        <w:t>geleverde</w:t>
+      </w:r>
+      <w:proofErr w:type="spellEnd"/>
+      <w:r>
+        <w:rPr>
+          <w:b/>
+          <w:bCs/>
+          <w:i/>
+          <w:iCs/>
+          <w:sz w:val="24"/>
+          <w:szCs w:val="24"/>
+          <w:lang w:val="en-NL"/>
+        </w:rPr>
+        <w:t xml:space="preserve"> </w:t>
+      </w:r>
+      <w:proofErr w:type="spellStart"/>
+      <w:r>
+        <w:rPr>
+          <w:b/>
+          <w:bCs/>
+          <w:i/>
+          <w:iCs/>
+          <w:sz w:val="24"/>
+          <w:szCs w:val="24"/>
+          <w:lang w:val="en-NL"/>
+        </w:rPr>
+        <w:t>producten</w:t>
+      </w:r>
+      <w:proofErr w:type="spellEnd"/>
+      <w:r>
+        <w:rPr>
+          <w:b/>
+          <w:bCs/>
+          <w:sz w:val="24"/>
+          <w:szCs w:val="24"/>
+          <w:lang w:val="en-NL"/>
+        </w:rPr>
+        <w:t xml:space="preserve"> </w:t>
+      </w:r>
+      <w:proofErr w:type="spellStart"/>
+      <w:r>
+        <w:rPr>
+          <w:b/>
+          <w:bCs/>
+          <w:sz w:val="24"/>
+          <w:szCs w:val="24"/>
+          <w:lang w:val="en-NL"/>
+        </w:rPr>
+        <w:t>waar</w:t>
+      </w:r>
+      <w:proofErr w:type="spellEnd"/>
+      <w:r>
+        <w:rPr>
+          <w:b/>
+          <w:bCs/>
+          <w:sz w:val="24"/>
+          <w:szCs w:val="24"/>
+          <w:lang w:val="en-NL"/>
+        </w:rPr>
+        <w:t xml:space="preserve"> de </w:t>
+      </w:r>
+      <w:proofErr w:type="spellStart"/>
+      <w:r>
+        <w:rPr>
+          <w:b/>
+          <w:bCs/>
+          <w:sz w:val="24"/>
+          <w:szCs w:val="24"/>
+          <w:lang w:val="en-NL"/>
+        </w:rPr>
+        <w:t>verschillende</w:t>
+      </w:r>
+      <w:proofErr w:type="spellEnd"/>
+      <w:r>
+        <w:rPr>
+          <w:b/>
+          <w:bCs/>
+          <w:sz w:val="24"/>
+          <w:szCs w:val="24"/>
+          <w:lang w:val="en-NL"/>
+        </w:rPr>
+        <w:t xml:space="preserve"> </w:t>
+      </w:r>
+      <w:proofErr w:type="spellStart"/>
+      <w:r>
+        <w:rPr>
+          <w:b/>
+          <w:bCs/>
+          <w:sz w:val="24"/>
+          <w:szCs w:val="24"/>
+          <w:lang w:val="en-NL"/>
+        </w:rPr>
+        <w:t>producten</w:t>
+      </w:r>
+      <w:proofErr w:type="spellEnd"/>
+      <w:r>
+        <w:rPr>
+          <w:b/>
+          <w:bCs/>
+          <w:sz w:val="24"/>
+          <w:szCs w:val="24"/>
+          <w:lang w:val="en-NL"/>
+        </w:rPr>
+        <w:t xml:space="preserve"> </w:t>
+      </w:r>
+      <w:proofErr w:type="spellStart"/>
+      <w:r>
+        <w:rPr>
+          <w:b/>
+          <w:bCs/>
+          <w:sz w:val="24"/>
+          <w:szCs w:val="24"/>
+          <w:lang w:val="en-NL"/>
+        </w:rPr>
+        <w:t>te</w:t>
+      </w:r>
+      <w:proofErr w:type="spellEnd"/>
+      <w:r>
+        <w:rPr>
+          <w:b/>
+          <w:bCs/>
+          <w:sz w:val="24"/>
+          <w:szCs w:val="24"/>
+          <w:lang w:val="en-NL"/>
+        </w:rPr>
+        <w:t xml:space="preserve"> </w:t>
+      </w:r>
+      <w:proofErr w:type="spellStart"/>
+      <w:r>
+        <w:rPr>
+          <w:b/>
+          <w:bCs/>
+          <w:sz w:val="24"/>
+          <w:szCs w:val="24"/>
+          <w:lang w:val="en-NL"/>
+        </w:rPr>
+        <w:t>zien</w:t>
+      </w:r>
+      <w:proofErr w:type="spellEnd"/>
+      <w:r>
+        <w:rPr>
+          <w:b/>
+          <w:bCs/>
+          <w:sz w:val="24"/>
+          <w:szCs w:val="24"/>
+          <w:lang w:val="en-NL"/>
+        </w:rPr>
+        <w:t xml:space="preserve"> </w:t>
+      </w:r>
+      <w:proofErr w:type="spellStart"/>
+      <w:r>
+        <w:rPr>
+          <w:b/>
+          <w:bCs/>
+          <w:sz w:val="24"/>
+          <w:szCs w:val="24"/>
+          <w:lang w:val="en-NL"/>
+        </w:rPr>
+        <w:t>zijn</w:t>
+      </w:r>
+      <w:proofErr w:type="spellEnd"/>
+      <w:r>
+        <w:rPr>
+          <w:b/>
+          <w:bCs/>
+          <w:sz w:val="24"/>
+          <w:szCs w:val="24"/>
+          <w:lang w:val="en-NL"/>
+        </w:rPr>
+        <w:t xml:space="preserve"> die </w:t>
+      </w:r>
+      <w:proofErr w:type="spellStart"/>
+      <w:r>
+        <w:rPr>
+          <w:b/>
+          <w:bCs/>
+          <w:sz w:val="24"/>
+          <w:szCs w:val="24"/>
+          <w:lang w:val="en-NL"/>
+        </w:rPr>
+        <w:t>ooit</w:t>
+      </w:r>
+      <w:proofErr w:type="spellEnd"/>
+      <w:r>
+        <w:rPr>
+          <w:b/>
+          <w:bCs/>
+          <w:sz w:val="24"/>
+          <w:szCs w:val="24"/>
+          <w:lang w:val="en-NL"/>
+        </w:rPr>
+        <w:t xml:space="preserve"> </w:t>
+      </w:r>
+      <w:proofErr w:type="spellStart"/>
+      <w:r>
+        <w:rPr>
+          <w:b/>
+          <w:bCs/>
+          <w:sz w:val="24"/>
+          <w:szCs w:val="24"/>
+          <w:lang w:val="en-NL"/>
+        </w:rPr>
+        <w:t>geleverd</w:t>
+      </w:r>
+      <w:proofErr w:type="spellEnd"/>
+      <w:r>
+        <w:rPr>
+          <w:b/>
+          <w:bCs/>
+          <w:sz w:val="24"/>
+          <w:szCs w:val="24"/>
+          <w:lang w:val="en-NL"/>
+        </w:rPr>
+        <w:t xml:space="preserve"> </w:t>
+      </w:r>
+      <w:proofErr w:type="spellStart"/>
+      <w:r>
+        <w:rPr>
+          <w:b/>
+          <w:bCs/>
+          <w:sz w:val="24"/>
+          <w:szCs w:val="24"/>
+          <w:lang w:val="en-NL"/>
+        </w:rPr>
+        <w:t>zijn</w:t>
+      </w:r>
+      <w:proofErr w:type="spellEnd"/>
+      <w:r>
+        <w:rPr>
+          <w:b/>
+          <w:bCs/>
+          <w:sz w:val="24"/>
+          <w:szCs w:val="24"/>
+          <w:lang w:val="en-NL"/>
+        </w:rPr>
+        <w:t xml:space="preserve"> </w:t>
+      </w:r>
+      <w:proofErr w:type="spellStart"/>
+      <w:r>
+        <w:rPr>
+          <w:b/>
+          <w:bCs/>
+          <w:sz w:val="24"/>
+          <w:szCs w:val="24"/>
+          <w:lang w:val="en-NL"/>
+        </w:rPr>
+        <w:t>aan</w:t>
+      </w:r>
+      <w:proofErr w:type="spellEnd"/>
+      <w:r>
+        <w:rPr>
+          <w:b/>
+          <w:bCs/>
+          <w:sz w:val="24"/>
+          <w:szCs w:val="24"/>
+          <w:lang w:val="en-NL"/>
+        </w:rPr>
+        <w:t xml:space="preserve"> het </w:t>
+      </w:r>
+      <w:proofErr w:type="spellStart"/>
+      <w:r>
+        <w:rPr>
+          <w:b/>
+          <w:bCs/>
+          <w:sz w:val="24"/>
+          <w:szCs w:val="24"/>
+          <w:lang w:val="en-NL"/>
+        </w:rPr>
+        <w:t>bedrijf</w:t>
+      </w:r>
+      <w:proofErr w:type="spellEnd"/>
+      <w:r>
+        <w:rPr>
+          <w:b/>
+          <w:bCs/>
+          <w:sz w:val="24"/>
+          <w:szCs w:val="24"/>
+          <w:lang w:val="en-NL"/>
+        </w:rPr>
+        <w:t xml:space="preserve"> tot </w:t>
+      </w:r>
+      <w:proofErr w:type="spellStart"/>
+      <w:r>
+        <w:rPr>
+          <w:b/>
+          <w:bCs/>
+          <w:sz w:val="24"/>
+          <w:szCs w:val="24"/>
+          <w:lang w:val="en-NL"/>
+        </w:rPr>
+        <w:t>en</w:t>
+      </w:r>
+      <w:proofErr w:type="spellEnd"/>
+      <w:r>
+        <w:rPr>
+          <w:b/>
+          <w:bCs/>
+          <w:sz w:val="24"/>
+          <w:szCs w:val="24"/>
+          <w:lang w:val="en-NL"/>
+        </w:rPr>
+        <w:t xml:space="preserve"> met </w:t>
+      </w:r>
+      <w:proofErr w:type="spellStart"/>
+      <w:r>
+        <w:rPr>
+          <w:b/>
+          <w:bCs/>
+          <w:sz w:val="24"/>
+          <w:szCs w:val="24"/>
+          <w:lang w:val="en-NL"/>
+        </w:rPr>
+        <w:t>vandaag</w:t>
+      </w:r>
+      <w:proofErr w:type="spellEnd"/>
+      <w:r>
+        <w:rPr>
+          <w:b/>
+          <w:bCs/>
+          <w:sz w:val="24"/>
+          <w:szCs w:val="24"/>
+          <w:lang w:val="en-NL"/>
+        </w:rPr>
+        <w:t xml:space="preserve">, </w:t>
+      </w:r>
+      <w:proofErr w:type="spellStart"/>
+      <w:r>
+        <w:rPr>
+          <w:b/>
+          <w:bCs/>
+          <w:sz w:val="24"/>
+          <w:szCs w:val="24"/>
+          <w:lang w:val="en-NL"/>
+        </w:rPr>
+        <w:t>gesorteerd</w:t>
+      </w:r>
+      <w:proofErr w:type="spellEnd"/>
+      <w:r>
+        <w:rPr>
+          <w:b/>
+          <w:bCs/>
+          <w:sz w:val="24"/>
+          <w:szCs w:val="24"/>
+          <w:lang w:val="en-NL"/>
+        </w:rPr>
+        <w:t xml:space="preserve"> (A-Z) op naam </w:t>
+      </w:r>
+      <w:proofErr w:type="spellStart"/>
+      <w:r>
+        <w:rPr>
+          <w:b/>
+          <w:bCs/>
+          <w:sz w:val="24"/>
+          <w:szCs w:val="24"/>
+          <w:lang w:val="en-NL"/>
+        </w:rPr>
+        <w:t>Leverancier</w:t>
+      </w:r>
+      <w:proofErr w:type="spellEnd"/>
+      <w:r>
+        <w:rPr>
+          <w:b/>
+          <w:bCs/>
+          <w:sz w:val="24"/>
+          <w:szCs w:val="24"/>
+          <w:lang w:val="en-NL"/>
+        </w:rPr>
+        <w:t xml:space="preserve"> (Wireframe-02)</w:t>
+      </w:r>
+      <w:r>
+        <w:rPr>
+          <w:b/>
+          <w:bCs/>
+          <w:sz w:val="24"/>
+          <w:szCs w:val="24"/>
+          <w:lang w:val="en-NL"/>
+        </w:rPr>
+        <w:br/>
+      </w:r>
+      <w:proofErr w:type="spellStart"/>
+      <w:r>
+        <w:rPr>
+          <w:b/>
+          <w:bCs/>
+          <w:sz w:val="24"/>
+          <w:szCs w:val="24"/>
+          <w:lang w:val="en-NL"/>
+        </w:rPr>
+        <w:t>Wanneer</w:t>
+      </w:r>
+      <w:proofErr w:type="spellEnd"/>
+      <w:r>
+        <w:rPr>
+          <w:b/>
+          <w:bCs/>
+          <w:sz w:val="24"/>
+          <w:szCs w:val="24"/>
+          <w:lang w:val="en-NL"/>
+        </w:rPr>
+        <w:t xml:space="preserve">: </w:t>
+      </w:r>
+      <w:proofErr w:type="spellStart"/>
+      <w:r>
+        <w:rPr>
+          <w:b/>
+          <w:bCs/>
+          <w:sz w:val="24"/>
+          <w:szCs w:val="24"/>
+          <w:lang w:val="en-NL"/>
+        </w:rPr>
+        <w:t>ik</w:t>
+      </w:r>
+      <w:proofErr w:type="spellEnd"/>
+      <w:r>
+        <w:rPr>
+          <w:b/>
+          <w:bCs/>
+          <w:sz w:val="24"/>
+          <w:szCs w:val="24"/>
+          <w:lang w:val="en-NL"/>
+        </w:rPr>
+        <w:t xml:space="preserve"> in het </w:t>
+      </w:r>
+      <w:proofErr w:type="spellStart"/>
+      <w:r>
+        <w:rPr>
+          <w:b/>
+          <w:bCs/>
+          <w:sz w:val="24"/>
+          <w:szCs w:val="24"/>
+          <w:lang w:val="en-NL"/>
+        </w:rPr>
+        <w:t>startdatum</w:t>
+      </w:r>
+      <w:proofErr w:type="spellEnd"/>
+      <w:r>
+        <w:rPr>
+          <w:b/>
+          <w:bCs/>
+          <w:sz w:val="24"/>
+          <w:szCs w:val="24"/>
+          <w:lang w:val="en-NL"/>
+        </w:rPr>
+        <w:t xml:space="preserve"> </w:t>
+      </w:r>
+      <w:proofErr w:type="spellStart"/>
+      <w:r>
+        <w:rPr>
+          <w:b/>
+          <w:bCs/>
+          <w:sz w:val="24"/>
+          <w:szCs w:val="24"/>
+          <w:lang w:val="en-NL"/>
+        </w:rPr>
+        <w:t>datepickerelement</w:t>
+      </w:r>
+      <w:proofErr w:type="spellEnd"/>
+      <w:r>
+        <w:rPr>
+          <w:b/>
+          <w:bCs/>
+          <w:sz w:val="24"/>
+          <w:szCs w:val="24"/>
+          <w:lang w:val="en-NL"/>
+        </w:rPr>
+        <w:t xml:space="preserve"> de datum 08-04-2023 </w:t>
+      </w:r>
+      <w:proofErr w:type="spellStart"/>
+      <w:r>
+        <w:rPr>
+          <w:b/>
+          <w:bCs/>
+          <w:sz w:val="24"/>
+          <w:szCs w:val="24"/>
+          <w:lang w:val="en-NL"/>
+        </w:rPr>
+        <w:t>invul</w:t>
+      </w:r>
+      <w:proofErr w:type="spellEnd"/>
+      <w:r>
+        <w:rPr>
+          <w:b/>
+          <w:bCs/>
+          <w:sz w:val="24"/>
+          <w:szCs w:val="24"/>
+          <w:lang w:val="en-NL"/>
+        </w:rPr>
+        <w:br/>
+        <w:t xml:space="preserve">En: </w:t>
+      </w:r>
+      <w:proofErr w:type="spellStart"/>
+      <w:r>
+        <w:rPr>
+          <w:b/>
+          <w:bCs/>
+          <w:sz w:val="24"/>
+          <w:szCs w:val="24"/>
+          <w:lang w:val="en-NL"/>
+        </w:rPr>
+        <w:t>ik</w:t>
+      </w:r>
+      <w:proofErr w:type="spellEnd"/>
+      <w:r>
+        <w:rPr>
+          <w:b/>
+          <w:bCs/>
+          <w:sz w:val="24"/>
+          <w:szCs w:val="24"/>
+          <w:lang w:val="en-NL"/>
+        </w:rPr>
+        <w:t xml:space="preserve"> in het </w:t>
+      </w:r>
+      <w:proofErr w:type="spellStart"/>
+      <w:r>
+        <w:rPr>
+          <w:b/>
+          <w:bCs/>
+          <w:sz w:val="24"/>
+          <w:szCs w:val="24"/>
+          <w:lang w:val="en-NL"/>
+        </w:rPr>
+        <w:t>einddatum</w:t>
+      </w:r>
+      <w:proofErr w:type="spellEnd"/>
+      <w:r>
+        <w:rPr>
+          <w:b/>
+          <w:bCs/>
+          <w:sz w:val="24"/>
+          <w:szCs w:val="24"/>
+          <w:lang w:val="en-NL"/>
+        </w:rPr>
+        <w:t xml:space="preserve"> </w:t>
+      </w:r>
+      <w:proofErr w:type="spellStart"/>
+      <w:r>
+        <w:rPr>
+          <w:b/>
+          <w:bCs/>
+          <w:sz w:val="24"/>
+          <w:szCs w:val="24"/>
+          <w:lang w:val="en-NL"/>
+        </w:rPr>
+        <w:t>datepickerelement</w:t>
+      </w:r>
+      <w:proofErr w:type="spellEnd"/>
+      <w:r>
+        <w:rPr>
+          <w:b/>
+          <w:bCs/>
+          <w:sz w:val="24"/>
+          <w:szCs w:val="24"/>
+          <w:lang w:val="en-NL"/>
+        </w:rPr>
+        <w:t xml:space="preserve"> de datum 19-04-2023 </w:t>
+      </w:r>
+      <w:proofErr w:type="spellStart"/>
+      <w:r>
+        <w:rPr>
+          <w:b/>
+          <w:bCs/>
+          <w:sz w:val="24"/>
+          <w:szCs w:val="24"/>
+          <w:lang w:val="en-NL"/>
+        </w:rPr>
+        <w:t>invul</w:t>
+      </w:r>
+      <w:proofErr w:type="spellEnd"/>
+      <w:r>
+        <w:rPr>
+          <w:b/>
+          <w:bCs/>
+          <w:sz w:val="24"/>
+          <w:szCs w:val="24"/>
+          <w:lang w:val="en-NL"/>
+        </w:rPr>
+        <w:br/>
+        <w:t xml:space="preserve">En: </w:t>
+      </w:r>
+      <w:proofErr w:type="spellStart"/>
+      <w:r>
+        <w:rPr>
+          <w:b/>
+          <w:bCs/>
+          <w:sz w:val="24"/>
+          <w:szCs w:val="24"/>
+          <w:lang w:val="en-NL"/>
+        </w:rPr>
+        <w:t>ik</w:t>
+      </w:r>
+      <w:proofErr w:type="spellEnd"/>
+      <w:r>
+        <w:rPr>
+          <w:b/>
+          <w:bCs/>
+          <w:sz w:val="24"/>
+          <w:szCs w:val="24"/>
+          <w:lang w:val="en-NL"/>
+        </w:rPr>
+        <w:t xml:space="preserve"> </w:t>
+      </w:r>
+      <w:proofErr w:type="spellStart"/>
+      <w:r>
+        <w:rPr>
+          <w:b/>
+          <w:bCs/>
+          <w:sz w:val="24"/>
+          <w:szCs w:val="24"/>
+          <w:lang w:val="en-NL"/>
+        </w:rPr>
+        <w:t>klik</w:t>
+      </w:r>
+      <w:proofErr w:type="spellEnd"/>
+      <w:r>
+        <w:rPr>
+          <w:b/>
+          <w:bCs/>
+          <w:sz w:val="24"/>
+          <w:szCs w:val="24"/>
+          <w:lang w:val="en-NL"/>
+        </w:rPr>
+        <w:t xml:space="preserve"> op de knop “Maak </w:t>
+      </w:r>
+      <w:proofErr w:type="spellStart"/>
+      <w:r>
+        <w:rPr>
+          <w:b/>
+          <w:bCs/>
+          <w:sz w:val="24"/>
+          <w:szCs w:val="24"/>
+          <w:lang w:val="en-NL"/>
+        </w:rPr>
+        <w:t>selectie</w:t>
+      </w:r>
+      <w:proofErr w:type="spellEnd"/>
+      <w:r>
+        <w:rPr>
+          <w:b/>
+          <w:bCs/>
+          <w:sz w:val="24"/>
+          <w:szCs w:val="24"/>
+          <w:lang w:val="en-NL"/>
+        </w:rPr>
+        <w:t>”</w:t>
+      </w:r>
+      <w:r>
+        <w:rPr>
+          <w:b/>
+          <w:bCs/>
+          <w:sz w:val="24"/>
+          <w:szCs w:val="24"/>
+          <w:lang w:val="en-NL"/>
+        </w:rPr>
+        <w:br/>
+        <w:t xml:space="preserve">Dan: </w:t>
+      </w:r>
+      <w:proofErr w:type="spellStart"/>
+      <w:r>
+        <w:rPr>
+          <w:b/>
+          <w:bCs/>
+          <w:sz w:val="24"/>
+          <w:szCs w:val="24"/>
+          <w:lang w:val="en-NL"/>
+        </w:rPr>
+        <w:t>zie</w:t>
+      </w:r>
+      <w:proofErr w:type="spellEnd"/>
+      <w:r>
+        <w:rPr>
+          <w:b/>
+          <w:bCs/>
+          <w:sz w:val="24"/>
+          <w:szCs w:val="24"/>
+          <w:lang w:val="en-NL"/>
+        </w:rPr>
+        <w:t xml:space="preserve"> </w:t>
+      </w:r>
+      <w:proofErr w:type="spellStart"/>
+      <w:r>
+        <w:rPr>
+          <w:b/>
+          <w:bCs/>
+          <w:sz w:val="24"/>
+          <w:szCs w:val="24"/>
+          <w:lang w:val="en-NL"/>
+        </w:rPr>
+        <w:t>ik</w:t>
+      </w:r>
+      <w:proofErr w:type="spellEnd"/>
+      <w:r>
+        <w:rPr>
+          <w:b/>
+          <w:bCs/>
+          <w:sz w:val="24"/>
+          <w:szCs w:val="24"/>
+          <w:lang w:val="en-NL"/>
+        </w:rPr>
+        <w:t xml:space="preserve"> op het scherm </w:t>
+      </w:r>
+      <w:proofErr w:type="spellStart"/>
+      <w:r>
+        <w:rPr>
+          <w:b/>
+          <w:bCs/>
+          <w:i/>
+          <w:iCs/>
+          <w:sz w:val="24"/>
+          <w:szCs w:val="24"/>
+          <w:lang w:val="en-NL"/>
+        </w:rPr>
+        <w:t>Overzicht</w:t>
+      </w:r>
+      <w:proofErr w:type="spellEnd"/>
+      <w:r>
+        <w:rPr>
+          <w:b/>
+          <w:bCs/>
+          <w:i/>
+          <w:iCs/>
+          <w:sz w:val="24"/>
+          <w:szCs w:val="24"/>
+          <w:lang w:val="en-NL"/>
+        </w:rPr>
+        <w:t xml:space="preserve"> </w:t>
+      </w:r>
+      <w:proofErr w:type="spellStart"/>
+      <w:r>
+        <w:rPr>
+          <w:b/>
+          <w:bCs/>
+          <w:i/>
+          <w:iCs/>
+          <w:sz w:val="24"/>
+          <w:szCs w:val="24"/>
+          <w:lang w:val="en-NL"/>
+        </w:rPr>
+        <w:t>geleverde</w:t>
+      </w:r>
+      <w:proofErr w:type="spellEnd"/>
+      <w:r>
+        <w:rPr>
+          <w:b/>
+          <w:bCs/>
+          <w:i/>
+          <w:iCs/>
+          <w:sz w:val="24"/>
+          <w:szCs w:val="24"/>
+          <w:lang w:val="en-NL"/>
+        </w:rPr>
+        <w:t xml:space="preserve"> </w:t>
+      </w:r>
+      <w:proofErr w:type="spellStart"/>
+      <w:r>
+        <w:rPr>
+          <w:b/>
+          <w:bCs/>
+          <w:i/>
+          <w:iCs/>
+          <w:sz w:val="24"/>
+          <w:szCs w:val="24"/>
+          <w:lang w:val="en-NL"/>
+        </w:rPr>
+        <w:t>producten</w:t>
+      </w:r>
+      <w:proofErr w:type="spellEnd"/>
+      <w:r>
+        <w:rPr>
+          <w:b/>
+          <w:bCs/>
+          <w:sz w:val="24"/>
+          <w:szCs w:val="24"/>
+          <w:lang w:val="en-NL"/>
+        </w:rPr>
+        <w:t xml:space="preserve"> </w:t>
+      </w:r>
+      <w:proofErr w:type="spellStart"/>
+      <w:r>
+        <w:rPr>
+          <w:b/>
+          <w:bCs/>
+          <w:sz w:val="24"/>
+          <w:szCs w:val="24"/>
+          <w:lang w:val="en-NL"/>
+        </w:rPr>
+        <w:t>alleen</w:t>
+      </w:r>
+      <w:proofErr w:type="spellEnd"/>
+      <w:r>
+        <w:rPr>
+          <w:b/>
+          <w:bCs/>
+          <w:sz w:val="24"/>
+          <w:szCs w:val="24"/>
+          <w:lang w:val="en-NL"/>
+        </w:rPr>
+        <w:t xml:space="preserve"> die </w:t>
+      </w:r>
+      <w:proofErr w:type="spellStart"/>
+      <w:r>
+        <w:rPr>
+          <w:b/>
+          <w:bCs/>
+          <w:sz w:val="24"/>
+          <w:szCs w:val="24"/>
+          <w:lang w:val="en-NL"/>
+        </w:rPr>
+        <w:t>producten</w:t>
+      </w:r>
+      <w:proofErr w:type="spellEnd"/>
+      <w:r>
+        <w:rPr>
+          <w:b/>
+          <w:bCs/>
+          <w:sz w:val="24"/>
+          <w:szCs w:val="24"/>
+          <w:lang w:val="en-NL"/>
+        </w:rPr>
+        <w:t xml:space="preserve"> die </w:t>
+      </w:r>
+      <w:proofErr w:type="spellStart"/>
+      <w:r>
+        <w:rPr>
+          <w:b/>
+          <w:bCs/>
+          <w:sz w:val="24"/>
+          <w:szCs w:val="24"/>
+          <w:lang w:val="en-NL"/>
+        </w:rPr>
+        <w:t>geleverd</w:t>
+      </w:r>
+      <w:proofErr w:type="spellEnd"/>
+      <w:r>
+        <w:rPr>
+          <w:b/>
+          <w:bCs/>
+          <w:sz w:val="24"/>
+          <w:szCs w:val="24"/>
+          <w:lang w:val="en-NL"/>
+        </w:rPr>
+        <w:t xml:space="preserve"> </w:t>
+      </w:r>
+      <w:proofErr w:type="spellStart"/>
+      <w:r>
+        <w:rPr>
+          <w:b/>
+          <w:bCs/>
+          <w:sz w:val="24"/>
+          <w:szCs w:val="24"/>
+          <w:lang w:val="en-NL"/>
+        </w:rPr>
+        <w:t>zijn</w:t>
+      </w:r>
+      <w:proofErr w:type="spellEnd"/>
+      <w:r>
+        <w:rPr>
+          <w:b/>
+          <w:bCs/>
+          <w:sz w:val="24"/>
+          <w:szCs w:val="24"/>
+          <w:lang w:val="en-NL"/>
+        </w:rPr>
+        <w:t xml:space="preserve"> in het </w:t>
+      </w:r>
+      <w:proofErr w:type="spellStart"/>
+      <w:r>
+        <w:rPr>
+          <w:b/>
+          <w:bCs/>
+          <w:sz w:val="24"/>
+          <w:szCs w:val="24"/>
+          <w:lang w:val="en-NL"/>
+        </w:rPr>
+        <w:t>tijdsvak</w:t>
+      </w:r>
+      <w:proofErr w:type="spellEnd"/>
+      <w:r>
+        <w:rPr>
+          <w:b/>
+          <w:bCs/>
+          <w:sz w:val="24"/>
+          <w:szCs w:val="24"/>
+          <w:lang w:val="en-NL"/>
+        </w:rPr>
+        <w:t xml:space="preserve"> 08-04-2023 t/m 19-04-2023 (Wireframe-02)</w:t>
+      </w:r>
+      <w:r>
+        <w:rPr>
+          <w:b/>
+          <w:bCs/>
+          <w:sz w:val="24"/>
+          <w:szCs w:val="24"/>
+          <w:lang w:val="en-NL"/>
+        </w:rPr>
+        <w:br/>
+        <w:t xml:space="preserve">En: per product </w:t>
+      </w:r>
+      <w:proofErr w:type="spellStart"/>
+      <w:r>
+        <w:rPr>
+          <w:b/>
+          <w:bCs/>
+          <w:sz w:val="24"/>
+          <w:szCs w:val="24"/>
+          <w:lang w:val="en-NL"/>
+        </w:rPr>
+        <w:t>zie</w:t>
+      </w:r>
+      <w:proofErr w:type="spellEnd"/>
+      <w:r>
+        <w:rPr>
+          <w:b/>
+          <w:bCs/>
+          <w:sz w:val="24"/>
+          <w:szCs w:val="24"/>
+          <w:lang w:val="en-NL"/>
+        </w:rPr>
+        <w:t xml:space="preserve"> </w:t>
+      </w:r>
+      <w:proofErr w:type="spellStart"/>
+      <w:r>
+        <w:rPr>
+          <w:b/>
+          <w:bCs/>
+          <w:sz w:val="24"/>
+          <w:szCs w:val="24"/>
+          <w:lang w:val="en-NL"/>
+        </w:rPr>
+        <w:t>hoeveel</w:t>
+      </w:r>
+      <w:proofErr w:type="spellEnd"/>
+      <w:r>
+        <w:rPr>
+          <w:b/>
+          <w:bCs/>
+          <w:sz w:val="24"/>
+          <w:szCs w:val="24"/>
+          <w:lang w:val="en-NL"/>
+        </w:rPr>
+        <w:t xml:space="preserve"> er in </w:t>
+      </w:r>
+      <w:proofErr w:type="spellStart"/>
+      <w:r>
+        <w:rPr>
+          <w:b/>
+          <w:bCs/>
+          <w:sz w:val="24"/>
+          <w:szCs w:val="24"/>
+          <w:lang w:val="en-NL"/>
+        </w:rPr>
+        <w:t>totaal</w:t>
+      </w:r>
+      <w:proofErr w:type="spellEnd"/>
+      <w:r>
+        <w:rPr>
+          <w:b/>
+          <w:bCs/>
+          <w:sz w:val="24"/>
+          <w:szCs w:val="24"/>
+          <w:lang w:val="en-NL"/>
+        </w:rPr>
+        <w:t xml:space="preserve"> </w:t>
+      </w:r>
+      <w:proofErr w:type="spellStart"/>
+      <w:r>
+        <w:rPr>
+          <w:b/>
+          <w:bCs/>
+          <w:sz w:val="24"/>
+          <w:szCs w:val="24"/>
+          <w:lang w:val="en-NL"/>
+        </w:rPr>
+        <w:t>geleverd</w:t>
+      </w:r>
+      <w:proofErr w:type="spellEnd"/>
+      <w:r>
+        <w:rPr>
+          <w:b/>
+          <w:bCs/>
+          <w:sz w:val="24"/>
+          <w:szCs w:val="24"/>
+          <w:lang w:val="en-NL"/>
+        </w:rPr>
+        <w:t xml:space="preserve"> is in </w:t>
+      </w:r>
+      <w:proofErr w:type="spellStart"/>
+      <w:r>
+        <w:rPr>
+          <w:b/>
+          <w:bCs/>
+          <w:sz w:val="24"/>
+          <w:szCs w:val="24"/>
+          <w:lang w:val="en-NL"/>
+        </w:rPr>
+        <w:t>dat</w:t>
+      </w:r>
+      <w:proofErr w:type="spellEnd"/>
+      <w:r>
+        <w:rPr>
+          <w:b/>
+          <w:bCs/>
+          <w:sz w:val="24"/>
+          <w:szCs w:val="24"/>
+          <w:lang w:val="en-NL"/>
+        </w:rPr>
+        <w:t xml:space="preserve"> </w:t>
+      </w:r>
+      <w:proofErr w:type="spellStart"/>
+      <w:r>
+        <w:rPr>
+          <w:b/>
+          <w:bCs/>
+          <w:sz w:val="24"/>
+          <w:szCs w:val="24"/>
+          <w:lang w:val="en-NL"/>
+        </w:rPr>
+        <w:t>tijdsvak</w:t>
+      </w:r>
+      <w:proofErr w:type="spellEnd"/>
     </w:p>
     <w:p>
       <w:pPr>
-        <w:shd w:val="clear" w:color="auto" w:fill="FFFFFF"/>
-        <w:spacing w:after="0" w:line="240" w:lineRule="auto"/>
-        <w:rPr>
-          <w:b/>
-          <w:bCs/>
-          <w:sz w:val="24"/>
-          <w:szCs w:val="24"/>
-          <w:lang w:val="nl-NL"/>
-        </w:rPr>
-      </w:pPr>
-      <w:r>
-        <w:rPr>
-          <w:b/>
-          <w:bCs/>
-          <w:sz w:val="24"/>
-          <w:szCs w:val="24"/>
-          <w:lang w:val="nl-NL"/>
-        </w:rPr>
-        <w:t>Scenario_01: Ik kan een overzicht inzien van alleen die producten die allergenen bevatten</w:t>
+        <w:rPr>
+          <w:b/>
+          <w:bCs/>
+          <w:sz w:val="24"/>
+          <w:szCs w:val="24"/>
+          <w:lang w:val="en-NL"/>
+        </w:rPr>
+      </w:pPr>
+      <w:r>
+        <w:rPr>
+          <w:b/>
+          <w:bCs/>
+          <w:sz w:val="24"/>
+          <w:szCs w:val="24"/>
+          <w:lang w:val="en-NL"/>
+        </w:rPr>
+        <w:pict w14:anchorId="1B135C31">
+          <v:rect id="_x0000_i1044" style="width:0;height:1.5pt" o:hralign="center" o:hrstd="t" o:hr="t" fillcolor="#a0a0a0" stroked="f"/>
+        </w:pict>
       </w:r>
     </w:p>
     <w:p>
       <w:pPr>
-        <w:shd w:val="clear" w:color="auto" w:fill="FFFFFF"/>
-        <w:spacing w:after="0" w:line="240" w:lineRule="auto"/>
-        <w:rPr>
-          <w:b/>
-          <w:bCs/>
-          <w:sz w:val="24"/>
-          <w:szCs w:val="24"/>
-          <w:lang w:val="nl-NL"/>
-        </w:rPr>
-      </w:pPr>
-      <w:r>
-        <w:rPr>
-          <w:b/>
-          <w:bCs/>
-          <w:sz w:val="24"/>
-          <w:szCs w:val="24"/>
-          <w:lang w:val="nl-NL"/>
-        </w:rPr>
-        <w:t>Gegeven : ik ben met mijn accountgegevens ingelogd in de webapplicatie van het bedrijf Jamin</w:t>
+        <w:rPr>
+          <w:b/>
+          <w:bCs/>
+          <w:sz w:val="24"/>
+          <w:szCs w:val="24"/>
+          <w:lang w:val="en-NL"/>
+        </w:rPr>
+      </w:pPr>
+      <w:r>
+        <w:rPr>
+          <w:b/>
+          <w:bCs/>
+          <w:sz w:val="24"/>
+          <w:szCs w:val="24"/>
+          <w:lang w:val="en-NL"/>
+        </w:rPr>
+        <w:t xml:space="preserve">Scenario 02: </w:t>
+      </w:r>
+      <w:proofErr w:type="spellStart"/>
+      <w:r>
+        <w:rPr>
+          <w:b/>
+          <w:bCs/>
+          <w:sz w:val="24"/>
+          <w:szCs w:val="24"/>
+          <w:lang w:val="en-NL"/>
+        </w:rPr>
+        <w:t>Specificatie</w:t>
+      </w:r>
+      <w:proofErr w:type="spellEnd"/>
+      <w:r>
+        <w:rPr>
+          <w:b/>
+          <w:bCs/>
+          <w:sz w:val="24"/>
+          <w:szCs w:val="24"/>
+          <w:lang w:val="en-NL"/>
+        </w:rPr>
+        <w:t xml:space="preserve"> per product </w:t>
+      </w:r>
+      <w:proofErr w:type="spellStart"/>
+      <w:r>
+        <w:rPr>
+          <w:b/>
+          <w:bCs/>
+          <w:sz w:val="24"/>
+          <w:szCs w:val="24"/>
+          <w:lang w:val="en-NL"/>
+        </w:rPr>
+        <w:t>bekijken</w:t>
+      </w:r>
+      <w:proofErr w:type="spellEnd"/>
+      <w:r>
+        <w:rPr>
+          <w:b/>
+          <w:bCs/>
+          <w:sz w:val="24"/>
+          <w:szCs w:val="24"/>
+          <w:lang w:val="en-NL"/>
+        </w:rPr>
+        <w:t xml:space="preserve"> (Happy path)</w:t>
       </w:r>
     </w:p>
     <w:p>
       <w:pPr>
-        <w:shd w:val="clear" w:color="auto" w:fill="FFFFFF"/>
-        <w:spacing w:after="0" w:line="240" w:lineRule="auto"/>
-        <w:rPr>
-          <w:b/>
-          <w:bCs/>
-          <w:sz w:val="24"/>
-          <w:szCs w:val="24"/>
-          <w:lang w:val="nl-NL"/>
-        </w:rPr>
-      </w:pPr>
-      <w:r>
-        <w:rPr>
-          <w:b/>
-          <w:bCs/>
-          <w:sz w:val="24"/>
-          <w:szCs w:val="24"/>
-          <w:lang w:val="nl-NL"/>
-        </w:rPr>
-        <w:t>En : ik klik op de link Overzicht Allergenen op de homepage (Wireframe-01)</w:t>
-      </w:r>
+        <w:rPr>
+          <w:b/>
+          <w:bCs/>
+          <w:sz w:val="24"/>
+          <w:szCs w:val="24"/>
+          <w:lang w:val="en-NL"/>
+        </w:rPr>
+      </w:pPr>
+      <w:proofErr w:type="spellStart"/>
+      <w:r>
+        <w:rPr>
+          <w:b/>
+          <w:bCs/>
+          <w:sz w:val="24"/>
+          <w:szCs w:val="24"/>
+          <w:lang w:val="en-NL"/>
+        </w:rPr>
+        <w:t>Gegeven</w:t>
+      </w:r>
+      <w:proofErr w:type="spellEnd"/>
+      <w:r>
+        <w:rPr>
+          <w:b/>
+          <w:bCs/>
+          <w:sz w:val="24"/>
+          <w:szCs w:val="24"/>
+          <w:lang w:val="en-NL"/>
+        </w:rPr>
+        <w:t xml:space="preserve">: </w:t>
+      </w:r>
+      <w:proofErr w:type="spellStart"/>
+      <w:r>
+        <w:rPr>
+          <w:b/>
+          <w:bCs/>
+          <w:sz w:val="24"/>
+          <w:szCs w:val="24"/>
+          <w:lang w:val="en-NL"/>
+        </w:rPr>
+        <w:t>ik</w:t>
+      </w:r>
+      <w:proofErr w:type="spellEnd"/>
+      <w:r>
+        <w:rPr>
+          <w:b/>
+          <w:bCs/>
+          <w:sz w:val="24"/>
+          <w:szCs w:val="24"/>
+          <w:lang w:val="en-NL"/>
+        </w:rPr>
+        <w:t xml:space="preserve"> ben </w:t>
+      </w:r>
+      <w:proofErr w:type="spellStart"/>
+      <w:r>
+        <w:rPr>
+          <w:b/>
+          <w:bCs/>
+          <w:sz w:val="24"/>
+          <w:szCs w:val="24"/>
+          <w:lang w:val="en-NL"/>
+        </w:rPr>
+        <w:t>ingelogd</w:t>
+      </w:r>
+      <w:proofErr w:type="spellEnd"/>
+      <w:r>
+        <w:rPr>
+          <w:b/>
+          <w:bCs/>
+          <w:sz w:val="24"/>
+          <w:szCs w:val="24"/>
+          <w:lang w:val="en-NL"/>
+        </w:rPr>
+        <w:t xml:space="preserve"> </w:t>
+      </w:r>
+      <w:proofErr w:type="spellStart"/>
+      <w:r>
+        <w:rPr>
+          <w:b/>
+          <w:bCs/>
+          <w:sz w:val="24"/>
+          <w:szCs w:val="24"/>
+          <w:lang w:val="en-NL"/>
+        </w:rPr>
+        <w:t>en</w:t>
+      </w:r>
+      <w:proofErr w:type="spellEnd"/>
+      <w:r>
+        <w:rPr>
+          <w:b/>
+          <w:bCs/>
+          <w:sz w:val="24"/>
+          <w:szCs w:val="24"/>
+          <w:lang w:val="en-NL"/>
+        </w:rPr>
+        <w:t xml:space="preserve"> op het scherm </w:t>
+      </w:r>
+      <w:proofErr w:type="spellStart"/>
+      <w:r>
+        <w:rPr>
+          <w:b/>
+          <w:bCs/>
+          <w:i/>
+          <w:iCs/>
+          <w:sz w:val="24"/>
+          <w:szCs w:val="24"/>
+          <w:lang w:val="en-NL"/>
+        </w:rPr>
+        <w:t>Overzicht</w:t>
+      </w:r>
+      <w:proofErr w:type="spellEnd"/>
+      <w:r>
+        <w:rPr>
+          <w:b/>
+          <w:bCs/>
+          <w:i/>
+          <w:iCs/>
+          <w:sz w:val="24"/>
+          <w:szCs w:val="24"/>
+          <w:lang w:val="en-NL"/>
+        </w:rPr>
+        <w:t xml:space="preserve"> </w:t>
+      </w:r>
+      <w:proofErr w:type="spellStart"/>
+      <w:r>
+        <w:rPr>
+          <w:b/>
+          <w:bCs/>
+          <w:i/>
+          <w:iCs/>
+          <w:sz w:val="24"/>
+          <w:szCs w:val="24"/>
+          <w:lang w:val="en-NL"/>
+        </w:rPr>
+        <w:t>geleverde</w:t>
+      </w:r>
+      <w:proofErr w:type="spellEnd"/>
+      <w:r>
+        <w:rPr>
+          <w:b/>
+          <w:bCs/>
+          <w:i/>
+          <w:iCs/>
+          <w:sz w:val="24"/>
+          <w:szCs w:val="24"/>
+          <w:lang w:val="en-NL"/>
+        </w:rPr>
+        <w:t xml:space="preserve"> </w:t>
+      </w:r>
+      <w:proofErr w:type="spellStart"/>
+      <w:r>
+        <w:rPr>
+          <w:b/>
+          <w:bCs/>
+          <w:i/>
+          <w:iCs/>
+          <w:sz w:val="24"/>
+          <w:szCs w:val="24"/>
+          <w:lang w:val="en-NL"/>
+        </w:rPr>
+        <w:t>producten</w:t>
+      </w:r>
+      <w:proofErr w:type="spellEnd"/>
+      <w:r>
+        <w:rPr>
+          <w:b/>
+          <w:bCs/>
+          <w:sz w:val="24"/>
+          <w:szCs w:val="24"/>
+          <w:lang w:val="en-NL"/>
+        </w:rPr>
+        <w:t xml:space="preserve"> (Wireframe-02)</w:t>
+      </w:r>
+      <w:r>
+        <w:rPr>
+          <w:b/>
+          <w:bCs/>
+          <w:sz w:val="24"/>
+          <w:szCs w:val="24"/>
+          <w:lang w:val="en-NL"/>
+        </w:rPr>
+        <w:br/>
+      </w:r>
+      <w:proofErr w:type="spellStart"/>
+      <w:r>
+        <w:rPr>
+          <w:b/>
+          <w:bCs/>
+          <w:sz w:val="24"/>
+          <w:szCs w:val="24"/>
+          <w:lang w:val="en-NL"/>
+        </w:rPr>
+        <w:t>Wanneer</w:t>
+      </w:r>
+      <w:proofErr w:type="spellEnd"/>
+      <w:r>
+        <w:rPr>
+          <w:b/>
+          <w:bCs/>
+          <w:sz w:val="24"/>
+          <w:szCs w:val="24"/>
+          <w:lang w:val="en-NL"/>
+        </w:rPr>
+        <w:t xml:space="preserve">: </w:t>
+      </w:r>
+      <w:proofErr w:type="spellStart"/>
+      <w:r>
+        <w:rPr>
+          <w:b/>
+          <w:bCs/>
+          <w:sz w:val="24"/>
+          <w:szCs w:val="24"/>
+          <w:lang w:val="en-NL"/>
+        </w:rPr>
+        <w:t>ik</w:t>
+      </w:r>
+      <w:proofErr w:type="spellEnd"/>
+      <w:r>
+        <w:rPr>
+          <w:b/>
+          <w:bCs/>
+          <w:sz w:val="24"/>
+          <w:szCs w:val="24"/>
+          <w:lang w:val="en-NL"/>
+        </w:rPr>
+        <w:t xml:space="preserve"> </w:t>
+      </w:r>
+      <w:proofErr w:type="spellStart"/>
+      <w:r>
+        <w:rPr>
+          <w:b/>
+          <w:bCs/>
+          <w:sz w:val="24"/>
+          <w:szCs w:val="24"/>
+          <w:lang w:val="en-NL"/>
+        </w:rPr>
+        <w:t>selecteer</w:t>
+      </w:r>
+      <w:proofErr w:type="spellEnd"/>
+      <w:r>
+        <w:rPr>
+          <w:b/>
+          <w:bCs/>
+          <w:sz w:val="24"/>
+          <w:szCs w:val="24"/>
+          <w:lang w:val="en-NL"/>
+        </w:rPr>
+        <w:t xml:space="preserve"> het </w:t>
+      </w:r>
+      <w:proofErr w:type="spellStart"/>
+      <w:r>
+        <w:rPr>
+          <w:b/>
+          <w:bCs/>
+          <w:sz w:val="24"/>
+          <w:szCs w:val="24"/>
+          <w:lang w:val="en-NL"/>
+        </w:rPr>
+        <w:t>tijdsvak</w:t>
+      </w:r>
+      <w:proofErr w:type="spellEnd"/>
+      <w:r>
+        <w:rPr>
+          <w:b/>
+          <w:bCs/>
+          <w:sz w:val="24"/>
+          <w:szCs w:val="24"/>
+          <w:lang w:val="en-NL"/>
+        </w:rPr>
+        <w:t xml:space="preserve"> 08-04-2023 t/m 19-04-2023</w:t>
+      </w:r>
+      <w:r>
+        <w:rPr>
+          <w:b/>
+          <w:bCs/>
+          <w:sz w:val="24"/>
+          <w:szCs w:val="24"/>
+          <w:lang w:val="en-NL"/>
+        </w:rPr>
+        <w:br/>
+        <w:t xml:space="preserve">En: </w:t>
+      </w:r>
+      <w:proofErr w:type="spellStart"/>
+      <w:r>
+        <w:rPr>
+          <w:b/>
+          <w:bCs/>
+          <w:sz w:val="24"/>
+          <w:szCs w:val="24"/>
+          <w:lang w:val="en-NL"/>
+        </w:rPr>
+        <w:t>ik</w:t>
+      </w:r>
+      <w:proofErr w:type="spellEnd"/>
+      <w:r>
+        <w:rPr>
+          <w:b/>
+          <w:bCs/>
+          <w:sz w:val="24"/>
+          <w:szCs w:val="24"/>
+          <w:lang w:val="en-NL"/>
+        </w:rPr>
+        <w:t xml:space="preserve"> </w:t>
+      </w:r>
+      <w:proofErr w:type="spellStart"/>
+      <w:r>
+        <w:rPr>
+          <w:b/>
+          <w:bCs/>
+          <w:sz w:val="24"/>
+          <w:szCs w:val="24"/>
+          <w:lang w:val="en-NL"/>
+        </w:rPr>
+        <w:t>klik</w:t>
+      </w:r>
+      <w:proofErr w:type="spellEnd"/>
+      <w:r>
+        <w:rPr>
+          <w:b/>
+          <w:bCs/>
+          <w:sz w:val="24"/>
+          <w:szCs w:val="24"/>
+          <w:lang w:val="en-NL"/>
+        </w:rPr>
+        <w:t xml:space="preserve"> op het </w:t>
+      </w:r>
+      <w:proofErr w:type="spellStart"/>
+      <w:r>
+        <w:rPr>
+          <w:b/>
+          <w:bCs/>
+          <w:sz w:val="24"/>
+          <w:szCs w:val="24"/>
+          <w:lang w:val="en-NL"/>
+        </w:rPr>
+        <w:t>vraagtekenlink</w:t>
+      </w:r>
+      <w:proofErr w:type="spellEnd"/>
+      <w:r>
+        <w:rPr>
+          <w:b/>
+          <w:bCs/>
+          <w:sz w:val="24"/>
+          <w:szCs w:val="24"/>
+          <w:lang w:val="en-NL"/>
+        </w:rPr>
+        <w:t xml:space="preserve"> in de </w:t>
+      </w:r>
+      <w:proofErr w:type="spellStart"/>
+      <w:r>
+        <w:rPr>
+          <w:b/>
+          <w:bCs/>
+          <w:sz w:val="24"/>
+          <w:szCs w:val="24"/>
+          <w:lang w:val="en-NL"/>
+        </w:rPr>
+        <w:t>kolom</w:t>
+      </w:r>
+      <w:proofErr w:type="spellEnd"/>
+      <w:r>
+        <w:rPr>
+          <w:b/>
+          <w:bCs/>
+          <w:sz w:val="24"/>
+          <w:szCs w:val="24"/>
+          <w:lang w:val="en-NL"/>
+        </w:rPr>
+        <w:t xml:space="preserve"> </w:t>
+      </w:r>
+      <w:proofErr w:type="spellStart"/>
+      <w:r>
+        <w:rPr>
+          <w:b/>
+          <w:bCs/>
+          <w:sz w:val="24"/>
+          <w:szCs w:val="24"/>
+          <w:lang w:val="en-NL"/>
+        </w:rPr>
+        <w:t>specificatie</w:t>
+      </w:r>
+      <w:proofErr w:type="spellEnd"/>
+      <w:r>
+        <w:rPr>
+          <w:b/>
+          <w:bCs/>
+          <w:sz w:val="24"/>
+          <w:szCs w:val="24"/>
+          <w:lang w:val="en-NL"/>
+        </w:rPr>
+        <w:t xml:space="preserve"> </w:t>
+      </w:r>
+      <w:proofErr w:type="spellStart"/>
+      <w:r>
+        <w:rPr>
+          <w:b/>
+          <w:bCs/>
+          <w:sz w:val="24"/>
+          <w:szCs w:val="24"/>
+          <w:lang w:val="en-NL"/>
+        </w:rPr>
+        <w:t>bij</w:t>
+      </w:r>
+      <w:proofErr w:type="spellEnd"/>
+      <w:r>
+        <w:rPr>
+          <w:b/>
+          <w:bCs/>
+          <w:sz w:val="24"/>
+          <w:szCs w:val="24"/>
+          <w:lang w:val="en-NL"/>
+        </w:rPr>
+        <w:t xml:space="preserve"> het product </w:t>
+      </w:r>
+      <w:proofErr w:type="spellStart"/>
+      <w:r>
+        <w:rPr>
+          <w:b/>
+          <w:bCs/>
+          <w:i/>
+          <w:iCs/>
+          <w:sz w:val="24"/>
+          <w:szCs w:val="24"/>
+          <w:lang w:val="en-NL"/>
+        </w:rPr>
+        <w:t>Mintnopjes</w:t>
+      </w:r>
+      <w:proofErr w:type="spellEnd"/>
+      <w:r>
+        <w:rPr>
+          <w:b/>
+          <w:bCs/>
+          <w:sz w:val="24"/>
+          <w:szCs w:val="24"/>
+          <w:lang w:val="en-NL"/>
+        </w:rPr>
+        <w:br/>
+        <w:t xml:space="preserve">Dan: </w:t>
+      </w:r>
+      <w:proofErr w:type="spellStart"/>
+      <w:r>
+        <w:rPr>
+          <w:b/>
+          <w:bCs/>
+          <w:sz w:val="24"/>
+          <w:szCs w:val="24"/>
+          <w:lang w:val="en-NL"/>
+        </w:rPr>
+        <w:t>zie</w:t>
+      </w:r>
+      <w:proofErr w:type="spellEnd"/>
+      <w:r>
+        <w:rPr>
+          <w:b/>
+          <w:bCs/>
+          <w:sz w:val="24"/>
+          <w:szCs w:val="24"/>
+          <w:lang w:val="en-NL"/>
+        </w:rPr>
+        <w:t xml:space="preserve"> </w:t>
+      </w:r>
+      <w:proofErr w:type="spellStart"/>
+      <w:r>
+        <w:rPr>
+          <w:b/>
+          <w:bCs/>
+          <w:sz w:val="24"/>
+          <w:szCs w:val="24"/>
+          <w:lang w:val="en-NL"/>
+        </w:rPr>
+        <w:t>ik</w:t>
+      </w:r>
+      <w:proofErr w:type="spellEnd"/>
+      <w:r>
+        <w:rPr>
+          <w:b/>
+          <w:bCs/>
+          <w:sz w:val="24"/>
+          <w:szCs w:val="24"/>
+          <w:lang w:val="en-NL"/>
+        </w:rPr>
+        <w:t xml:space="preserve"> op het scherm </w:t>
+      </w:r>
+      <w:proofErr w:type="spellStart"/>
+      <w:r>
+        <w:rPr>
+          <w:b/>
+          <w:bCs/>
+          <w:i/>
+          <w:iCs/>
+          <w:sz w:val="24"/>
+          <w:szCs w:val="24"/>
+          <w:lang w:val="en-NL"/>
+        </w:rPr>
+        <w:t>Specificatie</w:t>
+      </w:r>
+      <w:proofErr w:type="spellEnd"/>
+      <w:r>
+        <w:rPr>
+          <w:b/>
+          <w:bCs/>
+          <w:i/>
+          <w:iCs/>
+          <w:sz w:val="24"/>
+          <w:szCs w:val="24"/>
+          <w:lang w:val="en-NL"/>
+        </w:rPr>
+        <w:t xml:space="preserve"> </w:t>
+      </w:r>
+      <w:proofErr w:type="spellStart"/>
+      <w:r>
+        <w:rPr>
+          <w:b/>
+          <w:bCs/>
+          <w:i/>
+          <w:iCs/>
+          <w:sz w:val="24"/>
+          <w:szCs w:val="24"/>
+          <w:lang w:val="en-NL"/>
+        </w:rPr>
+        <w:t>geleverde</w:t>
+      </w:r>
+      <w:proofErr w:type="spellEnd"/>
+      <w:r>
+        <w:rPr>
+          <w:b/>
+          <w:bCs/>
+          <w:i/>
+          <w:iCs/>
+          <w:sz w:val="24"/>
+          <w:szCs w:val="24"/>
+          <w:lang w:val="en-NL"/>
+        </w:rPr>
+        <w:t xml:space="preserve"> </w:t>
+      </w:r>
+      <w:proofErr w:type="spellStart"/>
+      <w:r>
+        <w:rPr>
+          <w:b/>
+          <w:bCs/>
+          <w:i/>
+          <w:iCs/>
+          <w:sz w:val="24"/>
+          <w:szCs w:val="24"/>
+          <w:lang w:val="en-NL"/>
+        </w:rPr>
+        <w:t>producten</w:t>
+      </w:r>
+      <w:proofErr w:type="spellEnd"/>
+      <w:r>
+        <w:rPr>
+          <w:b/>
+          <w:bCs/>
+          <w:sz w:val="24"/>
+          <w:szCs w:val="24"/>
+          <w:lang w:val="en-NL"/>
+        </w:rPr>
+        <w:t xml:space="preserve"> </w:t>
+      </w:r>
+      <w:proofErr w:type="spellStart"/>
+      <w:r>
+        <w:rPr>
+          <w:b/>
+          <w:bCs/>
+          <w:sz w:val="24"/>
+          <w:szCs w:val="24"/>
+          <w:lang w:val="en-NL"/>
+        </w:rPr>
+        <w:t>alleen</w:t>
+      </w:r>
+      <w:proofErr w:type="spellEnd"/>
+      <w:r>
+        <w:rPr>
+          <w:b/>
+          <w:bCs/>
+          <w:sz w:val="24"/>
+          <w:szCs w:val="24"/>
+          <w:lang w:val="en-NL"/>
+        </w:rPr>
+        <w:t xml:space="preserve"> </w:t>
+      </w:r>
+      <w:proofErr w:type="spellStart"/>
+      <w:r>
+        <w:rPr>
+          <w:b/>
+          <w:bCs/>
+          <w:sz w:val="24"/>
+          <w:szCs w:val="24"/>
+          <w:lang w:val="en-NL"/>
+        </w:rPr>
+        <w:t>informatie</w:t>
+      </w:r>
+      <w:proofErr w:type="spellEnd"/>
+      <w:r>
+        <w:rPr>
+          <w:b/>
+          <w:bCs/>
+          <w:sz w:val="24"/>
+          <w:szCs w:val="24"/>
+          <w:lang w:val="en-NL"/>
+        </w:rPr>
+        <w:t xml:space="preserve"> van het product </w:t>
+      </w:r>
+      <w:proofErr w:type="spellStart"/>
+      <w:r>
+        <w:rPr>
+          <w:b/>
+          <w:bCs/>
+          <w:i/>
+          <w:iCs/>
+          <w:sz w:val="24"/>
+          <w:szCs w:val="24"/>
+          <w:lang w:val="en-NL"/>
+        </w:rPr>
+        <w:t>Mintnopjes</w:t>
+      </w:r>
+      <w:proofErr w:type="spellEnd"/>
+      <w:r>
+        <w:rPr>
+          <w:b/>
+          <w:bCs/>
+          <w:sz w:val="24"/>
+          <w:szCs w:val="24"/>
+          <w:lang w:val="en-NL"/>
+        </w:rPr>
+        <w:t xml:space="preserve"> </w:t>
+      </w:r>
+      <w:proofErr w:type="spellStart"/>
+      <w:r>
+        <w:rPr>
+          <w:b/>
+          <w:bCs/>
+          <w:sz w:val="24"/>
+          <w:szCs w:val="24"/>
+          <w:lang w:val="en-NL"/>
+        </w:rPr>
+        <w:t>en</w:t>
+      </w:r>
+      <w:proofErr w:type="spellEnd"/>
+      <w:r>
+        <w:rPr>
+          <w:b/>
+          <w:bCs/>
+          <w:sz w:val="24"/>
+          <w:szCs w:val="24"/>
+          <w:lang w:val="en-NL"/>
+        </w:rPr>
+        <w:t xml:space="preserve"> de </w:t>
+      </w:r>
+      <w:proofErr w:type="spellStart"/>
+      <w:r>
+        <w:rPr>
+          <w:b/>
+          <w:bCs/>
+          <w:sz w:val="24"/>
+          <w:szCs w:val="24"/>
+          <w:lang w:val="en-NL"/>
+        </w:rPr>
+        <w:t>bijbehorende</w:t>
+      </w:r>
+      <w:proofErr w:type="spellEnd"/>
+      <w:r>
+        <w:rPr>
+          <w:b/>
+          <w:bCs/>
+          <w:sz w:val="24"/>
+          <w:szCs w:val="24"/>
+          <w:lang w:val="en-NL"/>
+        </w:rPr>
+        <w:t xml:space="preserve"> </w:t>
+      </w:r>
+      <w:proofErr w:type="spellStart"/>
+      <w:r>
+        <w:rPr>
+          <w:b/>
+          <w:bCs/>
+          <w:sz w:val="24"/>
+          <w:szCs w:val="24"/>
+          <w:lang w:val="en-NL"/>
+        </w:rPr>
+        <w:t>leveringsdata</w:t>
+      </w:r>
+      <w:proofErr w:type="spellEnd"/>
+      <w:r>
+        <w:rPr>
+          <w:b/>
+          <w:bCs/>
+          <w:sz w:val="24"/>
+          <w:szCs w:val="24"/>
+          <w:lang w:val="en-NL"/>
+        </w:rPr>
+        <w:t xml:space="preserve"> (Wireframe-03)</w:t>
+      </w:r>
+      <w:r>
+        <w:rPr>
+          <w:b/>
+          <w:bCs/>
+          <w:sz w:val="24"/>
+          <w:szCs w:val="24"/>
+          <w:lang w:val="en-NL"/>
+        </w:rPr>
+        <w:br/>
+        <w:t xml:space="preserve">En: per </w:t>
+      </w:r>
+      <w:proofErr w:type="spellStart"/>
+      <w:r>
+        <w:rPr>
+          <w:b/>
+          <w:bCs/>
+          <w:sz w:val="24"/>
+          <w:szCs w:val="24"/>
+          <w:lang w:val="en-NL"/>
+        </w:rPr>
+        <w:t>leveringsdatum</w:t>
+      </w:r>
+      <w:proofErr w:type="spellEnd"/>
+      <w:r>
+        <w:rPr>
+          <w:b/>
+          <w:bCs/>
+          <w:sz w:val="24"/>
+          <w:szCs w:val="24"/>
+          <w:lang w:val="en-NL"/>
+        </w:rPr>
+        <w:t xml:space="preserve"> van het product </w:t>
+      </w:r>
+      <w:proofErr w:type="spellStart"/>
+      <w:r>
+        <w:rPr>
+          <w:b/>
+          <w:bCs/>
+          <w:sz w:val="24"/>
+          <w:szCs w:val="24"/>
+          <w:lang w:val="en-NL"/>
+        </w:rPr>
+        <w:t>zie</w:t>
+      </w:r>
+      <w:proofErr w:type="spellEnd"/>
+      <w:r>
+        <w:rPr>
+          <w:b/>
+          <w:bCs/>
+          <w:sz w:val="24"/>
+          <w:szCs w:val="24"/>
+          <w:lang w:val="en-NL"/>
+        </w:rPr>
+        <w:t xml:space="preserve"> </w:t>
+      </w:r>
+      <w:proofErr w:type="spellStart"/>
+      <w:r>
+        <w:rPr>
+          <w:b/>
+          <w:bCs/>
+          <w:sz w:val="24"/>
+          <w:szCs w:val="24"/>
+          <w:lang w:val="en-NL"/>
+        </w:rPr>
+        <w:t>hoeveel</w:t>
+      </w:r>
+      <w:proofErr w:type="spellEnd"/>
+      <w:r>
+        <w:rPr>
+          <w:b/>
+          <w:bCs/>
+          <w:sz w:val="24"/>
+          <w:szCs w:val="24"/>
+          <w:lang w:val="en-NL"/>
+        </w:rPr>
+        <w:t xml:space="preserve"> er is </w:t>
+      </w:r>
+      <w:proofErr w:type="spellStart"/>
+      <w:r>
+        <w:rPr>
+          <w:b/>
+          <w:bCs/>
+          <w:sz w:val="24"/>
+          <w:szCs w:val="24"/>
+          <w:lang w:val="en-NL"/>
+        </w:rPr>
+        <w:t>geleverd</w:t>
+      </w:r>
+      <w:proofErr w:type="spellEnd"/>
     </w:p>
     <w:p>
       <w:pPr>
-        <w:shd w:val="clear" w:color="auto" w:fill="FFFFFF"/>
-        <w:spacing w:after="0" w:line="240" w:lineRule="auto"/>
-        <w:rPr>
-          <w:b/>
-          <w:bCs/>
-          <w:sz w:val="24"/>
-          <w:szCs w:val="24"/>
-          <w:lang w:val="nl-NL"/>
-        </w:rPr>
-      </w:pPr>
-      <w:r>
-        <w:rPr>
-          <w:b/>
-          <w:bCs/>
-          <w:sz w:val="24"/>
-          <w:szCs w:val="24"/>
-          <w:lang w:val="nl-NL"/>
-        </w:rPr>
-        <w:t>En : ik kom op het scherm Overzicht Allergenen waar verschillende producten met allergenen te zien zijn</w:t>
+        <w:rPr>
+          <w:b/>
+          <w:bCs/>
+          <w:sz w:val="24"/>
+          <w:szCs w:val="24"/>
+          <w:lang w:val="en-NL"/>
+        </w:rPr>
+      </w:pPr>
+      <w:r>
+        <w:rPr>
+          <w:b/>
+          <w:bCs/>
+          <w:sz w:val="24"/>
+          <w:szCs w:val="24"/>
+          <w:lang w:val="en-NL"/>
+        </w:rPr>
+        <w:pict w14:anchorId="50C48836">
+          <v:rect id="_x0000_i1051" style="width:0;height:1.5pt" o:hralign="center" o:hrstd="t" o:hr="t" fillcolor="#a0a0a0" stroked="f"/>
+        </w:pict>
       </w:r>
     </w:p>
     <w:p>
       <w:pPr>
-        <w:shd w:val="clear" w:color="auto" w:fill="FFFFFF"/>
-        <w:spacing w:after="0" w:line="240" w:lineRule="auto"/>
-        <w:rPr>
-          <w:b/>
-          <w:bCs/>
-          <w:sz w:val="24"/>
-          <w:szCs w:val="24"/>
-          <w:lang w:val="nl-NL"/>
-        </w:rPr>
-      </w:pPr>
-      <w:r>
-        <w:rPr>
-          <w:b/>
-          <w:bCs/>
-          <w:sz w:val="24"/>
-          <w:szCs w:val="24"/>
-          <w:lang w:val="nl-NL"/>
-        </w:rPr>
-        <w:t>gesorteerd (A-Z) op naam product (Wireframe-02)</w:t>
+        <w:rPr>
+          <w:b/>
+          <w:bCs/>
+          <w:sz w:val="24"/>
+          <w:szCs w:val="24"/>
+          <w:lang w:val="en-NL"/>
+        </w:rPr>
+      </w:pPr>
+      <w:r>
+        <w:rPr>
+          <w:b/>
+          <w:bCs/>
+          <w:sz w:val="24"/>
+          <w:szCs w:val="24"/>
+          <w:lang w:val="en-NL"/>
+        </w:rPr>
+        <w:t xml:space="preserve">Scenario 03: Geen </w:t>
+      </w:r>
+      <w:proofErr w:type="spellStart"/>
+      <w:r>
+        <w:rPr>
+          <w:b/>
+          <w:bCs/>
+          <w:sz w:val="24"/>
+          <w:szCs w:val="24"/>
+          <w:lang w:val="en-NL"/>
+        </w:rPr>
+        <w:t>producten</w:t>
+      </w:r>
+      <w:proofErr w:type="spellEnd"/>
+      <w:r>
+        <w:rPr>
+          <w:b/>
+          <w:bCs/>
+          <w:sz w:val="24"/>
+          <w:szCs w:val="24"/>
+          <w:lang w:val="en-NL"/>
+        </w:rPr>
+        <w:t xml:space="preserve"> in het </w:t>
+      </w:r>
+      <w:proofErr w:type="spellStart"/>
+      <w:r>
+        <w:rPr>
+          <w:b/>
+          <w:bCs/>
+          <w:sz w:val="24"/>
+          <w:szCs w:val="24"/>
+          <w:lang w:val="en-NL"/>
+        </w:rPr>
+        <w:t>geselecteerde</w:t>
+      </w:r>
+      <w:proofErr w:type="spellEnd"/>
+      <w:r>
+        <w:rPr>
+          <w:b/>
+          <w:bCs/>
+          <w:sz w:val="24"/>
+          <w:szCs w:val="24"/>
+          <w:lang w:val="en-NL"/>
+        </w:rPr>
+        <w:t xml:space="preserve"> </w:t>
+      </w:r>
+      <w:proofErr w:type="spellStart"/>
+      <w:r>
+        <w:rPr>
+          <w:b/>
+          <w:bCs/>
+          <w:sz w:val="24"/>
+          <w:szCs w:val="24"/>
+          <w:lang w:val="en-NL"/>
+        </w:rPr>
+        <w:t>tijdsvak</w:t>
+      </w:r>
+      <w:proofErr w:type="spellEnd"/>
+      <w:r>
+        <w:rPr>
+          <w:b/>
+          <w:bCs/>
+          <w:sz w:val="24"/>
+          <w:szCs w:val="24"/>
+          <w:lang w:val="en-NL"/>
+        </w:rPr>
+        <w:t xml:space="preserve"> (Unhappy path)</w:t>
       </w:r>
     </w:p>
     <w:p>
       <w:pPr>
-        <w:shd w:val="clear" w:color="auto" w:fill="FFFFFF"/>
-        <w:spacing w:after="0" w:line="240" w:lineRule="auto"/>
-        <w:rPr>
-          <w:b/>
-          <w:bCs/>
-          <w:sz w:val="24"/>
-          <w:szCs w:val="24"/>
-          <w:lang w:val="nl-NL"/>
-        </w:rPr>
-      </w:pPr>
-      <w:r>
-        <w:rPr>
-          <w:b/>
-          <w:bCs/>
-          <w:sz w:val="24"/>
-          <w:szCs w:val="24"/>
-          <w:lang w:val="nl-NL"/>
-        </w:rPr>
-        <w:t>Wanneer : ik in de keuzelijst het allergeen Lactose selecteer</w:t>
+        <w:rPr>
+          <w:b/>
+          <w:bCs/>
+          <w:sz w:val="24"/>
+          <w:szCs w:val="24"/>
+          <w:lang w:val="en-NL"/>
+        </w:rPr>
+      </w:pPr>
+      <w:proofErr w:type="spellStart"/>
+      <w:r>
+        <w:rPr>
+          <w:b/>
+          <w:bCs/>
+          <w:sz w:val="24"/>
+          <w:szCs w:val="24"/>
+          <w:lang w:val="en-NL"/>
+        </w:rPr>
+        <w:t>Gegeven</w:t>
+      </w:r>
+      <w:proofErr w:type="spellEnd"/>
+      <w:r>
+        <w:rPr>
+          <w:b/>
+          <w:bCs/>
+          <w:sz w:val="24"/>
+          <w:szCs w:val="24"/>
+          <w:lang w:val="en-NL"/>
+        </w:rPr>
+        <w:t xml:space="preserve">: </w:t>
+      </w:r>
+      <w:proofErr w:type="spellStart"/>
+      <w:r>
+        <w:rPr>
+          <w:b/>
+          <w:bCs/>
+          <w:sz w:val="24"/>
+          <w:szCs w:val="24"/>
+          <w:lang w:val="en-NL"/>
+        </w:rPr>
+        <w:t>ik</w:t>
+      </w:r>
+      <w:proofErr w:type="spellEnd"/>
+      <w:r>
+        <w:rPr>
+          <w:b/>
+          <w:bCs/>
+          <w:sz w:val="24"/>
+          <w:szCs w:val="24"/>
+          <w:lang w:val="en-NL"/>
+        </w:rPr>
+        <w:t xml:space="preserve"> ben </w:t>
+      </w:r>
+      <w:proofErr w:type="spellStart"/>
+      <w:r>
+        <w:rPr>
+          <w:b/>
+          <w:bCs/>
+          <w:sz w:val="24"/>
+          <w:szCs w:val="24"/>
+          <w:lang w:val="en-NL"/>
+        </w:rPr>
+        <w:t>ingelogd</w:t>
+      </w:r>
+      <w:proofErr w:type="spellEnd"/>
+      <w:r>
+        <w:rPr>
+          <w:b/>
+          <w:bCs/>
+          <w:sz w:val="24"/>
+          <w:szCs w:val="24"/>
+          <w:lang w:val="en-NL"/>
+        </w:rPr>
+        <w:t xml:space="preserve"> </w:t>
+      </w:r>
+      <w:proofErr w:type="spellStart"/>
+      <w:r>
+        <w:rPr>
+          <w:b/>
+          <w:bCs/>
+          <w:sz w:val="24"/>
+          <w:szCs w:val="24"/>
+          <w:lang w:val="en-NL"/>
+        </w:rPr>
+        <w:t>en</w:t>
+      </w:r>
+      <w:proofErr w:type="spellEnd"/>
+      <w:r>
+        <w:rPr>
+          <w:b/>
+          <w:bCs/>
+          <w:sz w:val="24"/>
+          <w:szCs w:val="24"/>
+          <w:lang w:val="en-NL"/>
+        </w:rPr>
+        <w:t xml:space="preserve"> op het scherm </w:t>
+      </w:r>
+      <w:proofErr w:type="spellStart"/>
+      <w:r>
+        <w:rPr>
+          <w:b/>
+          <w:bCs/>
+          <w:i/>
+          <w:iCs/>
+          <w:sz w:val="24"/>
+          <w:szCs w:val="24"/>
+          <w:lang w:val="en-NL"/>
+        </w:rPr>
+        <w:t>Overzicht</w:t>
+      </w:r>
+      <w:proofErr w:type="spellEnd"/>
+      <w:r>
+        <w:rPr>
+          <w:b/>
+          <w:bCs/>
+          <w:i/>
+          <w:iCs/>
+          <w:sz w:val="24"/>
+          <w:szCs w:val="24"/>
+          <w:lang w:val="en-NL"/>
+        </w:rPr>
+        <w:t xml:space="preserve"> </w:t>
+      </w:r>
+      <w:proofErr w:type="spellStart"/>
+      <w:r>
+        <w:rPr>
+          <w:b/>
+          <w:bCs/>
+          <w:i/>
+          <w:iCs/>
+          <w:sz w:val="24"/>
+          <w:szCs w:val="24"/>
+          <w:lang w:val="en-NL"/>
+        </w:rPr>
+        <w:t>geleverde</w:t>
+      </w:r>
+      <w:proofErr w:type="spellEnd"/>
+      <w:r>
+        <w:rPr>
+          <w:b/>
+          <w:bCs/>
+          <w:i/>
+          <w:iCs/>
+          <w:sz w:val="24"/>
+          <w:szCs w:val="24"/>
+          <w:lang w:val="en-NL"/>
+        </w:rPr>
+        <w:t xml:space="preserve"> </w:t>
+      </w:r>
+      <w:proofErr w:type="spellStart"/>
+      <w:r>
+        <w:rPr>
+          <w:b/>
+          <w:bCs/>
+          <w:i/>
+          <w:iCs/>
+          <w:sz w:val="24"/>
+          <w:szCs w:val="24"/>
+          <w:lang w:val="en-NL"/>
+        </w:rPr>
+        <w:t>producten</w:t>
+      </w:r>
+      <w:proofErr w:type="spellEnd"/>
+      <w:r>
+        <w:rPr>
+          <w:b/>
+          <w:bCs/>
+          <w:sz w:val="24"/>
+          <w:szCs w:val="24"/>
+          <w:lang w:val="en-NL"/>
+        </w:rPr>
+        <w:br/>
+      </w:r>
+      <w:proofErr w:type="spellStart"/>
+      <w:r>
+        <w:rPr>
+          <w:b/>
+          <w:bCs/>
+          <w:sz w:val="24"/>
+          <w:szCs w:val="24"/>
+          <w:lang w:val="en-NL"/>
+        </w:rPr>
+        <w:t>Wanneer</w:t>
+      </w:r>
+      <w:proofErr w:type="spellEnd"/>
+      <w:r>
+        <w:rPr>
+          <w:b/>
+          <w:bCs/>
+          <w:sz w:val="24"/>
+          <w:szCs w:val="24"/>
+          <w:lang w:val="en-NL"/>
+        </w:rPr>
+        <w:t xml:space="preserve">: </w:t>
+      </w:r>
+      <w:proofErr w:type="spellStart"/>
+      <w:r>
+        <w:rPr>
+          <w:b/>
+          <w:bCs/>
+          <w:sz w:val="24"/>
+          <w:szCs w:val="24"/>
+          <w:lang w:val="en-NL"/>
+        </w:rPr>
+        <w:t>ik</w:t>
+      </w:r>
+      <w:proofErr w:type="spellEnd"/>
+      <w:r>
+        <w:rPr>
+          <w:b/>
+          <w:bCs/>
+          <w:sz w:val="24"/>
+          <w:szCs w:val="24"/>
+          <w:lang w:val="en-NL"/>
+        </w:rPr>
+        <w:t xml:space="preserve"> </w:t>
+      </w:r>
+      <w:proofErr w:type="spellStart"/>
+      <w:r>
+        <w:rPr>
+          <w:b/>
+          <w:bCs/>
+          <w:sz w:val="24"/>
+          <w:szCs w:val="24"/>
+          <w:lang w:val="en-NL"/>
+        </w:rPr>
+        <w:t>selecteer</w:t>
+      </w:r>
+      <w:proofErr w:type="spellEnd"/>
+      <w:r>
+        <w:rPr>
+          <w:b/>
+          <w:bCs/>
+          <w:sz w:val="24"/>
+          <w:szCs w:val="24"/>
+          <w:lang w:val="en-NL"/>
+        </w:rPr>
+        <w:t xml:space="preserve"> het </w:t>
+      </w:r>
+      <w:proofErr w:type="spellStart"/>
+      <w:r>
+        <w:rPr>
+          <w:b/>
+          <w:bCs/>
+          <w:sz w:val="24"/>
+          <w:szCs w:val="24"/>
+          <w:lang w:val="en-NL"/>
+        </w:rPr>
+        <w:t>tijdsvak</w:t>
+      </w:r>
+      <w:proofErr w:type="spellEnd"/>
+      <w:r>
+        <w:rPr>
+          <w:b/>
+          <w:bCs/>
+          <w:sz w:val="24"/>
+          <w:szCs w:val="24"/>
+          <w:lang w:val="en-NL"/>
+        </w:rPr>
+        <w:t xml:space="preserve"> 07-05-2024 t/m 14-05-2025</w:t>
+      </w:r>
+      <w:r>
+        <w:rPr>
+          <w:b/>
+          <w:bCs/>
+          <w:sz w:val="24"/>
+          <w:szCs w:val="24"/>
+          <w:lang w:val="en-NL"/>
+        </w:rPr>
+        <w:br/>
+        <w:t xml:space="preserve">En: </w:t>
+      </w:r>
+      <w:proofErr w:type="spellStart"/>
+      <w:r>
+        <w:rPr>
+          <w:b/>
+          <w:bCs/>
+          <w:sz w:val="24"/>
+          <w:szCs w:val="24"/>
+          <w:lang w:val="en-NL"/>
+        </w:rPr>
+        <w:t>ik</w:t>
+      </w:r>
+      <w:proofErr w:type="spellEnd"/>
+      <w:r>
+        <w:rPr>
+          <w:b/>
+          <w:bCs/>
+          <w:sz w:val="24"/>
+          <w:szCs w:val="24"/>
+          <w:lang w:val="en-NL"/>
+        </w:rPr>
+        <w:t xml:space="preserve"> </w:t>
+      </w:r>
+      <w:proofErr w:type="spellStart"/>
+      <w:r>
+        <w:rPr>
+          <w:b/>
+          <w:bCs/>
+          <w:sz w:val="24"/>
+          <w:szCs w:val="24"/>
+          <w:lang w:val="en-NL"/>
+        </w:rPr>
+        <w:t>klik</w:t>
+      </w:r>
+      <w:proofErr w:type="spellEnd"/>
+      <w:r>
+        <w:rPr>
+          <w:b/>
+          <w:bCs/>
+          <w:sz w:val="24"/>
+          <w:szCs w:val="24"/>
+          <w:lang w:val="en-NL"/>
+        </w:rPr>
+        <w:t xml:space="preserve"> op de knop “Maak </w:t>
+      </w:r>
+      <w:proofErr w:type="spellStart"/>
+      <w:r>
+        <w:rPr>
+          <w:b/>
+          <w:bCs/>
+          <w:sz w:val="24"/>
+          <w:szCs w:val="24"/>
+          <w:lang w:val="en-NL"/>
+        </w:rPr>
+        <w:t>selectie</w:t>
+      </w:r>
+      <w:proofErr w:type="spellEnd"/>
+      <w:r>
+        <w:rPr>
+          <w:b/>
+          <w:bCs/>
+          <w:sz w:val="24"/>
+          <w:szCs w:val="24"/>
+          <w:lang w:val="en-NL"/>
+        </w:rPr>
+        <w:t>”</w:t>
+      </w:r>
+      <w:r>
+        <w:rPr>
+          <w:b/>
+          <w:bCs/>
+          <w:sz w:val="24"/>
+          <w:szCs w:val="24"/>
+          <w:lang w:val="en-NL"/>
+        </w:rPr>
+        <w:br/>
+        <w:t xml:space="preserve">Dan: </w:t>
+      </w:r>
+      <w:proofErr w:type="spellStart"/>
+      <w:r>
+        <w:rPr>
+          <w:b/>
+          <w:bCs/>
+          <w:sz w:val="24"/>
+          <w:szCs w:val="24"/>
+          <w:lang w:val="en-NL"/>
+        </w:rPr>
+        <w:t>zie</w:t>
+      </w:r>
+      <w:proofErr w:type="spellEnd"/>
+      <w:r>
+        <w:rPr>
+          <w:b/>
+          <w:bCs/>
+          <w:sz w:val="24"/>
+          <w:szCs w:val="24"/>
+          <w:lang w:val="en-NL"/>
+        </w:rPr>
+        <w:t xml:space="preserve"> </w:t>
+      </w:r>
+      <w:proofErr w:type="spellStart"/>
+      <w:r>
+        <w:rPr>
+          <w:b/>
+          <w:bCs/>
+          <w:sz w:val="24"/>
+          <w:szCs w:val="24"/>
+          <w:lang w:val="en-NL"/>
+        </w:rPr>
+        <w:t>ik</w:t>
+      </w:r>
+      <w:proofErr w:type="spellEnd"/>
+      <w:r>
+        <w:rPr>
+          <w:b/>
+          <w:bCs/>
+          <w:sz w:val="24"/>
+          <w:szCs w:val="24"/>
+          <w:lang w:val="en-NL"/>
+        </w:rPr>
+        <w:t xml:space="preserve"> op het scherm </w:t>
+      </w:r>
+      <w:proofErr w:type="spellStart"/>
+      <w:r>
+        <w:rPr>
+          <w:b/>
+          <w:bCs/>
+          <w:i/>
+          <w:iCs/>
+          <w:sz w:val="24"/>
+          <w:szCs w:val="24"/>
+          <w:lang w:val="en-NL"/>
+        </w:rPr>
+        <w:t>Overzicht</w:t>
+      </w:r>
+      <w:proofErr w:type="spellEnd"/>
+      <w:r>
+        <w:rPr>
+          <w:b/>
+          <w:bCs/>
+          <w:i/>
+          <w:iCs/>
+          <w:sz w:val="24"/>
+          <w:szCs w:val="24"/>
+          <w:lang w:val="en-NL"/>
+        </w:rPr>
+        <w:t xml:space="preserve"> </w:t>
+      </w:r>
+      <w:proofErr w:type="spellStart"/>
+      <w:r>
+        <w:rPr>
+          <w:b/>
+          <w:bCs/>
+          <w:i/>
+          <w:iCs/>
+          <w:sz w:val="24"/>
+          <w:szCs w:val="24"/>
+          <w:lang w:val="en-NL"/>
+        </w:rPr>
+        <w:t>geleverde</w:t>
+      </w:r>
+      <w:proofErr w:type="spellEnd"/>
+      <w:r>
+        <w:rPr>
+          <w:b/>
+          <w:bCs/>
+          <w:i/>
+          <w:iCs/>
+          <w:sz w:val="24"/>
+          <w:szCs w:val="24"/>
+          <w:lang w:val="en-NL"/>
+        </w:rPr>
+        <w:t xml:space="preserve"> </w:t>
+      </w:r>
+      <w:proofErr w:type="spellStart"/>
+      <w:r>
+        <w:rPr>
+          <w:b/>
+          <w:bCs/>
+          <w:i/>
+          <w:iCs/>
+          <w:sz w:val="24"/>
+          <w:szCs w:val="24"/>
+          <w:lang w:val="en-NL"/>
+        </w:rPr>
+        <w:t>producten</w:t>
+      </w:r>
+      <w:proofErr w:type="spellEnd"/>
+      <w:r>
+        <w:rPr>
+          <w:b/>
+          <w:bCs/>
+          <w:sz w:val="24"/>
+          <w:szCs w:val="24"/>
+          <w:lang w:val="en-NL"/>
+        </w:rPr>
+        <w:t xml:space="preserve"> de </w:t>
+      </w:r>
+      <w:proofErr w:type="spellStart"/>
+      <w:r>
+        <w:rPr>
+          <w:b/>
+          <w:bCs/>
+          <w:sz w:val="24"/>
+          <w:szCs w:val="24"/>
+          <w:lang w:val="en-NL"/>
+        </w:rPr>
+        <w:t>tekst</w:t>
+      </w:r>
+      <w:proofErr w:type="spellEnd"/>
+      <w:r>
+        <w:rPr>
+          <w:b/>
+          <w:bCs/>
+          <w:sz w:val="24"/>
+          <w:szCs w:val="24"/>
+          <w:lang w:val="en-NL"/>
+        </w:rPr>
+        <w:t>:</w:t>
       </w:r>
     </w:p>
     <w:p>
       <w:pPr>
-        <w:shd w:val="clear" w:color="auto" w:fill="FFFFFF"/>
-        <w:spacing w:after="0" w:line="240" w:lineRule="auto"/>
-        <w:rPr>
-          <w:b/>
-          <w:bCs/>
-          <w:sz w:val="24"/>
-          <w:szCs w:val="24"/>
-          <w:lang w:val="nl-NL"/>
-        </w:rPr>
-      </w:pPr>
-      <w:r>
-        <w:rPr>
-          <w:b/>
-          <w:bCs/>
-          <w:sz w:val="24"/>
-          <w:szCs w:val="24"/>
-          <w:lang w:val="nl-NL"/>
-        </w:rPr>
-        <w:t>En : ik klik op de knop “Maak selectie”</w:t>
+        <w:rPr>
+          <w:b/>
+          <w:bCs/>
+          <w:sz w:val="24"/>
+          <w:szCs w:val="24"/>
+          <w:lang w:val="en-NL"/>
+        </w:rPr>
+      </w:pPr>
+      <w:r>
+        <w:rPr>
+          <w:b/>
+          <w:bCs/>
+          <w:sz w:val="24"/>
+          <w:szCs w:val="24"/>
+          <w:lang w:val="en-NL"/>
+        </w:rPr>
+        <w:t xml:space="preserve">“Er </w:t>
+      </w:r>
+      <w:proofErr w:type="spellStart"/>
+      <w:r>
+        <w:rPr>
+          <w:b/>
+          <w:bCs/>
+          <w:sz w:val="24"/>
+          <w:szCs w:val="24"/>
+          <w:lang w:val="en-NL"/>
+        </w:rPr>
+        <w:t>zijn</w:t>
+      </w:r>
+      <w:proofErr w:type="spellEnd"/>
+      <w:r>
+        <w:rPr>
+          <w:b/>
+          <w:bCs/>
+          <w:sz w:val="24"/>
+          <w:szCs w:val="24"/>
+          <w:lang w:val="en-NL"/>
+        </w:rPr>
+        <w:t xml:space="preserve"> </w:t>
+      </w:r>
+      <w:proofErr w:type="spellStart"/>
+      <w:r>
+        <w:rPr>
+          <w:b/>
+          <w:bCs/>
+          <w:sz w:val="24"/>
+          <w:szCs w:val="24"/>
+          <w:lang w:val="en-NL"/>
+        </w:rPr>
+        <w:t>geen</w:t>
+      </w:r>
+      <w:proofErr w:type="spellEnd"/>
+      <w:r>
+        <w:rPr>
+          <w:b/>
+          <w:bCs/>
+          <w:sz w:val="24"/>
+          <w:szCs w:val="24"/>
+          <w:lang w:val="en-NL"/>
+        </w:rPr>
+        <w:t xml:space="preserve"> </w:t>
+      </w:r>
+      <w:proofErr w:type="spellStart"/>
+      <w:r>
+        <w:rPr>
+          <w:b/>
+          <w:bCs/>
+          <w:sz w:val="24"/>
+          <w:szCs w:val="24"/>
+          <w:lang w:val="en-NL"/>
+        </w:rPr>
+        <w:t>leveringen</w:t>
+      </w:r>
+      <w:proofErr w:type="spellEnd"/>
+      <w:r>
+        <w:rPr>
+          <w:b/>
+          <w:bCs/>
+          <w:sz w:val="24"/>
+          <w:szCs w:val="24"/>
+          <w:lang w:val="en-NL"/>
+        </w:rPr>
+        <w:t xml:space="preserve"> </w:t>
+      </w:r>
+      <w:proofErr w:type="spellStart"/>
+      <w:r>
+        <w:rPr>
+          <w:b/>
+          <w:bCs/>
+          <w:sz w:val="24"/>
+          <w:szCs w:val="24"/>
+          <w:lang w:val="en-NL"/>
+        </w:rPr>
+        <w:t>geweest</w:t>
+      </w:r>
+      <w:proofErr w:type="spellEnd"/>
+      <w:r>
+        <w:rPr>
+          <w:b/>
+          <w:bCs/>
+          <w:sz w:val="24"/>
+          <w:szCs w:val="24"/>
+          <w:lang w:val="en-NL"/>
+        </w:rPr>
+        <w:t xml:space="preserve"> van </w:t>
+      </w:r>
+      <w:proofErr w:type="spellStart"/>
+      <w:r>
+        <w:rPr>
+          <w:b/>
+          <w:bCs/>
+          <w:sz w:val="24"/>
+          <w:szCs w:val="24"/>
+          <w:lang w:val="en-NL"/>
+        </w:rPr>
+        <w:t>producten</w:t>
+      </w:r>
+      <w:proofErr w:type="spellEnd"/>
+      <w:r>
+        <w:rPr>
+          <w:b/>
+          <w:bCs/>
+          <w:sz w:val="24"/>
+          <w:szCs w:val="24"/>
+          <w:lang w:val="en-NL"/>
+        </w:rPr>
+        <w:t xml:space="preserve"> in </w:t>
+      </w:r>
+      <w:proofErr w:type="spellStart"/>
+      <w:r>
+        <w:rPr>
+          <w:b/>
+          <w:bCs/>
+          <w:sz w:val="24"/>
+          <w:szCs w:val="24"/>
+          <w:lang w:val="en-NL"/>
+        </w:rPr>
+        <w:t>deze</w:t>
+      </w:r>
+      <w:proofErr w:type="spellEnd"/>
+      <w:r>
+        <w:rPr>
+          <w:b/>
+          <w:bCs/>
+          <w:sz w:val="24"/>
+          <w:szCs w:val="24"/>
+          <w:lang w:val="en-NL"/>
+        </w:rPr>
+        <w:t xml:space="preserve"> </w:t>
+      </w:r>
+      <w:proofErr w:type="spellStart"/>
+      <w:r>
+        <w:rPr>
+          <w:b/>
+          <w:bCs/>
+          <w:sz w:val="24"/>
+          <w:szCs w:val="24"/>
+          <w:lang w:val="en-NL"/>
+        </w:rPr>
+        <w:t>periode</w:t>
+      </w:r>
+      <w:proofErr w:type="spellEnd"/>
+      <w:r>
+        <w:rPr>
+          <w:b/>
+          <w:bCs/>
+          <w:sz w:val="24"/>
+          <w:szCs w:val="24"/>
+          <w:lang w:val="en-NL"/>
+        </w:rPr>
+        <w:t>”</w:t>
       </w:r>
     </w:p>
     <w:p>
       <w:pPr>
-        <w:shd w:val="clear" w:color="auto" w:fill="FFFFFF"/>
-        <w:spacing w:after="0" w:line="240" w:lineRule="auto"/>
-        <w:rPr>
-          <w:b/>
-          <w:bCs/>
-          <w:sz w:val="24"/>
-          <w:szCs w:val="24"/>
-          <w:lang w:val="nl-NL"/>
-        </w:rPr>
-      </w:pPr>
-      <w:r>
-        <w:rPr>
-          <w:b/>
-          <w:bCs/>
-          <w:sz w:val="24"/>
-          <w:szCs w:val="24"/>
-          <w:lang w:val="nl-NL"/>
-        </w:rPr>
-        <w:t>Dan : zie ik op het scherm Overzicht Allergenen alleen die producten die het allergeen Lactose bevatten (</w:t>
-      </w:r>
-      <w:proofErr w:type="spellStart"/>
-      <w:r>
-        <w:rPr>
-          <w:b/>
-          <w:bCs/>
-          <w:sz w:val="24"/>
-          <w:szCs w:val="24"/>
-          <w:lang w:val="nl-NL"/>
-        </w:rPr>
-        <w:t>Wireframe</w:t>
-      </w:r>
-      <w:proofErr w:type="spellEnd"/>
-    </w:p>
-    <w:p>
-      <w:pPr>
-        <w:shd w:val="clear" w:color="auto" w:fill="FFFFFF"/>
-        <w:spacing w:after="0" w:line="240" w:lineRule="auto"/>
-        <w:rPr>
-          <w:b/>
-          <w:bCs/>
-          <w:sz w:val="24"/>
-          <w:szCs w:val="24"/>
-          <w:lang w:val="nl-NL"/>
-        </w:rPr>
-      </w:pPr>
-    </w:p>
-    <w:p>
-      <w:pPr>
-        <w:shd w:val="clear" w:color="auto" w:fill="FFFFFF"/>
-        <w:spacing w:after="0" w:line="240" w:lineRule="auto"/>
-        <w:rPr>
-          <w:rFonts w:ascii="Calibri" w:eastAsia="Times New Roman" w:hAnsi="Calibri" w:cs="Calibri"/>
-          <w:b/>
-          <w:bCs/>
-          <w:color w:val="201F1E"/>
-          <w:lang w:val="nl-NL" w:eastAsia="nl-NL"/>
-        </w:rPr>
-      </w:pPr>
-      <w:r>
-        <w:rPr>
-          <w:rFonts w:ascii="Calibri" w:eastAsia="Times New Roman" w:hAnsi="Calibri" w:cs="Calibri"/>
-          <w:b/>
-          <w:bCs/>
-          <w:color w:val="201F1E"/>
-          <w:lang w:val="nl-NL" w:eastAsia="nl-NL"/>
-        </w:rPr>
-        <w:t>Userstory 1 : Overzicht Allergenen</w:t>
-      </w:r>
-    </w:p>
-    <w:p>
-      <w:pPr>
-        <w:shd w:val="clear" w:color="auto" w:fill="FFFFFF"/>
-        <w:spacing w:after="0" w:line="240" w:lineRule="auto"/>
-        <w:rPr>
-          <w:rFonts w:ascii="Calibri" w:eastAsia="Times New Roman" w:hAnsi="Calibri" w:cs="Calibri"/>
-          <w:b/>
-          <w:bCs/>
-          <w:color w:val="201F1E"/>
-          <w:lang w:val="nl-NL" w:eastAsia="nl-NL"/>
-        </w:rPr>
-      </w:pPr>
-      <w:r>
-        <w:rPr>
-          <w:rFonts w:ascii="Calibri" w:eastAsia="Times New Roman" w:hAnsi="Calibri" w:cs="Calibri"/>
-          <w:b/>
-          <w:bCs/>
-          <w:color w:val="201F1E"/>
-          <w:lang w:val="nl-NL" w:eastAsia="nl-NL"/>
-        </w:rPr>
-        <w:t>Als : manager</w:t>
-      </w:r>
-    </w:p>
-    <w:p>
-      <w:pPr>
-        <w:shd w:val="clear" w:color="auto" w:fill="FFFFFF"/>
-        <w:spacing w:after="0" w:line="240" w:lineRule="auto"/>
-        <w:rPr>
-          <w:rFonts w:ascii="Calibri" w:eastAsia="Times New Roman" w:hAnsi="Calibri" w:cs="Calibri"/>
-          <w:b/>
-          <w:bCs/>
-          <w:color w:val="201F1E"/>
-          <w:lang w:val="nl-NL" w:eastAsia="nl-NL"/>
-        </w:rPr>
-      </w:pPr>
-      <w:r>
-        <w:rPr>
-          <w:rFonts w:ascii="Calibri" w:eastAsia="Times New Roman" w:hAnsi="Calibri" w:cs="Calibri"/>
-          <w:b/>
-          <w:bCs/>
-          <w:color w:val="201F1E"/>
-          <w:lang w:val="nl-NL" w:eastAsia="nl-NL"/>
-        </w:rPr>
-        <w:t>Wil ik : een overzicht kunnen zien van producten die allergenen bevatten en informatie over de leverancier</w:t>
-      </w:r>
-    </w:p>
-    <w:p>
-      <w:pPr>
-        <w:shd w:val="clear" w:color="auto" w:fill="FFFFFF"/>
-        <w:spacing w:after="0" w:line="240" w:lineRule="auto"/>
-        <w:rPr>
-          <w:rFonts w:ascii="Calibri" w:eastAsia="Times New Roman" w:hAnsi="Calibri" w:cs="Calibri"/>
-          <w:b/>
-          <w:bCs/>
-          <w:color w:val="201F1E"/>
-          <w:lang w:val="nl-NL" w:eastAsia="nl-NL"/>
-        </w:rPr>
-      </w:pPr>
-      <w:r>
-        <w:rPr>
-          <w:rFonts w:ascii="Calibri" w:eastAsia="Times New Roman" w:hAnsi="Calibri" w:cs="Calibri"/>
-          <w:b/>
-          <w:bCs/>
-          <w:color w:val="201F1E"/>
-          <w:lang w:val="nl-NL" w:eastAsia="nl-NL"/>
-        </w:rPr>
-        <w:t>Zodat ik : snel de leverancier kan bellen als er een noodgeval is met betrekking tot het allergeen</w:t>
-      </w:r>
-    </w:p>
-    <w:p>
-      <w:pPr>
-        <w:shd w:val="clear" w:color="auto" w:fill="FFFFFF"/>
-        <w:spacing w:after="0" w:line="240" w:lineRule="auto"/>
-        <w:rPr>
-          <w:rFonts w:ascii="Calibri" w:eastAsia="Times New Roman" w:hAnsi="Calibri" w:cs="Calibri"/>
-          <w:b/>
-          <w:bCs/>
-          <w:color w:val="201F1E"/>
-          <w:lang w:val="nl-NL" w:eastAsia="nl-NL"/>
-        </w:rPr>
-      </w:pPr>
-      <w:r>
-        <w:rPr>
-          <w:rFonts w:ascii="Calibri" w:eastAsia="Times New Roman" w:hAnsi="Calibri" w:cs="Calibri"/>
-          <w:b/>
-          <w:bCs/>
-          <w:color w:val="201F1E"/>
-          <w:lang w:val="nl-NL" w:eastAsia="nl-NL"/>
-        </w:rPr>
-        <w:t>Scenario_01: Ik kan een overzicht inzien van alleen die producten die allergenen bevatten</w:t>
-      </w:r>
-    </w:p>
-    <w:p>
-      <w:pPr>
-        <w:shd w:val="clear" w:color="auto" w:fill="FFFFFF"/>
-        <w:spacing w:after="0" w:line="240" w:lineRule="auto"/>
-        <w:rPr>
-          <w:rFonts w:ascii="Calibri" w:eastAsia="Times New Roman" w:hAnsi="Calibri" w:cs="Calibri"/>
-          <w:b/>
-          <w:bCs/>
-          <w:color w:val="201F1E"/>
-          <w:lang w:val="nl-NL" w:eastAsia="nl-NL"/>
-        </w:rPr>
-      </w:pPr>
-      <w:r>
-        <w:rPr>
-          <w:rFonts w:ascii="Calibri" w:eastAsia="Times New Roman" w:hAnsi="Calibri" w:cs="Calibri"/>
-          <w:b/>
-          <w:bCs/>
-          <w:color w:val="201F1E"/>
-          <w:lang w:val="nl-NL" w:eastAsia="nl-NL"/>
-        </w:rPr>
-        <w:t>Gegeven : ik ben met mijn accountgegevens ingelogd in de webapplicatie van het bedrijf Jamin</w:t>
-      </w:r>
-    </w:p>
-    <w:p>
-      <w:pPr>
-        <w:shd w:val="clear" w:color="auto" w:fill="FFFFFF"/>
-        <w:spacing w:after="0" w:line="240" w:lineRule="auto"/>
-        <w:rPr>
-          <w:rFonts w:ascii="Calibri" w:eastAsia="Times New Roman" w:hAnsi="Calibri" w:cs="Calibri"/>
-          <w:b/>
-          <w:bCs/>
-          <w:color w:val="201F1E"/>
-          <w:lang w:val="nl-NL" w:eastAsia="nl-NL"/>
-        </w:rPr>
-      </w:pPr>
-      <w:r>
-        <w:rPr>
-          <w:rFonts w:ascii="Calibri" w:eastAsia="Times New Roman" w:hAnsi="Calibri" w:cs="Calibri"/>
-          <w:b/>
-          <w:bCs/>
-          <w:color w:val="201F1E"/>
-          <w:lang w:val="nl-NL" w:eastAsia="nl-NL"/>
-        </w:rPr>
-        <w:t>En : ik klik op de link Overzicht Allergenen op de homepage (Wireframe-01)</w:t>
-      </w:r>
-    </w:p>
-    <w:p>
-      <w:pPr>
-        <w:shd w:val="clear" w:color="auto" w:fill="FFFFFF"/>
-        <w:spacing w:after="0" w:line="240" w:lineRule="auto"/>
-        <w:rPr>
-          <w:rFonts w:ascii="Calibri" w:eastAsia="Times New Roman" w:hAnsi="Calibri" w:cs="Calibri"/>
-          <w:b/>
-          <w:bCs/>
-          <w:color w:val="201F1E"/>
-          <w:lang w:val="nl-NL" w:eastAsia="nl-NL"/>
-        </w:rPr>
-      </w:pPr>
-      <w:r>
-        <w:rPr>
-          <w:rFonts w:ascii="Calibri" w:eastAsia="Times New Roman" w:hAnsi="Calibri" w:cs="Calibri"/>
-          <w:b/>
-          <w:bCs/>
-          <w:color w:val="201F1E"/>
-          <w:lang w:val="nl-NL" w:eastAsia="nl-NL"/>
-        </w:rPr>
-        <w:t>En : ik kom op het scherm Overzicht Allergenen waar verschillende producten met allergenen te zien zijn</w:t>
-      </w:r>
-    </w:p>
-    <w:p>
-      <w:pPr>
-        <w:shd w:val="clear" w:color="auto" w:fill="FFFFFF"/>
-        <w:spacing w:after="0" w:line="240" w:lineRule="auto"/>
-        <w:rPr>
-          <w:rFonts w:ascii="Calibri" w:eastAsia="Times New Roman" w:hAnsi="Calibri" w:cs="Calibri"/>
-          <w:b/>
-          <w:bCs/>
-          <w:color w:val="201F1E"/>
-          <w:lang w:val="nl-NL" w:eastAsia="nl-NL"/>
-        </w:rPr>
-      </w:pPr>
-      <w:r>
-        <w:rPr>
-          <w:rFonts w:ascii="Calibri" w:eastAsia="Times New Roman" w:hAnsi="Calibri" w:cs="Calibri"/>
-          <w:b/>
-          <w:bCs/>
-          <w:color w:val="201F1E"/>
-          <w:lang w:val="nl-NL" w:eastAsia="nl-NL"/>
-        </w:rPr>
-        <w:t>gesorteerd (A-Z) op naam product (Wireframe-02)</w:t>
-      </w:r>
-    </w:p>
-    <w:p>
-      <w:pPr>
-        <w:shd w:val="clear" w:color="auto" w:fill="FFFFFF"/>
-        <w:spacing w:after="0" w:line="240" w:lineRule="auto"/>
-        <w:rPr>
-          <w:rFonts w:ascii="Calibri" w:eastAsia="Times New Roman" w:hAnsi="Calibri" w:cs="Calibri"/>
-          <w:b/>
-          <w:bCs/>
-          <w:color w:val="201F1E"/>
-          <w:lang w:val="nl-NL" w:eastAsia="nl-NL"/>
-        </w:rPr>
-      </w:pPr>
-      <w:r>
-        <w:rPr>
-          <w:rFonts w:ascii="Calibri" w:eastAsia="Times New Roman" w:hAnsi="Calibri" w:cs="Calibri"/>
-          <w:b/>
-          <w:bCs/>
-          <w:color w:val="201F1E"/>
-          <w:lang w:val="nl-NL" w:eastAsia="nl-NL"/>
-        </w:rPr>
-        <w:t>Wanneer : ik in de keuzelijst het allergeen Lactose selecteer</w:t>
-      </w:r>
-    </w:p>
-    <w:p>
-      <w:pPr>
-        <w:shd w:val="clear" w:color="auto" w:fill="FFFFFF"/>
-        <w:spacing w:after="0" w:line="240" w:lineRule="auto"/>
-        <w:rPr>
-          <w:rFonts w:ascii="Calibri" w:eastAsia="Times New Roman" w:hAnsi="Calibri" w:cs="Calibri"/>
-          <w:b/>
-          <w:bCs/>
-          <w:color w:val="201F1E"/>
-          <w:lang w:val="nl-NL" w:eastAsia="nl-NL"/>
-        </w:rPr>
-      </w:pPr>
-      <w:r>
-        <w:rPr>
-          <w:rFonts w:ascii="Calibri" w:eastAsia="Times New Roman" w:hAnsi="Calibri" w:cs="Calibri"/>
-          <w:b/>
-          <w:bCs/>
-          <w:color w:val="201F1E"/>
-          <w:lang w:val="nl-NL" w:eastAsia="nl-NL"/>
-        </w:rPr>
-        <w:t>En : ik klik op de knop “Maak selectie”</w:t>
-      </w:r>
-    </w:p>
-    <w:p>
-      <w:pPr>
-        <w:shd w:val="clear" w:color="auto" w:fill="FFFFFF"/>
-        <w:spacing w:after="0" w:line="240" w:lineRule="auto"/>
-        <w:rPr>
-          <w:rFonts w:ascii="Calibri" w:eastAsia="Times New Roman" w:hAnsi="Calibri" w:cs="Calibri"/>
-          <w:b/>
-          <w:bCs/>
-          <w:color w:val="201F1E"/>
-          <w:lang w:val="nl-NL" w:eastAsia="nl-NL"/>
-        </w:rPr>
-      </w:pPr>
-      <w:r>
-        <w:rPr>
-          <w:rFonts w:ascii="Calibri" w:eastAsia="Times New Roman" w:hAnsi="Calibri" w:cs="Calibri"/>
-          <w:b/>
-          <w:bCs/>
-          <w:color w:val="201F1E"/>
-          <w:lang w:val="nl-NL" w:eastAsia="nl-NL"/>
-        </w:rPr>
-        <w:t>Dan : zie ik op het scherm Overzicht Allergenen alleen die producten die het allergeen Lactose bevatten (</w:t>
-      </w:r>
-      <w:proofErr w:type="spellStart"/>
-      <w:r>
-        <w:rPr>
-          <w:rFonts w:ascii="Calibri" w:eastAsia="Times New Roman" w:hAnsi="Calibri" w:cs="Calibri"/>
-          <w:b/>
-          <w:bCs/>
-          <w:color w:val="201F1E"/>
-          <w:lang w:val="nl-NL" w:eastAsia="nl-NL"/>
-        </w:rPr>
-        <w:t>Wireframe</w:t>
-      </w:r>
-      <w:proofErr w:type="spellEnd"/>
-      <w:r>
-        <w:rPr>
-          <w:rFonts w:ascii="Calibri" w:eastAsia="Times New Roman" w:hAnsi="Calibri" w:cs="Calibri"/>
-          <w:b/>
-          <w:bCs/>
-          <w:color w:val="201F1E"/>
-          <w:lang w:val="nl-NL" w:eastAsia="nl-NL"/>
-        </w:rPr>
-        <w:t>-</w:t>
-      </w:r>
-    </w:p>
-    <w:p>
-      <w:pPr>
-        <w:shd w:val="clear" w:color="auto" w:fill="FFFFFF"/>
-        <w:spacing w:after="0" w:line="240" w:lineRule="auto"/>
-        <w:rPr>
-          <w:rFonts w:ascii="Calibri" w:eastAsia="Times New Roman" w:hAnsi="Calibri" w:cs="Calibri"/>
-          <w:b/>
-          <w:bCs/>
-          <w:color w:val="201F1E"/>
-          <w:lang w:val="nl-NL" w:eastAsia="nl-NL"/>
-        </w:rPr>
-      </w:pPr>
-    </w:p>
-    <w:p>
-      <w:pPr>
-        <w:shd w:val="clear" w:color="auto" w:fill="FFFFFF"/>
-        <w:spacing w:after="0" w:line="240" w:lineRule="auto"/>
-        <w:rPr>
-          <w:rFonts w:ascii="Calibri" w:eastAsia="Times New Roman" w:hAnsi="Calibri" w:cs="Calibri"/>
-          <w:b/>
-          <w:bCs/>
-          <w:color w:val="201F1E"/>
-          <w:lang w:val="nl-NL" w:eastAsia="nl-NL"/>
-        </w:rPr>
-      </w:pPr>
-      <w:r>
-        <w:rPr>
-          <w:rFonts w:ascii="Calibri" w:eastAsia="Times New Roman" w:hAnsi="Calibri" w:cs="Calibri"/>
-          <w:b/>
-          <w:bCs/>
-          <w:color w:val="201F1E"/>
-          <w:lang w:val="nl-NL" w:eastAsia="nl-NL"/>
-        </w:rPr>
-        <w:t>------------------------------------------------------------------------------------------------------------------------------------------</w:t>
-      </w:r>
-    </w:p>
-    <w:p>
-      <w:pPr>
-        <w:shd w:val="clear" w:color="auto" w:fill="FFFFFF"/>
-        <w:spacing w:after="0" w:line="240" w:lineRule="auto"/>
-        <w:rPr>
-          <w:rFonts w:ascii="Calibri" w:eastAsia="Times New Roman" w:hAnsi="Calibri" w:cs="Calibri"/>
-          <w:b/>
-          <w:bCs/>
-          <w:color w:val="201F1E"/>
-          <w:lang w:val="nl-NL" w:eastAsia="nl-NL"/>
-        </w:rPr>
-      </w:pPr>
-    </w:p>
-    <w:p>
-      <w:pPr>
-        <w:shd w:val="clear" w:color="auto" w:fill="FFFFFF"/>
-        <w:spacing w:after="0" w:line="240" w:lineRule="auto"/>
-        <w:rPr>
-          <w:rFonts w:ascii="Calibri" w:eastAsia="Times New Roman" w:hAnsi="Calibri" w:cs="Calibri"/>
-          <w:b/>
-          <w:bCs/>
-          <w:color w:val="201F1E"/>
-          <w:lang w:val="nl-NL" w:eastAsia="nl-NL"/>
-        </w:rPr>
-      </w:pPr>
-      <w:r>
-        <w:rPr>
-          <w:rFonts w:ascii="Calibri" w:eastAsia="Times New Roman" w:hAnsi="Calibri" w:cs="Calibri"/>
-          <w:b/>
-          <w:bCs/>
-          <w:color w:val="201F1E"/>
-          <w:lang w:val="nl-NL" w:eastAsia="nl-NL"/>
-        </w:rPr>
-        <w:t>02)</w:t>
-      </w:r>
-    </w:p>
-    <w:p>
-      <w:pPr>
-        <w:shd w:val="clear" w:color="auto" w:fill="FFFFFF"/>
-        <w:spacing w:after="0" w:line="240" w:lineRule="auto"/>
-        <w:rPr>
-          <w:rFonts w:ascii="Calibri" w:eastAsia="Times New Roman" w:hAnsi="Calibri" w:cs="Calibri"/>
-          <w:b/>
-          <w:bCs/>
-          <w:color w:val="201F1E"/>
-          <w:lang w:val="nl-NL" w:eastAsia="nl-NL"/>
-        </w:rPr>
-      </w:pPr>
-      <w:r>
-        <w:rPr>
-          <w:rFonts w:ascii="Calibri" w:eastAsia="Times New Roman" w:hAnsi="Calibri" w:cs="Calibri"/>
-          <w:b/>
-          <w:bCs/>
-          <w:color w:val="201F1E"/>
-          <w:lang w:val="nl-NL" w:eastAsia="nl-NL"/>
-        </w:rPr>
-        <w:t>Scenario_02: Ik kan informatie zien over de leverancier van een product met een allergeen</w:t>
-      </w:r>
-    </w:p>
-    <w:p>
-      <w:pPr>
-        <w:shd w:val="clear" w:color="auto" w:fill="FFFFFF"/>
-        <w:spacing w:after="0" w:line="240" w:lineRule="auto"/>
-        <w:rPr>
-          <w:rFonts w:ascii="Calibri" w:eastAsia="Times New Roman" w:hAnsi="Calibri" w:cs="Calibri"/>
-          <w:b/>
-          <w:bCs/>
-          <w:color w:val="201F1E"/>
-          <w:lang w:val="nl-NL" w:eastAsia="nl-NL"/>
-        </w:rPr>
-      </w:pPr>
-      <w:r>
-        <w:rPr>
-          <w:rFonts w:ascii="Calibri" w:eastAsia="Times New Roman" w:hAnsi="Calibri" w:cs="Calibri"/>
-          <w:b/>
-          <w:bCs/>
-          <w:color w:val="201F1E"/>
-          <w:lang w:val="nl-NL" w:eastAsia="nl-NL"/>
-        </w:rPr>
-        <w:t>Gegeven : ik ben met mijn accountgegevens ingelogd in de webapplicatie van het bedrijf Jamin</w:t>
-      </w:r>
-    </w:p>
-    <w:p>
-      <w:pPr>
-        <w:shd w:val="clear" w:color="auto" w:fill="FFFFFF"/>
-        <w:spacing w:after="0" w:line="240" w:lineRule="auto"/>
-        <w:rPr>
-          <w:rFonts w:ascii="Calibri" w:eastAsia="Times New Roman" w:hAnsi="Calibri" w:cs="Calibri"/>
-          <w:b/>
-          <w:bCs/>
-          <w:color w:val="201F1E"/>
-          <w:lang w:val="nl-NL" w:eastAsia="nl-NL"/>
-        </w:rPr>
-      </w:pPr>
-      <w:r>
-        <w:rPr>
-          <w:rFonts w:ascii="Calibri" w:eastAsia="Times New Roman" w:hAnsi="Calibri" w:cs="Calibri"/>
-          <w:b/>
-          <w:bCs/>
-          <w:color w:val="201F1E"/>
-          <w:lang w:val="nl-NL" w:eastAsia="nl-NL"/>
-        </w:rPr>
-        <w:t>En : ik klik op de link Overzicht Allergenen op de homepage (Wireframe-01)</w:t>
-      </w:r>
-    </w:p>
-    <w:p>
-      <w:pPr>
-        <w:shd w:val="clear" w:color="auto" w:fill="FFFFFF"/>
-        <w:spacing w:after="0" w:line="240" w:lineRule="auto"/>
-        <w:rPr>
-          <w:rFonts w:ascii="Calibri" w:eastAsia="Times New Roman" w:hAnsi="Calibri" w:cs="Calibri"/>
-          <w:b/>
-          <w:bCs/>
-          <w:color w:val="201F1E"/>
-          <w:lang w:val="nl-NL" w:eastAsia="nl-NL"/>
-        </w:rPr>
-      </w:pPr>
-      <w:r>
-        <w:rPr>
-          <w:rFonts w:ascii="Calibri" w:eastAsia="Times New Roman" w:hAnsi="Calibri" w:cs="Calibri"/>
-          <w:b/>
-          <w:bCs/>
-          <w:color w:val="201F1E"/>
-          <w:lang w:val="nl-NL" w:eastAsia="nl-NL"/>
-        </w:rPr>
-        <w:t>En : ik kom op het scherm Overzicht Allergenen waar verschillende producten met allergenen te zien zijn</w:t>
-      </w:r>
-    </w:p>
-    <w:p>
-      <w:pPr>
-        <w:shd w:val="clear" w:color="auto" w:fill="FFFFFF"/>
-        <w:spacing w:after="0" w:line="240" w:lineRule="auto"/>
-        <w:rPr>
-          <w:rFonts w:ascii="Calibri" w:eastAsia="Times New Roman" w:hAnsi="Calibri" w:cs="Calibri"/>
-          <w:b/>
-          <w:bCs/>
-          <w:color w:val="201F1E"/>
-          <w:lang w:val="nl-NL" w:eastAsia="nl-NL"/>
-        </w:rPr>
-      </w:pPr>
-      <w:r>
-        <w:rPr>
-          <w:rFonts w:ascii="Calibri" w:eastAsia="Times New Roman" w:hAnsi="Calibri" w:cs="Calibri"/>
-          <w:b/>
-          <w:bCs/>
-          <w:color w:val="201F1E"/>
-          <w:lang w:val="nl-NL" w:eastAsia="nl-NL"/>
-        </w:rPr>
-        <w:t>gesorteerd (A-Z) op naam product (Wireframe-02)</w:t>
-      </w:r>
-    </w:p>
-    <w:p>
-      <w:pPr>
-        <w:shd w:val="clear" w:color="auto" w:fill="FFFFFF"/>
-        <w:spacing w:after="0" w:line="240" w:lineRule="auto"/>
-        <w:rPr>
-          <w:rFonts w:ascii="Calibri" w:eastAsia="Times New Roman" w:hAnsi="Calibri" w:cs="Calibri"/>
-          <w:b/>
-          <w:bCs/>
-          <w:color w:val="201F1E"/>
-          <w:lang w:val="nl-NL" w:eastAsia="nl-NL"/>
-        </w:rPr>
-      </w:pPr>
-      <w:r>
-        <w:rPr>
-          <w:rFonts w:ascii="Calibri" w:eastAsia="Times New Roman" w:hAnsi="Calibri" w:cs="Calibri"/>
-          <w:b/>
-          <w:bCs/>
-          <w:color w:val="201F1E"/>
-          <w:lang w:val="nl-NL" w:eastAsia="nl-NL"/>
-        </w:rPr>
-        <w:lastRenderedPageBreak/>
-        <w:t>En : ik selecteer in de keuzelijst het allergeen Lactose</w:t>
-      </w:r>
-    </w:p>
-    <w:p>
-      <w:pPr>
-        <w:shd w:val="clear" w:color="auto" w:fill="FFFFFF"/>
-        <w:spacing w:after="0" w:line="240" w:lineRule="auto"/>
-        <w:rPr>
-          <w:rFonts w:ascii="Calibri" w:eastAsia="Times New Roman" w:hAnsi="Calibri" w:cs="Calibri"/>
-          <w:b/>
-          <w:bCs/>
-          <w:color w:val="201F1E"/>
-          <w:lang w:val="nl-NL" w:eastAsia="nl-NL"/>
-        </w:rPr>
-      </w:pPr>
-      <w:r>
-        <w:rPr>
-          <w:rFonts w:ascii="Calibri" w:eastAsia="Times New Roman" w:hAnsi="Calibri" w:cs="Calibri"/>
-          <w:b/>
-          <w:bCs/>
-          <w:color w:val="201F1E"/>
-          <w:lang w:val="nl-NL" w:eastAsia="nl-NL"/>
-        </w:rPr>
-        <w:t>En : ik klik op de knop “Maak selectie”</w:t>
-      </w:r>
-    </w:p>
-    <w:p>
-      <w:pPr>
-        <w:shd w:val="clear" w:color="auto" w:fill="FFFFFF"/>
-        <w:spacing w:after="0" w:line="240" w:lineRule="auto"/>
-        <w:rPr>
-          <w:rFonts w:ascii="Calibri" w:eastAsia="Times New Roman" w:hAnsi="Calibri" w:cs="Calibri"/>
-          <w:b/>
-          <w:bCs/>
-          <w:color w:val="201F1E"/>
-          <w:lang w:val="nl-NL" w:eastAsia="nl-NL"/>
-        </w:rPr>
-      </w:pPr>
-      <w:r>
-        <w:rPr>
-          <w:rFonts w:ascii="Calibri" w:eastAsia="Times New Roman" w:hAnsi="Calibri" w:cs="Calibri"/>
-          <w:b/>
-          <w:bCs/>
-          <w:color w:val="201F1E"/>
-          <w:lang w:val="nl-NL" w:eastAsia="nl-NL"/>
-        </w:rPr>
-        <w:t>En : ik zie op het scherm Overzicht Allergenen alleen die producten die het allergeen Lactose bevatten</w:t>
-      </w:r>
-    </w:p>
-    <w:p>
-      <w:pPr>
-        <w:shd w:val="clear" w:color="auto" w:fill="FFFFFF"/>
-        <w:spacing w:after="0" w:line="240" w:lineRule="auto"/>
-        <w:rPr>
-          <w:rFonts w:ascii="Calibri" w:eastAsia="Times New Roman" w:hAnsi="Calibri" w:cs="Calibri"/>
-          <w:b/>
-          <w:bCs/>
-          <w:color w:val="201F1E"/>
-          <w:lang w:val="nl-NL" w:eastAsia="nl-NL"/>
-        </w:rPr>
-      </w:pPr>
-      <w:r>
-        <w:rPr>
-          <w:rFonts w:ascii="Calibri" w:eastAsia="Times New Roman" w:hAnsi="Calibri" w:cs="Calibri"/>
-          <w:b/>
-          <w:bCs/>
-          <w:color w:val="201F1E"/>
-          <w:lang w:val="nl-NL" w:eastAsia="nl-NL"/>
-        </w:rPr>
-        <w:t>Wanneer : ik op het vraagteken link klik in de kolom info van het product kruis drop</w:t>
-      </w:r>
-    </w:p>
-    <w:p>
-      <w:pPr>
-        <w:shd w:val="clear" w:color="auto" w:fill="FFFFFF"/>
-        <w:spacing w:after="0" w:line="240" w:lineRule="auto"/>
-        <w:rPr>
-          <w:rFonts w:ascii="Calibri" w:eastAsia="Times New Roman" w:hAnsi="Calibri" w:cs="Calibri"/>
-          <w:b/>
-          <w:bCs/>
-          <w:color w:val="201F1E"/>
-          <w:lang w:val="nl-NL" w:eastAsia="nl-NL"/>
-        </w:rPr>
-      </w:pPr>
-      <w:r>
-        <w:rPr>
-          <w:rFonts w:ascii="Calibri" w:eastAsia="Times New Roman" w:hAnsi="Calibri" w:cs="Calibri"/>
-          <w:b/>
-          <w:bCs/>
-          <w:color w:val="201F1E"/>
-          <w:lang w:val="nl-NL" w:eastAsia="nl-NL"/>
-        </w:rPr>
-        <w:t>Dan : kom ik op de pagina Overzicht leverancier gegevens met daarin alle informatie over de leverancier van de kruis</w:t>
-      </w:r>
-    </w:p>
-    <w:p>
-      <w:pPr>
-        <w:shd w:val="clear" w:color="auto" w:fill="FFFFFF"/>
-        <w:spacing w:after="0" w:line="240" w:lineRule="auto"/>
-        <w:rPr>
-          <w:rFonts w:ascii="Calibri" w:eastAsia="Times New Roman" w:hAnsi="Calibri" w:cs="Calibri"/>
-          <w:b/>
-          <w:bCs/>
-          <w:color w:val="201F1E"/>
-          <w:lang w:val="nl-NL" w:eastAsia="nl-NL"/>
-        </w:rPr>
-      </w:pPr>
-      <w:r>
-        <w:rPr>
-          <w:rFonts w:ascii="Calibri" w:eastAsia="Times New Roman" w:hAnsi="Calibri" w:cs="Calibri"/>
-          <w:b/>
-          <w:bCs/>
-          <w:color w:val="201F1E"/>
-          <w:lang w:val="nl-NL" w:eastAsia="nl-NL"/>
-        </w:rPr>
-        <w:t>drop (Wireframe-03)</w:t>
-      </w:r>
-    </w:p>
-    <w:p>
-      <w:pPr>
-        <w:shd w:val="clear" w:color="auto" w:fill="FFFFFF"/>
-        <w:spacing w:after="0" w:line="240" w:lineRule="auto"/>
-        <w:rPr>
-          <w:rFonts w:ascii="Calibri" w:eastAsia="Times New Roman" w:hAnsi="Calibri" w:cs="Calibri"/>
-          <w:b/>
-          <w:bCs/>
-          <w:color w:val="201F1E"/>
-          <w:lang w:val="nl-NL" w:eastAsia="nl-NL"/>
-        </w:rPr>
-      </w:pPr>
-    </w:p>
-    <w:p>
-      <w:pPr>
-        <w:shd w:val="clear" w:color="auto" w:fill="FFFFFF"/>
-        <w:spacing w:after="0" w:line="240" w:lineRule="auto"/>
-        <w:rPr>
-          <w:rFonts w:ascii="Calibri" w:eastAsia="Times New Roman" w:hAnsi="Calibri" w:cs="Calibri"/>
-          <w:b/>
-          <w:bCs/>
-          <w:color w:val="201F1E"/>
-          <w:lang w:val="nl-NL" w:eastAsia="nl-NL"/>
-        </w:rPr>
-      </w:pPr>
-      <w:r>
-        <w:rPr>
-          <w:rFonts w:ascii="Calibri" w:eastAsia="Times New Roman" w:hAnsi="Calibri" w:cs="Calibri"/>
-          <w:b/>
-          <w:bCs/>
-          <w:color w:val="201F1E"/>
-          <w:lang w:val="nl-NL" w:eastAsia="nl-NL"/>
-        </w:rPr>
-        <w:t>-----------------------------------------------------------------------------------------------------------------------------------------</w:t>
-      </w:r>
-    </w:p>
-    <w:p>
-      <w:pPr>
-        <w:shd w:val="clear" w:color="auto" w:fill="FFFFFF"/>
-        <w:spacing w:after="0" w:line="240" w:lineRule="auto"/>
-        <w:rPr>
-          <w:rFonts w:ascii="Calibri" w:eastAsia="Times New Roman" w:hAnsi="Calibri" w:cs="Calibri"/>
-          <w:b/>
-          <w:bCs/>
-          <w:color w:val="201F1E"/>
-          <w:lang w:val="nl-NL" w:eastAsia="nl-NL"/>
-        </w:rPr>
-      </w:pPr>
-    </w:p>
-    <w:p>
-      <w:pPr>
-        <w:shd w:val="clear" w:color="auto" w:fill="FFFFFF"/>
-        <w:spacing w:after="0" w:line="240" w:lineRule="auto"/>
-        <w:rPr>
-          <w:rFonts w:ascii="Calibri" w:eastAsia="Times New Roman" w:hAnsi="Calibri" w:cs="Calibri"/>
-          <w:b/>
-          <w:bCs/>
-          <w:color w:val="201F1E"/>
-          <w:lang w:val="nl-NL" w:eastAsia="nl-NL"/>
-        </w:rPr>
-      </w:pPr>
-      <w:r>
-        <w:rPr>
-          <w:rFonts w:ascii="Calibri" w:eastAsia="Times New Roman" w:hAnsi="Calibri" w:cs="Calibri"/>
-          <w:b/>
-          <w:bCs/>
-          <w:color w:val="201F1E"/>
-          <w:lang w:val="nl-NL" w:eastAsia="nl-NL"/>
-        </w:rPr>
-        <w:t>Scenario_03: Ik kan geen contactgegevens informatie zien over de leverancier van een product met een allergeen</w:t>
-      </w:r>
-    </w:p>
-    <w:p>
-      <w:pPr>
-        <w:shd w:val="clear" w:color="auto" w:fill="FFFFFF"/>
-        <w:spacing w:after="0" w:line="240" w:lineRule="auto"/>
-        <w:rPr>
-          <w:rFonts w:ascii="Calibri" w:eastAsia="Times New Roman" w:hAnsi="Calibri" w:cs="Calibri"/>
-          <w:b/>
-          <w:bCs/>
-          <w:color w:val="201F1E"/>
-          <w:lang w:val="nl-NL" w:eastAsia="nl-NL"/>
-        </w:rPr>
-      </w:pPr>
-      <w:r>
-        <w:rPr>
-          <w:rFonts w:ascii="Calibri" w:eastAsia="Times New Roman" w:hAnsi="Calibri" w:cs="Calibri"/>
-          <w:b/>
-          <w:bCs/>
-          <w:color w:val="201F1E"/>
-          <w:lang w:val="nl-NL" w:eastAsia="nl-NL"/>
-        </w:rPr>
-        <w:t>Gegeven : ik ben met mijn accountgegevens ingelogd in de webapplicatie van het bedrijf Jamin</w:t>
-      </w:r>
-    </w:p>
-    <w:p>
-      <w:pPr>
-        <w:shd w:val="clear" w:color="auto" w:fill="FFFFFF"/>
-        <w:spacing w:after="0" w:line="240" w:lineRule="auto"/>
-        <w:rPr>
-          <w:rFonts w:ascii="Calibri" w:eastAsia="Times New Roman" w:hAnsi="Calibri" w:cs="Calibri"/>
-          <w:b/>
-          <w:bCs/>
-          <w:color w:val="201F1E"/>
-          <w:lang w:val="nl-NL" w:eastAsia="nl-NL"/>
-        </w:rPr>
-      </w:pPr>
-      <w:r>
-        <w:rPr>
-          <w:rFonts w:ascii="Calibri" w:eastAsia="Times New Roman" w:hAnsi="Calibri" w:cs="Calibri"/>
-          <w:b/>
-          <w:bCs/>
-          <w:color w:val="201F1E"/>
-          <w:lang w:val="nl-NL" w:eastAsia="nl-NL"/>
-        </w:rPr>
-        <w:t>En : ik klik op de link Overzicht Allergenen op de homepage (Wireframe-01)</w:t>
-      </w:r>
-    </w:p>
-    <w:p>
-      <w:pPr>
-        <w:shd w:val="clear" w:color="auto" w:fill="FFFFFF"/>
-        <w:spacing w:after="0" w:line="240" w:lineRule="auto"/>
-        <w:rPr>
-          <w:rFonts w:ascii="Calibri" w:eastAsia="Times New Roman" w:hAnsi="Calibri" w:cs="Calibri"/>
-          <w:b/>
-          <w:bCs/>
-          <w:color w:val="201F1E"/>
-          <w:lang w:val="nl-NL" w:eastAsia="nl-NL"/>
-        </w:rPr>
-      </w:pPr>
-      <w:r>
-        <w:rPr>
-          <w:rFonts w:ascii="Calibri" w:eastAsia="Times New Roman" w:hAnsi="Calibri" w:cs="Calibri"/>
-          <w:b/>
-          <w:bCs/>
-          <w:color w:val="201F1E"/>
-          <w:lang w:val="nl-NL" w:eastAsia="nl-NL"/>
-        </w:rPr>
-        <w:t>En : ik kom op het scherm Overzicht Allergenen waar verschillende producten met allergenen te zien zijn</w:t>
-      </w:r>
-    </w:p>
-    <w:p>
-      <w:pPr>
-        <w:shd w:val="clear" w:color="auto" w:fill="FFFFFF"/>
-        <w:spacing w:after="0" w:line="240" w:lineRule="auto"/>
-        <w:rPr>
-          <w:rFonts w:ascii="Calibri" w:eastAsia="Times New Roman" w:hAnsi="Calibri" w:cs="Calibri"/>
-          <w:b/>
-          <w:bCs/>
-          <w:color w:val="201F1E"/>
-          <w:lang w:val="nl-NL" w:eastAsia="nl-NL"/>
-        </w:rPr>
-      </w:pPr>
-      <w:r>
-        <w:rPr>
-          <w:rFonts w:ascii="Calibri" w:eastAsia="Times New Roman" w:hAnsi="Calibri" w:cs="Calibri"/>
-          <w:b/>
-          <w:bCs/>
-          <w:color w:val="201F1E"/>
-          <w:lang w:val="nl-NL" w:eastAsia="nl-NL"/>
-        </w:rPr>
-        <w:t>gesorteerd (A-Z) op naam product (Wireframe-02)</w:t>
-      </w:r>
-    </w:p>
-    <w:p>
-      <w:pPr>
-        <w:shd w:val="clear" w:color="auto" w:fill="FFFFFF"/>
-        <w:spacing w:after="0" w:line="240" w:lineRule="auto"/>
-        <w:rPr>
-          <w:rFonts w:ascii="Calibri" w:eastAsia="Times New Roman" w:hAnsi="Calibri" w:cs="Calibri"/>
-          <w:b/>
-          <w:bCs/>
-          <w:color w:val="201F1E"/>
-          <w:lang w:val="nl-NL" w:eastAsia="nl-NL"/>
-        </w:rPr>
-      </w:pPr>
-      <w:r>
-        <w:rPr>
-          <w:rFonts w:ascii="Calibri" w:eastAsia="Times New Roman" w:hAnsi="Calibri" w:cs="Calibri"/>
-          <w:b/>
-          <w:bCs/>
-          <w:color w:val="201F1E"/>
-          <w:lang w:val="nl-NL" w:eastAsia="nl-NL"/>
-        </w:rPr>
-        <w:t>En : ik selecteer in de keuzelijst het allergeen Soja</w:t>
-      </w:r>
-    </w:p>
-    <w:p>
-      <w:pPr>
-        <w:shd w:val="clear" w:color="auto" w:fill="FFFFFF"/>
-        <w:spacing w:after="0" w:line="240" w:lineRule="auto"/>
-        <w:rPr>
-          <w:rFonts w:ascii="Calibri" w:eastAsia="Times New Roman" w:hAnsi="Calibri" w:cs="Calibri"/>
-          <w:b/>
-          <w:bCs/>
-          <w:color w:val="201F1E"/>
-          <w:lang w:val="nl-NL" w:eastAsia="nl-NL"/>
-        </w:rPr>
-      </w:pPr>
-      <w:r>
-        <w:rPr>
-          <w:rFonts w:ascii="Calibri" w:eastAsia="Times New Roman" w:hAnsi="Calibri" w:cs="Calibri"/>
-          <w:b/>
-          <w:bCs/>
-          <w:color w:val="201F1E"/>
-          <w:lang w:val="nl-NL" w:eastAsia="nl-NL"/>
-        </w:rPr>
-        <w:t>En : ik klik op de knop “Maak selectie” Soja</w:t>
-      </w:r>
-    </w:p>
-    <w:p>
-      <w:pPr>
-        <w:shd w:val="clear" w:color="auto" w:fill="FFFFFF"/>
-        <w:spacing w:after="0" w:line="240" w:lineRule="auto"/>
-        <w:rPr>
-          <w:rFonts w:ascii="Calibri" w:eastAsia="Times New Roman" w:hAnsi="Calibri" w:cs="Calibri"/>
-          <w:b/>
-          <w:bCs/>
-          <w:color w:val="201F1E"/>
-          <w:lang w:val="nl-NL" w:eastAsia="nl-NL"/>
-        </w:rPr>
-      </w:pPr>
-      <w:r>
-        <w:rPr>
-          <w:rFonts w:ascii="Calibri" w:eastAsia="Times New Roman" w:hAnsi="Calibri" w:cs="Calibri"/>
-          <w:b/>
-          <w:bCs/>
-          <w:color w:val="201F1E"/>
-          <w:lang w:val="nl-NL" w:eastAsia="nl-NL"/>
-        </w:rPr>
-        <w:t>En : ik zie op het scherm Overzicht Allergenen alleen die producten die het allergeen Soja bevatten (</w:t>
-      </w:r>
-      <w:proofErr w:type="spellStart"/>
-      <w:r>
-        <w:rPr>
-          <w:rFonts w:ascii="Calibri" w:eastAsia="Times New Roman" w:hAnsi="Calibri" w:cs="Calibri"/>
-          <w:b/>
-          <w:bCs/>
-          <w:color w:val="201F1E"/>
-          <w:lang w:val="nl-NL" w:eastAsia="nl-NL"/>
-        </w:rPr>
-        <w:t>Wireframe</w:t>
-      </w:r>
-      <w:proofErr w:type="spellEnd"/>
-      <w:r>
-        <w:rPr>
-          <w:rFonts w:ascii="Calibri" w:eastAsia="Times New Roman" w:hAnsi="Calibri" w:cs="Calibri"/>
-          <w:b/>
-          <w:bCs/>
-          <w:color w:val="201F1E"/>
-          <w:lang w:val="nl-NL" w:eastAsia="nl-NL"/>
-        </w:rPr>
-        <w:t>-</w:t>
-      </w:r>
-    </w:p>
-    <w:p>
-      <w:pPr>
-        <w:shd w:val="clear" w:color="auto" w:fill="FFFFFF"/>
-        <w:spacing w:after="0" w:line="240" w:lineRule="auto"/>
-        <w:rPr>
-          <w:rFonts w:ascii="Calibri" w:eastAsia="Times New Roman" w:hAnsi="Calibri" w:cs="Calibri"/>
-          <w:b/>
-          <w:bCs/>
-          <w:color w:val="201F1E"/>
-          <w:lang w:val="nl-NL" w:eastAsia="nl-NL"/>
-        </w:rPr>
-      </w:pPr>
-      <w:r>
-        <w:rPr>
-          <w:rFonts w:ascii="Calibri" w:eastAsia="Times New Roman" w:hAnsi="Calibri" w:cs="Calibri"/>
-          <w:b/>
-          <w:bCs/>
-          <w:color w:val="201F1E"/>
-          <w:lang w:val="nl-NL" w:eastAsia="nl-NL"/>
-        </w:rPr>
-        <w:t>02)</w:t>
-      </w:r>
-    </w:p>
-    <w:p>
-      <w:pPr>
-        <w:shd w:val="clear" w:color="auto" w:fill="FFFFFF"/>
-        <w:spacing w:after="0" w:line="240" w:lineRule="auto"/>
-        <w:rPr>
-          <w:rFonts w:ascii="Calibri" w:eastAsia="Times New Roman" w:hAnsi="Calibri" w:cs="Calibri"/>
-          <w:b/>
-          <w:bCs/>
-          <w:color w:val="201F1E"/>
-          <w:lang w:val="nl-NL" w:eastAsia="nl-NL"/>
-        </w:rPr>
-      </w:pPr>
-      <w:r>
-        <w:rPr>
-          <w:rFonts w:ascii="Calibri" w:eastAsia="Times New Roman" w:hAnsi="Calibri" w:cs="Calibri"/>
-          <w:b/>
-          <w:bCs/>
-          <w:color w:val="201F1E"/>
-          <w:lang w:val="nl-NL" w:eastAsia="nl-NL"/>
-        </w:rPr>
-        <w:t>Wanneer : ik op het vraagteken link klik in de kolom info van het product Drop Ninja’s</w:t>
-      </w:r>
-    </w:p>
-    <w:p>
-      <w:pPr>
-        <w:shd w:val="clear" w:color="auto" w:fill="FFFFFF"/>
-        <w:spacing w:after="0" w:line="240" w:lineRule="auto"/>
-        <w:rPr>
-          <w:rFonts w:ascii="Calibri" w:eastAsia="Times New Roman" w:hAnsi="Calibri" w:cs="Calibri"/>
-          <w:b/>
-          <w:bCs/>
-          <w:color w:val="201F1E"/>
-          <w:lang w:val="nl-NL" w:eastAsia="nl-NL"/>
-        </w:rPr>
-      </w:pPr>
-      <w:r>
-        <w:rPr>
-          <w:rFonts w:ascii="Calibri" w:eastAsia="Times New Roman" w:hAnsi="Calibri" w:cs="Calibri"/>
-          <w:b/>
-          <w:bCs/>
-          <w:color w:val="201F1E"/>
-          <w:lang w:val="nl-NL" w:eastAsia="nl-NL"/>
-        </w:rPr>
-        <w:t>Dan : kom ik op de pagina Overzicht leverancier gegevens met daarin alle informatie over de leverancier van Drop</w:t>
-      </w:r>
-    </w:p>
-    <w:p>
-      <w:pPr>
-        <w:shd w:val="clear" w:color="auto" w:fill="FFFFFF"/>
-        <w:spacing w:after="0" w:line="240" w:lineRule="auto"/>
-        <w:rPr>
-          <w:rFonts w:ascii="Calibri" w:eastAsia="Times New Roman" w:hAnsi="Calibri" w:cs="Calibri"/>
-          <w:b/>
-          <w:bCs/>
-          <w:color w:val="201F1E"/>
-          <w:lang w:val="nl-NL" w:eastAsia="nl-NL"/>
-        </w:rPr>
-      </w:pPr>
-      <w:r>
-        <w:rPr>
-          <w:rFonts w:ascii="Calibri" w:eastAsia="Times New Roman" w:hAnsi="Calibri" w:cs="Calibri"/>
-          <w:b/>
-          <w:bCs/>
-          <w:color w:val="201F1E"/>
-          <w:lang w:val="nl-NL" w:eastAsia="nl-NL"/>
-        </w:rPr>
-        <w:t>Ninja’s (Wireframe-04)</w:t>
-      </w:r>
-    </w:p>
-    <w:p>
-      <w:pPr>
-        <w:shd w:val="clear" w:color="auto" w:fill="FFFFFF"/>
-        <w:spacing w:after="0" w:line="240" w:lineRule="auto"/>
-        <w:rPr>
-          <w:rFonts w:ascii="Calibri" w:eastAsia="Times New Roman" w:hAnsi="Calibri" w:cs="Calibri"/>
-          <w:b/>
-          <w:bCs/>
-          <w:color w:val="201F1E"/>
-          <w:lang w:val="nl-NL" w:eastAsia="nl-NL"/>
-        </w:rPr>
-      </w:pPr>
-      <w:r>
-        <w:rPr>
-          <w:rFonts w:ascii="Calibri" w:eastAsia="Times New Roman" w:hAnsi="Calibri" w:cs="Calibri"/>
-          <w:b/>
-          <w:bCs/>
-          <w:color w:val="201F1E"/>
-          <w:lang w:val="nl-NL" w:eastAsia="nl-NL"/>
-        </w:rPr>
-        <w:t>En : de mededeling “Er is zijn geen adresgegevens bekent” (Wireframe-04)</w:t>
-      </w:r>
+        <w:rPr>
+          <w:lang w:val="en-NL"/>
+        </w:rPr>
+      </w:pPr>
     </w:p>
     <w:p>
       <w:pPr>
@@ -3815,27 +6281,17 @@
     </w:p>
     <w:p>
       <w:pPr>
+        <w:shd w:val="clear" w:color="auto" w:fill="FFFFFF"/>
+        <w:spacing w:after="0" w:line="240" w:lineRule="auto"/>
         <w:rPr>
           <w:rFonts w:ascii="Calibri" w:eastAsia="Times New Roman" w:hAnsi="Calibri" w:cs="Calibri"/>
           <w:color w:val="201F1E"/>
           <w:lang w:val="nl-NL" w:eastAsia="nl-NL"/>
         </w:rPr>
       </w:pPr>
-      <w:r>
-        <w:rPr>
-          <w:rFonts w:ascii="Calibri" w:eastAsia="Times New Roman" w:hAnsi="Calibri" w:cs="Calibri"/>
-          <w:color w:val="201F1E"/>
-          <w:lang w:val="nl-NL" w:eastAsia="nl-NL"/>
-        </w:rPr>
-        <w:br w:type="page"/>
-      </w:r>
     </w:p>
     <w:p>
       <w:pPr>
-        <w:keepNext/>
-        <w:keepLines/>
-        <w:spacing w:before="240" w:after="0"/>
-        <w:outlineLvl w:val="0"/>
         <w:rPr>
           <w:rFonts w:ascii="Calibri Light" w:eastAsia="Times New Roman" w:hAnsi="Calibri Light" w:cs="Times New Roman"/>
           <w:color w:val="2F5496"/>
@@ -3854,7 +6310,6 @@
           <w:szCs w:val="32"/>
           <w:lang w:val="nl-NL"/>
         </w:rPr>
-        <w:lastRenderedPageBreak/>
         <w:t>Test</w:t>
       </w:r>
       <w:bookmarkEnd w:id="10"/>
@@ -3914,57 +6369,16 @@
           <w:szCs w:val="26"/>
           <w:lang w:val="nl-NL"/>
         </w:rPr>
-        <w:t>User Story1: [</w:t>
+        <w:t>User Story1: [Titel van de User Story1]</w:t>
       </w:r>
       <w:bookmarkEnd w:id="12"/>
       <w:bookmarkEnd w:id="13"/>
-      <w:proofErr w:type="spellStart"/>
       <w:r>
         <w:rPr>
           <w:rFonts w:ascii="Calibri Light" w:eastAsia="Times New Roman" w:hAnsi="Calibri Light" w:cs="Times New Roman"/>
           <w:color w:val="2F5496"/>
           <w:sz w:val="26"/>
           <w:szCs w:val="26"/>
-        </w:rPr>
-        <w:t>Leveranciersinformatie</w:t>
-      </w:r>
-      <w:proofErr w:type="spellEnd"/>
-      <w:r>
-        <w:rPr>
-          <w:rFonts w:ascii="Calibri Light" w:eastAsia="Times New Roman" w:hAnsi="Calibri Light" w:cs="Times New Roman"/>
-          <w:color w:val="2F5496"/>
-          <w:sz w:val="26"/>
-          <w:szCs w:val="26"/>
-        </w:rPr>
-        <w:t xml:space="preserve"> </w:t>
-      </w:r>
-      <w:proofErr w:type="spellStart"/>
-      <w:r>
-        <w:rPr>
-          <w:rFonts w:ascii="Calibri Light" w:eastAsia="Times New Roman" w:hAnsi="Calibri Light" w:cs="Times New Roman"/>
-          <w:color w:val="2F5496"/>
-          <w:sz w:val="26"/>
-          <w:szCs w:val="26"/>
-        </w:rPr>
-        <w:t>bestaat</w:t>
-      </w:r>
-      <w:proofErr w:type="spellEnd"/>
-      <w:r>
-        <w:rPr>
-          <w:rFonts w:ascii="Calibri Light" w:eastAsia="Times New Roman" w:hAnsi="Calibri Light" w:cs="Times New Roman"/>
-          <w:color w:val="2F5496"/>
-          <w:sz w:val="26"/>
-          <w:szCs w:val="26"/>
-          <w:lang w:val="nl-NL"/>
-        </w:rPr>
-        <w:t>]</w:t>
-      </w:r>
-      <w:r>
-        <w:rPr>
-          <w:rFonts w:ascii="Calibri Light" w:eastAsia="Times New Roman" w:hAnsi="Calibri Light" w:cs="Times New Roman"/>
-          <w:color w:val="2F5496"/>
-          <w:sz w:val="26"/>
-          <w:szCs w:val="26"/>
           <w:lang w:val="nl-NL"/>
         </w:rPr>
         <w:br/>
@@ -3990,9 +6404,11 @@
       </w:r>
       <w:r>
         <w:rPr>
-          <w:lang w:val="nl-NL"/>
-        </w:rPr>
-        <w:t>06-02-2026</w:t>
+          <w:sz w:val="24"/>
+          <w:szCs w:val="24"/>
+          <w:lang w:val="nl-NL"/>
+        </w:rPr>
+        <w:t>15-03-2026</w:t>
       </w:r>
       <w:r>
         <w:rPr>
@@ -4020,7 +6436,7 @@
           <w:lang w:val="nl-NL"/>
         </w:rPr>
         <w:tab/>
-        <w:t>Naam Tester: [</w:t>
+        <w:t xml:space="preserve">Naam Tester: </w:t>
       </w:r>
       <w:r>
         <w:rPr>
@@ -4029,7 +6445,7 @@
           <w:szCs w:val="28"/>
           <w:lang w:val="nl-NL"/>
         </w:rPr>
-        <w:t>Danny</w:t>
+        <w:t>[Danny</w:t>
       </w:r>
       <w:r>
         <w:rPr>
@@ -4074,425 +6490,22 @@
     <w:p>
       <w:pPr>
         <w:rPr>
-          <w:rFonts w:ascii="Calibri" w:eastAsia="Times New Roman" w:hAnsi="Calibri" w:cs="Calibri"/>
-          <w:color w:val="201F1E"/>
-          <w:sz w:val="28"/>
-          <w:szCs w:val="28"/>
-          <w:lang w:val="en-NL" w:eastAsia="nl-NL"/>
-        </w:rPr>
-      </w:pPr>
-      <w:r>
-        <w:rPr>
-          <w:rFonts w:ascii="OpenDyslexic" w:eastAsia="Calibri" w:hAnsi="OpenDyslexic" w:cs="Times New Roman"/>
-          <w:b/>
-          <w:bCs/>
-          <w:sz w:val="28"/>
-          <w:szCs w:val="28"/>
-          <w:lang w:val="nl-NL"/>
-        </w:rPr>
-        <w:t>Gegeven</w:t>
-      </w:r>
-      <w:r>
-        <w:rPr>
           <w:rFonts w:ascii="OpenDyslexic" w:eastAsia="Calibri" w:hAnsi="OpenDyslexic" w:cs="Times New Roman"/>
           <w:sz w:val="28"/>
           <w:szCs w:val="28"/>
           <w:lang w:val="nl-NL"/>
         </w:rPr>
-        <w:t xml:space="preserve">: </w:t>
-      </w:r>
-      <w:r>
-        <w:rPr>
-          <w:rFonts w:ascii="Calibri" w:eastAsia="Times New Roman" w:hAnsi="Calibri" w:cs="Calibri"/>
-          <w:color w:val="201F1E"/>
+      </w:pPr>
+      <w:r>
+        <w:rPr>
+          <w:rFonts w:ascii="OpenDyslexic" w:eastAsia="Calibri" w:hAnsi="OpenDyslexic" w:cs="Times New Roman"/>
+          <w:b/>
+          <w:bCs/>
           <w:sz w:val="28"/>
           <w:szCs w:val="28"/>
-          <w:lang w:val="en-NL" w:eastAsia="nl-NL"/>
-        </w:rPr>
-        <w:t xml:space="preserve">Ik ben </w:t>
-      </w:r>
-      <w:proofErr w:type="spellStart"/>
-      <w:r>
-        <w:rPr>
-          <w:rFonts w:ascii="Calibri" w:eastAsia="Times New Roman" w:hAnsi="Calibri" w:cs="Calibri"/>
-          <w:color w:val="201F1E"/>
-          <w:sz w:val="28"/>
-          <w:szCs w:val="28"/>
-          <w:lang w:val="en-NL" w:eastAsia="nl-NL"/>
-        </w:rPr>
-        <w:t>ingelogd</w:t>
-      </w:r>
-      <w:proofErr w:type="spellEnd"/>
-      <w:r>
-        <w:rPr>
-          <w:rFonts w:ascii="Calibri" w:eastAsia="Times New Roman" w:hAnsi="Calibri" w:cs="Calibri"/>
-          <w:color w:val="201F1E"/>
-          <w:sz w:val="28"/>
-          <w:szCs w:val="28"/>
-          <w:lang w:val="en-NL" w:eastAsia="nl-NL"/>
-        </w:rPr>
-        <w:t xml:space="preserve"> met </w:t>
-      </w:r>
-      <w:proofErr w:type="spellStart"/>
-      <w:r>
-        <w:rPr>
-          <w:rFonts w:ascii="Calibri" w:eastAsia="Times New Roman" w:hAnsi="Calibri" w:cs="Calibri"/>
-          <w:color w:val="201F1E"/>
-          <w:sz w:val="28"/>
-          <w:szCs w:val="28"/>
-          <w:lang w:val="en-NL" w:eastAsia="nl-NL"/>
-        </w:rPr>
-        <w:t>mijn</w:t>
-      </w:r>
-      <w:proofErr w:type="spellEnd"/>
-      <w:r>
-        <w:rPr>
-          <w:rFonts w:ascii="Calibri" w:eastAsia="Times New Roman" w:hAnsi="Calibri" w:cs="Calibri"/>
-          <w:color w:val="201F1E"/>
-          <w:sz w:val="28"/>
-          <w:szCs w:val="28"/>
-          <w:lang w:val="en-NL" w:eastAsia="nl-NL"/>
-        </w:rPr>
-        <w:t xml:space="preserve"> account in de </w:t>
-      </w:r>
-      <w:proofErr w:type="spellStart"/>
-      <w:r>
-        <w:rPr>
-          <w:rFonts w:ascii="Calibri" w:eastAsia="Times New Roman" w:hAnsi="Calibri" w:cs="Calibri"/>
-          <w:color w:val="201F1E"/>
-          <w:sz w:val="28"/>
-          <w:szCs w:val="28"/>
-          <w:lang w:val="en-NL" w:eastAsia="nl-NL"/>
-        </w:rPr>
-        <w:t>webapplicatie</w:t>
-      </w:r>
-      <w:proofErr w:type="spellEnd"/>
-      <w:r>
-        <w:rPr>
-          <w:rFonts w:ascii="Calibri" w:eastAsia="Times New Roman" w:hAnsi="Calibri" w:cs="Calibri"/>
-          <w:color w:val="201F1E"/>
-          <w:sz w:val="28"/>
-          <w:szCs w:val="28"/>
-          <w:lang w:val="en-NL" w:eastAsia="nl-NL"/>
-        </w:rPr>
-        <w:t xml:space="preserve"> van Jamin</w:t>
-      </w:r>
-    </w:p>
-    <w:p>
-      <w:pPr>
-        <w:rPr>
-          <w:rFonts w:ascii="Calibri" w:eastAsia="Times New Roman" w:hAnsi="Calibri" w:cs="Calibri"/>
-          <w:color w:val="201F1E"/>
-          <w:sz w:val="28"/>
-          <w:szCs w:val="28"/>
-          <w:lang w:val="en-NL" w:eastAsia="nl-NL"/>
-        </w:rPr>
-      </w:pPr>
-      <w:r>
-        <w:rPr>
-          <w:rFonts w:ascii="Calibri" w:eastAsia="Times New Roman" w:hAnsi="Calibri" w:cs="Calibri"/>
-          <w:color w:val="201F1E"/>
-          <w:sz w:val="28"/>
-          <w:szCs w:val="28"/>
-          <w:lang w:val="en-NL" w:eastAsia="nl-NL"/>
-        </w:rPr>
-        <w:t xml:space="preserve">Ik </w:t>
-      </w:r>
-      <w:proofErr w:type="spellStart"/>
-      <w:r>
-        <w:rPr>
-          <w:rFonts w:ascii="Calibri" w:eastAsia="Times New Roman" w:hAnsi="Calibri" w:cs="Calibri"/>
-          <w:color w:val="201F1E"/>
-          <w:sz w:val="28"/>
-          <w:szCs w:val="28"/>
-          <w:lang w:val="en-NL" w:eastAsia="nl-NL"/>
-        </w:rPr>
-        <w:t>klik</w:t>
-      </w:r>
-      <w:proofErr w:type="spellEnd"/>
-      <w:r>
-        <w:rPr>
-          <w:rFonts w:ascii="Calibri" w:eastAsia="Times New Roman" w:hAnsi="Calibri" w:cs="Calibri"/>
-          <w:color w:val="201F1E"/>
-          <w:sz w:val="28"/>
-          <w:szCs w:val="28"/>
-          <w:lang w:val="en-NL" w:eastAsia="nl-NL"/>
-        </w:rPr>
-        <w:t xml:space="preserve"> op de link </w:t>
-      </w:r>
-      <w:proofErr w:type="spellStart"/>
-      <w:r>
-        <w:rPr>
-          <w:rFonts w:ascii="Calibri" w:eastAsia="Times New Roman" w:hAnsi="Calibri" w:cs="Calibri"/>
-          <w:i/>
-          <w:iCs/>
-          <w:color w:val="201F1E"/>
-          <w:sz w:val="28"/>
-          <w:szCs w:val="28"/>
-          <w:lang w:val="en-NL" w:eastAsia="nl-NL"/>
-        </w:rPr>
-        <w:t>Overzicht</w:t>
-      </w:r>
-      <w:proofErr w:type="spellEnd"/>
-      <w:r>
-        <w:rPr>
-          <w:rFonts w:ascii="Calibri" w:eastAsia="Times New Roman" w:hAnsi="Calibri" w:cs="Calibri"/>
-          <w:i/>
-          <w:iCs/>
-          <w:color w:val="201F1E"/>
-          <w:sz w:val="28"/>
-          <w:szCs w:val="28"/>
-          <w:lang w:val="en-NL" w:eastAsia="nl-NL"/>
-        </w:rPr>
-        <w:t xml:space="preserve"> </w:t>
-      </w:r>
-      <w:proofErr w:type="spellStart"/>
-      <w:r>
-        <w:rPr>
-          <w:rFonts w:ascii="Calibri" w:eastAsia="Times New Roman" w:hAnsi="Calibri" w:cs="Calibri"/>
-          <w:i/>
-          <w:iCs/>
-          <w:color w:val="201F1E"/>
-          <w:sz w:val="28"/>
-          <w:szCs w:val="28"/>
-          <w:lang w:val="en-NL" w:eastAsia="nl-NL"/>
-        </w:rPr>
-        <w:t>Allergenen</w:t>
-      </w:r>
-      <w:proofErr w:type="spellEnd"/>
-      <w:r>
-        <w:rPr>
-          <w:rFonts w:ascii="Calibri" w:eastAsia="Times New Roman" w:hAnsi="Calibri" w:cs="Calibri"/>
-          <w:color w:val="201F1E"/>
-          <w:sz w:val="28"/>
-          <w:szCs w:val="28"/>
-          <w:lang w:val="en-NL" w:eastAsia="nl-NL"/>
-        </w:rPr>
-        <w:t xml:space="preserve"> op de homepage (Wireframe-01)</w:t>
-      </w:r>
-    </w:p>
-    <w:p>
-      <w:pPr>
-        <w:rPr>
-          <w:rFonts w:ascii="Calibri" w:eastAsia="Times New Roman" w:hAnsi="Calibri" w:cs="Calibri"/>
-          <w:color w:val="201F1E"/>
-          <w:sz w:val="28"/>
-          <w:szCs w:val="28"/>
-          <w:lang w:val="en-NL" w:eastAsia="nl-NL"/>
-        </w:rPr>
-      </w:pPr>
-      <w:r>
-        <w:rPr>
-          <w:rFonts w:ascii="Calibri" w:eastAsia="Times New Roman" w:hAnsi="Calibri" w:cs="Calibri"/>
-          <w:color w:val="201F1E"/>
-          <w:sz w:val="28"/>
-          <w:szCs w:val="28"/>
-          <w:lang w:val="en-NL" w:eastAsia="nl-NL"/>
-        </w:rPr>
-        <w:t xml:space="preserve">Ik </w:t>
-      </w:r>
-      <w:proofErr w:type="spellStart"/>
-      <w:r>
-        <w:rPr>
-          <w:rFonts w:ascii="Calibri" w:eastAsia="Times New Roman" w:hAnsi="Calibri" w:cs="Calibri"/>
-          <w:color w:val="201F1E"/>
-          <w:sz w:val="28"/>
-          <w:szCs w:val="28"/>
-          <w:lang w:val="en-NL" w:eastAsia="nl-NL"/>
-        </w:rPr>
-        <w:t>kom</w:t>
-      </w:r>
-      <w:proofErr w:type="spellEnd"/>
-      <w:r>
-        <w:rPr>
-          <w:rFonts w:ascii="Calibri" w:eastAsia="Times New Roman" w:hAnsi="Calibri" w:cs="Calibri"/>
-          <w:color w:val="201F1E"/>
-          <w:sz w:val="28"/>
-          <w:szCs w:val="28"/>
-          <w:lang w:val="en-NL" w:eastAsia="nl-NL"/>
-        </w:rPr>
-        <w:t xml:space="preserve"> op het scherm </w:t>
-      </w:r>
-      <w:proofErr w:type="spellStart"/>
-      <w:r>
-        <w:rPr>
-          <w:rFonts w:ascii="Calibri" w:eastAsia="Times New Roman" w:hAnsi="Calibri" w:cs="Calibri"/>
-          <w:i/>
-          <w:iCs/>
-          <w:color w:val="201F1E"/>
-          <w:sz w:val="28"/>
-          <w:szCs w:val="28"/>
-          <w:lang w:val="en-NL" w:eastAsia="nl-NL"/>
-        </w:rPr>
-        <w:t>Overzicht</w:t>
-      </w:r>
-      <w:proofErr w:type="spellEnd"/>
-      <w:r>
-        <w:rPr>
-          <w:rFonts w:ascii="Calibri" w:eastAsia="Times New Roman" w:hAnsi="Calibri" w:cs="Calibri"/>
-          <w:i/>
-          <w:iCs/>
-          <w:color w:val="201F1E"/>
-          <w:sz w:val="28"/>
-          <w:szCs w:val="28"/>
-          <w:lang w:val="en-NL" w:eastAsia="nl-NL"/>
-        </w:rPr>
-        <w:t xml:space="preserve"> </w:t>
-      </w:r>
-      <w:proofErr w:type="spellStart"/>
-      <w:r>
-        <w:rPr>
-          <w:rFonts w:ascii="Calibri" w:eastAsia="Times New Roman" w:hAnsi="Calibri" w:cs="Calibri"/>
-          <w:i/>
-          <w:iCs/>
-          <w:color w:val="201F1E"/>
-          <w:sz w:val="28"/>
-          <w:szCs w:val="28"/>
-          <w:lang w:val="en-NL" w:eastAsia="nl-NL"/>
-        </w:rPr>
-        <w:t>Allergenen</w:t>
-      </w:r>
-      <w:proofErr w:type="spellEnd"/>
-      <w:r>
-        <w:rPr>
-          <w:rFonts w:ascii="Calibri" w:eastAsia="Times New Roman" w:hAnsi="Calibri" w:cs="Calibri"/>
-          <w:color w:val="201F1E"/>
-          <w:sz w:val="28"/>
-          <w:szCs w:val="28"/>
-          <w:lang w:val="en-NL" w:eastAsia="nl-NL"/>
-        </w:rPr>
-        <w:t xml:space="preserve"> </w:t>
-      </w:r>
-      <w:proofErr w:type="spellStart"/>
-      <w:r>
-        <w:rPr>
-          <w:rFonts w:ascii="Calibri" w:eastAsia="Times New Roman" w:hAnsi="Calibri" w:cs="Calibri"/>
-          <w:color w:val="201F1E"/>
-          <w:sz w:val="28"/>
-          <w:szCs w:val="28"/>
-          <w:lang w:val="en-NL" w:eastAsia="nl-NL"/>
-        </w:rPr>
-        <w:t>waar</w:t>
-      </w:r>
-      <w:proofErr w:type="spellEnd"/>
-      <w:r>
-        <w:rPr>
-          <w:rFonts w:ascii="Calibri" w:eastAsia="Times New Roman" w:hAnsi="Calibri" w:cs="Calibri"/>
-          <w:color w:val="201F1E"/>
-          <w:sz w:val="28"/>
-          <w:szCs w:val="28"/>
-          <w:lang w:val="en-NL" w:eastAsia="nl-NL"/>
-        </w:rPr>
-        <w:t xml:space="preserve"> </w:t>
-      </w:r>
-      <w:proofErr w:type="spellStart"/>
-      <w:r>
-        <w:rPr>
-          <w:rFonts w:ascii="Calibri" w:eastAsia="Times New Roman" w:hAnsi="Calibri" w:cs="Calibri"/>
-          <w:color w:val="201F1E"/>
-          <w:sz w:val="28"/>
-          <w:szCs w:val="28"/>
-          <w:lang w:val="en-NL" w:eastAsia="nl-NL"/>
-        </w:rPr>
-        <w:t>producten</w:t>
-      </w:r>
-      <w:proofErr w:type="spellEnd"/>
-      <w:r>
-        <w:rPr>
-          <w:rFonts w:ascii="Calibri" w:eastAsia="Times New Roman" w:hAnsi="Calibri" w:cs="Calibri"/>
-          <w:color w:val="201F1E"/>
-          <w:sz w:val="28"/>
-          <w:szCs w:val="28"/>
-          <w:lang w:val="en-NL" w:eastAsia="nl-NL"/>
-        </w:rPr>
-        <w:t xml:space="preserve"> met </w:t>
-      </w:r>
-      <w:proofErr w:type="spellStart"/>
-      <w:r>
-        <w:rPr>
-          <w:rFonts w:ascii="Calibri" w:eastAsia="Times New Roman" w:hAnsi="Calibri" w:cs="Calibri"/>
-          <w:color w:val="201F1E"/>
-          <w:sz w:val="28"/>
-          <w:szCs w:val="28"/>
-          <w:lang w:val="en-NL" w:eastAsia="nl-NL"/>
-        </w:rPr>
-        <w:t>allergenen</w:t>
-      </w:r>
-      <w:proofErr w:type="spellEnd"/>
-      <w:r>
-        <w:rPr>
-          <w:rFonts w:ascii="Calibri" w:eastAsia="Times New Roman" w:hAnsi="Calibri" w:cs="Calibri"/>
-          <w:color w:val="201F1E"/>
-          <w:sz w:val="28"/>
-          <w:szCs w:val="28"/>
-          <w:lang w:val="en-NL" w:eastAsia="nl-NL"/>
-        </w:rPr>
-        <w:t xml:space="preserve"> </w:t>
-      </w:r>
-      <w:proofErr w:type="spellStart"/>
-      <w:r>
-        <w:rPr>
-          <w:rFonts w:ascii="Calibri" w:eastAsia="Times New Roman" w:hAnsi="Calibri" w:cs="Calibri"/>
-          <w:color w:val="201F1E"/>
-          <w:sz w:val="28"/>
-          <w:szCs w:val="28"/>
-          <w:lang w:val="en-NL" w:eastAsia="nl-NL"/>
-        </w:rPr>
-        <w:t>staan</w:t>
-      </w:r>
-      <w:proofErr w:type="spellEnd"/>
-      <w:r>
-        <w:rPr>
-          <w:rFonts w:ascii="Calibri" w:eastAsia="Times New Roman" w:hAnsi="Calibri" w:cs="Calibri"/>
-          <w:color w:val="201F1E"/>
-          <w:sz w:val="28"/>
-          <w:szCs w:val="28"/>
-          <w:lang w:val="en-NL" w:eastAsia="nl-NL"/>
-        </w:rPr>
-        <w:t xml:space="preserve">, </w:t>
-      </w:r>
-      <w:proofErr w:type="spellStart"/>
-      <w:r>
-        <w:rPr>
-          <w:rFonts w:ascii="Calibri" w:eastAsia="Times New Roman" w:hAnsi="Calibri" w:cs="Calibri"/>
-          <w:color w:val="201F1E"/>
-          <w:sz w:val="28"/>
-          <w:szCs w:val="28"/>
-          <w:lang w:val="en-NL" w:eastAsia="nl-NL"/>
-        </w:rPr>
-        <w:t>gesorteerd</w:t>
-      </w:r>
-      <w:proofErr w:type="spellEnd"/>
-      <w:r>
-        <w:rPr>
-          <w:rFonts w:ascii="Calibri" w:eastAsia="Times New Roman" w:hAnsi="Calibri" w:cs="Calibri"/>
-          <w:color w:val="201F1E"/>
-          <w:sz w:val="28"/>
-          <w:szCs w:val="28"/>
-          <w:lang w:val="en-NL" w:eastAsia="nl-NL"/>
-        </w:rPr>
-        <w:t xml:space="preserve"> A-Z op naam product (Wireframe-02)</w:t>
-      </w:r>
-    </w:p>
-    <w:p>
-      <w:pPr>
-        <w:rPr>
-          <w:rFonts w:ascii="OpenDyslexic" w:eastAsia="Calibri" w:hAnsi="OpenDyslexic"/>
-          <w:sz w:val="28"/>
-          <w:szCs w:val="28"/>
-          <w:lang w:val="en-NL"/>
-        </w:rPr>
-      </w:pPr>
-      <w:r>
-        <w:rPr>
-          <w:rFonts w:ascii="OpenDyslexic" w:eastAsia="Calibri" w:hAnsi="OpenDyslexic" w:cs="Times New Roman"/>
-          <w:b/>
-          <w:bCs/>
-          <w:sz w:val="28"/>
-          <w:szCs w:val="28"/>
-          <w:lang w:val="nl-NL"/>
-        </w:rPr>
-        <w:t>Resultaat</w:t>
+          <w:lang w:val="nl-NL"/>
+        </w:rPr>
+        <w:t>Gegeven:</w:t>
       </w:r>
       <w:r>
         <w:rPr>
@@ -4501,151 +6514,67 @@
           <w:szCs w:val="28"/>
           <w:lang w:val="nl-NL"/>
         </w:rPr>
-        <w:t xml:space="preserve">: </w:t>
-      </w:r>
-      <w:r>
-        <w:rPr>
-          <w:rFonts w:ascii="OpenDyslexic" w:eastAsia="Calibri" w:hAnsi="OpenDyslexic"/>
-          <w:sz w:val="28"/>
-          <w:szCs w:val="28"/>
-          <w:lang w:val="en-NL"/>
-        </w:rPr>
-        <w:t xml:space="preserve">Ik </w:t>
-      </w:r>
-      <w:proofErr w:type="spellStart"/>
-      <w:r>
-        <w:rPr>
-          <w:rFonts w:ascii="OpenDyslexic" w:eastAsia="Calibri" w:hAnsi="OpenDyslexic"/>
-          <w:sz w:val="28"/>
-          <w:szCs w:val="28"/>
-          <w:lang w:val="en-NL"/>
-        </w:rPr>
-        <w:t>selecteer</w:t>
-      </w:r>
-      <w:proofErr w:type="spellEnd"/>
-      <w:r>
-        <w:rPr>
-          <w:rFonts w:ascii="OpenDyslexic" w:eastAsia="Calibri" w:hAnsi="OpenDyslexic"/>
-          <w:sz w:val="28"/>
-          <w:szCs w:val="28"/>
-          <w:lang w:val="en-NL"/>
-        </w:rPr>
-        <w:t xml:space="preserve"> in de </w:t>
-      </w:r>
-      <w:proofErr w:type="spellStart"/>
-      <w:r>
-        <w:rPr>
-          <w:rFonts w:ascii="OpenDyslexic" w:eastAsia="Calibri" w:hAnsi="OpenDyslexic"/>
-          <w:sz w:val="28"/>
-          <w:szCs w:val="28"/>
-          <w:lang w:val="en-NL"/>
-        </w:rPr>
-        <w:t>keuzelijst</w:t>
-      </w:r>
-      <w:proofErr w:type="spellEnd"/>
-      <w:r>
-        <w:rPr>
-          <w:rFonts w:ascii="OpenDyslexic" w:eastAsia="Calibri" w:hAnsi="OpenDyslexic"/>
-          <w:sz w:val="28"/>
-          <w:szCs w:val="28"/>
-          <w:lang w:val="en-NL"/>
-        </w:rPr>
-        <w:t xml:space="preserve"> het </w:t>
-      </w:r>
-      <w:proofErr w:type="spellStart"/>
-      <w:r>
-        <w:rPr>
-          <w:rFonts w:ascii="OpenDyslexic" w:eastAsia="Calibri" w:hAnsi="OpenDyslexic"/>
-          <w:sz w:val="28"/>
-          <w:szCs w:val="28"/>
-          <w:lang w:val="en-NL"/>
-        </w:rPr>
-        <w:t>allergeen</w:t>
-      </w:r>
-      <w:proofErr w:type="spellEnd"/>
-      <w:r>
-        <w:rPr>
-          <w:rFonts w:ascii="OpenDyslexic" w:eastAsia="Calibri" w:hAnsi="OpenDyslexic"/>
-          <w:sz w:val="28"/>
-          <w:szCs w:val="28"/>
-          <w:lang w:val="en-NL"/>
-        </w:rPr>
         <w:t xml:space="preserve"> </w:t>
       </w:r>
       <w:r>
-        <w:rPr>
-          <w:rFonts w:ascii="OpenDyslexic" w:eastAsia="Calibri" w:hAnsi="OpenDyslexic"/>
-          <w:b/>
-          <w:bCs/>
-          <w:sz w:val="28"/>
-          <w:szCs w:val="28"/>
-          <w:lang w:val="en-NL"/>
-        </w:rPr>
-        <w:t>Lactose</w:t>
-      </w:r>
-    </w:p>
-    <w:p>
-      <w:pPr>
         <w:rPr>
           <w:rFonts w:ascii="OpenDyslexic" w:eastAsia="Calibri" w:hAnsi="OpenDyslexic" w:cs="Times New Roman"/>
           <w:sz w:val="28"/>
           <w:szCs w:val="28"/>
-          <w:lang w:val="en-NL"/>
-        </w:rPr>
-      </w:pPr>
-      <w:r>
+          <w:lang w:val="nl-NL"/>
+        </w:rPr>
+        <w:t>Ik kijk alle filter de aantal datums van de datum levering</w:t>
+      </w:r>
+    </w:p>
+    <w:p>
+      <w:pPr>
         <w:rPr>
           <w:rFonts w:ascii="OpenDyslexic" w:eastAsia="Calibri" w:hAnsi="OpenDyslexic" w:cs="Times New Roman"/>
           <w:sz w:val="28"/>
           <w:szCs w:val="28"/>
-          <w:lang w:val="en-NL"/>
-        </w:rPr>
-        <w:t xml:space="preserve">Ik </w:t>
-      </w:r>
-      <w:proofErr w:type="spellStart"/>
+          <w:lang w:val="nl-NL"/>
+        </w:rPr>
+      </w:pPr>
+      <w:r>
+        <w:rPr>
+          <w:rFonts w:ascii="OpenDyslexic" w:eastAsia="Calibri" w:hAnsi="OpenDyslexic" w:cs="Times New Roman"/>
+          <w:b/>
+          <w:bCs/>
+          <w:sz w:val="28"/>
+          <w:szCs w:val="28"/>
+          <w:lang w:val="nl-NL"/>
+        </w:rPr>
+        <w:t>Resultaat:</w:t>
+      </w:r>
       <w:r>
         <w:rPr>
           <w:rFonts w:ascii="OpenDyslexic" w:eastAsia="Calibri" w:hAnsi="OpenDyslexic" w:cs="Times New Roman"/>
           <w:sz w:val="28"/>
           <w:szCs w:val="28"/>
-          <w:lang w:val="en-NL"/>
-        </w:rPr>
-        <w:t>klik</w:t>
-      </w:r>
-      <w:proofErr w:type="spellEnd"/>
+          <w:lang w:val="nl-NL"/>
+        </w:rPr>
+        <w:t xml:space="preserve"> Het overzicht toont correct alleen producten binnen het gekozen </w:t>
+      </w:r>
+      <w:proofErr w:type="spellStart"/>
       <w:r>
         <w:rPr>
           <w:rFonts w:ascii="OpenDyslexic" w:eastAsia="Calibri" w:hAnsi="OpenDyslexic" w:cs="Times New Roman"/>
           <w:sz w:val="28"/>
           <w:szCs w:val="28"/>
-          <w:lang w:val="en-NL"/>
-        </w:rPr>
-        <w:t xml:space="preserve"> op de knop </w:t>
-      </w:r>
+          <w:lang w:val="nl-NL"/>
+        </w:rPr>
+        <w:t>tijdsvak</w:t>
+      </w:r>
+      <w:proofErr w:type="spellEnd"/>
       <w:r>
         <w:rPr>
           <w:rFonts w:ascii="OpenDyslexic" w:eastAsia="Calibri" w:hAnsi="OpenDyslexic" w:cs="Times New Roman"/>
-          <w:b/>
-          <w:bCs/>
           <w:sz w:val="28"/>
           <w:szCs w:val="28"/>
-          <w:lang w:val="en-NL"/>
-        </w:rPr>
-        <w:t xml:space="preserve">Maak </w:t>
-      </w:r>
-      <w:proofErr w:type="spellStart"/>
-      <w:r>
-        <w:rPr>
-          <w:rFonts w:ascii="OpenDyslexic" w:eastAsia="Calibri" w:hAnsi="OpenDyslexic" w:cs="Times New Roman"/>
-          <w:b/>
-          <w:bCs/>
-          <w:sz w:val="28"/>
-          <w:szCs w:val="28"/>
-          <w:lang w:val="en-NL"/>
-        </w:rPr>
-        <w:t>selectie</w:t>
-      </w:r>
-      <w:proofErr w:type="spellEnd"/>
+          <w:lang w:val="nl-NL"/>
+        </w:rPr>
+        <w:t xml:space="preserve"> met de juiste aantallen</w:t>
+      </w:r>
     </w:p>
     <w:p>
       <w:pPr>
@@ -4686,8 +6615,8 @@
       </w:tblPr>
       <w:tblGrid>
         <w:gridCol w:w="930"/>
-        <w:gridCol w:w="2818"/>
-        <w:gridCol w:w="2082"/>
+        <w:gridCol w:w="2326"/>
+        <w:gridCol w:w="2574"/>
         <w:gridCol w:w="3096"/>
       </w:tblGrid>
       <w:tr>
@@ -4717,7 +6646,7 @@
         </w:tc>
         <w:tc>
           <w:tcPr>
-            <w:tcW w:w="2818" w:type="dxa"/>
+            <w:tcW w:w="2326" w:type="dxa"/>
           </w:tcPr>
           <w:p>
             <w:pPr>
@@ -4739,7 +6668,7 @@
         </w:tc>
         <w:tc>
           <w:tcPr>
-            <w:tcW w:w="2082" w:type="dxa"/>
+            <w:tcW w:w="2574" w:type="dxa"/>
           </w:tcPr>
           <w:p>
             <w:pPr>
@@ -4803,7 +6732,7 @@
         </w:tc>
         <w:tc>
           <w:tcPr>
-            <w:tcW w:w="2818" w:type="dxa"/>
+            <w:tcW w:w="2326" w:type="dxa"/>
           </w:tcPr>
           <w:p>
             <w:pPr>
@@ -4815,21 +6744,21 @@
               <w:rPr>
                 <w:rFonts w:eastAsia="Calibri"/>
               </w:rPr>
-              <w:t xml:space="preserve">Ik log in en klik op </w:t>
+              <w:t xml:space="preserve">Ik selecteer startdatum 08-04-2023 en einddatum 19-04-2023 en klik op </w:t>
             </w:r>
             <w:r>
               <w:rPr>
                 <w:rFonts w:eastAsia="Calibri"/>
-                <w:i/>
-                <w:iCs/>
-              </w:rPr>
-              <w:t>Overzicht Allergenen</w:t>
+                <w:b/>
+                <w:bCs/>
+              </w:rPr>
+              <w:t>Maak selectie</w:t>
             </w:r>
           </w:p>
         </w:tc>
         <w:tc>
           <w:tcPr>
-            <w:tcW w:w="2082" w:type="dxa"/>
+            <w:tcW w:w="2574" w:type="dxa"/>
           </w:tcPr>
           <w:p>
             <w:pPr>
@@ -4841,7 +6770,7 @@
               <w:rPr>
                 <w:rFonts w:eastAsia="Calibri"/>
               </w:rPr>
-              <w:t>Ik zie het overzicht van producten met allergenen</w:t>
+              <w:t>Het overzicht toont alleen producten geleverd tussen 08-04-2023 en 19-04-2023</w:t>
             </w:r>
           </w:p>
         </w:tc>
@@ -4859,7 +6788,7 @@
               <w:rPr>
                 <w:rFonts w:eastAsia="Calibri"/>
               </w:rPr>
-              <w:t>Het overzicht wordt getoond, gesorteerd A-Z</w:t>
+              <w:t>Het overzicht toont alleen producten geleverd tussen 08-04-2023 en 19-04-2023</w:t>
             </w:r>
           </w:p>
         </w:tc>
@@ -4885,7 +6814,7 @@
         </w:tc>
         <w:tc>
           <w:tcPr>
-            <w:tcW w:w="2818" w:type="dxa"/>
+            <w:tcW w:w="2326" w:type="dxa"/>
           </w:tcPr>
           <w:p>
             <w:pPr>
@@ -4897,35 +6826,23 @@
               <w:rPr>
                 <w:rFonts w:eastAsia="Calibri"/>
               </w:rPr>
-              <w:t xml:space="preserve">Ik selecteer </w:t>
-            </w:r>
+              <w:t xml:space="preserve">Ik klik op het vraagtekenlink bij </w:t>
+            </w:r>
+            <w:proofErr w:type="spellStart"/>
             <w:r>
               <w:rPr>
                 <w:rFonts w:eastAsia="Calibri"/>
                 <w:i/>
                 <w:iCs/>
               </w:rPr>
-              <w:t>Lactose</w:t>
-            </w:r>
-            <w:r>
-              <w:rPr>
-                <w:rFonts w:eastAsia="Calibri"/>
-              </w:rPr>
-              <w:t xml:space="preserve"> in de keuzelijst en klik op </w:t>
-            </w:r>
-            <w:r>
-              <w:rPr>
-                <w:rFonts w:eastAsia="Calibri"/>
-                <w:i/>
-                <w:iCs/>
-              </w:rPr>
-              <w:t>Maak selectie</w:t>
-            </w:r>
+              <w:t>Mintnopje</w:t>
+            </w:r>
+            <w:proofErr w:type="spellEnd"/>
           </w:p>
         </w:tc>
         <w:tc>
           <w:tcPr>
-            <w:tcW w:w="2082" w:type="dxa"/>
+            <w:tcW w:w="2574" w:type="dxa"/>
           </w:tcPr>
           <w:p>
             <w:pPr>
@@ -4937,22 +6854,32 @@
               <w:rPr>
                 <w:rFonts w:eastAsia="Calibri"/>
               </w:rPr>
-              <w:t xml:space="preserve">Alleen producten met </w:t>
-            </w:r>
+              <w:t xml:space="preserve">Het scherm toont alle leveringen van </w:t>
+            </w:r>
+            <w:proofErr w:type="spellStart"/>
             <w:r>
               <w:rPr>
                 <w:rFonts w:eastAsia="Calibri"/>
                 <w:i/>
                 <w:iCs/>
               </w:rPr>
-              <w:t>Lactose</w:t>
-            </w:r>
+              <w:t>Mintnopjes</w:t>
+            </w:r>
+            <w:proofErr w:type="spellEnd"/>
             <w:r>
               <w:rPr>
                 <w:rFonts w:eastAsia="Calibri"/>
               </w:rPr>
-              <w:t xml:space="preserve"> worden getoond</w:t>
-            </w:r>
+              <w:t xml:space="preserve"> in het geselecteerde </w:t>
+            </w:r>
+            <w:proofErr w:type="spellStart"/>
+            <w:r>
+              <w:rPr>
+                <w:rFonts w:eastAsia="Calibri"/>
+              </w:rPr>
+              <w:t>tijdsvak</w:t>
+            </w:r>
+            <w:proofErr w:type="spellEnd"/>
           </w:p>
         </w:tc>
         <w:tc>
@@ -4969,22 +6896,32 @@
               <w:rPr>
                 <w:rFonts w:eastAsia="Calibri"/>
               </w:rPr>
-              <w:t xml:space="preserve">Alleen producten met </w:t>
-            </w:r>
+              <w:t xml:space="preserve">Het scherm toont alle leveringen van </w:t>
+            </w:r>
+            <w:proofErr w:type="spellStart"/>
             <w:r>
               <w:rPr>
                 <w:rFonts w:eastAsia="Calibri"/>
                 <w:i/>
                 <w:iCs/>
               </w:rPr>
-              <w:t>Lactose</w:t>
-            </w:r>
+              <w:t>Mintnopjes</w:t>
+            </w:r>
+            <w:proofErr w:type="spellEnd"/>
             <w:r>
               <w:rPr>
                 <w:rFonts w:eastAsia="Calibri"/>
               </w:rPr>
-              <w:t xml:space="preserve"> verschijnen</w:t>
-            </w:r>
+              <w:t xml:space="preserve"> in het geselecteerde </w:t>
+            </w:r>
+            <w:proofErr w:type="spellStart"/>
+            <w:r>
+              <w:rPr>
+                <w:rFonts w:eastAsia="Calibri"/>
+              </w:rPr>
+              <w:t>tijdsvak</w:t>
+            </w:r>
+            <w:proofErr w:type="spellEnd"/>
           </w:p>
         </w:tc>
       </w:tr>
@@ -5009,200 +6946,25 @@
         </w:tc>
         <w:tc>
           <w:tcPr>
-            <w:tcW w:w="2818" w:type="dxa"/>
+            <w:tcW w:w="2326" w:type="dxa"/>
           </w:tcPr>
-          <w:tbl>
-            <w:tblPr>
-              <w:tblW w:w="0" w:type="auto"/>
-              <w:tblCellSpacing w:w="15" w:type="dxa"/>
-              <w:tblCellMar>
-                <w:top w:w="15" w:type="dxa"/>
-                <w:left w:w="15" w:type="dxa"/>
-                <w:bottom w:w="15" w:type="dxa"/>
-                <w:right w:w="15" w:type="dxa"/>
-              </w:tblCellMar>
-              <w:tblLook w:val="04A0" w:firstRow="1" w:lastRow="0" w:firstColumn="1" w:lastColumn="0" w:noHBand="0" w:noVBand="1"/>
-            </w:tblPr>
-            <w:tblGrid>
-              <w:gridCol w:w="96"/>
-            </w:tblGrid>
-            <w:tr>
-              <w:trPr>
-                <w:tblCellSpacing w:w="15" w:type="dxa"/>
-              </w:trPr>
-              <w:tc>
-                <w:tcPr>
-                  <w:tcW w:w="0" w:type="auto"/>
-                  <w:vAlign w:val="center"/>
-                  <w:hideMark/>
-                </w:tcPr>
-                <w:p>
-                  <w:pPr>
-                    <w:spacing w:after="0" w:line="240" w:lineRule="auto"/>
-                    <w:rPr>
-                      <w:rFonts w:ascii="OpenDyslexic" w:eastAsia="Calibri" w:hAnsi="OpenDyslexic" w:cs="Times New Roman"/>
-                      <w:sz w:val="28"/>
-                      <w:szCs w:val="28"/>
-                      <w:lang w:val="en-NL"/>
-                    </w:rPr>
-                  </w:pPr>
-                </w:p>
-              </w:tc>
-            </w:tr>
-          </w:tbl>
           <w:p>
             <w:pPr>
               <w:rPr>
                 <w:rFonts w:eastAsia="Calibri"/>
-                <w:vanish/>
-                <w:lang w:val="en-NL"/>
               </w:rPr>
             </w:pPr>
-          </w:p>
-          <w:tbl>
-            <w:tblPr>
-              <w:tblW w:w="0" w:type="auto"/>
-              <w:tblCellSpacing w:w="15" w:type="dxa"/>
-              <w:tblCellMar>
-                <w:top w:w="15" w:type="dxa"/>
-                <w:left w:w="15" w:type="dxa"/>
-                <w:bottom w:w="15" w:type="dxa"/>
-                <w:right w:w="15" w:type="dxa"/>
-              </w:tblCellMar>
-              <w:tblLook w:val="04A0" w:firstRow="1" w:lastRow="0" w:firstColumn="1" w:lastColumn="0" w:noHBand="0" w:noVBand="1"/>
-            </w:tblPr>
-            <w:tblGrid>
-              <w:gridCol w:w="2602"/>
-            </w:tblGrid>
-            <w:tr>
-              <w:trPr>
-                <w:tblCellSpacing w:w="15" w:type="dxa"/>
-              </w:trPr>
-              <w:tc>
-                <w:tcPr>
-                  <w:tcW w:w="0" w:type="auto"/>
-                  <w:vAlign w:val="center"/>
-                  <w:hideMark/>
-                </w:tcPr>
-                <w:p>
-                  <w:pPr>
-                    <w:spacing w:after="0" w:line="240" w:lineRule="auto"/>
-                    <w:rPr>
-                      <w:rFonts w:ascii="OpenDyslexic" w:eastAsia="Calibri" w:hAnsi="OpenDyslexic" w:cs="Times New Roman"/>
-                      <w:sz w:val="28"/>
-                      <w:szCs w:val="28"/>
-                      <w:lang w:val="en-NL"/>
-                    </w:rPr>
-                  </w:pPr>
-                  <w:r>
-                    <w:rPr>
-                      <w:rFonts w:ascii="OpenDyslexic" w:eastAsia="Calibri" w:hAnsi="OpenDyslexic" w:cs="Times New Roman"/>
-                      <w:sz w:val="28"/>
-                      <w:szCs w:val="28"/>
-                      <w:lang w:val="en-NL"/>
-                    </w:rPr>
-                    <w:t xml:space="preserve">Ik </w:t>
-                  </w:r>
-                  <w:proofErr w:type="spellStart"/>
-                  <w:r>
-                    <w:rPr>
-                      <w:rFonts w:ascii="OpenDyslexic" w:eastAsia="Calibri" w:hAnsi="OpenDyslexic" w:cs="Times New Roman"/>
-                      <w:sz w:val="28"/>
-                      <w:szCs w:val="28"/>
-                      <w:lang w:val="en-NL"/>
-                    </w:rPr>
-                    <w:t>klik</w:t>
-                  </w:r>
-                  <w:proofErr w:type="spellEnd"/>
-                  <w:r>
-                    <w:rPr>
-                      <w:rFonts w:ascii="OpenDyslexic" w:eastAsia="Calibri" w:hAnsi="OpenDyslexic" w:cs="Times New Roman"/>
-                      <w:sz w:val="28"/>
-                      <w:szCs w:val="28"/>
-                      <w:lang w:val="en-NL"/>
-                    </w:rPr>
-                    <w:t xml:space="preserve"> op het </w:t>
-                  </w:r>
-                  <w:proofErr w:type="spellStart"/>
-                  <w:r>
-                    <w:rPr>
-                      <w:rFonts w:ascii="OpenDyslexic" w:eastAsia="Calibri" w:hAnsi="OpenDyslexic" w:cs="Times New Roman"/>
-                      <w:sz w:val="28"/>
-                      <w:szCs w:val="28"/>
-                      <w:lang w:val="en-NL"/>
-                    </w:rPr>
-                    <w:t>vraagteken</w:t>
-                  </w:r>
-                  <w:proofErr w:type="spellEnd"/>
-                  <w:r>
-                    <w:rPr>
-                      <w:rFonts w:ascii="OpenDyslexic" w:eastAsia="Calibri" w:hAnsi="OpenDyslexic" w:cs="Times New Roman"/>
-                      <w:sz w:val="28"/>
-                      <w:szCs w:val="28"/>
-                      <w:lang w:val="en-NL"/>
-                    </w:rPr>
-                    <w:t xml:space="preserve"> </w:t>
-                  </w:r>
-                  <w:proofErr w:type="spellStart"/>
-                  <w:r>
-                    <w:rPr>
-                      <w:rFonts w:ascii="OpenDyslexic" w:eastAsia="Calibri" w:hAnsi="OpenDyslexic" w:cs="Times New Roman"/>
-                      <w:sz w:val="28"/>
-                      <w:szCs w:val="28"/>
-                      <w:lang w:val="en-NL"/>
-                    </w:rPr>
-                    <w:t>bij</w:t>
-                  </w:r>
-                  <w:proofErr w:type="spellEnd"/>
-                  <w:r>
-                    <w:rPr>
-                      <w:rFonts w:ascii="OpenDyslexic" w:eastAsia="Calibri" w:hAnsi="OpenDyslexic" w:cs="Times New Roman"/>
-                      <w:sz w:val="28"/>
-                      <w:szCs w:val="28"/>
-                      <w:lang w:val="en-NL"/>
-                    </w:rPr>
-                    <w:t xml:space="preserve"> </w:t>
-                  </w:r>
-                  <w:proofErr w:type="spellStart"/>
-                  <w:r>
-                    <w:rPr>
-                      <w:rFonts w:ascii="OpenDyslexic" w:eastAsia="Calibri" w:hAnsi="OpenDyslexic" w:cs="Times New Roman"/>
-                      <w:i/>
-                      <w:iCs/>
-                      <w:sz w:val="28"/>
-                      <w:szCs w:val="28"/>
-                      <w:lang w:val="en-NL"/>
-                    </w:rPr>
-                    <w:t>kruis</w:t>
-                  </w:r>
-                  <w:proofErr w:type="spellEnd"/>
-                  <w:r>
-                    <w:rPr>
-                      <w:rFonts w:ascii="OpenDyslexic" w:eastAsia="Calibri" w:hAnsi="OpenDyslexic" w:cs="Times New Roman"/>
-                      <w:i/>
-                      <w:iCs/>
-                      <w:sz w:val="28"/>
-                      <w:szCs w:val="28"/>
-                      <w:lang w:val="en-NL"/>
-                    </w:rPr>
-                    <w:t xml:space="preserve"> drop</w:t>
-                  </w:r>
-                </w:p>
-              </w:tc>
-            </w:tr>
-          </w:tbl>
-          <w:p>
-            <w:pPr>
+            <w:r>
               <w:rPr>
                 <w:rFonts w:eastAsia="Calibri"/>
-                <w:lang w:val="en-NL"/>
-              </w:rPr>
-            </w:pPr>
+              </w:rPr>
+              <w:t>Ik controleer per product de totaal geleverde aantallen</w:t>
+            </w:r>
           </w:p>
         </w:tc>
         <w:tc>
           <w:tcPr>
-            <w:tcW w:w="2082" w:type="dxa"/>
+            <w:tcW w:w="2574" w:type="dxa"/>
           </w:tcPr>
           <w:p>
             <w:pPr>
@@ -5214,15 +6976,13 @@
               <w:rPr>
                 <w:rFonts w:eastAsia="Calibri"/>
               </w:rPr>
-              <w:t xml:space="preserve">Ik zie de leverancier gegevens van </w:t>
+              <w:t>De aantallen komen overeen met de database</w:t>
             </w:r>
             <w:r>
               <w:rPr>
                 <w:rFonts w:eastAsia="Calibri"/>
-                <w:i/>
-                <w:iCs/>
-              </w:rPr>
-              <w:t>kruis drop</w:t>
+              </w:rPr>
+              <w:t>…</w:t>
             </w:r>
           </w:p>
         </w:tc>
@@ -5240,7 +7000,7 @@
               <w:rPr>
                 <w:rFonts w:eastAsia="Calibri"/>
               </w:rPr>
-              <w:t>Alle leverancier gegevens worden correct getoond</w:t>
+              <w:t>De aantallen komen overeen met de database</w:t>
             </w:r>
           </w:p>
         </w:tc>
@@ -5288,8 +7048,6 @@
       <w:pPr>
         <w:rPr>
           <w:rFonts w:ascii="OpenDyslexic" w:eastAsia="Calibri" w:hAnsi="OpenDyslexic" w:cs="Times New Roman"/>
-          <w:b/>
-          <w:bCs/>
           <w:sz w:val="28"/>
           <w:szCs w:val="28"/>
           <w:lang w:val="nl-NL"/>
@@ -5297,56 +7055,26 @@
       </w:pPr>
       <w:r>
         <w:rPr>
-          <w:rFonts w:ascii="Calibri Light" w:eastAsia="Times New Roman" w:hAnsi="Calibri Light" w:cs="Times New Roman"/>
-          <w:color w:val="2F5496"/>
-          <w:sz w:val="26"/>
-          <w:szCs w:val="26"/>
+          <w:rFonts w:ascii="OpenDyslexic" w:eastAsia="Calibri" w:hAnsi="OpenDyslexic" w:cs="Times New Roman"/>
+          <w:b/>
+          <w:bCs/>
+          <w:sz w:val="28"/>
+          <w:szCs w:val="28"/>
           <w:lang w:val="nl-NL"/>
         </w:rPr>
         <w:lastRenderedPageBreak/>
-        <w:t>User Story1: [</w:t>
-      </w:r>
-      <w:r>
-        <w:rPr>
-          <w:rFonts w:ascii="Calibri Light" w:eastAsia="Times New Roman" w:hAnsi="Calibri Light" w:cs="Times New Roman"/>
-          <w:color w:val="2F5496"/>
-          <w:sz w:val="26"/>
-          <w:szCs w:val="26"/>
-          <w:lang w:val="nl-NL"/>
-        </w:rPr>
-        <w:t>Leveranciersinformatie ontbreekt</w:t>
-      </w:r>
-      <w:r>
-        <w:rPr>
-          <w:rFonts w:ascii="Calibri Light" w:eastAsia="Times New Roman" w:hAnsi="Calibri Light" w:cs="Times New Roman"/>
-          <w:color w:val="2F5496"/>
-          <w:sz w:val="26"/>
-          <w:szCs w:val="26"/>
-          <w:lang w:val="nl-NL"/>
-        </w:rPr>
-        <w:t>]</w:t>
-      </w:r>
-    </w:p>
-    <w:p>
-      <w:pPr>
+        <w:t xml:space="preserve">Testscenario_02: </w:t>
+      </w:r>
+      <w:r>
         <w:rPr>
           <w:rFonts w:ascii="OpenDyslexic" w:eastAsia="Calibri" w:hAnsi="OpenDyslexic" w:cs="Times New Roman"/>
           <w:sz w:val="28"/>
           <w:szCs w:val="28"/>
           <w:lang w:val="nl-NL"/>
         </w:rPr>
-      </w:pPr>
-      <w:r>
-        <w:rPr>
-          <w:rFonts w:ascii="OpenDyslexic" w:eastAsia="Calibri" w:hAnsi="OpenDyslexic" w:cs="Times New Roman"/>
-          <w:b/>
-          <w:bCs/>
-          <w:sz w:val="28"/>
-          <w:szCs w:val="28"/>
-          <w:lang w:val="nl-NL"/>
-        </w:rPr>
-        <w:t xml:space="preserve">Testscenario_02: </w:t>
-      </w:r>
+        <w:t>[</w:t>
+      </w:r>
+      <w:proofErr w:type="spellStart"/>
       <w:r>
         <w:rPr>
           <w:rFonts w:ascii="OpenDyslexic" w:eastAsia="Calibri" w:hAnsi="OpenDyslexic" w:cs="Times New Roman"/>
@@ -5354,9 +7082,9 @@
           <w:szCs w:val="28"/>
           <w:lang w:val="nl-NL"/>
         </w:rPr>
-        <w:t>[</w:t>
-      </w:r>
-      <w:proofErr w:type="spellStart"/>
+        <w:t>Unhappy</w:t>
+      </w:r>
+      <w:proofErr w:type="spellEnd"/>
       <w:r>
         <w:rPr>
           <w:rFonts w:ascii="OpenDyslexic" w:eastAsia="Calibri" w:hAnsi="OpenDyslexic" w:cs="Times New Roman"/>
@@ -5364,9 +7092,31 @@
           <w:szCs w:val="28"/>
           <w:lang w:val="nl-NL"/>
         </w:rPr>
-        <w:t>Unhappy</w:t>
-      </w:r>
-      <w:proofErr w:type="spellEnd"/>
+        <w:t>]</w:t>
+      </w:r>
+    </w:p>
+    <w:p>
+      <w:pPr>
+        <w:rPr>
+          <w:rFonts w:ascii="OpenDyslexic" w:eastAsia="Calibri" w:hAnsi="OpenDyslexic" w:cs="Times New Roman"/>
+          <w:b/>
+          <w:bCs/>
+          <w:sz w:val="28"/>
+          <w:szCs w:val="28"/>
+          <w:lang w:val="nl-NL"/>
+        </w:rPr>
+      </w:pPr>
+      <w:r>
+        <w:rPr>
+          <w:rFonts w:ascii="OpenDyslexic" w:eastAsia="Calibri" w:hAnsi="OpenDyslexic" w:cs="Times New Roman"/>
+          <w:b/>
+          <w:bCs/>
+          <w:sz w:val="28"/>
+          <w:szCs w:val="28"/>
+          <w:lang w:val="nl-NL"/>
+        </w:rPr>
+        <w:t>Gegeven:</w:t>
+      </w:r>
       <w:r>
         <w:rPr>
           <w:rFonts w:ascii="OpenDyslexic" w:eastAsia="Calibri" w:hAnsi="OpenDyslexic" w:cs="Times New Roman"/>
@@ -5374,29 +7124,18 @@
           <w:szCs w:val="28"/>
           <w:lang w:val="nl-NL"/>
         </w:rPr>
-        <w:t>]</w:t>
-      </w:r>
-    </w:p>
-    <w:p>
-      <w:pPr>
-        <w:rPr>
-          <w:rFonts w:ascii="Calibri" w:eastAsia="Times New Roman" w:hAnsi="Calibri" w:cs="Calibri"/>
-          <w:color w:val="201F1E"/>
+        <w:t xml:space="preserve"> Ik selecteer startdatum </w:t>
+      </w:r>
+      <w:r>
+        <w:rPr>
+          <w:rFonts w:ascii="OpenDyslexic" w:eastAsia="Calibri" w:hAnsi="OpenDyslexic" w:cs="Times New Roman"/>
+          <w:b/>
+          <w:bCs/>
           <w:sz w:val="28"/>
           <w:szCs w:val="28"/>
-          <w:lang w:val="en-NL" w:eastAsia="nl-NL"/>
-        </w:rPr>
-      </w:pPr>
-      <w:r>
-        <w:rPr>
-          <w:rFonts w:ascii="OpenDyslexic" w:eastAsia="Calibri" w:hAnsi="OpenDyslexic" w:cs="Times New Roman"/>
-          <w:b/>
-          <w:bCs/>
-          <w:sz w:val="28"/>
-          <w:szCs w:val="28"/>
-          <w:lang w:val="nl-NL"/>
-        </w:rPr>
-        <w:t>Gegeven</w:t>
+          <w:lang w:val="nl-NL"/>
+        </w:rPr>
+        <w:t>07-05-2024</w:t>
       </w:r>
       <w:r>
         <w:rPr>
@@ -5405,410 +7144,40 @@
           <w:szCs w:val="28"/>
           <w:lang w:val="nl-NL"/>
         </w:rPr>
-        <w:t>:</w:t>
-      </w:r>
-      <w:r>
-        <w:rPr>
-          <w:rFonts w:ascii="Calibri" w:eastAsia="Times New Roman" w:hAnsi="Calibri" w:cs="Calibri"/>
-          <w:color w:val="201F1E"/>
+        <w:t xml:space="preserve"> en einddatum </w:t>
+      </w:r>
+      <w:r>
+        <w:rPr>
+          <w:rFonts w:ascii="OpenDyslexic" w:eastAsia="Calibri" w:hAnsi="OpenDyslexic" w:cs="Times New Roman"/>
+          <w:b/>
+          <w:bCs/>
           <w:sz w:val="28"/>
           <w:szCs w:val="28"/>
-          <w:lang w:val="en-NL" w:eastAsia="nl-NL"/>
-        </w:rPr>
-        <w:t xml:space="preserve"> </w:t>
-      </w:r>
-      <w:r>
-        <w:rPr>
-          <w:rFonts w:ascii="Calibri" w:eastAsia="Times New Roman" w:hAnsi="Calibri" w:cs="Calibri"/>
-          <w:color w:val="201F1E"/>
-          <w:sz w:val="28"/>
-          <w:szCs w:val="28"/>
-          <w:lang w:val="en-NL" w:eastAsia="nl-NL"/>
-        </w:rPr>
-        <w:t xml:space="preserve">Ik ben </w:t>
-      </w:r>
-      <w:proofErr w:type="spellStart"/>
-      <w:r>
-        <w:rPr>
-          <w:rFonts w:ascii="Calibri" w:eastAsia="Times New Roman" w:hAnsi="Calibri" w:cs="Calibri"/>
-          <w:color w:val="201F1E"/>
-          <w:sz w:val="28"/>
-          <w:szCs w:val="28"/>
-          <w:lang w:val="en-NL" w:eastAsia="nl-NL"/>
-        </w:rPr>
-        <w:t>ingelogd</w:t>
-      </w:r>
-      <w:proofErr w:type="spellEnd"/>
-      <w:r>
-        <w:rPr>
-          <w:rFonts w:ascii="Calibri" w:eastAsia="Times New Roman" w:hAnsi="Calibri" w:cs="Calibri"/>
-          <w:color w:val="201F1E"/>
-          <w:sz w:val="28"/>
-          <w:szCs w:val="28"/>
-          <w:lang w:val="en-NL" w:eastAsia="nl-NL"/>
-        </w:rPr>
-        <w:t xml:space="preserve"> met </w:t>
-      </w:r>
-      <w:proofErr w:type="spellStart"/>
-      <w:r>
-        <w:rPr>
-          <w:rFonts w:ascii="Calibri" w:eastAsia="Times New Roman" w:hAnsi="Calibri" w:cs="Calibri"/>
-          <w:color w:val="201F1E"/>
-          <w:sz w:val="28"/>
-          <w:szCs w:val="28"/>
-          <w:lang w:val="en-NL" w:eastAsia="nl-NL"/>
-        </w:rPr>
-        <w:t>mijn</w:t>
-      </w:r>
-      <w:proofErr w:type="spellEnd"/>
-      <w:r>
-        <w:rPr>
-          <w:rFonts w:ascii="Calibri" w:eastAsia="Times New Roman" w:hAnsi="Calibri" w:cs="Calibri"/>
-          <w:color w:val="201F1E"/>
-          <w:sz w:val="28"/>
-          <w:szCs w:val="28"/>
-          <w:lang w:val="en-NL" w:eastAsia="nl-NL"/>
-        </w:rPr>
-        <w:t xml:space="preserve"> account in de </w:t>
-      </w:r>
-      <w:proofErr w:type="spellStart"/>
-      <w:r>
-        <w:rPr>
-          <w:rFonts w:ascii="Calibri" w:eastAsia="Times New Roman" w:hAnsi="Calibri" w:cs="Calibri"/>
-          <w:color w:val="201F1E"/>
-          <w:sz w:val="28"/>
-          <w:szCs w:val="28"/>
-          <w:lang w:val="en-NL" w:eastAsia="nl-NL"/>
-        </w:rPr>
-        <w:t>webapplicatie</w:t>
-      </w:r>
-      <w:proofErr w:type="spellEnd"/>
-      <w:r>
-        <w:rPr>
-          <w:rFonts w:ascii="Calibri" w:eastAsia="Times New Roman" w:hAnsi="Calibri" w:cs="Calibri"/>
-          <w:color w:val="201F1E"/>
-          <w:sz w:val="28"/>
-          <w:szCs w:val="28"/>
-          <w:lang w:val="en-NL" w:eastAsia="nl-NL"/>
-        </w:rPr>
-        <w:t xml:space="preserve"> van Jamin</w:t>
+          <w:lang w:val="nl-NL"/>
+        </w:rPr>
+        <w:t>14-05-2025</w:t>
       </w:r>
     </w:p>
     <w:p>
       <w:pPr>
-        <w:rPr>
-          <w:rFonts w:ascii="Calibri" w:eastAsia="Times New Roman" w:hAnsi="Calibri" w:cs="Calibri"/>
-          <w:color w:val="201F1E"/>
-          <w:sz w:val="28"/>
-          <w:szCs w:val="28"/>
-          <w:lang w:val="en-NL" w:eastAsia="nl-NL"/>
-        </w:rPr>
-      </w:pPr>
-      <w:r>
-        <w:rPr>
-          <w:rFonts w:ascii="Calibri" w:eastAsia="Times New Roman" w:hAnsi="Calibri" w:cs="Calibri"/>
-          <w:color w:val="201F1E"/>
-          <w:sz w:val="28"/>
-          <w:szCs w:val="28"/>
-          <w:lang w:val="en-NL" w:eastAsia="nl-NL"/>
-        </w:rPr>
-        <w:t xml:space="preserve">Ik </w:t>
-      </w:r>
-      <w:proofErr w:type="spellStart"/>
-      <w:r>
-        <w:rPr>
-          <w:rFonts w:ascii="Calibri" w:eastAsia="Times New Roman" w:hAnsi="Calibri" w:cs="Calibri"/>
-          <w:color w:val="201F1E"/>
-          <w:sz w:val="28"/>
-          <w:szCs w:val="28"/>
-          <w:lang w:val="en-NL" w:eastAsia="nl-NL"/>
-        </w:rPr>
-        <w:t>klik</w:t>
-      </w:r>
-      <w:proofErr w:type="spellEnd"/>
-      <w:r>
-        <w:rPr>
-          <w:rFonts w:ascii="Calibri" w:eastAsia="Times New Roman" w:hAnsi="Calibri" w:cs="Calibri"/>
-          <w:color w:val="201F1E"/>
-          <w:sz w:val="28"/>
-          <w:szCs w:val="28"/>
-          <w:lang w:val="en-NL" w:eastAsia="nl-NL"/>
-        </w:rPr>
-        <w:t xml:space="preserve"> op de link </w:t>
-      </w:r>
-      <w:proofErr w:type="spellStart"/>
-      <w:r>
-        <w:rPr>
-          <w:rFonts w:ascii="Calibri" w:eastAsia="Times New Roman" w:hAnsi="Calibri" w:cs="Calibri"/>
-          <w:i/>
-          <w:iCs/>
-          <w:color w:val="201F1E"/>
-          <w:sz w:val="28"/>
-          <w:szCs w:val="28"/>
-          <w:lang w:val="en-NL" w:eastAsia="nl-NL"/>
-        </w:rPr>
-        <w:t>Overzicht</w:t>
-      </w:r>
-      <w:proofErr w:type="spellEnd"/>
-      <w:r>
-        <w:rPr>
-          <w:rFonts w:ascii="Calibri" w:eastAsia="Times New Roman" w:hAnsi="Calibri" w:cs="Calibri"/>
-          <w:i/>
-          <w:iCs/>
-          <w:color w:val="201F1E"/>
-          <w:sz w:val="28"/>
-          <w:szCs w:val="28"/>
-          <w:lang w:val="en-NL" w:eastAsia="nl-NL"/>
-        </w:rPr>
-        <w:t xml:space="preserve"> </w:t>
-      </w:r>
-      <w:proofErr w:type="spellStart"/>
-      <w:r>
-        <w:rPr>
-          <w:rFonts w:ascii="Calibri" w:eastAsia="Times New Roman" w:hAnsi="Calibri" w:cs="Calibri"/>
-          <w:i/>
-          <w:iCs/>
-          <w:color w:val="201F1E"/>
-          <w:sz w:val="28"/>
-          <w:szCs w:val="28"/>
-          <w:lang w:val="en-NL" w:eastAsia="nl-NL"/>
-        </w:rPr>
-        <w:t>Allergenen</w:t>
-      </w:r>
-      <w:proofErr w:type="spellEnd"/>
-      <w:r>
-        <w:rPr>
-          <w:rFonts w:ascii="Calibri" w:eastAsia="Times New Roman" w:hAnsi="Calibri" w:cs="Calibri"/>
-          <w:color w:val="201F1E"/>
-          <w:sz w:val="28"/>
-          <w:szCs w:val="28"/>
-          <w:lang w:val="en-NL" w:eastAsia="nl-NL"/>
-        </w:rPr>
-        <w:t xml:space="preserve"> op de homepage (Wireframe-01)</w:t>
-      </w:r>
-    </w:p>
-    <w:p>
-      <w:pPr>
-        <w:rPr>
-          <w:rFonts w:ascii="Calibri" w:eastAsia="Times New Roman" w:hAnsi="Calibri" w:cs="Calibri"/>
-          <w:color w:val="201F1E"/>
-          <w:sz w:val="28"/>
-          <w:szCs w:val="28"/>
-          <w:lang w:val="en-NL" w:eastAsia="nl-NL"/>
-        </w:rPr>
-      </w:pPr>
-      <w:r>
-        <w:rPr>
-          <w:rFonts w:ascii="Calibri" w:eastAsia="Times New Roman" w:hAnsi="Calibri" w:cs="Calibri"/>
-          <w:color w:val="201F1E"/>
-          <w:sz w:val="28"/>
-          <w:szCs w:val="28"/>
-          <w:lang w:val="en-NL" w:eastAsia="nl-NL"/>
-        </w:rPr>
-        <w:t xml:space="preserve">Ik </w:t>
-      </w:r>
-      <w:proofErr w:type="spellStart"/>
-      <w:r>
-        <w:rPr>
-          <w:rFonts w:ascii="Calibri" w:eastAsia="Times New Roman" w:hAnsi="Calibri" w:cs="Calibri"/>
-          <w:color w:val="201F1E"/>
-          <w:sz w:val="28"/>
-          <w:szCs w:val="28"/>
-          <w:lang w:val="en-NL" w:eastAsia="nl-NL"/>
-        </w:rPr>
-        <w:t>kom</w:t>
-      </w:r>
-      <w:proofErr w:type="spellEnd"/>
-      <w:r>
-        <w:rPr>
-          <w:rFonts w:ascii="Calibri" w:eastAsia="Times New Roman" w:hAnsi="Calibri" w:cs="Calibri"/>
-          <w:color w:val="201F1E"/>
-          <w:sz w:val="28"/>
-          <w:szCs w:val="28"/>
-          <w:lang w:val="en-NL" w:eastAsia="nl-NL"/>
-        </w:rPr>
-        <w:t xml:space="preserve"> op het scherm </w:t>
-      </w:r>
-      <w:proofErr w:type="spellStart"/>
-      <w:r>
-        <w:rPr>
-          <w:rFonts w:ascii="Calibri" w:eastAsia="Times New Roman" w:hAnsi="Calibri" w:cs="Calibri"/>
-          <w:i/>
-          <w:iCs/>
-          <w:color w:val="201F1E"/>
-          <w:sz w:val="28"/>
-          <w:szCs w:val="28"/>
-          <w:lang w:val="en-NL" w:eastAsia="nl-NL"/>
-        </w:rPr>
-        <w:t>Overzicht</w:t>
-      </w:r>
-      <w:proofErr w:type="spellEnd"/>
-      <w:r>
-        <w:rPr>
-          <w:rFonts w:ascii="Calibri" w:eastAsia="Times New Roman" w:hAnsi="Calibri" w:cs="Calibri"/>
-          <w:i/>
-          <w:iCs/>
-          <w:color w:val="201F1E"/>
-          <w:sz w:val="28"/>
-          <w:szCs w:val="28"/>
-          <w:lang w:val="en-NL" w:eastAsia="nl-NL"/>
-        </w:rPr>
-        <w:t xml:space="preserve"> </w:t>
-      </w:r>
-      <w:proofErr w:type="spellStart"/>
-      <w:r>
-        <w:rPr>
-          <w:rFonts w:ascii="Calibri" w:eastAsia="Times New Roman" w:hAnsi="Calibri" w:cs="Calibri"/>
-          <w:i/>
-          <w:iCs/>
-          <w:color w:val="201F1E"/>
-          <w:sz w:val="28"/>
-          <w:szCs w:val="28"/>
-          <w:lang w:val="en-NL" w:eastAsia="nl-NL"/>
-        </w:rPr>
-        <w:t>Allergenen</w:t>
-      </w:r>
-      <w:proofErr w:type="spellEnd"/>
-      <w:r>
-        <w:rPr>
-          <w:rFonts w:ascii="Calibri" w:eastAsia="Times New Roman" w:hAnsi="Calibri" w:cs="Calibri"/>
-          <w:color w:val="201F1E"/>
-          <w:sz w:val="28"/>
-          <w:szCs w:val="28"/>
-          <w:lang w:val="en-NL" w:eastAsia="nl-NL"/>
-        </w:rPr>
-        <w:t xml:space="preserve"> </w:t>
-      </w:r>
-      <w:proofErr w:type="spellStart"/>
-      <w:r>
-        <w:rPr>
-          <w:rFonts w:ascii="Calibri" w:eastAsia="Times New Roman" w:hAnsi="Calibri" w:cs="Calibri"/>
-          <w:color w:val="201F1E"/>
-          <w:sz w:val="28"/>
-          <w:szCs w:val="28"/>
-          <w:lang w:val="en-NL" w:eastAsia="nl-NL"/>
-        </w:rPr>
-        <w:t>waar</w:t>
-      </w:r>
-      <w:proofErr w:type="spellEnd"/>
-      <w:r>
-        <w:rPr>
-          <w:rFonts w:ascii="Calibri" w:eastAsia="Times New Roman" w:hAnsi="Calibri" w:cs="Calibri"/>
-          <w:color w:val="201F1E"/>
-          <w:sz w:val="28"/>
-          <w:szCs w:val="28"/>
-          <w:lang w:val="en-NL" w:eastAsia="nl-NL"/>
-        </w:rPr>
-        <w:t xml:space="preserve"> </w:t>
-      </w:r>
-      <w:proofErr w:type="spellStart"/>
-      <w:r>
-        <w:rPr>
-          <w:rFonts w:ascii="Calibri" w:eastAsia="Times New Roman" w:hAnsi="Calibri" w:cs="Calibri"/>
-          <w:color w:val="201F1E"/>
-          <w:sz w:val="28"/>
-          <w:szCs w:val="28"/>
-          <w:lang w:val="en-NL" w:eastAsia="nl-NL"/>
-        </w:rPr>
-        <w:t>producten</w:t>
-      </w:r>
-      <w:proofErr w:type="spellEnd"/>
-      <w:r>
-        <w:rPr>
-          <w:rFonts w:ascii="Calibri" w:eastAsia="Times New Roman" w:hAnsi="Calibri" w:cs="Calibri"/>
-          <w:color w:val="201F1E"/>
-          <w:sz w:val="28"/>
-          <w:szCs w:val="28"/>
-          <w:lang w:val="en-NL" w:eastAsia="nl-NL"/>
-        </w:rPr>
-        <w:t xml:space="preserve"> met </w:t>
-      </w:r>
-      <w:proofErr w:type="spellStart"/>
-      <w:r>
-        <w:rPr>
-          <w:rFonts w:ascii="Calibri" w:eastAsia="Times New Roman" w:hAnsi="Calibri" w:cs="Calibri"/>
-          <w:color w:val="201F1E"/>
-          <w:sz w:val="28"/>
-          <w:szCs w:val="28"/>
-          <w:lang w:val="en-NL" w:eastAsia="nl-NL"/>
-        </w:rPr>
-        <w:t>allergenen</w:t>
-      </w:r>
-      <w:proofErr w:type="spellEnd"/>
-      <w:r>
-        <w:rPr>
-          <w:rFonts w:ascii="Calibri" w:eastAsia="Times New Roman" w:hAnsi="Calibri" w:cs="Calibri"/>
-          <w:color w:val="201F1E"/>
-          <w:sz w:val="28"/>
-          <w:szCs w:val="28"/>
-          <w:lang w:val="en-NL" w:eastAsia="nl-NL"/>
-        </w:rPr>
-        <w:t xml:space="preserve"> </w:t>
-      </w:r>
-      <w:proofErr w:type="spellStart"/>
-      <w:r>
-        <w:rPr>
-          <w:rFonts w:ascii="Calibri" w:eastAsia="Times New Roman" w:hAnsi="Calibri" w:cs="Calibri"/>
-          <w:color w:val="201F1E"/>
-          <w:sz w:val="28"/>
-          <w:szCs w:val="28"/>
-          <w:lang w:val="en-NL" w:eastAsia="nl-NL"/>
-        </w:rPr>
-        <w:t>staan</w:t>
-      </w:r>
-      <w:proofErr w:type="spellEnd"/>
-      <w:r>
-        <w:rPr>
-          <w:rFonts w:ascii="Calibri" w:eastAsia="Times New Roman" w:hAnsi="Calibri" w:cs="Calibri"/>
-          <w:color w:val="201F1E"/>
-          <w:sz w:val="28"/>
-          <w:szCs w:val="28"/>
-          <w:lang w:val="en-NL" w:eastAsia="nl-NL"/>
-        </w:rPr>
-        <w:t xml:space="preserve">, </w:t>
-      </w:r>
-      <w:proofErr w:type="spellStart"/>
-      <w:r>
-        <w:rPr>
-          <w:rFonts w:ascii="Calibri" w:eastAsia="Times New Roman" w:hAnsi="Calibri" w:cs="Calibri"/>
-          <w:color w:val="201F1E"/>
-          <w:sz w:val="28"/>
-          <w:szCs w:val="28"/>
-          <w:lang w:val="en-NL" w:eastAsia="nl-NL"/>
-        </w:rPr>
-        <w:t>gesorteerd</w:t>
-      </w:r>
-      <w:proofErr w:type="spellEnd"/>
-      <w:r>
-        <w:rPr>
-          <w:rFonts w:ascii="Calibri" w:eastAsia="Times New Roman" w:hAnsi="Calibri" w:cs="Calibri"/>
-          <w:color w:val="201F1E"/>
-          <w:sz w:val="28"/>
-          <w:szCs w:val="28"/>
-          <w:lang w:val="en-NL" w:eastAsia="nl-NL"/>
-        </w:rPr>
-        <w:t xml:space="preserve"> A-Z op naam product (Wireframe-02)</w:t>
-      </w:r>
-      <w:r>
         <w:rPr>
           <w:rFonts w:ascii="OpenDyslexic" w:eastAsia="Calibri" w:hAnsi="OpenDyslexic" w:cs="Times New Roman"/>
           <w:sz w:val="28"/>
           <w:szCs w:val="28"/>
           <w:lang w:val="nl-NL"/>
         </w:rPr>
-        <w:t xml:space="preserve"> </w:t>
-      </w:r>
-    </w:p>
-    <w:p>
-      <w:pPr>
-        <w:rPr>
-          <w:rFonts w:ascii="Calibri" w:eastAsia="Times New Roman" w:hAnsi="Calibri" w:cs="Calibri"/>
-          <w:color w:val="201F1E"/>
+      </w:pPr>
+      <w:r>
+        <w:rPr>
+          <w:rFonts w:ascii="OpenDyslexic" w:eastAsia="Calibri" w:hAnsi="OpenDyslexic" w:cs="Times New Roman"/>
+          <w:b/>
+          <w:bCs/>
           <w:sz w:val="28"/>
           <w:szCs w:val="28"/>
-          <w:lang w:val="en-NL" w:eastAsia="nl-NL"/>
-        </w:rPr>
-      </w:pPr>
+          <w:lang w:val="nl-NL"/>
+        </w:rPr>
+        <w:t>Resultaat:</w:t>
+      </w:r>
       <w:r>
         <w:rPr>
           <w:rFonts w:ascii="OpenDyslexic" w:eastAsia="Calibri" w:hAnsi="OpenDyslexic" w:cs="Times New Roman"/>
@@ -5816,317 +7185,8 @@
           <w:szCs w:val="28"/>
           <w:lang w:val="nl-NL"/>
         </w:rPr>
-        <w:t xml:space="preserve">Ik klik op het vraagteken in de kolom info van een product (bijv. </w:t>
-      </w:r>
-      <w:r>
-        <w:rPr>
-          <w:rFonts w:ascii="OpenDyslexic" w:eastAsia="Calibri" w:hAnsi="OpenDyslexic" w:cs="Times New Roman"/>
-          <w:i/>
-          <w:iCs/>
-          <w:sz w:val="28"/>
-          <w:szCs w:val="28"/>
-          <w:lang w:val="nl-NL"/>
-        </w:rPr>
-        <w:t>Drop Ninja’s</w:t>
-      </w:r>
-      <w:r>
-        <w:rPr>
-          <w:rFonts w:ascii="OpenDyslexic" w:eastAsia="Calibri" w:hAnsi="OpenDyslexic" w:cs="Times New Roman"/>
-          <w:sz w:val="28"/>
-          <w:szCs w:val="28"/>
-          <w:lang w:val="nl-NL"/>
-        </w:rPr>
-        <w:t>)</w:t>
-      </w:r>
-    </w:p>
-    <w:p>
-      <w:pPr>
-        <w:rPr>
-          <w:rFonts w:ascii="OpenDyslexic" w:eastAsia="Calibri" w:hAnsi="OpenDyslexic"/>
-          <w:sz w:val="28"/>
-          <w:szCs w:val="28"/>
-          <w:lang w:val="en-NL"/>
-        </w:rPr>
-      </w:pPr>
-      <w:r>
-        <w:rPr>
-          <w:rFonts w:ascii="OpenDyslexic" w:eastAsia="Calibri" w:hAnsi="OpenDyslexic" w:cs="Times New Roman"/>
-          <w:sz w:val="28"/>
-          <w:szCs w:val="28"/>
-          <w:lang w:val="nl-NL"/>
-        </w:rPr>
-        <w:t xml:space="preserve">Resultaat: </w:t>
-      </w:r>
-      <w:r>
-        <w:rPr>
-          <w:rFonts w:ascii="OpenDyslexic" w:eastAsia="Calibri" w:hAnsi="OpenDyslexic"/>
-          <w:sz w:val="28"/>
-          <w:szCs w:val="28"/>
-          <w:lang w:val="en-NL"/>
-        </w:rPr>
-        <w:t xml:space="preserve">Kom </w:t>
-      </w:r>
-      <w:proofErr w:type="spellStart"/>
-      <w:r>
-        <w:rPr>
-          <w:rFonts w:ascii="OpenDyslexic" w:eastAsia="Calibri" w:hAnsi="OpenDyslexic"/>
-          <w:sz w:val="28"/>
-          <w:szCs w:val="28"/>
-          <w:lang w:val="en-NL"/>
-        </w:rPr>
-        <w:t>ik</w:t>
-      </w:r>
-      <w:proofErr w:type="spellEnd"/>
-      <w:r>
-        <w:rPr>
-          <w:rFonts w:ascii="OpenDyslexic" w:eastAsia="Calibri" w:hAnsi="OpenDyslexic"/>
-          <w:sz w:val="28"/>
-          <w:szCs w:val="28"/>
-          <w:lang w:val="en-NL"/>
-        </w:rPr>
-        <w:t xml:space="preserve"> op de </w:t>
-      </w:r>
-      <w:proofErr w:type="spellStart"/>
-      <w:r>
-        <w:rPr>
-          <w:rFonts w:ascii="OpenDyslexic" w:eastAsia="Calibri" w:hAnsi="OpenDyslexic"/>
-          <w:sz w:val="28"/>
-          <w:szCs w:val="28"/>
-          <w:lang w:val="en-NL"/>
-        </w:rPr>
-        <w:t>pagina</w:t>
-      </w:r>
-      <w:proofErr w:type="spellEnd"/>
-      <w:r>
-        <w:rPr>
-          <w:rFonts w:ascii="OpenDyslexic" w:eastAsia="Calibri" w:hAnsi="OpenDyslexic"/>
-          <w:sz w:val="28"/>
-          <w:szCs w:val="28"/>
-          <w:lang w:val="en-NL"/>
-        </w:rPr>
-        <w:t xml:space="preserve"> </w:t>
-      </w:r>
-      <w:proofErr w:type="spellStart"/>
-      <w:r>
-        <w:rPr>
-          <w:rFonts w:ascii="OpenDyslexic" w:eastAsia="Calibri" w:hAnsi="OpenDyslexic"/>
-          <w:i/>
-          <w:iCs/>
-          <w:sz w:val="28"/>
-          <w:szCs w:val="28"/>
-          <w:lang w:val="en-NL"/>
-        </w:rPr>
-        <w:t>Overzicht</w:t>
-      </w:r>
-      <w:proofErr w:type="spellEnd"/>
-      <w:r>
-        <w:rPr>
-          <w:rFonts w:ascii="OpenDyslexic" w:eastAsia="Calibri" w:hAnsi="OpenDyslexic"/>
-          <w:i/>
-          <w:iCs/>
-          <w:sz w:val="28"/>
-          <w:szCs w:val="28"/>
-          <w:lang w:val="en-NL"/>
-        </w:rPr>
-        <w:t xml:space="preserve"> </w:t>
-      </w:r>
-      <w:proofErr w:type="spellStart"/>
-      <w:r>
-        <w:rPr>
-          <w:rFonts w:ascii="OpenDyslexic" w:eastAsia="Calibri" w:hAnsi="OpenDyslexic"/>
-          <w:i/>
-          <w:iCs/>
-          <w:sz w:val="28"/>
-          <w:szCs w:val="28"/>
-          <w:lang w:val="en-NL"/>
-        </w:rPr>
-        <w:t>leverancier</w:t>
-      </w:r>
-      <w:proofErr w:type="spellEnd"/>
-      <w:r>
-        <w:rPr>
-          <w:rFonts w:ascii="OpenDyslexic" w:eastAsia="Calibri" w:hAnsi="OpenDyslexic"/>
-          <w:i/>
-          <w:iCs/>
-          <w:sz w:val="28"/>
-          <w:szCs w:val="28"/>
-          <w:lang w:val="en-NL"/>
-        </w:rPr>
-        <w:t xml:space="preserve"> </w:t>
-      </w:r>
-      <w:proofErr w:type="spellStart"/>
-      <w:r>
-        <w:rPr>
-          <w:rFonts w:ascii="OpenDyslexic" w:eastAsia="Calibri" w:hAnsi="OpenDyslexic"/>
-          <w:i/>
-          <w:iCs/>
-          <w:sz w:val="28"/>
-          <w:szCs w:val="28"/>
-          <w:lang w:val="en-NL"/>
-        </w:rPr>
-        <w:t>gegevens</w:t>
-      </w:r>
-      <w:proofErr w:type="spellEnd"/>
-    </w:p>
-    <w:p>
-      <w:pPr>
-        <w:rPr>
-          <w:rFonts w:ascii="OpenDyslexic" w:eastAsia="Calibri" w:hAnsi="OpenDyslexic" w:cs="Times New Roman"/>
-          <w:sz w:val="28"/>
-          <w:szCs w:val="28"/>
-          <w:lang w:val="en-NL"/>
-        </w:rPr>
-      </w:pPr>
-      <w:proofErr w:type="spellStart"/>
-      <w:r>
-        <w:rPr>
-          <w:rFonts w:ascii="OpenDyslexic" w:eastAsia="Calibri" w:hAnsi="OpenDyslexic" w:cs="Times New Roman"/>
-          <w:sz w:val="28"/>
-          <w:szCs w:val="28"/>
-          <w:lang w:val="en-NL"/>
-        </w:rPr>
-        <w:t>Zie</w:t>
-      </w:r>
-      <w:proofErr w:type="spellEnd"/>
-      <w:r>
-        <w:rPr>
-          <w:rFonts w:ascii="OpenDyslexic" w:eastAsia="Calibri" w:hAnsi="OpenDyslexic" w:cs="Times New Roman"/>
-          <w:sz w:val="28"/>
-          <w:szCs w:val="28"/>
-          <w:lang w:val="en-NL"/>
-        </w:rPr>
-        <w:t xml:space="preserve"> </w:t>
-      </w:r>
-      <w:proofErr w:type="spellStart"/>
-      <w:r>
-        <w:rPr>
-          <w:rFonts w:ascii="OpenDyslexic" w:eastAsia="Calibri" w:hAnsi="OpenDyslexic" w:cs="Times New Roman"/>
-          <w:sz w:val="28"/>
-          <w:szCs w:val="28"/>
-          <w:lang w:val="en-NL"/>
-        </w:rPr>
-        <w:t>ik</w:t>
-      </w:r>
-      <w:proofErr w:type="spellEnd"/>
-      <w:r>
-        <w:rPr>
-          <w:rFonts w:ascii="OpenDyslexic" w:eastAsia="Calibri" w:hAnsi="OpenDyslexic" w:cs="Times New Roman"/>
-          <w:sz w:val="28"/>
-          <w:szCs w:val="28"/>
-          <w:lang w:val="en-NL"/>
-        </w:rPr>
-        <w:t xml:space="preserve"> de </w:t>
-      </w:r>
-      <w:proofErr w:type="spellStart"/>
-      <w:r>
-        <w:rPr>
-          <w:rFonts w:ascii="OpenDyslexic" w:eastAsia="Calibri" w:hAnsi="OpenDyslexic" w:cs="Times New Roman"/>
-          <w:sz w:val="28"/>
-          <w:szCs w:val="28"/>
-          <w:lang w:val="en-NL"/>
-        </w:rPr>
-        <w:t>mededeling</w:t>
-      </w:r>
-      <w:proofErr w:type="spellEnd"/>
-      <w:r>
-        <w:rPr>
-          <w:rFonts w:ascii="OpenDyslexic" w:eastAsia="Calibri" w:hAnsi="OpenDyslexic" w:cs="Times New Roman"/>
-          <w:sz w:val="28"/>
-          <w:szCs w:val="28"/>
-          <w:lang w:val="en-NL"/>
-        </w:rPr>
-        <w:t xml:space="preserve">: “Er </w:t>
-      </w:r>
-      <w:proofErr w:type="spellStart"/>
-      <w:r>
-        <w:rPr>
-          <w:rFonts w:ascii="OpenDyslexic" w:eastAsia="Calibri" w:hAnsi="OpenDyslexic" w:cs="Times New Roman"/>
-          <w:sz w:val="28"/>
-          <w:szCs w:val="28"/>
-          <w:lang w:val="en-NL"/>
-        </w:rPr>
-        <w:t>zijn</w:t>
-      </w:r>
-      <w:proofErr w:type="spellEnd"/>
-      <w:r>
-        <w:rPr>
-          <w:rFonts w:ascii="OpenDyslexic" w:eastAsia="Calibri" w:hAnsi="OpenDyslexic" w:cs="Times New Roman"/>
-          <w:sz w:val="28"/>
-          <w:szCs w:val="28"/>
-          <w:lang w:val="en-NL"/>
-        </w:rPr>
-        <w:t xml:space="preserve"> </w:t>
-      </w:r>
-      <w:proofErr w:type="spellStart"/>
-      <w:r>
-        <w:rPr>
-          <w:rFonts w:ascii="OpenDyslexic" w:eastAsia="Calibri" w:hAnsi="OpenDyslexic" w:cs="Times New Roman"/>
-          <w:sz w:val="28"/>
-          <w:szCs w:val="28"/>
-          <w:lang w:val="en-NL"/>
-        </w:rPr>
-        <w:t>geen</w:t>
-      </w:r>
-      <w:proofErr w:type="spellEnd"/>
-      <w:r>
-        <w:rPr>
-          <w:rFonts w:ascii="OpenDyslexic" w:eastAsia="Calibri" w:hAnsi="OpenDyslexic" w:cs="Times New Roman"/>
-          <w:sz w:val="28"/>
-          <w:szCs w:val="28"/>
-          <w:lang w:val="en-NL"/>
-        </w:rPr>
-        <w:t xml:space="preserve"> </w:t>
-      </w:r>
-      <w:proofErr w:type="spellStart"/>
-      <w:r>
-        <w:rPr>
-          <w:rFonts w:ascii="OpenDyslexic" w:eastAsia="Calibri" w:hAnsi="OpenDyslexic" w:cs="Times New Roman"/>
-          <w:sz w:val="28"/>
-          <w:szCs w:val="28"/>
-          <w:lang w:val="en-NL"/>
-        </w:rPr>
-        <w:t>adresgegevens</w:t>
-      </w:r>
-      <w:proofErr w:type="spellEnd"/>
-      <w:r>
-        <w:rPr>
-          <w:rFonts w:ascii="OpenDyslexic" w:eastAsia="Calibri" w:hAnsi="OpenDyslexic" w:cs="Times New Roman"/>
-          <w:sz w:val="28"/>
-          <w:szCs w:val="28"/>
-          <w:lang w:val="en-NL"/>
-        </w:rPr>
-        <w:t xml:space="preserve"> </w:t>
-      </w:r>
-      <w:proofErr w:type="spellStart"/>
-      <w:r>
-        <w:rPr>
-          <w:rFonts w:ascii="OpenDyslexic" w:eastAsia="Calibri" w:hAnsi="OpenDyslexic" w:cs="Times New Roman"/>
-          <w:sz w:val="28"/>
-          <w:szCs w:val="28"/>
-          <w:lang w:val="en-NL"/>
-        </w:rPr>
-        <w:t>bekend</w:t>
-      </w:r>
-      <w:proofErr w:type="spellEnd"/>
-      <w:r>
-        <w:rPr>
-          <w:rFonts w:ascii="OpenDyslexic" w:eastAsia="Calibri" w:hAnsi="OpenDyslexic" w:cs="Times New Roman"/>
-          <w:sz w:val="28"/>
-          <w:szCs w:val="28"/>
-          <w:lang w:val="en-NL"/>
-        </w:rPr>
-        <w:t>” (Wireframe-04)</w:t>
-      </w:r>
-    </w:p>
-    <w:p>
-      <w:pPr>
-        <w:rPr>
-          <w:rFonts w:ascii="OpenDyslexic" w:eastAsia="Calibri" w:hAnsi="OpenDyslexic" w:cs="Times New Roman"/>
-          <w:sz w:val="28"/>
-          <w:szCs w:val="28"/>
-          <w:lang w:val="nl-NL"/>
-        </w:rPr>
-      </w:pPr>
+        <w:t xml:space="preserve"> Het overzicht toont geen producten en geeft de correcte melding</w:t>
+      </w:r>
     </w:p>
     <w:p>
       <w:pPr>
@@ -6168,8 +7228,8 @@
       <w:tblGrid>
         <w:gridCol w:w="988"/>
         <w:gridCol w:w="2551"/>
-        <w:gridCol w:w="2693"/>
-        <w:gridCol w:w="2694"/>
+        <w:gridCol w:w="2552"/>
+        <w:gridCol w:w="2835"/>
       </w:tblGrid>
       <w:tr>
         <w:tc>
@@ -6220,7 +7280,7 @@
         </w:tc>
         <w:tc>
           <w:tcPr>
-            <w:tcW w:w="2693" w:type="dxa"/>
+            <w:tcW w:w="2552" w:type="dxa"/>
           </w:tcPr>
           <w:p>
             <w:pPr>
@@ -6242,7 +7302,7 @@
         </w:tc>
         <w:tc>
           <w:tcPr>
-            <w:tcW w:w="2694" w:type="dxa"/>
+            <w:tcW w:w="2835" w:type="dxa"/>
           </w:tcPr>
           <w:p>
             <w:pPr>
@@ -6278,7 +7338,7 @@
               <w:rPr>
                 <w:rFonts w:eastAsia="Calibri"/>
               </w:rPr>
-              <w:t>1</w:t>
+              <w:t>4</w:t>
             </w:r>
           </w:p>
         </w:tc>
@@ -6296,21 +7356,21 @@
               <w:rPr>
                 <w:rFonts w:eastAsia="Calibri"/>
               </w:rPr>
-              <w:t xml:space="preserve">Ik log in en klik op </w:t>
+              <w:t xml:space="preserve">Ik selecteer startdatum 07-05-2024 en einddatum 14-05-2025 en klik op </w:t>
             </w:r>
             <w:r>
               <w:rPr>
                 <w:rFonts w:eastAsia="Calibri"/>
-                <w:i/>
-                <w:iCs/>
-              </w:rPr>
-              <w:t>Overzicht Allergenen</w:t>
+                <w:b/>
+                <w:bCs/>
+              </w:rPr>
+              <w:t>Maak selectie</w:t>
             </w:r>
           </w:p>
         </w:tc>
         <w:tc>
           <w:tcPr>
-            <w:tcW w:w="2693" w:type="dxa"/>
+            <w:tcW w:w="2552" w:type="dxa"/>
           </w:tcPr>
           <w:p>
             <w:pPr>
@@ -6323,13 +7383,13 @@
                 <w:rFonts w:ascii="Calibri" w:eastAsia="Calibri" w:hAnsi="Calibri" w:cs="Calibri"/>
                 <w:color w:val="201F1E"/>
               </w:rPr>
-              <w:t>Ik zie het overzicht van producten met allergenen</w:t>
+              <w:t>De tabel toont de tekst “Er zijn geen leveringen geweest van producten in deze periode”</w:t>
             </w:r>
           </w:p>
         </w:tc>
         <w:tc>
           <w:tcPr>
-            <w:tcW w:w="2694" w:type="dxa"/>
+            <w:tcW w:w="2835" w:type="dxa"/>
           </w:tcPr>
           <w:p>
             <w:pPr>
@@ -6342,7 +7402,7 @@
                 <w:rFonts w:ascii="Calibri" w:eastAsia="Calibri" w:hAnsi="Calibri" w:cs="Calibri"/>
                 <w:color w:val="201F1E"/>
               </w:rPr>
-              <w:t>Het overzicht wordt getoond, gesorteerd A-Z</w:t>
+              <w:t>De tabel toont de tekst “Er zijn geen leveringen geweest van producten in deze periode”</w:t>
             </w:r>
           </w:p>
         </w:tc>
@@ -6362,7 +7422,7 @@
               <w:rPr>
                 <w:rFonts w:eastAsia="Calibri"/>
               </w:rPr>
-              <w:t>2</w:t>
+              <w:t>5</w:t>
             </w:r>
           </w:p>
         </w:tc>
@@ -6370,544 +7430,165 @@
           <w:tcPr>
             <w:tcW w:w="2551" w:type="dxa"/>
           </w:tcPr>
-          <w:tbl>
-            <w:tblPr>
-              <w:tblW w:w="0" w:type="auto"/>
-              <w:tblCellSpacing w:w="15" w:type="dxa"/>
-              <w:tblCellMar>
-                <w:top w:w="15" w:type="dxa"/>
-                <w:left w:w="15" w:type="dxa"/>
-                <w:bottom w:w="15" w:type="dxa"/>
-                <w:right w:w="15" w:type="dxa"/>
-              </w:tblCellMar>
-              <w:tblLook w:val="04A0" w:firstRow="1" w:lastRow="0" w:firstColumn="1" w:lastColumn="0" w:noHBand="0" w:noVBand="1"/>
-            </w:tblPr>
-            <w:tblGrid>
-              <w:gridCol w:w="96"/>
-            </w:tblGrid>
-            <w:tr>
-              <w:trPr>
-                <w:tblCellSpacing w:w="15" w:type="dxa"/>
-              </w:trPr>
-              <w:tc>
-                <w:tcPr>
-                  <w:tcW w:w="0" w:type="auto"/>
-                  <w:vAlign w:val="center"/>
-                  <w:hideMark/>
-                </w:tcPr>
-                <w:p>
-                  <w:pPr>
-                    <w:spacing w:after="0" w:line="240" w:lineRule="auto"/>
-                    <w:rPr>
-                      <w:rFonts w:ascii="OpenDyslexic" w:eastAsia="Calibri" w:hAnsi="OpenDyslexic" w:cs="Times New Roman"/>
-                      <w:sz w:val="28"/>
-                      <w:szCs w:val="28"/>
-                      <w:lang w:val="en-NL"/>
-                    </w:rPr>
-                  </w:pPr>
-                </w:p>
-              </w:tc>
-            </w:tr>
-          </w:tbl>
           <w:p>
             <w:pPr>
               <w:rPr>
                 <w:rFonts w:eastAsia="Calibri"/>
-                <w:vanish/>
-                <w:lang w:val="en-NL"/>
               </w:rPr>
             </w:pPr>
-          </w:p>
-          <w:tbl>
-            <w:tblPr>
-              <w:tblW w:w="0" w:type="auto"/>
-              <w:tblCellSpacing w:w="15" w:type="dxa"/>
-              <w:tblCellMar>
-                <w:top w:w="15" w:type="dxa"/>
-                <w:left w:w="15" w:type="dxa"/>
-                <w:bottom w:w="15" w:type="dxa"/>
-                <w:right w:w="15" w:type="dxa"/>
-              </w:tblCellMar>
-              <w:tblLook w:val="04A0" w:firstRow="1" w:lastRow="0" w:firstColumn="1" w:lastColumn="0" w:noHBand="0" w:noVBand="1"/>
-            </w:tblPr>
-            <w:tblGrid>
-              <w:gridCol w:w="2335"/>
-            </w:tblGrid>
-            <w:tr>
-              <w:trPr>
-                <w:tblCellSpacing w:w="15" w:type="dxa"/>
-              </w:trPr>
-              <w:tc>
-                <w:tcPr>
-                  <w:tcW w:w="0" w:type="auto"/>
-                  <w:vAlign w:val="center"/>
-                  <w:hideMark/>
-                </w:tcPr>
-                <w:p>
-                  <w:pPr>
-                    <w:spacing w:after="0" w:line="240" w:lineRule="auto"/>
-                    <w:rPr>
-                      <w:rFonts w:ascii="OpenDyslexic" w:eastAsia="Calibri" w:hAnsi="OpenDyslexic" w:cs="Times New Roman"/>
-                      <w:sz w:val="28"/>
-                      <w:szCs w:val="28"/>
-                      <w:lang w:val="en-NL"/>
-                    </w:rPr>
-                  </w:pPr>
-                  <w:r>
-                    <w:rPr>
-                      <w:rFonts w:ascii="OpenDyslexic" w:eastAsia="Calibri" w:hAnsi="OpenDyslexic" w:cs="Times New Roman"/>
-                      <w:sz w:val="28"/>
-                      <w:szCs w:val="28"/>
-                      <w:lang w:val="en-NL"/>
-                    </w:rPr>
-                    <w:t xml:space="preserve">Ik </w:t>
-                  </w:r>
-                  <w:proofErr w:type="spellStart"/>
-                  <w:r>
-                    <w:rPr>
-                      <w:rFonts w:ascii="OpenDyslexic" w:eastAsia="Calibri" w:hAnsi="OpenDyslexic" w:cs="Times New Roman"/>
-                      <w:sz w:val="28"/>
-                      <w:szCs w:val="28"/>
-                      <w:lang w:val="en-NL"/>
-                    </w:rPr>
-                    <w:t>selecteer</w:t>
-                  </w:r>
-                  <w:proofErr w:type="spellEnd"/>
-                  <w:r>
-                    <w:rPr>
-                      <w:rFonts w:ascii="OpenDyslexic" w:eastAsia="Calibri" w:hAnsi="OpenDyslexic" w:cs="Times New Roman"/>
-                      <w:sz w:val="28"/>
-                      <w:szCs w:val="28"/>
-                      <w:lang w:val="en-NL"/>
-                    </w:rPr>
-                    <w:t xml:space="preserve"> </w:t>
-                  </w:r>
-                  <w:r>
-                    <w:rPr>
-                      <w:rFonts w:ascii="OpenDyslexic" w:eastAsia="Calibri" w:hAnsi="OpenDyslexic" w:cs="Times New Roman"/>
-                      <w:i/>
-                      <w:iCs/>
-                      <w:sz w:val="28"/>
-                      <w:szCs w:val="28"/>
-                      <w:lang w:val="en-NL"/>
-                    </w:rPr>
-                    <w:t>Soja</w:t>
-                  </w:r>
-                  <w:r>
-                    <w:rPr>
-                      <w:rFonts w:ascii="OpenDyslexic" w:eastAsia="Calibri" w:hAnsi="OpenDyslexic" w:cs="Times New Roman"/>
-                      <w:sz w:val="28"/>
-                      <w:szCs w:val="28"/>
-                      <w:lang w:val="en-NL"/>
-                    </w:rPr>
-                    <w:t xml:space="preserve"> in de </w:t>
-                  </w:r>
-                  <w:proofErr w:type="spellStart"/>
-                  <w:r>
-                    <w:rPr>
-                      <w:rFonts w:ascii="OpenDyslexic" w:eastAsia="Calibri" w:hAnsi="OpenDyslexic" w:cs="Times New Roman"/>
-                      <w:sz w:val="28"/>
-                      <w:szCs w:val="28"/>
-                      <w:lang w:val="en-NL"/>
-                    </w:rPr>
-                    <w:t>keuzelijst</w:t>
-                  </w:r>
-                  <w:proofErr w:type="spellEnd"/>
-                  <w:r>
-                    <w:rPr>
-                      <w:rFonts w:ascii="OpenDyslexic" w:eastAsia="Calibri" w:hAnsi="OpenDyslexic" w:cs="Times New Roman"/>
-                      <w:sz w:val="28"/>
-                      <w:szCs w:val="28"/>
-                      <w:lang w:val="en-NL"/>
-                    </w:rPr>
-                    <w:t xml:space="preserve"> </w:t>
-                  </w:r>
-                  <w:proofErr w:type="spellStart"/>
-                  <w:r>
-                    <w:rPr>
-                      <w:rFonts w:ascii="OpenDyslexic" w:eastAsia="Calibri" w:hAnsi="OpenDyslexic" w:cs="Times New Roman"/>
-                      <w:sz w:val="28"/>
-                      <w:szCs w:val="28"/>
-                      <w:lang w:val="en-NL"/>
-                    </w:rPr>
-                    <w:t>en</w:t>
-                  </w:r>
-                  <w:proofErr w:type="spellEnd"/>
-                  <w:r>
-                    <w:rPr>
-                      <w:rFonts w:ascii="OpenDyslexic" w:eastAsia="Calibri" w:hAnsi="OpenDyslexic" w:cs="Times New Roman"/>
-                      <w:sz w:val="28"/>
-                      <w:szCs w:val="28"/>
-                      <w:lang w:val="en-NL"/>
-                    </w:rPr>
-                    <w:t xml:space="preserve"> </w:t>
-                  </w:r>
-                  <w:proofErr w:type="spellStart"/>
-                  <w:r>
-                    <w:rPr>
-                      <w:rFonts w:ascii="OpenDyslexic" w:eastAsia="Calibri" w:hAnsi="OpenDyslexic" w:cs="Times New Roman"/>
-                      <w:sz w:val="28"/>
-                      <w:szCs w:val="28"/>
-                      <w:lang w:val="en-NL"/>
-                    </w:rPr>
-                    <w:t>klik</w:t>
-                  </w:r>
-                  <w:proofErr w:type="spellEnd"/>
-                  <w:r>
-                    <w:rPr>
-                      <w:rFonts w:ascii="OpenDyslexic" w:eastAsia="Calibri" w:hAnsi="OpenDyslexic" w:cs="Times New Roman"/>
-                      <w:sz w:val="28"/>
-                      <w:szCs w:val="28"/>
-                      <w:lang w:val="en-NL"/>
-                    </w:rPr>
-                    <w:t xml:space="preserve"> op </w:t>
-                  </w:r>
-                  <w:r>
-                    <w:rPr>
-                      <w:rFonts w:ascii="OpenDyslexic" w:eastAsia="Calibri" w:hAnsi="OpenDyslexic" w:cs="Times New Roman"/>
-                      <w:i/>
-                      <w:iCs/>
-                      <w:sz w:val="28"/>
-                      <w:szCs w:val="28"/>
-                      <w:lang w:val="en-NL"/>
-                    </w:rPr>
-                    <w:t xml:space="preserve">Maak </w:t>
-                  </w:r>
-                  <w:proofErr w:type="spellStart"/>
-                  <w:r>
-                    <w:rPr>
-                      <w:rFonts w:ascii="OpenDyslexic" w:eastAsia="Calibri" w:hAnsi="OpenDyslexic" w:cs="Times New Roman"/>
-                      <w:i/>
-                      <w:iCs/>
-                      <w:sz w:val="28"/>
-                      <w:szCs w:val="28"/>
-                      <w:lang w:val="en-NL"/>
-                    </w:rPr>
-                    <w:t>selectie</w:t>
-                  </w:r>
-                  <w:proofErr w:type="spellEnd"/>
-                </w:p>
-              </w:tc>
-            </w:tr>
-          </w:tbl>
-          <w:p>
-            <w:pPr>
+            <w:r>
               <w:rPr>
                 <w:rFonts w:eastAsia="Calibri"/>
-                <w:lang w:val="en-NL"/>
-              </w:rPr>
-            </w:pPr>
+                <w:lang w:val="en-US"/>
+              </w:rPr>
+              <w:t xml:space="preserve">[Extra test </w:t>
+            </w:r>
+            <w:proofErr w:type="spellStart"/>
+            <w:r>
+              <w:rPr>
+                <w:rFonts w:eastAsia="Calibri"/>
+                <w:lang w:val="en-US"/>
+              </w:rPr>
+              <w:t>voor</w:t>
+            </w:r>
+            <w:proofErr w:type="spellEnd"/>
+            <w:r>
+              <w:rPr>
+                <w:rFonts w:eastAsia="Calibri"/>
+                <w:lang w:val="en-US"/>
+              </w:rPr>
+              <w:t xml:space="preserve"> </w:t>
+            </w:r>
+            <w:proofErr w:type="spellStart"/>
+            <w:r>
+              <w:rPr>
+                <w:rFonts w:eastAsia="Calibri"/>
+                <w:lang w:val="en-US"/>
+              </w:rPr>
+              <w:t>foutieve</w:t>
+            </w:r>
+            <w:proofErr w:type="spellEnd"/>
+            <w:r>
+              <w:rPr>
+                <w:rFonts w:eastAsia="Calibri"/>
+                <w:lang w:val="en-US"/>
+              </w:rPr>
+              <w:t xml:space="preserve"> datums of </w:t>
+            </w:r>
+            <w:proofErr w:type="spellStart"/>
+            <w:r>
+              <w:rPr>
+                <w:rFonts w:eastAsia="Calibri"/>
+                <w:lang w:val="en-US"/>
+              </w:rPr>
+              <w:t>lege</w:t>
+            </w:r>
+            <w:proofErr w:type="spellEnd"/>
+            <w:r>
+              <w:rPr>
+                <w:rFonts w:eastAsia="Calibri"/>
+                <w:lang w:val="en-US"/>
+              </w:rPr>
+              <w:t xml:space="preserve"> </w:t>
+            </w:r>
+            <w:proofErr w:type="spellStart"/>
+            <w:r>
+              <w:rPr>
+                <w:rFonts w:eastAsia="Calibri"/>
+                <w:lang w:val="en-US"/>
+              </w:rPr>
+              <w:t>invoer</w:t>
+            </w:r>
+            <w:proofErr w:type="spellEnd"/>
+            <w:r>
+              <w:rPr>
+                <w:rFonts w:eastAsia="Calibri"/>
+                <w:lang w:val="en-US"/>
+              </w:rPr>
+              <w:t>]</w:t>
+            </w:r>
           </w:p>
         </w:tc>
         <w:tc>
           <w:tcPr>
-            <w:tcW w:w="2693" w:type="dxa"/>
+            <w:tcW w:w="2552" w:type="dxa"/>
           </w:tcPr>
           <w:p>
             <w:pPr>
               <w:rPr>
+                <w:rFonts w:eastAsia="Calibri"/>
+              </w:rPr>
+            </w:pPr>
+            <w:r>
+              <w:rPr>
                 <w:rFonts w:ascii="Calibri" w:eastAsia="Calibri" w:hAnsi="Calibri" w:cs="Calibri"/>
                 <w:color w:val="201F1E"/>
-              </w:rPr>
-            </w:pPr>
+                <w:lang w:val="en-US"/>
+              </w:rPr>
+              <w:t xml:space="preserve">Een </w:t>
+            </w:r>
+            <w:proofErr w:type="spellStart"/>
             <w:r>
               <w:rPr>
                 <w:rFonts w:ascii="Calibri" w:eastAsia="Calibri" w:hAnsi="Calibri" w:cs="Calibri"/>
                 <w:color w:val="201F1E"/>
-              </w:rPr>
-              <w:t xml:space="preserve">Alleen producten met </w:t>
-            </w:r>
-            <w:r>
-              <w:rPr>
-                <w:rFonts w:ascii="Calibri" w:eastAsia="Calibri" w:hAnsi="Calibri" w:cs="Calibri"/>
-                <w:i/>
-                <w:iCs/>
-                <w:color w:val="201F1E"/>
-              </w:rPr>
-              <w:t>Soja</w:t>
-            </w:r>
+                <w:lang w:val="en-US"/>
+              </w:rPr>
+              <w:t>foutmelding</w:t>
+            </w:r>
+            <w:proofErr w:type="spellEnd"/>
             <w:r>
               <w:rPr>
                 <w:rFonts w:ascii="Calibri" w:eastAsia="Calibri" w:hAnsi="Calibri" w:cs="Calibri"/>
                 <w:color w:val="201F1E"/>
-              </w:rPr>
-              <w:t xml:space="preserve"> worden getoond</w:t>
-            </w:r>
+                <w:lang w:val="en-US"/>
+              </w:rPr>
+              <w:t xml:space="preserve"> of </w:t>
+            </w:r>
+            <w:proofErr w:type="spellStart"/>
+            <w:r>
+              <w:rPr>
+                <w:rFonts w:ascii="Calibri" w:eastAsia="Calibri" w:hAnsi="Calibri" w:cs="Calibri"/>
+                <w:color w:val="201F1E"/>
+                <w:lang w:val="en-US"/>
+              </w:rPr>
+              <w:t>waarschuwing</w:t>
+            </w:r>
+            <w:proofErr w:type="spellEnd"/>
           </w:p>
         </w:tc>
         <w:tc>
           <w:tcPr>
-            <w:tcW w:w="2694" w:type="dxa"/>
+            <w:tcW w:w="2835" w:type="dxa"/>
           </w:tcPr>
           <w:p>
             <w:pPr>
               <w:rPr>
+                <w:rFonts w:eastAsia="Calibri"/>
+              </w:rPr>
+            </w:pPr>
+            <w:r>
+              <w:rPr>
                 <w:rFonts w:ascii="Calibri" w:eastAsia="Calibri" w:hAnsi="Calibri" w:cs="Calibri"/>
                 <w:color w:val="201F1E"/>
               </w:rPr>
-            </w:pPr>
+              <w:t xml:space="preserve">Een foutmelding of waarschuwing dat het </w:t>
+            </w:r>
+            <w:proofErr w:type="spellStart"/>
             <w:r>
               <w:rPr>
                 <w:rFonts w:ascii="Calibri" w:eastAsia="Calibri" w:hAnsi="Calibri" w:cs="Calibri"/>
                 <w:color w:val="201F1E"/>
               </w:rPr>
-              <w:t xml:space="preserve">Alleen producten met </w:t>
-            </w:r>
-            <w:r>
-              <w:rPr>
-                <w:rFonts w:ascii="Calibri" w:eastAsia="Calibri" w:hAnsi="Calibri" w:cs="Calibri"/>
-                <w:i/>
-                <w:iCs/>
-                <w:color w:val="201F1E"/>
-              </w:rPr>
-              <w:t>Soja</w:t>
-            </w:r>
+              <w:t>tijdsvak</w:t>
+            </w:r>
+            <w:proofErr w:type="spellEnd"/>
             <w:r>
               <w:rPr>
                 <w:rFonts w:ascii="Calibri" w:eastAsia="Calibri" w:hAnsi="Calibri" w:cs="Calibri"/>
                 <w:color w:val="201F1E"/>
               </w:rPr>
-              <w:t xml:space="preserve"> verschijnen</w:t>
-            </w:r>
-          </w:p>
-        </w:tc>
-      </w:tr>
-      <w:tr>
-        <w:tc>
-          <w:tcPr>
-            <w:tcW w:w="988" w:type="dxa"/>
-          </w:tcPr>
-          <w:p>
-            <w:pPr>
-              <w:rPr>
-                <w:rFonts w:eastAsia="Calibri"/>
-              </w:rPr>
-            </w:pPr>
-            <w:r>
-              <w:rPr>
-                <w:rFonts w:eastAsia="Calibri"/>
-              </w:rPr>
-              <w:t>3</w:t>
-            </w:r>
-          </w:p>
-        </w:tc>
-        <w:tc>
-          <w:tcPr>
-            <w:tcW w:w="2551" w:type="dxa"/>
-          </w:tcPr>
-          <w:tbl>
-            <w:tblPr>
-              <w:tblW w:w="0" w:type="auto"/>
-              <w:tblCellSpacing w:w="15" w:type="dxa"/>
-              <w:tblCellMar>
-                <w:top w:w="15" w:type="dxa"/>
-                <w:left w:w="15" w:type="dxa"/>
-                <w:bottom w:w="15" w:type="dxa"/>
-                <w:right w:w="15" w:type="dxa"/>
-              </w:tblCellMar>
-              <w:tblLook w:val="04A0" w:firstRow="1" w:lastRow="0" w:firstColumn="1" w:lastColumn="0" w:noHBand="0" w:noVBand="1"/>
-            </w:tblPr>
-            <w:tblGrid>
-              <w:gridCol w:w="96"/>
-            </w:tblGrid>
-            <w:tr>
-              <w:trPr>
-                <w:tblCellSpacing w:w="15" w:type="dxa"/>
-              </w:trPr>
-              <w:tc>
-                <w:tcPr>
-                  <w:tcW w:w="0" w:type="auto"/>
-                  <w:vAlign w:val="center"/>
-                  <w:hideMark/>
-                </w:tcPr>
-                <w:p>
-                  <w:pPr>
-                    <w:spacing w:after="0" w:line="240" w:lineRule="auto"/>
-                    <w:rPr>
-                      <w:rFonts w:ascii="OpenDyslexic" w:eastAsia="Calibri" w:hAnsi="OpenDyslexic" w:cs="Times New Roman"/>
-                      <w:sz w:val="28"/>
-                      <w:szCs w:val="28"/>
-                      <w:lang w:val="en-NL"/>
-                    </w:rPr>
-                  </w:pPr>
-                </w:p>
-              </w:tc>
-            </w:tr>
-          </w:tbl>
-          <w:p>
-            <w:pPr>
-              <w:rPr>
-                <w:rFonts w:eastAsia="Calibri"/>
-                <w:vanish/>
-                <w:lang w:val="en-NL"/>
-              </w:rPr>
-            </w:pPr>
-          </w:p>
-          <w:tbl>
-            <w:tblPr>
-              <w:tblW w:w="0" w:type="auto"/>
-              <w:tblCellSpacing w:w="15" w:type="dxa"/>
-              <w:tblCellMar>
-                <w:top w:w="15" w:type="dxa"/>
-                <w:left w:w="15" w:type="dxa"/>
-                <w:bottom w:w="15" w:type="dxa"/>
-                <w:right w:w="15" w:type="dxa"/>
-              </w:tblCellMar>
-              <w:tblLook w:val="04A0" w:firstRow="1" w:lastRow="0" w:firstColumn="1" w:lastColumn="0" w:noHBand="0" w:noVBand="1"/>
-            </w:tblPr>
-            <w:tblGrid>
-              <w:gridCol w:w="2166"/>
-            </w:tblGrid>
-            <w:tr>
-              <w:trPr>
-                <w:tblCellSpacing w:w="15" w:type="dxa"/>
-              </w:trPr>
-              <w:tc>
-                <w:tcPr>
-                  <w:tcW w:w="2106" w:type="dxa"/>
-                  <w:vAlign w:val="center"/>
-                  <w:hideMark/>
-                </w:tcPr>
-                <w:p>
-                  <w:pPr>
-                    <w:spacing w:after="0" w:line="240" w:lineRule="auto"/>
-                    <w:rPr>
-                      <w:rFonts w:ascii="OpenDyslexic" w:eastAsia="Calibri" w:hAnsi="OpenDyslexic" w:cs="Times New Roman"/>
-                      <w:sz w:val="28"/>
-                      <w:szCs w:val="28"/>
-                      <w:lang w:val="en-NL"/>
-                    </w:rPr>
-                  </w:pPr>
-                  <w:r>
-                    <w:rPr>
-                      <w:rFonts w:ascii="OpenDyslexic" w:eastAsia="Calibri" w:hAnsi="OpenDyslexic" w:cs="Times New Roman"/>
-                      <w:sz w:val="28"/>
-                      <w:szCs w:val="28"/>
-                      <w:lang w:val="en-NL"/>
-                    </w:rPr>
-                    <w:t xml:space="preserve">Ik </w:t>
-                  </w:r>
-                  <w:proofErr w:type="spellStart"/>
-                  <w:r>
-                    <w:rPr>
-                      <w:rFonts w:ascii="OpenDyslexic" w:eastAsia="Calibri" w:hAnsi="OpenDyslexic" w:cs="Times New Roman"/>
-                      <w:sz w:val="28"/>
-                      <w:szCs w:val="28"/>
-                      <w:lang w:val="en-NL"/>
-                    </w:rPr>
-                    <w:t>klik</w:t>
-                  </w:r>
-                  <w:proofErr w:type="spellEnd"/>
-                  <w:r>
-                    <w:rPr>
-                      <w:rFonts w:ascii="OpenDyslexic" w:eastAsia="Calibri" w:hAnsi="OpenDyslexic" w:cs="Times New Roman"/>
-                      <w:sz w:val="28"/>
-                      <w:szCs w:val="28"/>
-                      <w:lang w:val="en-NL"/>
-                    </w:rPr>
-                    <w:t xml:space="preserve"> op het </w:t>
-                  </w:r>
-                  <w:proofErr w:type="spellStart"/>
-                  <w:r>
-                    <w:rPr>
-                      <w:rFonts w:ascii="OpenDyslexic" w:eastAsia="Calibri" w:hAnsi="OpenDyslexic" w:cs="Times New Roman"/>
-                      <w:sz w:val="28"/>
-                      <w:szCs w:val="28"/>
-                      <w:lang w:val="en-NL"/>
-                    </w:rPr>
-                    <w:t>vraagteken</w:t>
-                  </w:r>
-                  <w:proofErr w:type="spellEnd"/>
-                  <w:r>
-                    <w:rPr>
-                      <w:rFonts w:ascii="OpenDyslexic" w:eastAsia="Calibri" w:hAnsi="OpenDyslexic" w:cs="Times New Roman"/>
-                      <w:sz w:val="28"/>
-                      <w:szCs w:val="28"/>
-                      <w:lang w:val="en-NL"/>
-                    </w:rPr>
-                    <w:t xml:space="preserve"> </w:t>
-                  </w:r>
-                  <w:proofErr w:type="spellStart"/>
-                  <w:r>
-                    <w:rPr>
-                      <w:rFonts w:ascii="OpenDyslexic" w:eastAsia="Calibri" w:hAnsi="OpenDyslexic" w:cs="Times New Roman"/>
-                      <w:sz w:val="28"/>
-                      <w:szCs w:val="28"/>
-                      <w:lang w:val="en-NL"/>
-                    </w:rPr>
-                    <w:t>bij</w:t>
-                  </w:r>
-                  <w:proofErr w:type="spellEnd"/>
-                  <w:r>
-                    <w:rPr>
-                      <w:rFonts w:ascii="OpenDyslexic" w:eastAsia="Calibri" w:hAnsi="OpenDyslexic" w:cs="Times New Roman"/>
-                      <w:sz w:val="28"/>
-                      <w:szCs w:val="28"/>
-                      <w:lang w:val="en-NL"/>
-                    </w:rPr>
-                    <w:t xml:space="preserve"> </w:t>
-                  </w:r>
-                  <w:r>
-                    <w:rPr>
-                      <w:rFonts w:ascii="OpenDyslexic" w:eastAsia="Calibri" w:hAnsi="OpenDyslexic" w:cs="Times New Roman"/>
-                      <w:i/>
-                      <w:iCs/>
-                      <w:sz w:val="28"/>
-                      <w:szCs w:val="28"/>
-                      <w:lang w:val="en-NL"/>
-                    </w:rPr>
-                    <w:t>Drop Ninja’s</w:t>
-                  </w:r>
-                </w:p>
-              </w:tc>
-            </w:tr>
-          </w:tbl>
-          <w:p>
-            <w:pPr>
-              <w:rPr>
-                <w:rFonts w:eastAsia="Calibri"/>
-                <w:lang w:val="en-NL"/>
-              </w:rPr>
-            </w:pPr>
-          </w:p>
-        </w:tc>
-        <w:tc>
-          <w:tcPr>
-            <w:tcW w:w="2693" w:type="dxa"/>
-          </w:tcPr>
-          <w:p>
-            <w:pPr>
-              <w:rPr>
-                <w:rFonts w:ascii="Calibri" w:eastAsia="Calibri" w:hAnsi="Calibri" w:cs="Calibri"/>
-                <w:color w:val="201F1E"/>
-              </w:rPr>
-            </w:pPr>
-            <w:r>
-              <w:rPr>
-                <w:rFonts w:ascii="Calibri" w:eastAsia="Calibri" w:hAnsi="Calibri" w:cs="Calibri"/>
-                <w:color w:val="201F1E"/>
-              </w:rPr>
-              <w:t>Ik zie een mededeling “Er zijn geen adresgegevens bekend”</w:t>
-            </w:r>
-          </w:p>
-        </w:tc>
-        <w:tc>
-          <w:tcPr>
-            <w:tcW w:w="2694" w:type="dxa"/>
-          </w:tcPr>
-          <w:p>
-            <w:pPr>
-              <w:rPr>
-                <w:rFonts w:ascii="Calibri" w:eastAsia="Calibri" w:hAnsi="Calibri" w:cs="Calibri"/>
-                <w:color w:val="201F1E"/>
-              </w:rPr>
-            </w:pPr>
-            <w:r>
-              <w:rPr>
-                <w:rFonts w:ascii="Calibri" w:eastAsia="Calibri" w:hAnsi="Calibri" w:cs="Calibri"/>
-                <w:color w:val="201F1E"/>
-              </w:rPr>
-              <w:t>De melding wordt correct weergegeven</w:t>
+              <w:t xml:space="preserve"> ongeldig is</w:t>
             </w:r>
           </w:p>
         </w:tc>
@@ -6931,6 +7612,23 @@
         </w:rPr>
         <w:t xml:space="preserve"> </w:t>
       </w:r>
+    </w:p>
+    <w:p>
+      <w:pPr>
+        <w:rPr>
+          <w:rFonts w:ascii="OpenDyslexic" w:eastAsia="Calibri" w:hAnsi="OpenDyslexic" w:cs="Times New Roman"/>
+          <w:sz w:val="28"/>
+          <w:szCs w:val="28"/>
+          <w:lang w:val="nl-NL"/>
+        </w:rPr>
+      </w:pPr>
+    </w:p>
+    <w:p>
+      <w:pPr>
+        <w:rPr>
+          <w:lang w:val="nl-NL"/>
+        </w:rPr>
+      </w:pPr>
     </w:p>
     <w:sectPr>
       <w:footerReference w:type="even" r:id="rId9"/>
@@ -9545,30 +10243,6 @@
       </w:tblBorders>
     </w:tblPr>
   </w:style>
-  <w:style w:type="paragraph" w:styleId="NormalWeb">
-    <w:name w:val="Normal (Web)"/>
-    <w:basedOn w:val="Normal"/>
-    <w:uiPriority w:val="99"/>
-    <w:semiHidden/>
-    <w:unhideWhenUsed/>
-    <w:rsid w:val="008E624E"/>
-    <w:rPr>
-      <w:rFonts w:ascii="Times New Roman" w:hAnsi="Times New Roman" w:cs="Times New Roman"/>
-      <w:sz w:val="24"/>
-      <w:szCs w:val="24"/>
-    </w:rPr>
-  </w:style>
-  <w:style w:type="character" w:styleId="Emphasis">
-    <w:name w:val="Emphasis"/>
-    <w:basedOn w:val="DefaultParagraphFont"/>
-    <w:uiPriority w:val="20"/>
-    <w:qFormat/>
-    <w:rsid w:val="00A506DA"/>
-    <w:rPr>
-      <w:i/>
-      <w:iCs/>
-    </w:rPr>
-  </w:style>
 </w:styles>
 </file>
 

--- a/Sjabloon/Testplan-1.docx
+++ b/Sjabloon/Testplan-1.docx
@@ -46,7 +46,7 @@
           <w:szCs w:val="40"/>
           <w:lang w:val="nl-NL"/>
         </w:rPr>
-        <w:t>Geleverde producten</w:t>
+        <w:t>Verwijder product uit het assortiment</w:t>
       </w:r>
       <w:r>
         <w:rPr>
@@ -230,16 +230,14 @@
         </w:rPr>
         <w:t xml:space="preserve">: </w:t>
       </w:r>
-      <w:proofErr w:type="spellStart"/>
-      <w:r>
-        <w:rPr>
-          <w:sz w:val="24"/>
-          <w:szCs w:val="24"/>
-          <w:lang w:val="nl-NL"/>
-        </w:rPr>
-        <w:t>Dany</w:t>
-      </w:r>
-      <w:proofErr w:type="spellEnd"/>
+      <w:r>
+        <w:rPr>
+          <w:sz w:val="24"/>
+          <w:szCs w:val="24"/>
+          <w:lang w:val="nl-NL"/>
+        </w:rPr>
+        <w:t>Danny</w:t>
+      </w:r>
       <w:r>
         <w:rPr>
           <w:sz w:val="24"/>
@@ -296,6 +294,14 @@
         </w:rPr>
         <w:tab/>
       </w:r>
+      <w:r>
+        <w:rPr>
+          <w:sz w:val="24"/>
+          <w:szCs w:val="24"/>
+          <w:lang w:val="nl-NL"/>
+        </w:rPr>
+        <w:t xml:space="preserve">     </w:t>
+      </w:r>
     </w:p>
     <w:p>
       <w:pPr>
@@ -344,7 +350,7 @@
           <w:szCs w:val="24"/>
           <w:lang w:val="nl-NL"/>
         </w:rPr>
-        <w:t xml:space="preserve"> 15-03-2026</w:t>
+        <w:t xml:space="preserve"> 29-03-2026</w:t>
       </w:r>
     </w:p>
     <w:p>
@@ -528,7 +534,7 @@
                 <w:sz w:val="24"/>
                 <w:szCs w:val="24"/>
               </w:rPr>
-              <w:t>15-03-2026</w:t>
+              <w:t>29-03-2026</w:t>
             </w:r>
             <w:r>
               <w:t>]</w:t>
@@ -544,7 +550,12 @@
               <w:t>[</w:t>
             </w:r>
             <w:r>
-              <w:t>Geleverde producten met Jamin</w:t>
+              <w:rPr>
+                <w:b/>
+                <w:sz w:val="24"/>
+                <w:szCs w:val="24"/>
+              </w:rPr>
+              <w:t>Verwijder product uit het assortiment</w:t>
             </w:r>
             <w:r>
               <w:t>]</w:t>
@@ -560,10 +571,7 @@
               <w:t>[</w:t>
             </w:r>
             <w:r>
-              <w:t xml:space="preserve">Danny </w:t>
-            </w:r>
-            <w:r>
-              <w:t>]</w:t>
+              <w:t>Danny</w:t>
             </w:r>
           </w:p>
         </w:tc>
@@ -621,18 +629,6 @@
         </w:tc>
       </w:tr>
     </w:tbl>
-    <w:p>
-      <w:pPr>
-        <w:pStyle w:val="TOCHeading"/>
-        <w:rPr>
-          <w:rFonts w:ascii="Andale Mono" w:eastAsiaTheme="minorHAnsi" w:hAnsi="Andale Mono" w:cs="Times New Roman (Hoofdtekst CS)"/>
-          <w:color w:val="auto"/>
-          <w:sz w:val="22"/>
-          <w:szCs w:val="22"/>
-          <w:lang w:val="nl-NL"/>
-        </w:rPr>
-      </w:pPr>
-    </w:p>
     <w:p>
       <w:pPr>
         <w:rPr>
@@ -1961,7 +1957,7 @@
                 <w:sz w:val="24"/>
                 <w:szCs w:val="24"/>
               </w:rPr>
-              <w:t>15-03-2026</w:t>
+              <w:t>29-03-2026</w:t>
             </w:r>
           </w:p>
         </w:tc>
@@ -2017,7 +2013,7 @@
                 <w:sz w:val="24"/>
                 <w:szCs w:val="24"/>
               </w:rPr>
-              <w:t>15-03-2026</w:t>
+              <w:t>29-03-2026</w:t>
             </w:r>
           </w:p>
         </w:tc>
@@ -2073,7 +2069,7 @@
                 <w:sz w:val="24"/>
                 <w:szCs w:val="24"/>
               </w:rPr>
-              <w:t>15-03-2026</w:t>
+              <w:t>29-03-2026</w:t>
             </w:r>
           </w:p>
         </w:tc>
@@ -2129,7 +2125,7 @@
                 <w:sz w:val="24"/>
                 <w:szCs w:val="24"/>
               </w:rPr>
-              <w:t>15-03-2026</w:t>
+              <w:t>29-03-2026</w:t>
             </w:r>
           </w:p>
         </w:tc>
@@ -2191,7 +2187,7 @@
                 <w:sz w:val="24"/>
                 <w:szCs w:val="24"/>
               </w:rPr>
-              <w:t>15-03-2026</w:t>
+              <w:t>29-03-2026</w:t>
             </w:r>
           </w:p>
         </w:tc>
@@ -2252,7 +2248,7 @@
                 <w:sz w:val="24"/>
                 <w:szCs w:val="24"/>
               </w:rPr>
-              <w:t>15-03-2026</w:t>
+              <w:t>29-03-2026</w:t>
             </w:r>
           </w:p>
         </w:tc>
@@ -2518,18 +2514,228 @@
           <w:bCs/>
           <w:sz w:val="24"/>
           <w:szCs w:val="24"/>
-          <w:lang w:val="en-NL"/>
-        </w:rPr>
-      </w:pPr>
-      <w:r>
-        <w:rPr>
-          <w:b/>
-          <w:bCs/>
-          <w:sz w:val="24"/>
-          <w:szCs w:val="24"/>
-          <w:lang w:val="en-NL"/>
-        </w:rPr>
-        <w:t xml:space="preserve">User Story 1: </w:t>
+          <w:lang w:val="nl-NL"/>
+        </w:rPr>
+      </w:pPr>
+      <w:r>
+        <w:rPr>
+          <w:b/>
+          <w:bCs/>
+          <w:sz w:val="24"/>
+          <w:szCs w:val="24"/>
+          <w:lang w:val="nl-NL"/>
+        </w:rPr>
+        <w:t>Userstory 1 : Verwijder product uit het assortiment</w:t>
+      </w:r>
+    </w:p>
+    <w:p>
+      <w:pPr>
+        <w:rPr>
+          <w:b/>
+          <w:bCs/>
+          <w:sz w:val="24"/>
+          <w:szCs w:val="24"/>
+          <w:lang w:val="nl-NL"/>
+        </w:rPr>
+      </w:pPr>
+      <w:r>
+        <w:rPr>
+          <w:b/>
+          <w:bCs/>
+          <w:sz w:val="24"/>
+          <w:szCs w:val="24"/>
+          <w:lang w:val="nl-NL"/>
+        </w:rPr>
+        <w:t>Als : manager</w:t>
+      </w:r>
+    </w:p>
+    <w:p>
+      <w:pPr>
+        <w:rPr>
+          <w:b/>
+          <w:bCs/>
+          <w:sz w:val="24"/>
+          <w:szCs w:val="24"/>
+          <w:lang w:val="nl-NL"/>
+        </w:rPr>
+      </w:pPr>
+      <w:r>
+        <w:rPr>
+          <w:b/>
+          <w:bCs/>
+          <w:sz w:val="24"/>
+          <w:szCs w:val="24"/>
+          <w:lang w:val="nl-NL"/>
+        </w:rPr>
+        <w:t>Wil ik : een overzicht kunnen zien van alle producten die uit het assortiment gaan en deze kunnen verwijderen</w:t>
+      </w:r>
+    </w:p>
+    <w:p>
+      <w:pPr>
+        <w:rPr>
+          <w:b/>
+          <w:bCs/>
+          <w:sz w:val="24"/>
+          <w:szCs w:val="24"/>
+          <w:lang w:val="nl-NL"/>
+        </w:rPr>
+      </w:pPr>
+      <w:r>
+        <w:rPr>
+          <w:b/>
+          <w:bCs/>
+          <w:sz w:val="24"/>
+          <w:szCs w:val="24"/>
+          <w:lang w:val="nl-NL"/>
+        </w:rPr>
+        <w:t>Zodat ik : de database kan opschonen van producten die niet meer leverbaar zijn</w:t>
+      </w:r>
+    </w:p>
+    <w:p>
+      <w:pPr>
+        <w:rPr>
+          <w:b/>
+          <w:bCs/>
+          <w:sz w:val="24"/>
+          <w:szCs w:val="24"/>
+          <w:lang w:val="nl-NL"/>
+        </w:rPr>
+      </w:pPr>
+      <w:r>
+        <w:rPr>
+          <w:b/>
+          <w:bCs/>
+          <w:sz w:val="24"/>
+          <w:szCs w:val="24"/>
+          <w:lang w:val="nl-NL"/>
+        </w:rPr>
+        <w:t>Scenario_01: Ik kan een overzicht inzien van alle producten die uit het assortiment gaan</w:t>
+      </w:r>
+    </w:p>
+    <w:p>
+      <w:pPr>
+        <w:rPr>
+          <w:b/>
+          <w:bCs/>
+          <w:sz w:val="24"/>
+          <w:szCs w:val="24"/>
+          <w:lang w:val="nl-NL"/>
+        </w:rPr>
+      </w:pPr>
+      <w:r>
+        <w:rPr>
+          <w:b/>
+          <w:bCs/>
+          <w:sz w:val="24"/>
+          <w:szCs w:val="24"/>
+          <w:lang w:val="nl-NL"/>
+        </w:rPr>
+        <w:t>Gegeven : ik ben met mijn accountgegevens ingelogd in de webapplicatie van het bedrijf Jamin</w:t>
+      </w:r>
+    </w:p>
+    <w:p>
+      <w:pPr>
+        <w:rPr>
+          <w:b/>
+          <w:bCs/>
+          <w:sz w:val="24"/>
+          <w:szCs w:val="24"/>
+          <w:lang w:val="nl-NL"/>
+        </w:rPr>
+      </w:pPr>
+      <w:r>
+        <w:rPr>
+          <w:b/>
+          <w:bCs/>
+          <w:sz w:val="24"/>
+          <w:szCs w:val="24"/>
+          <w:lang w:val="nl-NL"/>
+        </w:rPr>
+        <w:t>En : ik klik op de link Overzicht producten uit het assortiment op de homepage (Wireframe-01)</w:t>
+      </w:r>
+    </w:p>
+    <w:p>
+      <w:pPr>
+        <w:rPr>
+          <w:b/>
+          <w:bCs/>
+          <w:sz w:val="24"/>
+          <w:szCs w:val="24"/>
+          <w:lang w:val="nl-NL"/>
+        </w:rPr>
+      </w:pPr>
+      <w:r>
+        <w:rPr>
+          <w:b/>
+          <w:bCs/>
+          <w:sz w:val="24"/>
+          <w:szCs w:val="24"/>
+          <w:lang w:val="nl-NL"/>
+        </w:rPr>
+        <w:t>En : ik kom op het scherm Overzicht producten uit het assortiment waar de verschillende producten te zien zijn</w:t>
+      </w:r>
+    </w:p>
+    <w:p>
+      <w:pPr>
+        <w:rPr>
+          <w:b/>
+          <w:bCs/>
+          <w:sz w:val="24"/>
+          <w:szCs w:val="24"/>
+          <w:lang w:val="nl-NL"/>
+        </w:rPr>
+      </w:pPr>
+      <w:r>
+        <w:rPr>
+          <w:b/>
+          <w:bCs/>
+          <w:sz w:val="24"/>
+          <w:szCs w:val="24"/>
+          <w:lang w:val="nl-NL"/>
+        </w:rPr>
+        <w:t>die ooit geleverd zijn aan het bedrijf en uit het assortiment gaan. Deze producten zijn gesorteerd op</w:t>
+      </w:r>
+    </w:p>
+    <w:p>
+      <w:pPr>
+        <w:rPr>
+          <w:b/>
+          <w:bCs/>
+          <w:sz w:val="24"/>
+          <w:szCs w:val="24"/>
+          <w:lang w:val="nl-NL"/>
+        </w:rPr>
+      </w:pPr>
+      <w:r>
+        <w:rPr>
+          <w:b/>
+          <w:bCs/>
+          <w:sz w:val="24"/>
+          <w:szCs w:val="24"/>
+          <w:lang w:val="nl-NL"/>
+        </w:rPr>
+        <w:t>Einddatumlevering aflopend(Wireframe-02)</w:t>
+      </w:r>
+    </w:p>
+    <w:p>
+      <w:pPr>
+        <w:rPr>
+          <w:b/>
+          <w:bCs/>
+          <w:sz w:val="24"/>
+          <w:szCs w:val="24"/>
+          <w:lang w:val="nl-NL"/>
+        </w:rPr>
+      </w:pPr>
+      <w:r>
+        <w:rPr>
+          <w:b/>
+          <w:bCs/>
+          <w:sz w:val="24"/>
+          <w:szCs w:val="24"/>
+          <w:lang w:val="nl-NL"/>
+        </w:rPr>
+        <w:t xml:space="preserve">Wanneer : ik in de startdatum </w:t>
       </w:r>
       <w:proofErr w:type="spellStart"/>
       <w:r>
@@ -2538,9 +2744,9 @@
           <w:bCs/>
           <w:sz w:val="24"/>
           <w:szCs w:val="24"/>
-          <w:lang w:val="en-NL"/>
-        </w:rPr>
-        <w:t>Overzicht</w:t>
+          <w:lang w:val="nl-NL"/>
+        </w:rPr>
+        <w:t>datepickerelement</w:t>
       </w:r>
       <w:proofErr w:type="spellEnd"/>
       <w:r>
@@ -2549,9 +2755,30 @@
           <w:bCs/>
           <w:sz w:val="24"/>
           <w:szCs w:val="24"/>
-          <w:lang w:val="en-NL"/>
-        </w:rPr>
-        <w:t xml:space="preserve"> </w:t>
+          <w:lang w:val="nl-NL"/>
+        </w:rPr>
+        <w:t xml:space="preserve"> de datum 01-05-2024 invul</w:t>
+      </w:r>
+    </w:p>
+    <w:p>
+      <w:pPr>
+        <w:rPr>
+          <w:b/>
+          <w:bCs/>
+          <w:sz w:val="24"/>
+          <w:szCs w:val="24"/>
+          <w:lang w:val="nl-NL"/>
+        </w:rPr>
+      </w:pPr>
+      <w:r>
+        <w:rPr>
+          <w:b/>
+          <w:bCs/>
+          <w:sz w:val="24"/>
+          <w:szCs w:val="24"/>
+          <w:lang w:val="nl-NL"/>
+        </w:rPr>
+        <w:t xml:space="preserve">En : ik in de einddatum </w:t>
       </w:r>
       <w:proofErr w:type="spellStart"/>
       <w:r>
@@ -2560,9 +2787,9 @@
           <w:bCs/>
           <w:sz w:val="24"/>
           <w:szCs w:val="24"/>
-          <w:lang w:val="en-NL"/>
-        </w:rPr>
-        <w:t>geleverde</w:t>
+          <w:lang w:val="nl-NL"/>
+        </w:rPr>
+        <w:t>datepickerelement</w:t>
       </w:r>
       <w:proofErr w:type="spellEnd"/>
       <w:r>
@@ -2571,9 +2798,72 @@
           <w:bCs/>
           <w:sz w:val="24"/>
           <w:szCs w:val="24"/>
-          <w:lang w:val="en-NL"/>
-        </w:rPr>
-        <w:t xml:space="preserve"> </w:t>
+          <w:lang w:val="nl-NL"/>
+        </w:rPr>
+        <w:t xml:space="preserve"> de datum 01-06-2024 invul</w:t>
+      </w:r>
+    </w:p>
+    <w:p>
+      <w:pPr>
+        <w:rPr>
+          <w:b/>
+          <w:bCs/>
+          <w:sz w:val="24"/>
+          <w:szCs w:val="24"/>
+          <w:lang w:val="nl-NL"/>
+        </w:rPr>
+      </w:pPr>
+      <w:r>
+        <w:rPr>
+          <w:b/>
+          <w:bCs/>
+          <w:sz w:val="24"/>
+          <w:szCs w:val="24"/>
+          <w:lang w:val="nl-NL"/>
+        </w:rPr>
+        <w:t>En : ik klik op de knop “Maak selectie”</w:t>
+      </w:r>
+    </w:p>
+    <w:p>
+      <w:pPr>
+        <w:rPr>
+          <w:b/>
+          <w:bCs/>
+          <w:sz w:val="24"/>
+          <w:szCs w:val="24"/>
+          <w:lang w:val="nl-NL"/>
+        </w:rPr>
+      </w:pPr>
+      <w:r>
+        <w:rPr>
+          <w:b/>
+          <w:bCs/>
+          <w:sz w:val="24"/>
+          <w:szCs w:val="24"/>
+          <w:lang w:val="nl-NL"/>
+        </w:rPr>
+        <w:t>Dan : zie ik op het scherm Overzicht producten uit het assortiment alleen die producten die uit het assortiment</w:t>
+      </w:r>
+    </w:p>
+    <w:p>
+      <w:pPr>
+        <w:rPr>
+          <w:b/>
+          <w:bCs/>
+          <w:sz w:val="24"/>
+          <w:szCs w:val="24"/>
+          <w:lang w:val="nl-NL"/>
+        </w:rPr>
+      </w:pPr>
+      <w:r>
+        <w:rPr>
+          <w:b/>
+          <w:bCs/>
+          <w:sz w:val="24"/>
+          <w:szCs w:val="24"/>
+          <w:lang w:val="nl-NL"/>
+        </w:rPr>
+        <w:t xml:space="preserve">gaan in het </w:t>
       </w:r>
       <w:proofErr w:type="spellStart"/>
       <w:r>
@@ -2582,42 +2872,189 @@
           <w:bCs/>
           <w:sz w:val="24"/>
           <w:szCs w:val="24"/>
-          <w:lang w:val="en-NL"/>
-        </w:rPr>
-        <w:t>producten</w:t>
+          <w:lang w:val="nl-NL"/>
+        </w:rPr>
+        <w:t>tijdsvak</w:t>
       </w:r>
       <w:proofErr w:type="spellEnd"/>
-    </w:p>
-    <w:p>
-      <w:pPr>
-        <w:rPr>
-          <w:b/>
-          <w:bCs/>
-          <w:sz w:val="24"/>
-          <w:szCs w:val="24"/>
-          <w:lang w:val="en-NL"/>
-        </w:rPr>
-      </w:pPr>
-      <w:r>
-        <w:rPr>
-          <w:b/>
-          <w:bCs/>
-          <w:sz w:val="24"/>
-          <w:szCs w:val="24"/>
-          <w:lang w:val="en-NL"/>
-        </w:rPr>
-        <w:t>Als: manager</w:t>
-      </w:r>
-      <w:r>
-        <w:rPr>
-          <w:b/>
-          <w:bCs/>
-          <w:sz w:val="24"/>
-          <w:szCs w:val="24"/>
-          <w:lang w:val="en-NL"/>
-        </w:rPr>
-        <w:br/>
-        <w:t xml:space="preserve">Wil </w:t>
+      <w:r>
+        <w:rPr>
+          <w:b/>
+          <w:bCs/>
+          <w:sz w:val="24"/>
+          <w:szCs w:val="24"/>
+          <w:lang w:val="nl-NL"/>
+        </w:rPr>
+        <w:t xml:space="preserve"> 01-05-2024 t/m 01-06-2024 (Wireframe-02)</w:t>
+      </w:r>
+    </w:p>
+    <w:p>
+      <w:pPr>
+        <w:rPr>
+          <w:b/>
+          <w:bCs/>
+          <w:sz w:val="24"/>
+          <w:szCs w:val="24"/>
+          <w:lang w:val="nl-NL"/>
+        </w:rPr>
+      </w:pPr>
+      <w:r>
+        <w:rPr>
+          <w:b/>
+          <w:bCs/>
+          <w:sz w:val="24"/>
+          <w:szCs w:val="24"/>
+          <w:lang w:val="nl-NL"/>
+        </w:rPr>
+        <w:t>En : de producten zijn gesorteerd op Einddatumlevering aflopend</w:t>
+      </w:r>
+    </w:p>
+    <w:p>
+      <w:pPr>
+        <w:rPr>
+          <w:b/>
+          <w:bCs/>
+          <w:sz w:val="24"/>
+          <w:szCs w:val="24"/>
+          <w:lang w:val="nl-NL"/>
+        </w:rPr>
+      </w:pPr>
+      <w:r>
+        <w:rPr>
+          <w:b/>
+          <w:bCs/>
+          <w:sz w:val="24"/>
+          <w:szCs w:val="24"/>
+          <w:lang w:val="nl-NL"/>
+        </w:rPr>
+        <w:t>Scenario_02: Ik kan een overzicht inzien van alle producten die uit het assortiment gaan en kan deze verwijderen</w:t>
+      </w:r>
+    </w:p>
+    <w:p>
+      <w:pPr>
+        <w:rPr>
+          <w:b/>
+          <w:bCs/>
+          <w:sz w:val="24"/>
+          <w:szCs w:val="24"/>
+          <w:lang w:val="nl-NL"/>
+        </w:rPr>
+      </w:pPr>
+      <w:r>
+        <w:rPr>
+          <w:b/>
+          <w:bCs/>
+          <w:sz w:val="24"/>
+          <w:szCs w:val="24"/>
+          <w:lang w:val="nl-NL"/>
+        </w:rPr>
+        <w:t>Gegeven : ik ben met mijn accountgegevens ingelogd in de webapplicatie van het bedrijf Jamin</w:t>
+      </w:r>
+    </w:p>
+    <w:p>
+      <w:pPr>
+        <w:rPr>
+          <w:b/>
+          <w:bCs/>
+          <w:sz w:val="24"/>
+          <w:szCs w:val="24"/>
+          <w:lang w:val="nl-NL"/>
+        </w:rPr>
+      </w:pPr>
+      <w:r>
+        <w:rPr>
+          <w:b/>
+          <w:bCs/>
+          <w:sz w:val="24"/>
+          <w:szCs w:val="24"/>
+          <w:lang w:val="nl-NL"/>
+        </w:rPr>
+        <w:t>En : ik klik op de link Overzicht producten uit het assortiment op de homepage (Wireframe-01)</w:t>
+      </w:r>
+    </w:p>
+    <w:p>
+      <w:pPr>
+        <w:rPr>
+          <w:b/>
+          <w:bCs/>
+          <w:sz w:val="24"/>
+          <w:szCs w:val="24"/>
+          <w:lang w:val="nl-NL"/>
+        </w:rPr>
+      </w:pPr>
+      <w:r>
+        <w:rPr>
+          <w:b/>
+          <w:bCs/>
+          <w:sz w:val="24"/>
+          <w:szCs w:val="24"/>
+          <w:lang w:val="nl-NL"/>
+        </w:rPr>
+        <w:t>En : ik kom op het scherm Overzicht producten uit het assortiment waar de verschillende producten te zien zijn</w:t>
+      </w:r>
+    </w:p>
+    <w:p>
+      <w:pPr>
+        <w:rPr>
+          <w:b/>
+          <w:bCs/>
+          <w:sz w:val="24"/>
+          <w:szCs w:val="24"/>
+          <w:lang w:val="nl-NL"/>
+        </w:rPr>
+      </w:pPr>
+      <w:r>
+        <w:rPr>
+          <w:b/>
+          <w:bCs/>
+          <w:sz w:val="24"/>
+          <w:szCs w:val="24"/>
+          <w:lang w:val="nl-NL"/>
+        </w:rPr>
+        <w:lastRenderedPageBreak/>
+        <w:t>die ooit geleverd zijn aan het bedrijf en uit het assortiment gaan. Deze producten zijn gesorteerd op</w:t>
+      </w:r>
+    </w:p>
+    <w:p>
+      <w:pPr>
+        <w:rPr>
+          <w:b/>
+          <w:bCs/>
+          <w:sz w:val="24"/>
+          <w:szCs w:val="24"/>
+          <w:lang w:val="nl-NL"/>
+        </w:rPr>
+      </w:pPr>
+      <w:r>
+        <w:rPr>
+          <w:b/>
+          <w:bCs/>
+          <w:sz w:val="24"/>
+          <w:szCs w:val="24"/>
+          <w:lang w:val="nl-NL"/>
+        </w:rPr>
+        <w:t>Einddatumlevering aflopend(Wireframe-02)</w:t>
+      </w:r>
+    </w:p>
+    <w:p>
+      <w:pPr>
+        <w:rPr>
+          <w:b/>
+          <w:bCs/>
+          <w:sz w:val="24"/>
+          <w:szCs w:val="24"/>
+          <w:lang w:val="nl-NL"/>
+        </w:rPr>
+      </w:pPr>
+      <w:r>
+        <w:rPr>
+          <w:b/>
+          <w:bCs/>
+          <w:sz w:val="24"/>
+          <w:szCs w:val="24"/>
+          <w:lang w:val="nl-NL"/>
+        </w:rPr>
+        <w:t xml:space="preserve">En : ik in de startdatum </w:t>
       </w:r>
       <w:proofErr w:type="spellStart"/>
       <w:r>
@@ -2626,9 +3063,9 @@
           <w:bCs/>
           <w:sz w:val="24"/>
           <w:szCs w:val="24"/>
-          <w:lang w:val="en-NL"/>
-        </w:rPr>
-        <w:t>ik</w:t>
+          <w:lang w:val="nl-NL"/>
+        </w:rPr>
+        <w:t>datepickerelement</w:t>
       </w:r>
       <w:proofErr w:type="spellEnd"/>
       <w:r>
@@ -2637,9 +3074,30 @@
           <w:bCs/>
           <w:sz w:val="24"/>
           <w:szCs w:val="24"/>
-          <w:lang w:val="en-NL"/>
-        </w:rPr>
-        <w:t xml:space="preserve">: </w:t>
+          <w:lang w:val="nl-NL"/>
+        </w:rPr>
+        <w:t xml:space="preserve"> de datum 01-05-2024 invul</w:t>
+      </w:r>
+    </w:p>
+    <w:p>
+      <w:pPr>
+        <w:rPr>
+          <w:b/>
+          <w:bCs/>
+          <w:sz w:val="24"/>
+          <w:szCs w:val="24"/>
+          <w:lang w:val="nl-NL"/>
+        </w:rPr>
+      </w:pPr>
+      <w:r>
+        <w:rPr>
+          <w:b/>
+          <w:bCs/>
+          <w:sz w:val="24"/>
+          <w:szCs w:val="24"/>
+          <w:lang w:val="nl-NL"/>
+        </w:rPr>
+        <w:t xml:space="preserve">En : ik in de einddatum </w:t>
       </w:r>
       <w:proofErr w:type="spellStart"/>
       <w:r>
@@ -2648,9 +3106,9 @@
           <w:bCs/>
           <w:sz w:val="24"/>
           <w:szCs w:val="24"/>
-          <w:lang w:val="en-NL"/>
-        </w:rPr>
-        <w:t>een</w:t>
+          <w:lang w:val="nl-NL"/>
+        </w:rPr>
+        <w:t>datepickerelement</w:t>
       </w:r>
       <w:proofErr w:type="spellEnd"/>
       <w:r>
@@ -2659,9 +3117,261 @@
           <w:bCs/>
           <w:sz w:val="24"/>
           <w:szCs w:val="24"/>
-          <w:lang w:val="en-NL"/>
-        </w:rPr>
-        <w:t xml:space="preserve"> </w:t>
+          <w:lang w:val="nl-NL"/>
+        </w:rPr>
+        <w:t xml:space="preserve"> de datum 01-06-2024 invul</w:t>
+      </w:r>
+    </w:p>
+    <w:p>
+      <w:pPr>
+        <w:rPr>
+          <w:b/>
+          <w:bCs/>
+          <w:sz w:val="24"/>
+          <w:szCs w:val="24"/>
+          <w:lang w:val="nl-NL"/>
+        </w:rPr>
+      </w:pPr>
+      <w:r>
+        <w:rPr>
+          <w:b/>
+          <w:bCs/>
+          <w:sz w:val="24"/>
+          <w:szCs w:val="24"/>
+          <w:lang w:val="nl-NL"/>
+        </w:rPr>
+        <w:t>En : ik klik op de knop “Maak selectie”</w:t>
+      </w:r>
+    </w:p>
+    <w:p>
+      <w:pPr>
+        <w:rPr>
+          <w:b/>
+          <w:bCs/>
+          <w:sz w:val="24"/>
+          <w:szCs w:val="24"/>
+          <w:lang w:val="nl-NL"/>
+        </w:rPr>
+      </w:pPr>
+      <w:r>
+        <w:rPr>
+          <w:b/>
+          <w:bCs/>
+          <w:sz w:val="24"/>
+          <w:szCs w:val="24"/>
+          <w:lang w:val="nl-NL"/>
+        </w:rPr>
+        <w:t>En : ik klik op de verwijder knop van het product schoolkrijt</w:t>
+      </w:r>
+    </w:p>
+    <w:p>
+      <w:pPr>
+        <w:rPr>
+          <w:b/>
+          <w:bCs/>
+          <w:sz w:val="24"/>
+          <w:szCs w:val="24"/>
+          <w:lang w:val="nl-NL"/>
+        </w:rPr>
+      </w:pPr>
+      <w:r>
+        <w:rPr>
+          <w:b/>
+          <w:bCs/>
+          <w:sz w:val="24"/>
+          <w:szCs w:val="24"/>
+          <w:lang w:val="nl-NL"/>
+        </w:rPr>
+        <w:t>En : ik kom op de pagina Product (Wireframe-03)</w:t>
+      </w:r>
+    </w:p>
+    <w:p>
+      <w:pPr>
+        <w:rPr>
+          <w:b/>
+          <w:bCs/>
+          <w:sz w:val="24"/>
+          <w:szCs w:val="24"/>
+          <w:lang w:val="nl-NL"/>
+        </w:rPr>
+      </w:pPr>
+      <w:r>
+        <w:rPr>
+          <w:b/>
+          <w:bCs/>
+          <w:sz w:val="24"/>
+          <w:szCs w:val="24"/>
+          <w:lang w:val="nl-NL"/>
+        </w:rPr>
+        <w:t>Wanneer : ik klik op de verwijder knop op de pagina Product (Wireframe-03)</w:t>
+      </w:r>
+    </w:p>
+    <w:p>
+      <w:pPr>
+        <w:rPr>
+          <w:b/>
+          <w:bCs/>
+          <w:sz w:val="24"/>
+          <w:szCs w:val="24"/>
+          <w:lang w:val="nl-NL"/>
+        </w:rPr>
+      </w:pPr>
+      <w:r>
+        <w:rPr>
+          <w:b/>
+          <w:bCs/>
+          <w:sz w:val="24"/>
+          <w:szCs w:val="24"/>
+          <w:lang w:val="nl-NL"/>
+        </w:rPr>
+        <w:t>Dan : krijg ik de melding “Product is succesvol verwijdert” (Wireframe-04)</w:t>
+      </w:r>
+    </w:p>
+    <w:p>
+      <w:pPr>
+        <w:rPr>
+          <w:b/>
+          <w:bCs/>
+          <w:sz w:val="24"/>
+          <w:szCs w:val="24"/>
+          <w:lang w:val="nl-NL"/>
+        </w:rPr>
+      </w:pPr>
+      <w:r>
+        <w:rPr>
+          <w:b/>
+          <w:bCs/>
+          <w:sz w:val="24"/>
+          <w:szCs w:val="24"/>
+          <w:lang w:val="nl-NL"/>
+        </w:rPr>
+        <w:t>Scenario_03: Ik kan een overzicht inzien van alle producten die uit het assortiment gaan en kan deze verwijderen</w:t>
+      </w:r>
+    </w:p>
+    <w:p>
+      <w:pPr>
+        <w:rPr>
+          <w:b/>
+          <w:bCs/>
+          <w:sz w:val="24"/>
+          <w:szCs w:val="24"/>
+          <w:lang w:val="nl-NL"/>
+        </w:rPr>
+      </w:pPr>
+      <w:r>
+        <w:rPr>
+          <w:b/>
+          <w:bCs/>
+          <w:sz w:val="24"/>
+          <w:szCs w:val="24"/>
+          <w:lang w:val="nl-NL"/>
+        </w:rPr>
+        <w:t>Gegeven : ik ben met mijn accountgegevens ingelogd in de webapplicatie van het bedrijf Jamin</w:t>
+      </w:r>
+    </w:p>
+    <w:p>
+      <w:pPr>
+        <w:rPr>
+          <w:b/>
+          <w:bCs/>
+          <w:sz w:val="24"/>
+          <w:szCs w:val="24"/>
+          <w:lang w:val="nl-NL"/>
+        </w:rPr>
+      </w:pPr>
+      <w:r>
+        <w:rPr>
+          <w:b/>
+          <w:bCs/>
+          <w:sz w:val="24"/>
+          <w:szCs w:val="24"/>
+          <w:lang w:val="nl-NL"/>
+        </w:rPr>
+        <w:t>En : ik klik op de link Overzicht producten uit het assortiment op de homepage (Wireframe-01)</w:t>
+      </w:r>
+    </w:p>
+    <w:p>
+      <w:pPr>
+        <w:rPr>
+          <w:b/>
+          <w:bCs/>
+          <w:sz w:val="24"/>
+          <w:szCs w:val="24"/>
+          <w:lang w:val="nl-NL"/>
+        </w:rPr>
+      </w:pPr>
+      <w:r>
+        <w:rPr>
+          <w:b/>
+          <w:bCs/>
+          <w:sz w:val="24"/>
+          <w:szCs w:val="24"/>
+          <w:lang w:val="nl-NL"/>
+        </w:rPr>
+        <w:t>En : ik kom op het scherm Overzicht producten uit het assortiment waar de verschillende producten te zien zijn</w:t>
+      </w:r>
+    </w:p>
+    <w:p>
+      <w:pPr>
+        <w:rPr>
+          <w:b/>
+          <w:bCs/>
+          <w:sz w:val="24"/>
+          <w:szCs w:val="24"/>
+          <w:lang w:val="nl-NL"/>
+        </w:rPr>
+      </w:pPr>
+      <w:r>
+        <w:rPr>
+          <w:b/>
+          <w:bCs/>
+          <w:sz w:val="24"/>
+          <w:szCs w:val="24"/>
+          <w:lang w:val="nl-NL"/>
+        </w:rPr>
+        <w:t>die ooit geleverd zijn aan het bedrijf en uit het assortiment gaan. Deze producten zijn gesorteerd op</w:t>
+      </w:r>
+    </w:p>
+    <w:p>
+      <w:pPr>
+        <w:rPr>
+          <w:b/>
+          <w:bCs/>
+          <w:sz w:val="24"/>
+          <w:szCs w:val="24"/>
+          <w:lang w:val="nl-NL"/>
+        </w:rPr>
+      </w:pPr>
+      <w:r>
+        <w:rPr>
+          <w:b/>
+          <w:bCs/>
+          <w:sz w:val="24"/>
+          <w:szCs w:val="24"/>
+          <w:lang w:val="nl-NL"/>
+        </w:rPr>
+        <w:t>Einddatumlevering aflopend (Wireframe-02)</w:t>
+      </w:r>
+    </w:p>
+    <w:p>
+      <w:pPr>
+        <w:rPr>
+          <w:b/>
+          <w:bCs/>
+          <w:sz w:val="24"/>
+          <w:szCs w:val="24"/>
+          <w:lang w:val="nl-NL"/>
+        </w:rPr>
+      </w:pPr>
+      <w:r>
+        <w:rPr>
+          <w:b/>
+          <w:bCs/>
+          <w:sz w:val="24"/>
+          <w:szCs w:val="24"/>
+          <w:lang w:val="nl-NL"/>
+        </w:rPr>
+        <w:t xml:space="preserve">En : ik in de startdatum </w:t>
       </w:r>
       <w:proofErr w:type="spellStart"/>
       <w:r>
@@ -2670,9 +3380,9 @@
           <w:bCs/>
           <w:sz w:val="24"/>
           <w:szCs w:val="24"/>
-          <w:lang w:val="en-NL"/>
-        </w:rPr>
-        <w:t>overzicht</w:t>
+          <w:lang w:val="nl-NL"/>
+        </w:rPr>
+        <w:t>datepickerelement</w:t>
       </w:r>
       <w:proofErr w:type="spellEnd"/>
       <w:r>
@@ -2681,9 +3391,30 @@
           <w:bCs/>
           <w:sz w:val="24"/>
           <w:szCs w:val="24"/>
-          <w:lang w:val="en-NL"/>
-        </w:rPr>
-        <w:t xml:space="preserve"> </w:t>
+          <w:lang w:val="nl-NL"/>
+        </w:rPr>
+        <w:t xml:space="preserve"> de datum 01-05-2024 invul</w:t>
+      </w:r>
+    </w:p>
+    <w:p>
+      <w:pPr>
+        <w:rPr>
+          <w:b/>
+          <w:bCs/>
+          <w:sz w:val="24"/>
+          <w:szCs w:val="24"/>
+          <w:lang w:val="nl-NL"/>
+        </w:rPr>
+      </w:pPr>
+      <w:r>
+        <w:rPr>
+          <w:b/>
+          <w:bCs/>
+          <w:sz w:val="24"/>
+          <w:szCs w:val="24"/>
+          <w:lang w:val="nl-NL"/>
+        </w:rPr>
+        <w:t xml:space="preserve">En : ik in de einddatum </w:t>
       </w:r>
       <w:proofErr w:type="spellStart"/>
       <w:r>
@@ -2692,9 +3423,9 @@
           <w:bCs/>
           <w:sz w:val="24"/>
           <w:szCs w:val="24"/>
-          <w:lang w:val="en-NL"/>
-        </w:rPr>
-        <w:t>kunnen</w:t>
+          <w:lang w:val="nl-NL"/>
+        </w:rPr>
+        <w:t>datepickerelement</w:t>
       </w:r>
       <w:proofErr w:type="spellEnd"/>
       <w:r>
@@ -2703,3595 +3434,128 @@
           <w:bCs/>
           <w:sz w:val="24"/>
           <w:szCs w:val="24"/>
-          <w:lang w:val="en-NL"/>
-        </w:rPr>
-        <w:t xml:space="preserve"> </w:t>
-      </w:r>
-      <w:proofErr w:type="spellStart"/>
-      <w:r>
-        <w:rPr>
-          <w:b/>
-          <w:bCs/>
-          <w:sz w:val="24"/>
-          <w:szCs w:val="24"/>
-          <w:lang w:val="en-NL"/>
-        </w:rPr>
-        <w:t>zien</w:t>
-      </w:r>
-      <w:proofErr w:type="spellEnd"/>
-      <w:r>
-        <w:rPr>
-          <w:b/>
-          <w:bCs/>
-          <w:sz w:val="24"/>
-          <w:szCs w:val="24"/>
-          <w:lang w:val="en-NL"/>
-        </w:rPr>
-        <w:t xml:space="preserve"> van alle </w:t>
-      </w:r>
-      <w:proofErr w:type="spellStart"/>
-      <w:r>
-        <w:rPr>
-          <w:b/>
-          <w:bCs/>
-          <w:sz w:val="24"/>
-          <w:szCs w:val="24"/>
-          <w:lang w:val="en-NL"/>
-        </w:rPr>
-        <w:t>geleverde</w:t>
-      </w:r>
-      <w:proofErr w:type="spellEnd"/>
-      <w:r>
-        <w:rPr>
-          <w:b/>
-          <w:bCs/>
-          <w:sz w:val="24"/>
-          <w:szCs w:val="24"/>
-          <w:lang w:val="en-NL"/>
-        </w:rPr>
-        <w:t xml:space="preserve"> </w:t>
-      </w:r>
-      <w:proofErr w:type="spellStart"/>
-      <w:r>
-        <w:rPr>
-          <w:b/>
-          <w:bCs/>
-          <w:sz w:val="24"/>
-          <w:szCs w:val="24"/>
-          <w:lang w:val="en-NL"/>
-        </w:rPr>
-        <w:t>producten</w:t>
-      </w:r>
-      <w:proofErr w:type="spellEnd"/>
-      <w:r>
-        <w:rPr>
-          <w:b/>
-          <w:bCs/>
-          <w:sz w:val="24"/>
-          <w:szCs w:val="24"/>
-          <w:lang w:val="en-NL"/>
-        </w:rPr>
-        <w:t xml:space="preserve"> </w:t>
-      </w:r>
-      <w:proofErr w:type="spellStart"/>
-      <w:r>
-        <w:rPr>
-          <w:b/>
-          <w:bCs/>
-          <w:sz w:val="24"/>
-          <w:szCs w:val="24"/>
-          <w:lang w:val="en-NL"/>
-        </w:rPr>
-        <w:t>binnen</w:t>
-      </w:r>
-      <w:proofErr w:type="spellEnd"/>
-      <w:r>
-        <w:rPr>
-          <w:b/>
-          <w:bCs/>
-          <w:sz w:val="24"/>
-          <w:szCs w:val="24"/>
-          <w:lang w:val="en-NL"/>
-        </w:rPr>
-        <w:t xml:space="preserve"> </w:t>
-      </w:r>
-      <w:proofErr w:type="spellStart"/>
-      <w:r>
-        <w:rPr>
-          <w:b/>
-          <w:bCs/>
-          <w:sz w:val="24"/>
-          <w:szCs w:val="24"/>
-          <w:lang w:val="en-NL"/>
-        </w:rPr>
-        <w:t>een</w:t>
-      </w:r>
-      <w:proofErr w:type="spellEnd"/>
-      <w:r>
-        <w:rPr>
-          <w:b/>
-          <w:bCs/>
-          <w:sz w:val="24"/>
-          <w:szCs w:val="24"/>
-          <w:lang w:val="en-NL"/>
-        </w:rPr>
-        <w:t xml:space="preserve"> </w:t>
-      </w:r>
-      <w:proofErr w:type="spellStart"/>
-      <w:r>
-        <w:rPr>
-          <w:b/>
-          <w:bCs/>
-          <w:sz w:val="24"/>
-          <w:szCs w:val="24"/>
-          <w:lang w:val="en-NL"/>
-        </w:rPr>
-        <w:t>tijdsvak</w:t>
-      </w:r>
-      <w:proofErr w:type="spellEnd"/>
-      <w:r>
-        <w:rPr>
-          <w:b/>
-          <w:bCs/>
-          <w:sz w:val="24"/>
-          <w:szCs w:val="24"/>
-          <w:lang w:val="en-NL"/>
-        </w:rPr>
-        <w:br/>
-      </w:r>
-      <w:proofErr w:type="spellStart"/>
-      <w:r>
-        <w:rPr>
-          <w:b/>
-          <w:bCs/>
-          <w:sz w:val="24"/>
-          <w:szCs w:val="24"/>
-          <w:lang w:val="en-NL"/>
-        </w:rPr>
-        <w:t>Zodat</w:t>
-      </w:r>
-      <w:proofErr w:type="spellEnd"/>
-      <w:r>
-        <w:rPr>
-          <w:b/>
-          <w:bCs/>
-          <w:sz w:val="24"/>
-          <w:szCs w:val="24"/>
-          <w:lang w:val="en-NL"/>
-        </w:rPr>
-        <w:t xml:space="preserve"> </w:t>
-      </w:r>
-      <w:proofErr w:type="spellStart"/>
-      <w:r>
-        <w:rPr>
-          <w:b/>
-          <w:bCs/>
-          <w:sz w:val="24"/>
-          <w:szCs w:val="24"/>
-          <w:lang w:val="en-NL"/>
-        </w:rPr>
-        <w:t>ik</w:t>
-      </w:r>
-      <w:proofErr w:type="spellEnd"/>
-      <w:r>
-        <w:rPr>
-          <w:b/>
-          <w:bCs/>
-          <w:sz w:val="24"/>
-          <w:szCs w:val="24"/>
-          <w:lang w:val="en-NL"/>
-        </w:rPr>
-        <w:t xml:space="preserve">: </w:t>
-      </w:r>
-      <w:proofErr w:type="spellStart"/>
-      <w:r>
-        <w:rPr>
-          <w:b/>
-          <w:bCs/>
-          <w:sz w:val="24"/>
-          <w:szCs w:val="24"/>
-          <w:lang w:val="en-NL"/>
-        </w:rPr>
-        <w:t>kan</w:t>
-      </w:r>
-      <w:proofErr w:type="spellEnd"/>
-      <w:r>
-        <w:rPr>
-          <w:b/>
-          <w:bCs/>
-          <w:sz w:val="24"/>
-          <w:szCs w:val="24"/>
-          <w:lang w:val="en-NL"/>
-        </w:rPr>
-        <w:t xml:space="preserve"> </w:t>
-      </w:r>
-      <w:proofErr w:type="spellStart"/>
-      <w:r>
-        <w:rPr>
-          <w:b/>
-          <w:bCs/>
-          <w:sz w:val="24"/>
-          <w:szCs w:val="24"/>
-          <w:lang w:val="en-NL"/>
-        </w:rPr>
-        <w:t>zien</w:t>
-      </w:r>
-      <w:proofErr w:type="spellEnd"/>
-      <w:r>
-        <w:rPr>
-          <w:b/>
-          <w:bCs/>
-          <w:sz w:val="24"/>
-          <w:szCs w:val="24"/>
-          <w:lang w:val="en-NL"/>
-        </w:rPr>
-        <w:t xml:space="preserve"> of de </w:t>
-      </w:r>
-      <w:proofErr w:type="spellStart"/>
-      <w:r>
-        <w:rPr>
-          <w:b/>
-          <w:bCs/>
-          <w:sz w:val="24"/>
-          <w:szCs w:val="24"/>
-          <w:lang w:val="en-NL"/>
-        </w:rPr>
-        <w:t>instroom</w:t>
-      </w:r>
-      <w:proofErr w:type="spellEnd"/>
-      <w:r>
-        <w:rPr>
-          <w:b/>
-          <w:bCs/>
-          <w:sz w:val="24"/>
-          <w:szCs w:val="24"/>
-          <w:lang w:val="en-NL"/>
-        </w:rPr>
-        <w:t xml:space="preserve"> van </w:t>
-      </w:r>
-      <w:proofErr w:type="spellStart"/>
-      <w:r>
-        <w:rPr>
-          <w:b/>
-          <w:bCs/>
-          <w:sz w:val="24"/>
-          <w:szCs w:val="24"/>
-          <w:lang w:val="en-NL"/>
-        </w:rPr>
-        <w:t>producten</w:t>
-      </w:r>
-      <w:proofErr w:type="spellEnd"/>
-      <w:r>
-        <w:rPr>
-          <w:b/>
-          <w:bCs/>
-          <w:sz w:val="24"/>
-          <w:szCs w:val="24"/>
-          <w:lang w:val="en-NL"/>
-        </w:rPr>
-        <w:t xml:space="preserve"> constant is </w:t>
-      </w:r>
-      <w:proofErr w:type="spellStart"/>
-      <w:r>
-        <w:rPr>
-          <w:b/>
-          <w:bCs/>
-          <w:sz w:val="24"/>
-          <w:szCs w:val="24"/>
-          <w:lang w:val="en-NL"/>
-        </w:rPr>
-        <w:t>binnen</w:t>
-      </w:r>
-      <w:proofErr w:type="spellEnd"/>
-      <w:r>
-        <w:rPr>
-          <w:b/>
-          <w:bCs/>
-          <w:sz w:val="24"/>
-          <w:szCs w:val="24"/>
-          <w:lang w:val="en-NL"/>
-        </w:rPr>
-        <w:t xml:space="preserve"> </w:t>
-      </w:r>
-      <w:proofErr w:type="spellStart"/>
-      <w:r>
-        <w:rPr>
-          <w:b/>
-          <w:bCs/>
-          <w:sz w:val="24"/>
-          <w:szCs w:val="24"/>
-          <w:lang w:val="en-NL"/>
-        </w:rPr>
-        <w:t>een</w:t>
-      </w:r>
-      <w:proofErr w:type="spellEnd"/>
-      <w:r>
-        <w:rPr>
-          <w:b/>
-          <w:bCs/>
-          <w:sz w:val="24"/>
-          <w:szCs w:val="24"/>
-          <w:lang w:val="en-NL"/>
-        </w:rPr>
-        <w:t xml:space="preserve"> </w:t>
-      </w:r>
-      <w:proofErr w:type="spellStart"/>
-      <w:r>
-        <w:rPr>
-          <w:b/>
-          <w:bCs/>
-          <w:sz w:val="24"/>
-          <w:szCs w:val="24"/>
-          <w:lang w:val="en-NL"/>
-        </w:rPr>
-        <w:t>tijdsvak</w:t>
-      </w:r>
-      <w:proofErr w:type="spellEnd"/>
-    </w:p>
-    <w:p>
-      <w:pPr>
-        <w:rPr>
-          <w:b/>
-          <w:bCs/>
-          <w:sz w:val="24"/>
-          <w:szCs w:val="24"/>
-          <w:lang w:val="en-NL"/>
-        </w:rPr>
-      </w:pPr>
-      <w:r>
-        <w:rPr>
-          <w:b/>
-          <w:bCs/>
-          <w:sz w:val="24"/>
-          <w:szCs w:val="24"/>
-          <w:lang w:val="en-NL"/>
-        </w:rPr>
-        <w:pict w14:anchorId="13DCDCE8">
-          <v:rect id="_x0000_i1043" style="width:0;height:1.5pt" o:hralign="center" o:hrstd="t" o:hr="t" fillcolor="#a0a0a0" stroked="f"/>
-        </w:pict>
-      </w:r>
-    </w:p>
-    <w:p>
-      <w:pPr>
-        <w:rPr>
-          <w:b/>
-          <w:bCs/>
-          <w:sz w:val="24"/>
-          <w:szCs w:val="24"/>
-          <w:lang w:val="en-NL"/>
-        </w:rPr>
-      </w:pPr>
-      <w:r>
-        <w:rPr>
-          <w:b/>
-          <w:bCs/>
-          <w:sz w:val="24"/>
-          <w:szCs w:val="24"/>
-          <w:lang w:val="en-NL"/>
-        </w:rPr>
-        <w:t xml:space="preserve">Scenario 01: </w:t>
-      </w:r>
-      <w:proofErr w:type="spellStart"/>
-      <w:r>
-        <w:rPr>
-          <w:b/>
-          <w:bCs/>
-          <w:sz w:val="24"/>
-          <w:szCs w:val="24"/>
-          <w:lang w:val="en-NL"/>
-        </w:rPr>
-        <w:t>Overzicht</w:t>
-      </w:r>
-      <w:proofErr w:type="spellEnd"/>
-      <w:r>
-        <w:rPr>
-          <w:b/>
-          <w:bCs/>
-          <w:sz w:val="24"/>
-          <w:szCs w:val="24"/>
-          <w:lang w:val="en-NL"/>
-        </w:rPr>
-        <w:t xml:space="preserve"> van alle </w:t>
-      </w:r>
-      <w:proofErr w:type="spellStart"/>
-      <w:r>
-        <w:rPr>
-          <w:b/>
-          <w:bCs/>
-          <w:sz w:val="24"/>
-          <w:szCs w:val="24"/>
-          <w:lang w:val="en-NL"/>
-        </w:rPr>
-        <w:t>geleverde</w:t>
-      </w:r>
-      <w:proofErr w:type="spellEnd"/>
-      <w:r>
-        <w:rPr>
-          <w:b/>
-          <w:bCs/>
-          <w:sz w:val="24"/>
-          <w:szCs w:val="24"/>
-          <w:lang w:val="en-NL"/>
-        </w:rPr>
-        <w:t xml:space="preserve"> </w:t>
-      </w:r>
-      <w:proofErr w:type="spellStart"/>
-      <w:r>
-        <w:rPr>
-          <w:b/>
-          <w:bCs/>
-          <w:sz w:val="24"/>
-          <w:szCs w:val="24"/>
-          <w:lang w:val="en-NL"/>
-        </w:rPr>
-        <w:t>producten</w:t>
-      </w:r>
-      <w:proofErr w:type="spellEnd"/>
-      <w:r>
-        <w:rPr>
-          <w:b/>
-          <w:bCs/>
-          <w:sz w:val="24"/>
-          <w:szCs w:val="24"/>
-          <w:lang w:val="en-NL"/>
-        </w:rPr>
-        <w:t xml:space="preserve"> </w:t>
-      </w:r>
-      <w:proofErr w:type="spellStart"/>
-      <w:r>
-        <w:rPr>
-          <w:b/>
-          <w:bCs/>
-          <w:sz w:val="24"/>
-          <w:szCs w:val="24"/>
-          <w:lang w:val="en-NL"/>
-        </w:rPr>
-        <w:t>binnen</w:t>
-      </w:r>
-      <w:proofErr w:type="spellEnd"/>
-      <w:r>
-        <w:rPr>
-          <w:b/>
-          <w:bCs/>
-          <w:sz w:val="24"/>
-          <w:szCs w:val="24"/>
-          <w:lang w:val="en-NL"/>
-        </w:rPr>
-        <w:t xml:space="preserve"> </w:t>
-      </w:r>
-      <w:proofErr w:type="spellStart"/>
-      <w:r>
-        <w:rPr>
-          <w:b/>
-          <w:bCs/>
-          <w:sz w:val="24"/>
-          <w:szCs w:val="24"/>
-          <w:lang w:val="en-NL"/>
-        </w:rPr>
-        <w:t>een</w:t>
-      </w:r>
-      <w:proofErr w:type="spellEnd"/>
-      <w:r>
-        <w:rPr>
-          <w:b/>
-          <w:bCs/>
-          <w:sz w:val="24"/>
-          <w:szCs w:val="24"/>
-          <w:lang w:val="en-NL"/>
-        </w:rPr>
-        <w:t xml:space="preserve"> </w:t>
-      </w:r>
-      <w:proofErr w:type="spellStart"/>
-      <w:r>
-        <w:rPr>
-          <w:b/>
-          <w:bCs/>
-          <w:sz w:val="24"/>
-          <w:szCs w:val="24"/>
-          <w:lang w:val="en-NL"/>
-        </w:rPr>
-        <w:t>tijdsvak</w:t>
-      </w:r>
-      <w:proofErr w:type="spellEnd"/>
-      <w:r>
-        <w:rPr>
-          <w:b/>
-          <w:bCs/>
-          <w:sz w:val="24"/>
-          <w:szCs w:val="24"/>
-          <w:lang w:val="en-NL"/>
-        </w:rPr>
-        <w:t xml:space="preserve"> (Happy path)</w:t>
-      </w:r>
-    </w:p>
-    <w:p>
-      <w:pPr>
-        <w:rPr>
-          <w:b/>
-          <w:bCs/>
-          <w:sz w:val="24"/>
-          <w:szCs w:val="24"/>
-          <w:lang w:val="en-NL"/>
-        </w:rPr>
-      </w:pPr>
-      <w:proofErr w:type="spellStart"/>
-      <w:r>
-        <w:rPr>
-          <w:b/>
-          <w:bCs/>
-          <w:sz w:val="24"/>
-          <w:szCs w:val="24"/>
-          <w:lang w:val="en-NL"/>
-        </w:rPr>
-        <w:t>Gegeven</w:t>
-      </w:r>
-      <w:proofErr w:type="spellEnd"/>
-      <w:r>
-        <w:rPr>
-          <w:b/>
-          <w:bCs/>
-          <w:sz w:val="24"/>
-          <w:szCs w:val="24"/>
-          <w:lang w:val="en-NL"/>
-        </w:rPr>
-        <w:t xml:space="preserve">: </w:t>
-      </w:r>
-      <w:proofErr w:type="spellStart"/>
-      <w:r>
-        <w:rPr>
-          <w:b/>
-          <w:bCs/>
-          <w:sz w:val="24"/>
-          <w:szCs w:val="24"/>
-          <w:lang w:val="en-NL"/>
-        </w:rPr>
-        <w:t>ik</w:t>
-      </w:r>
-      <w:proofErr w:type="spellEnd"/>
-      <w:r>
-        <w:rPr>
-          <w:b/>
-          <w:bCs/>
-          <w:sz w:val="24"/>
-          <w:szCs w:val="24"/>
-          <w:lang w:val="en-NL"/>
-        </w:rPr>
-        <w:t xml:space="preserve"> ben met </w:t>
-      </w:r>
-      <w:proofErr w:type="spellStart"/>
-      <w:r>
-        <w:rPr>
-          <w:b/>
-          <w:bCs/>
-          <w:sz w:val="24"/>
-          <w:szCs w:val="24"/>
-          <w:lang w:val="en-NL"/>
-        </w:rPr>
-        <w:t>mijn</w:t>
-      </w:r>
-      <w:proofErr w:type="spellEnd"/>
-      <w:r>
-        <w:rPr>
-          <w:b/>
-          <w:bCs/>
-          <w:sz w:val="24"/>
-          <w:szCs w:val="24"/>
-          <w:lang w:val="en-NL"/>
-        </w:rPr>
-        <w:t xml:space="preserve"> </w:t>
-      </w:r>
-      <w:proofErr w:type="spellStart"/>
-      <w:r>
-        <w:rPr>
-          <w:b/>
-          <w:bCs/>
-          <w:sz w:val="24"/>
-          <w:szCs w:val="24"/>
-          <w:lang w:val="en-NL"/>
-        </w:rPr>
-        <w:t>accountgegevens</w:t>
-      </w:r>
-      <w:proofErr w:type="spellEnd"/>
-      <w:r>
-        <w:rPr>
-          <w:b/>
-          <w:bCs/>
-          <w:sz w:val="24"/>
-          <w:szCs w:val="24"/>
-          <w:lang w:val="en-NL"/>
-        </w:rPr>
-        <w:t xml:space="preserve"> </w:t>
-      </w:r>
-      <w:proofErr w:type="spellStart"/>
-      <w:r>
-        <w:rPr>
-          <w:b/>
-          <w:bCs/>
-          <w:sz w:val="24"/>
-          <w:szCs w:val="24"/>
-          <w:lang w:val="en-NL"/>
-        </w:rPr>
-        <w:t>ingelogd</w:t>
-      </w:r>
-      <w:proofErr w:type="spellEnd"/>
-      <w:r>
-        <w:rPr>
-          <w:b/>
-          <w:bCs/>
-          <w:sz w:val="24"/>
-          <w:szCs w:val="24"/>
-          <w:lang w:val="en-NL"/>
-        </w:rPr>
-        <w:t xml:space="preserve"> in de </w:t>
-      </w:r>
-      <w:proofErr w:type="spellStart"/>
-      <w:r>
-        <w:rPr>
-          <w:b/>
-          <w:bCs/>
-          <w:sz w:val="24"/>
-          <w:szCs w:val="24"/>
-          <w:lang w:val="en-NL"/>
-        </w:rPr>
-        <w:t>webapplicatie</w:t>
-      </w:r>
-      <w:proofErr w:type="spellEnd"/>
-      <w:r>
-        <w:rPr>
-          <w:b/>
-          <w:bCs/>
-          <w:sz w:val="24"/>
-          <w:szCs w:val="24"/>
-          <w:lang w:val="en-NL"/>
-        </w:rPr>
-        <w:t xml:space="preserve"> van het </w:t>
-      </w:r>
-      <w:proofErr w:type="spellStart"/>
-      <w:r>
-        <w:rPr>
-          <w:b/>
-          <w:bCs/>
-          <w:sz w:val="24"/>
-          <w:szCs w:val="24"/>
-          <w:lang w:val="en-NL"/>
-        </w:rPr>
-        <w:t>bedrijf</w:t>
-      </w:r>
-      <w:proofErr w:type="spellEnd"/>
-      <w:r>
-        <w:rPr>
-          <w:b/>
-          <w:bCs/>
-          <w:sz w:val="24"/>
-          <w:szCs w:val="24"/>
-          <w:lang w:val="en-NL"/>
-        </w:rPr>
-        <w:t xml:space="preserve"> Jamin</w:t>
-      </w:r>
-      <w:r>
-        <w:rPr>
-          <w:b/>
-          <w:bCs/>
-          <w:sz w:val="24"/>
-          <w:szCs w:val="24"/>
-          <w:lang w:val="en-NL"/>
-        </w:rPr>
-        <w:br/>
-        <w:t xml:space="preserve">En: </w:t>
-      </w:r>
-      <w:proofErr w:type="spellStart"/>
-      <w:r>
-        <w:rPr>
-          <w:b/>
-          <w:bCs/>
-          <w:sz w:val="24"/>
-          <w:szCs w:val="24"/>
-          <w:lang w:val="en-NL"/>
-        </w:rPr>
-        <w:t>ik</w:t>
-      </w:r>
-      <w:proofErr w:type="spellEnd"/>
-      <w:r>
-        <w:rPr>
-          <w:b/>
-          <w:bCs/>
-          <w:sz w:val="24"/>
-          <w:szCs w:val="24"/>
-          <w:lang w:val="en-NL"/>
-        </w:rPr>
-        <w:t xml:space="preserve"> </w:t>
-      </w:r>
-      <w:proofErr w:type="spellStart"/>
-      <w:r>
-        <w:rPr>
-          <w:b/>
-          <w:bCs/>
-          <w:sz w:val="24"/>
-          <w:szCs w:val="24"/>
-          <w:lang w:val="en-NL"/>
-        </w:rPr>
-        <w:t>klik</w:t>
-      </w:r>
-      <w:proofErr w:type="spellEnd"/>
-      <w:r>
-        <w:rPr>
-          <w:b/>
-          <w:bCs/>
-          <w:sz w:val="24"/>
-          <w:szCs w:val="24"/>
-          <w:lang w:val="en-NL"/>
-        </w:rPr>
-        <w:t xml:space="preserve"> op de link </w:t>
-      </w:r>
-      <w:proofErr w:type="spellStart"/>
-      <w:r>
-        <w:rPr>
-          <w:b/>
-          <w:bCs/>
-          <w:i/>
-          <w:iCs/>
-          <w:sz w:val="24"/>
-          <w:szCs w:val="24"/>
-          <w:lang w:val="en-NL"/>
-        </w:rPr>
-        <w:t>Overzicht</w:t>
-      </w:r>
-      <w:proofErr w:type="spellEnd"/>
-      <w:r>
-        <w:rPr>
-          <w:b/>
-          <w:bCs/>
-          <w:i/>
-          <w:iCs/>
-          <w:sz w:val="24"/>
-          <w:szCs w:val="24"/>
-          <w:lang w:val="en-NL"/>
-        </w:rPr>
-        <w:t xml:space="preserve"> </w:t>
-      </w:r>
-      <w:proofErr w:type="spellStart"/>
-      <w:r>
-        <w:rPr>
-          <w:b/>
-          <w:bCs/>
-          <w:i/>
-          <w:iCs/>
-          <w:sz w:val="24"/>
-          <w:szCs w:val="24"/>
-          <w:lang w:val="en-NL"/>
-        </w:rPr>
-        <w:t>geleverde</w:t>
-      </w:r>
-      <w:proofErr w:type="spellEnd"/>
-      <w:r>
-        <w:rPr>
-          <w:b/>
-          <w:bCs/>
-          <w:i/>
-          <w:iCs/>
-          <w:sz w:val="24"/>
-          <w:szCs w:val="24"/>
-          <w:lang w:val="en-NL"/>
-        </w:rPr>
-        <w:t xml:space="preserve"> </w:t>
-      </w:r>
-      <w:proofErr w:type="spellStart"/>
-      <w:r>
-        <w:rPr>
-          <w:b/>
-          <w:bCs/>
-          <w:i/>
-          <w:iCs/>
-          <w:sz w:val="24"/>
-          <w:szCs w:val="24"/>
-          <w:lang w:val="en-NL"/>
-        </w:rPr>
-        <w:t>producten</w:t>
-      </w:r>
-      <w:proofErr w:type="spellEnd"/>
-      <w:r>
-        <w:rPr>
-          <w:b/>
-          <w:bCs/>
-          <w:sz w:val="24"/>
-          <w:szCs w:val="24"/>
-          <w:lang w:val="en-NL"/>
-        </w:rPr>
-        <w:t xml:space="preserve"> op de homepage (Wireframe-01)</w:t>
-      </w:r>
-      <w:r>
-        <w:rPr>
-          <w:b/>
-          <w:bCs/>
-          <w:sz w:val="24"/>
-          <w:szCs w:val="24"/>
-          <w:lang w:val="en-NL"/>
-        </w:rPr>
-        <w:br/>
-        <w:t xml:space="preserve">En: </w:t>
-      </w:r>
-      <w:proofErr w:type="spellStart"/>
-      <w:r>
-        <w:rPr>
-          <w:b/>
-          <w:bCs/>
-          <w:sz w:val="24"/>
-          <w:szCs w:val="24"/>
-          <w:lang w:val="en-NL"/>
-        </w:rPr>
-        <w:t>ik</w:t>
-      </w:r>
-      <w:proofErr w:type="spellEnd"/>
-      <w:r>
-        <w:rPr>
-          <w:b/>
-          <w:bCs/>
-          <w:sz w:val="24"/>
-          <w:szCs w:val="24"/>
-          <w:lang w:val="en-NL"/>
-        </w:rPr>
-        <w:t xml:space="preserve"> </w:t>
-      </w:r>
-      <w:proofErr w:type="spellStart"/>
-      <w:r>
-        <w:rPr>
-          <w:b/>
-          <w:bCs/>
-          <w:sz w:val="24"/>
-          <w:szCs w:val="24"/>
-          <w:lang w:val="en-NL"/>
-        </w:rPr>
-        <w:t>kom</w:t>
-      </w:r>
-      <w:proofErr w:type="spellEnd"/>
-      <w:r>
-        <w:rPr>
-          <w:b/>
-          <w:bCs/>
-          <w:sz w:val="24"/>
-          <w:szCs w:val="24"/>
-          <w:lang w:val="en-NL"/>
-        </w:rPr>
-        <w:t xml:space="preserve"> op het scherm </w:t>
-      </w:r>
-      <w:proofErr w:type="spellStart"/>
-      <w:r>
-        <w:rPr>
-          <w:b/>
-          <w:bCs/>
-          <w:i/>
-          <w:iCs/>
-          <w:sz w:val="24"/>
-          <w:szCs w:val="24"/>
-          <w:lang w:val="en-NL"/>
-        </w:rPr>
-        <w:t>Overzicht</w:t>
-      </w:r>
-      <w:proofErr w:type="spellEnd"/>
-      <w:r>
-        <w:rPr>
-          <w:b/>
-          <w:bCs/>
-          <w:i/>
-          <w:iCs/>
-          <w:sz w:val="24"/>
-          <w:szCs w:val="24"/>
-          <w:lang w:val="en-NL"/>
-        </w:rPr>
-        <w:t xml:space="preserve"> </w:t>
-      </w:r>
-      <w:proofErr w:type="spellStart"/>
-      <w:r>
-        <w:rPr>
-          <w:b/>
-          <w:bCs/>
-          <w:i/>
-          <w:iCs/>
-          <w:sz w:val="24"/>
-          <w:szCs w:val="24"/>
-          <w:lang w:val="en-NL"/>
-        </w:rPr>
-        <w:t>geleverde</w:t>
-      </w:r>
-      <w:proofErr w:type="spellEnd"/>
-      <w:r>
-        <w:rPr>
-          <w:b/>
-          <w:bCs/>
-          <w:i/>
-          <w:iCs/>
-          <w:sz w:val="24"/>
-          <w:szCs w:val="24"/>
-          <w:lang w:val="en-NL"/>
-        </w:rPr>
-        <w:t xml:space="preserve"> </w:t>
-      </w:r>
-      <w:proofErr w:type="spellStart"/>
-      <w:r>
-        <w:rPr>
-          <w:b/>
-          <w:bCs/>
-          <w:i/>
-          <w:iCs/>
-          <w:sz w:val="24"/>
-          <w:szCs w:val="24"/>
-          <w:lang w:val="en-NL"/>
-        </w:rPr>
-        <w:t>producten</w:t>
-      </w:r>
-      <w:proofErr w:type="spellEnd"/>
-      <w:r>
-        <w:rPr>
-          <w:b/>
-          <w:bCs/>
-          <w:sz w:val="24"/>
-          <w:szCs w:val="24"/>
-          <w:lang w:val="en-NL"/>
-        </w:rPr>
-        <w:t xml:space="preserve"> </w:t>
-      </w:r>
-      <w:proofErr w:type="spellStart"/>
-      <w:r>
-        <w:rPr>
-          <w:b/>
-          <w:bCs/>
-          <w:sz w:val="24"/>
-          <w:szCs w:val="24"/>
-          <w:lang w:val="en-NL"/>
-        </w:rPr>
-        <w:t>waar</w:t>
-      </w:r>
-      <w:proofErr w:type="spellEnd"/>
-      <w:r>
-        <w:rPr>
-          <w:b/>
-          <w:bCs/>
-          <w:sz w:val="24"/>
-          <w:szCs w:val="24"/>
-          <w:lang w:val="en-NL"/>
-        </w:rPr>
-        <w:t xml:space="preserve"> de </w:t>
-      </w:r>
-      <w:proofErr w:type="spellStart"/>
-      <w:r>
-        <w:rPr>
-          <w:b/>
-          <w:bCs/>
-          <w:sz w:val="24"/>
-          <w:szCs w:val="24"/>
-          <w:lang w:val="en-NL"/>
-        </w:rPr>
-        <w:t>verschillende</w:t>
-      </w:r>
-      <w:proofErr w:type="spellEnd"/>
-      <w:r>
-        <w:rPr>
-          <w:b/>
-          <w:bCs/>
-          <w:sz w:val="24"/>
-          <w:szCs w:val="24"/>
-          <w:lang w:val="en-NL"/>
-        </w:rPr>
-        <w:t xml:space="preserve"> </w:t>
-      </w:r>
-      <w:proofErr w:type="spellStart"/>
-      <w:r>
-        <w:rPr>
-          <w:b/>
-          <w:bCs/>
-          <w:sz w:val="24"/>
-          <w:szCs w:val="24"/>
-          <w:lang w:val="en-NL"/>
-        </w:rPr>
-        <w:t>producten</w:t>
-      </w:r>
-      <w:proofErr w:type="spellEnd"/>
-      <w:r>
-        <w:rPr>
-          <w:b/>
-          <w:bCs/>
-          <w:sz w:val="24"/>
-          <w:szCs w:val="24"/>
-          <w:lang w:val="en-NL"/>
-        </w:rPr>
-        <w:t xml:space="preserve"> </w:t>
-      </w:r>
-      <w:proofErr w:type="spellStart"/>
-      <w:r>
-        <w:rPr>
-          <w:b/>
-          <w:bCs/>
-          <w:sz w:val="24"/>
-          <w:szCs w:val="24"/>
-          <w:lang w:val="en-NL"/>
-        </w:rPr>
-        <w:t>te</w:t>
-      </w:r>
-      <w:proofErr w:type="spellEnd"/>
-      <w:r>
-        <w:rPr>
-          <w:b/>
-          <w:bCs/>
-          <w:sz w:val="24"/>
-          <w:szCs w:val="24"/>
-          <w:lang w:val="en-NL"/>
-        </w:rPr>
-        <w:t xml:space="preserve"> </w:t>
-      </w:r>
-      <w:proofErr w:type="spellStart"/>
-      <w:r>
-        <w:rPr>
-          <w:b/>
-          <w:bCs/>
-          <w:sz w:val="24"/>
-          <w:szCs w:val="24"/>
-          <w:lang w:val="en-NL"/>
-        </w:rPr>
-        <w:t>zien</w:t>
-      </w:r>
-      <w:proofErr w:type="spellEnd"/>
-      <w:r>
-        <w:rPr>
-          <w:b/>
-          <w:bCs/>
-          <w:sz w:val="24"/>
-          <w:szCs w:val="24"/>
-          <w:lang w:val="en-NL"/>
-        </w:rPr>
-        <w:t xml:space="preserve"> </w:t>
-      </w:r>
-      <w:proofErr w:type="spellStart"/>
-      <w:r>
-        <w:rPr>
-          <w:b/>
-          <w:bCs/>
-          <w:sz w:val="24"/>
-          <w:szCs w:val="24"/>
-          <w:lang w:val="en-NL"/>
-        </w:rPr>
-        <w:t>zijn</w:t>
-      </w:r>
-      <w:proofErr w:type="spellEnd"/>
-      <w:r>
-        <w:rPr>
-          <w:b/>
-          <w:bCs/>
-          <w:sz w:val="24"/>
-          <w:szCs w:val="24"/>
-          <w:lang w:val="en-NL"/>
-        </w:rPr>
-        <w:t xml:space="preserve"> die </w:t>
-      </w:r>
-      <w:proofErr w:type="spellStart"/>
-      <w:r>
-        <w:rPr>
-          <w:b/>
-          <w:bCs/>
-          <w:sz w:val="24"/>
-          <w:szCs w:val="24"/>
-          <w:lang w:val="en-NL"/>
-        </w:rPr>
-        <w:t>ooit</w:t>
-      </w:r>
-      <w:proofErr w:type="spellEnd"/>
-      <w:r>
-        <w:rPr>
-          <w:b/>
-          <w:bCs/>
-          <w:sz w:val="24"/>
-          <w:szCs w:val="24"/>
-          <w:lang w:val="en-NL"/>
-        </w:rPr>
-        <w:t xml:space="preserve"> </w:t>
-      </w:r>
-      <w:proofErr w:type="spellStart"/>
-      <w:r>
-        <w:rPr>
-          <w:b/>
-          <w:bCs/>
-          <w:sz w:val="24"/>
-          <w:szCs w:val="24"/>
-          <w:lang w:val="en-NL"/>
-        </w:rPr>
-        <w:t>geleverd</w:t>
-      </w:r>
-      <w:proofErr w:type="spellEnd"/>
-      <w:r>
-        <w:rPr>
-          <w:b/>
-          <w:bCs/>
-          <w:sz w:val="24"/>
-          <w:szCs w:val="24"/>
-          <w:lang w:val="en-NL"/>
-        </w:rPr>
-        <w:t xml:space="preserve"> </w:t>
-      </w:r>
-      <w:proofErr w:type="spellStart"/>
-      <w:r>
-        <w:rPr>
-          <w:b/>
-          <w:bCs/>
-          <w:sz w:val="24"/>
-          <w:szCs w:val="24"/>
-          <w:lang w:val="en-NL"/>
-        </w:rPr>
-        <w:t>zijn</w:t>
-      </w:r>
-      <w:proofErr w:type="spellEnd"/>
-      <w:r>
-        <w:rPr>
-          <w:b/>
-          <w:bCs/>
-          <w:sz w:val="24"/>
-          <w:szCs w:val="24"/>
-          <w:lang w:val="en-NL"/>
-        </w:rPr>
-        <w:t xml:space="preserve"> </w:t>
-      </w:r>
-      <w:proofErr w:type="spellStart"/>
-      <w:r>
-        <w:rPr>
-          <w:b/>
-          <w:bCs/>
-          <w:sz w:val="24"/>
-          <w:szCs w:val="24"/>
-          <w:lang w:val="en-NL"/>
-        </w:rPr>
-        <w:t>aan</w:t>
-      </w:r>
-      <w:proofErr w:type="spellEnd"/>
-      <w:r>
-        <w:rPr>
-          <w:b/>
-          <w:bCs/>
-          <w:sz w:val="24"/>
-          <w:szCs w:val="24"/>
-          <w:lang w:val="en-NL"/>
-        </w:rPr>
-        <w:t xml:space="preserve"> het </w:t>
-      </w:r>
-      <w:proofErr w:type="spellStart"/>
-      <w:r>
-        <w:rPr>
-          <w:b/>
-          <w:bCs/>
-          <w:sz w:val="24"/>
-          <w:szCs w:val="24"/>
-          <w:lang w:val="en-NL"/>
-        </w:rPr>
-        <w:t>bedrijf</w:t>
-      </w:r>
-      <w:proofErr w:type="spellEnd"/>
-      <w:r>
-        <w:rPr>
-          <w:b/>
-          <w:bCs/>
-          <w:sz w:val="24"/>
-          <w:szCs w:val="24"/>
-          <w:lang w:val="en-NL"/>
-        </w:rPr>
-        <w:t xml:space="preserve"> tot </w:t>
-      </w:r>
-      <w:proofErr w:type="spellStart"/>
-      <w:r>
-        <w:rPr>
-          <w:b/>
-          <w:bCs/>
-          <w:sz w:val="24"/>
-          <w:szCs w:val="24"/>
-          <w:lang w:val="en-NL"/>
-        </w:rPr>
-        <w:t>en</w:t>
-      </w:r>
-      <w:proofErr w:type="spellEnd"/>
-      <w:r>
-        <w:rPr>
-          <w:b/>
-          <w:bCs/>
-          <w:sz w:val="24"/>
-          <w:szCs w:val="24"/>
-          <w:lang w:val="en-NL"/>
-        </w:rPr>
-        <w:t xml:space="preserve"> met </w:t>
-      </w:r>
-      <w:proofErr w:type="spellStart"/>
-      <w:r>
-        <w:rPr>
-          <w:b/>
-          <w:bCs/>
-          <w:sz w:val="24"/>
-          <w:szCs w:val="24"/>
-          <w:lang w:val="en-NL"/>
-        </w:rPr>
-        <w:t>vandaag</w:t>
-      </w:r>
-      <w:proofErr w:type="spellEnd"/>
-      <w:r>
-        <w:rPr>
-          <w:b/>
-          <w:bCs/>
-          <w:sz w:val="24"/>
-          <w:szCs w:val="24"/>
-          <w:lang w:val="en-NL"/>
-        </w:rPr>
-        <w:t xml:space="preserve">, </w:t>
-      </w:r>
-      <w:proofErr w:type="spellStart"/>
-      <w:r>
-        <w:rPr>
-          <w:b/>
-          <w:bCs/>
-          <w:sz w:val="24"/>
-          <w:szCs w:val="24"/>
-          <w:lang w:val="en-NL"/>
-        </w:rPr>
-        <w:t>gesorteerd</w:t>
-      </w:r>
-      <w:proofErr w:type="spellEnd"/>
-      <w:r>
-        <w:rPr>
-          <w:b/>
-          <w:bCs/>
-          <w:sz w:val="24"/>
-          <w:szCs w:val="24"/>
-          <w:lang w:val="en-NL"/>
-        </w:rPr>
-        <w:t xml:space="preserve"> (A-Z) op naam </w:t>
-      </w:r>
-      <w:proofErr w:type="spellStart"/>
-      <w:r>
-        <w:rPr>
-          <w:b/>
-          <w:bCs/>
-          <w:sz w:val="24"/>
-          <w:szCs w:val="24"/>
-          <w:lang w:val="en-NL"/>
-        </w:rPr>
-        <w:t>Leverancier</w:t>
-      </w:r>
-      <w:proofErr w:type="spellEnd"/>
-      <w:r>
-        <w:rPr>
-          <w:b/>
-          <w:bCs/>
-          <w:sz w:val="24"/>
-          <w:szCs w:val="24"/>
-          <w:lang w:val="en-NL"/>
-        </w:rPr>
-        <w:t xml:space="preserve"> (Wireframe-02)</w:t>
-      </w:r>
-      <w:r>
-        <w:rPr>
-          <w:b/>
-          <w:bCs/>
-          <w:sz w:val="24"/>
-          <w:szCs w:val="24"/>
-          <w:lang w:val="en-NL"/>
-        </w:rPr>
-        <w:br/>
-      </w:r>
-      <w:proofErr w:type="spellStart"/>
-      <w:r>
-        <w:rPr>
-          <w:b/>
-          <w:bCs/>
-          <w:sz w:val="24"/>
-          <w:szCs w:val="24"/>
-          <w:lang w:val="en-NL"/>
-        </w:rPr>
-        <w:t>Wanneer</w:t>
-      </w:r>
-      <w:proofErr w:type="spellEnd"/>
-      <w:r>
-        <w:rPr>
-          <w:b/>
-          <w:bCs/>
-          <w:sz w:val="24"/>
-          <w:szCs w:val="24"/>
-          <w:lang w:val="en-NL"/>
-        </w:rPr>
-        <w:t xml:space="preserve">: </w:t>
-      </w:r>
-      <w:proofErr w:type="spellStart"/>
-      <w:r>
-        <w:rPr>
-          <w:b/>
-          <w:bCs/>
-          <w:sz w:val="24"/>
-          <w:szCs w:val="24"/>
-          <w:lang w:val="en-NL"/>
-        </w:rPr>
-        <w:t>ik</w:t>
-      </w:r>
-      <w:proofErr w:type="spellEnd"/>
-      <w:r>
-        <w:rPr>
-          <w:b/>
-          <w:bCs/>
-          <w:sz w:val="24"/>
-          <w:szCs w:val="24"/>
-          <w:lang w:val="en-NL"/>
-        </w:rPr>
-        <w:t xml:space="preserve"> in het </w:t>
-      </w:r>
-      <w:proofErr w:type="spellStart"/>
-      <w:r>
-        <w:rPr>
-          <w:b/>
-          <w:bCs/>
-          <w:sz w:val="24"/>
-          <w:szCs w:val="24"/>
-          <w:lang w:val="en-NL"/>
-        </w:rPr>
-        <w:t>startdatum</w:t>
-      </w:r>
-      <w:proofErr w:type="spellEnd"/>
-      <w:r>
-        <w:rPr>
-          <w:b/>
-          <w:bCs/>
-          <w:sz w:val="24"/>
-          <w:szCs w:val="24"/>
-          <w:lang w:val="en-NL"/>
-        </w:rPr>
-        <w:t xml:space="preserve"> </w:t>
-      </w:r>
-      <w:proofErr w:type="spellStart"/>
-      <w:r>
-        <w:rPr>
-          <w:b/>
-          <w:bCs/>
-          <w:sz w:val="24"/>
-          <w:szCs w:val="24"/>
-          <w:lang w:val="en-NL"/>
-        </w:rPr>
-        <w:t>datepickerelement</w:t>
-      </w:r>
-      <w:proofErr w:type="spellEnd"/>
-      <w:r>
-        <w:rPr>
-          <w:b/>
-          <w:bCs/>
-          <w:sz w:val="24"/>
-          <w:szCs w:val="24"/>
-          <w:lang w:val="en-NL"/>
-        </w:rPr>
-        <w:t xml:space="preserve"> de datum 08-04-2023 </w:t>
-      </w:r>
-      <w:proofErr w:type="spellStart"/>
-      <w:r>
-        <w:rPr>
-          <w:b/>
-          <w:bCs/>
-          <w:sz w:val="24"/>
-          <w:szCs w:val="24"/>
-          <w:lang w:val="en-NL"/>
-        </w:rPr>
-        <w:t>invul</w:t>
-      </w:r>
-      <w:proofErr w:type="spellEnd"/>
-      <w:r>
-        <w:rPr>
-          <w:b/>
-          <w:bCs/>
-          <w:sz w:val="24"/>
-          <w:szCs w:val="24"/>
-          <w:lang w:val="en-NL"/>
-        </w:rPr>
-        <w:br/>
-        <w:t xml:space="preserve">En: </w:t>
-      </w:r>
-      <w:proofErr w:type="spellStart"/>
-      <w:r>
-        <w:rPr>
-          <w:b/>
-          <w:bCs/>
-          <w:sz w:val="24"/>
-          <w:szCs w:val="24"/>
-          <w:lang w:val="en-NL"/>
-        </w:rPr>
-        <w:t>ik</w:t>
-      </w:r>
-      <w:proofErr w:type="spellEnd"/>
-      <w:r>
-        <w:rPr>
-          <w:b/>
-          <w:bCs/>
-          <w:sz w:val="24"/>
-          <w:szCs w:val="24"/>
-          <w:lang w:val="en-NL"/>
-        </w:rPr>
-        <w:t xml:space="preserve"> in het </w:t>
-      </w:r>
-      <w:proofErr w:type="spellStart"/>
-      <w:r>
-        <w:rPr>
-          <w:b/>
-          <w:bCs/>
-          <w:sz w:val="24"/>
-          <w:szCs w:val="24"/>
-          <w:lang w:val="en-NL"/>
-        </w:rPr>
-        <w:t>einddatum</w:t>
-      </w:r>
-      <w:proofErr w:type="spellEnd"/>
-      <w:r>
-        <w:rPr>
-          <w:b/>
-          <w:bCs/>
-          <w:sz w:val="24"/>
-          <w:szCs w:val="24"/>
-          <w:lang w:val="en-NL"/>
-        </w:rPr>
-        <w:t xml:space="preserve"> </w:t>
-      </w:r>
-      <w:proofErr w:type="spellStart"/>
-      <w:r>
-        <w:rPr>
-          <w:b/>
-          <w:bCs/>
-          <w:sz w:val="24"/>
-          <w:szCs w:val="24"/>
-          <w:lang w:val="en-NL"/>
-        </w:rPr>
-        <w:t>datepickerelement</w:t>
-      </w:r>
-      <w:proofErr w:type="spellEnd"/>
-      <w:r>
-        <w:rPr>
-          <w:b/>
-          <w:bCs/>
-          <w:sz w:val="24"/>
-          <w:szCs w:val="24"/>
-          <w:lang w:val="en-NL"/>
-        </w:rPr>
-        <w:t xml:space="preserve"> de datum 19-04-2023 </w:t>
-      </w:r>
-      <w:proofErr w:type="spellStart"/>
-      <w:r>
-        <w:rPr>
-          <w:b/>
-          <w:bCs/>
-          <w:sz w:val="24"/>
-          <w:szCs w:val="24"/>
-          <w:lang w:val="en-NL"/>
-        </w:rPr>
-        <w:t>invul</w:t>
-      </w:r>
-      <w:proofErr w:type="spellEnd"/>
-      <w:r>
-        <w:rPr>
-          <w:b/>
-          <w:bCs/>
-          <w:sz w:val="24"/>
-          <w:szCs w:val="24"/>
-          <w:lang w:val="en-NL"/>
-        </w:rPr>
-        <w:br/>
-        <w:t xml:space="preserve">En: </w:t>
-      </w:r>
-      <w:proofErr w:type="spellStart"/>
-      <w:r>
-        <w:rPr>
-          <w:b/>
-          <w:bCs/>
-          <w:sz w:val="24"/>
-          <w:szCs w:val="24"/>
-          <w:lang w:val="en-NL"/>
-        </w:rPr>
-        <w:t>ik</w:t>
-      </w:r>
-      <w:proofErr w:type="spellEnd"/>
-      <w:r>
-        <w:rPr>
-          <w:b/>
-          <w:bCs/>
-          <w:sz w:val="24"/>
-          <w:szCs w:val="24"/>
-          <w:lang w:val="en-NL"/>
-        </w:rPr>
-        <w:t xml:space="preserve"> </w:t>
-      </w:r>
-      <w:proofErr w:type="spellStart"/>
-      <w:r>
-        <w:rPr>
-          <w:b/>
-          <w:bCs/>
-          <w:sz w:val="24"/>
-          <w:szCs w:val="24"/>
-          <w:lang w:val="en-NL"/>
-        </w:rPr>
-        <w:t>klik</w:t>
-      </w:r>
-      <w:proofErr w:type="spellEnd"/>
-      <w:r>
-        <w:rPr>
-          <w:b/>
-          <w:bCs/>
-          <w:sz w:val="24"/>
-          <w:szCs w:val="24"/>
-          <w:lang w:val="en-NL"/>
-        </w:rPr>
-        <w:t xml:space="preserve"> op de knop “Maak </w:t>
-      </w:r>
-      <w:proofErr w:type="spellStart"/>
-      <w:r>
-        <w:rPr>
-          <w:b/>
-          <w:bCs/>
-          <w:sz w:val="24"/>
-          <w:szCs w:val="24"/>
-          <w:lang w:val="en-NL"/>
-        </w:rPr>
-        <w:t>selectie</w:t>
-      </w:r>
-      <w:proofErr w:type="spellEnd"/>
-      <w:r>
-        <w:rPr>
-          <w:b/>
-          <w:bCs/>
-          <w:sz w:val="24"/>
-          <w:szCs w:val="24"/>
-          <w:lang w:val="en-NL"/>
-        </w:rPr>
-        <w:t>”</w:t>
-      </w:r>
-      <w:r>
-        <w:rPr>
-          <w:b/>
-          <w:bCs/>
-          <w:sz w:val="24"/>
-          <w:szCs w:val="24"/>
-          <w:lang w:val="en-NL"/>
-        </w:rPr>
-        <w:br/>
-        <w:t xml:space="preserve">Dan: </w:t>
-      </w:r>
-      <w:proofErr w:type="spellStart"/>
-      <w:r>
-        <w:rPr>
-          <w:b/>
-          <w:bCs/>
-          <w:sz w:val="24"/>
-          <w:szCs w:val="24"/>
-          <w:lang w:val="en-NL"/>
-        </w:rPr>
-        <w:t>zie</w:t>
-      </w:r>
-      <w:proofErr w:type="spellEnd"/>
-      <w:r>
-        <w:rPr>
-          <w:b/>
-          <w:bCs/>
-          <w:sz w:val="24"/>
-          <w:szCs w:val="24"/>
-          <w:lang w:val="en-NL"/>
-        </w:rPr>
-        <w:t xml:space="preserve"> </w:t>
-      </w:r>
-      <w:proofErr w:type="spellStart"/>
-      <w:r>
-        <w:rPr>
-          <w:b/>
-          <w:bCs/>
-          <w:sz w:val="24"/>
-          <w:szCs w:val="24"/>
-          <w:lang w:val="en-NL"/>
-        </w:rPr>
-        <w:t>ik</w:t>
-      </w:r>
-      <w:proofErr w:type="spellEnd"/>
-      <w:r>
-        <w:rPr>
-          <w:b/>
-          <w:bCs/>
-          <w:sz w:val="24"/>
-          <w:szCs w:val="24"/>
-          <w:lang w:val="en-NL"/>
-        </w:rPr>
-        <w:t xml:space="preserve"> op het scherm </w:t>
-      </w:r>
-      <w:proofErr w:type="spellStart"/>
-      <w:r>
-        <w:rPr>
-          <w:b/>
-          <w:bCs/>
-          <w:i/>
-          <w:iCs/>
-          <w:sz w:val="24"/>
-          <w:szCs w:val="24"/>
-          <w:lang w:val="en-NL"/>
-        </w:rPr>
-        <w:t>Overzicht</w:t>
-      </w:r>
-      <w:proofErr w:type="spellEnd"/>
-      <w:r>
-        <w:rPr>
-          <w:b/>
-          <w:bCs/>
-          <w:i/>
-          <w:iCs/>
-          <w:sz w:val="24"/>
-          <w:szCs w:val="24"/>
-          <w:lang w:val="en-NL"/>
-        </w:rPr>
-        <w:t xml:space="preserve"> </w:t>
-      </w:r>
-      <w:proofErr w:type="spellStart"/>
-      <w:r>
-        <w:rPr>
-          <w:b/>
-          <w:bCs/>
-          <w:i/>
-          <w:iCs/>
-          <w:sz w:val="24"/>
-          <w:szCs w:val="24"/>
-          <w:lang w:val="en-NL"/>
-        </w:rPr>
-        <w:t>geleverde</w:t>
-      </w:r>
-      <w:proofErr w:type="spellEnd"/>
-      <w:r>
-        <w:rPr>
-          <w:b/>
-          <w:bCs/>
-          <w:i/>
-          <w:iCs/>
-          <w:sz w:val="24"/>
-          <w:szCs w:val="24"/>
-          <w:lang w:val="en-NL"/>
-        </w:rPr>
-        <w:t xml:space="preserve"> </w:t>
-      </w:r>
-      <w:proofErr w:type="spellStart"/>
-      <w:r>
-        <w:rPr>
-          <w:b/>
-          <w:bCs/>
-          <w:i/>
-          <w:iCs/>
-          <w:sz w:val="24"/>
-          <w:szCs w:val="24"/>
-          <w:lang w:val="en-NL"/>
-        </w:rPr>
-        <w:t>producten</w:t>
-      </w:r>
-      <w:proofErr w:type="spellEnd"/>
-      <w:r>
-        <w:rPr>
-          <w:b/>
-          <w:bCs/>
-          <w:sz w:val="24"/>
-          <w:szCs w:val="24"/>
-          <w:lang w:val="en-NL"/>
-        </w:rPr>
-        <w:t xml:space="preserve"> </w:t>
-      </w:r>
-      <w:proofErr w:type="spellStart"/>
-      <w:r>
-        <w:rPr>
-          <w:b/>
-          <w:bCs/>
-          <w:sz w:val="24"/>
-          <w:szCs w:val="24"/>
-          <w:lang w:val="en-NL"/>
-        </w:rPr>
-        <w:t>alleen</w:t>
-      </w:r>
-      <w:proofErr w:type="spellEnd"/>
-      <w:r>
-        <w:rPr>
-          <w:b/>
-          <w:bCs/>
-          <w:sz w:val="24"/>
-          <w:szCs w:val="24"/>
-          <w:lang w:val="en-NL"/>
-        </w:rPr>
-        <w:t xml:space="preserve"> die </w:t>
-      </w:r>
-      <w:proofErr w:type="spellStart"/>
-      <w:r>
-        <w:rPr>
-          <w:b/>
-          <w:bCs/>
-          <w:sz w:val="24"/>
-          <w:szCs w:val="24"/>
-          <w:lang w:val="en-NL"/>
-        </w:rPr>
-        <w:t>producten</w:t>
-      </w:r>
-      <w:proofErr w:type="spellEnd"/>
-      <w:r>
-        <w:rPr>
-          <w:b/>
-          <w:bCs/>
-          <w:sz w:val="24"/>
-          <w:szCs w:val="24"/>
-          <w:lang w:val="en-NL"/>
-        </w:rPr>
-        <w:t xml:space="preserve"> die </w:t>
-      </w:r>
-      <w:proofErr w:type="spellStart"/>
-      <w:r>
-        <w:rPr>
-          <w:b/>
-          <w:bCs/>
-          <w:sz w:val="24"/>
-          <w:szCs w:val="24"/>
-          <w:lang w:val="en-NL"/>
-        </w:rPr>
-        <w:t>geleverd</w:t>
-      </w:r>
-      <w:proofErr w:type="spellEnd"/>
-      <w:r>
-        <w:rPr>
-          <w:b/>
-          <w:bCs/>
-          <w:sz w:val="24"/>
-          <w:szCs w:val="24"/>
-          <w:lang w:val="en-NL"/>
-        </w:rPr>
-        <w:t xml:space="preserve"> </w:t>
-      </w:r>
-      <w:proofErr w:type="spellStart"/>
-      <w:r>
-        <w:rPr>
-          <w:b/>
-          <w:bCs/>
-          <w:sz w:val="24"/>
-          <w:szCs w:val="24"/>
-          <w:lang w:val="en-NL"/>
-        </w:rPr>
-        <w:t>zijn</w:t>
-      </w:r>
-      <w:proofErr w:type="spellEnd"/>
-      <w:r>
-        <w:rPr>
-          <w:b/>
-          <w:bCs/>
-          <w:sz w:val="24"/>
-          <w:szCs w:val="24"/>
-          <w:lang w:val="en-NL"/>
-        </w:rPr>
-        <w:t xml:space="preserve"> in het </w:t>
-      </w:r>
-      <w:proofErr w:type="spellStart"/>
-      <w:r>
-        <w:rPr>
-          <w:b/>
-          <w:bCs/>
-          <w:sz w:val="24"/>
-          <w:szCs w:val="24"/>
-          <w:lang w:val="en-NL"/>
-        </w:rPr>
-        <w:t>tijdsvak</w:t>
-      </w:r>
-      <w:proofErr w:type="spellEnd"/>
-      <w:r>
-        <w:rPr>
-          <w:b/>
-          <w:bCs/>
-          <w:sz w:val="24"/>
-          <w:szCs w:val="24"/>
-          <w:lang w:val="en-NL"/>
-        </w:rPr>
-        <w:t xml:space="preserve"> 08-04-2023 t/m 19-04-2023 (Wireframe-02)</w:t>
-      </w:r>
-      <w:r>
-        <w:rPr>
-          <w:b/>
-          <w:bCs/>
-          <w:sz w:val="24"/>
-          <w:szCs w:val="24"/>
-          <w:lang w:val="en-NL"/>
-        </w:rPr>
-        <w:br/>
-        <w:t xml:space="preserve">En: per product </w:t>
-      </w:r>
-      <w:proofErr w:type="spellStart"/>
-      <w:r>
-        <w:rPr>
-          <w:b/>
-          <w:bCs/>
-          <w:sz w:val="24"/>
-          <w:szCs w:val="24"/>
-          <w:lang w:val="en-NL"/>
-        </w:rPr>
-        <w:t>zie</w:t>
-      </w:r>
-      <w:proofErr w:type="spellEnd"/>
-      <w:r>
-        <w:rPr>
-          <w:b/>
-          <w:bCs/>
-          <w:sz w:val="24"/>
-          <w:szCs w:val="24"/>
-          <w:lang w:val="en-NL"/>
-        </w:rPr>
-        <w:t xml:space="preserve"> </w:t>
-      </w:r>
-      <w:proofErr w:type="spellStart"/>
-      <w:r>
-        <w:rPr>
-          <w:b/>
-          <w:bCs/>
-          <w:sz w:val="24"/>
-          <w:szCs w:val="24"/>
-          <w:lang w:val="en-NL"/>
-        </w:rPr>
-        <w:t>hoeveel</w:t>
-      </w:r>
-      <w:proofErr w:type="spellEnd"/>
-      <w:r>
-        <w:rPr>
-          <w:b/>
-          <w:bCs/>
-          <w:sz w:val="24"/>
-          <w:szCs w:val="24"/>
-          <w:lang w:val="en-NL"/>
-        </w:rPr>
-        <w:t xml:space="preserve"> er in </w:t>
-      </w:r>
-      <w:proofErr w:type="spellStart"/>
-      <w:r>
-        <w:rPr>
-          <w:b/>
-          <w:bCs/>
-          <w:sz w:val="24"/>
-          <w:szCs w:val="24"/>
-          <w:lang w:val="en-NL"/>
-        </w:rPr>
-        <w:t>totaal</w:t>
-      </w:r>
-      <w:proofErr w:type="spellEnd"/>
-      <w:r>
-        <w:rPr>
-          <w:b/>
-          <w:bCs/>
-          <w:sz w:val="24"/>
-          <w:szCs w:val="24"/>
-          <w:lang w:val="en-NL"/>
-        </w:rPr>
-        <w:t xml:space="preserve"> </w:t>
-      </w:r>
-      <w:proofErr w:type="spellStart"/>
-      <w:r>
-        <w:rPr>
-          <w:b/>
-          <w:bCs/>
-          <w:sz w:val="24"/>
-          <w:szCs w:val="24"/>
-          <w:lang w:val="en-NL"/>
-        </w:rPr>
-        <w:t>geleverd</w:t>
-      </w:r>
-      <w:proofErr w:type="spellEnd"/>
-      <w:r>
-        <w:rPr>
-          <w:b/>
-          <w:bCs/>
-          <w:sz w:val="24"/>
-          <w:szCs w:val="24"/>
-          <w:lang w:val="en-NL"/>
-        </w:rPr>
-        <w:t xml:space="preserve"> is in </w:t>
-      </w:r>
-      <w:proofErr w:type="spellStart"/>
-      <w:r>
-        <w:rPr>
-          <w:b/>
-          <w:bCs/>
-          <w:sz w:val="24"/>
-          <w:szCs w:val="24"/>
-          <w:lang w:val="en-NL"/>
-        </w:rPr>
-        <w:t>dat</w:t>
-      </w:r>
-      <w:proofErr w:type="spellEnd"/>
-      <w:r>
-        <w:rPr>
-          <w:b/>
-          <w:bCs/>
-          <w:sz w:val="24"/>
-          <w:szCs w:val="24"/>
-          <w:lang w:val="en-NL"/>
-        </w:rPr>
-        <w:t xml:space="preserve"> </w:t>
-      </w:r>
-      <w:proofErr w:type="spellStart"/>
-      <w:r>
-        <w:rPr>
-          <w:b/>
-          <w:bCs/>
-          <w:sz w:val="24"/>
-          <w:szCs w:val="24"/>
-          <w:lang w:val="en-NL"/>
-        </w:rPr>
-        <w:t>tijdsvak</w:t>
-      </w:r>
-      <w:proofErr w:type="spellEnd"/>
-    </w:p>
-    <w:p>
-      <w:pPr>
-        <w:rPr>
-          <w:b/>
-          <w:bCs/>
-          <w:sz w:val="24"/>
-          <w:szCs w:val="24"/>
-          <w:lang w:val="en-NL"/>
-        </w:rPr>
-      </w:pPr>
-      <w:r>
-        <w:rPr>
-          <w:b/>
-          <w:bCs/>
-          <w:sz w:val="24"/>
-          <w:szCs w:val="24"/>
-          <w:lang w:val="en-NL"/>
-        </w:rPr>
-        <w:pict w14:anchorId="1B135C31">
-          <v:rect id="_x0000_i1044" style="width:0;height:1.5pt" o:hralign="center" o:hrstd="t" o:hr="t" fillcolor="#a0a0a0" stroked="f"/>
-        </w:pict>
-      </w:r>
-    </w:p>
-    <w:p>
-      <w:pPr>
-        <w:rPr>
-          <w:b/>
-          <w:bCs/>
-          <w:sz w:val="24"/>
-          <w:szCs w:val="24"/>
-          <w:lang w:val="en-NL"/>
-        </w:rPr>
-      </w:pPr>
-      <w:r>
-        <w:rPr>
-          <w:b/>
-          <w:bCs/>
-          <w:sz w:val="24"/>
-          <w:szCs w:val="24"/>
-          <w:lang w:val="en-NL"/>
-        </w:rPr>
-        <w:t xml:space="preserve">Scenario 02: </w:t>
-      </w:r>
-      <w:proofErr w:type="spellStart"/>
-      <w:r>
-        <w:rPr>
-          <w:b/>
-          <w:bCs/>
-          <w:sz w:val="24"/>
-          <w:szCs w:val="24"/>
-          <w:lang w:val="en-NL"/>
-        </w:rPr>
-        <w:t>Specificatie</w:t>
-      </w:r>
-      <w:proofErr w:type="spellEnd"/>
-      <w:r>
-        <w:rPr>
-          <w:b/>
-          <w:bCs/>
-          <w:sz w:val="24"/>
-          <w:szCs w:val="24"/>
-          <w:lang w:val="en-NL"/>
-        </w:rPr>
-        <w:t xml:space="preserve"> per product </w:t>
-      </w:r>
-      <w:proofErr w:type="spellStart"/>
-      <w:r>
-        <w:rPr>
-          <w:b/>
-          <w:bCs/>
-          <w:sz w:val="24"/>
-          <w:szCs w:val="24"/>
-          <w:lang w:val="en-NL"/>
-        </w:rPr>
-        <w:t>bekijken</w:t>
-      </w:r>
-      <w:proofErr w:type="spellEnd"/>
-      <w:r>
-        <w:rPr>
-          <w:b/>
-          <w:bCs/>
-          <w:sz w:val="24"/>
-          <w:szCs w:val="24"/>
-          <w:lang w:val="en-NL"/>
-        </w:rPr>
-        <w:t xml:space="preserve"> (Happy path)</w:t>
-      </w:r>
-    </w:p>
-    <w:p>
-      <w:pPr>
-        <w:rPr>
-          <w:b/>
-          <w:bCs/>
-          <w:sz w:val="24"/>
-          <w:szCs w:val="24"/>
-          <w:lang w:val="en-NL"/>
-        </w:rPr>
-      </w:pPr>
-      <w:proofErr w:type="spellStart"/>
-      <w:r>
-        <w:rPr>
-          <w:b/>
-          <w:bCs/>
-          <w:sz w:val="24"/>
-          <w:szCs w:val="24"/>
-          <w:lang w:val="en-NL"/>
-        </w:rPr>
-        <w:t>Gegeven</w:t>
-      </w:r>
-      <w:proofErr w:type="spellEnd"/>
-      <w:r>
-        <w:rPr>
-          <w:b/>
-          <w:bCs/>
-          <w:sz w:val="24"/>
-          <w:szCs w:val="24"/>
-          <w:lang w:val="en-NL"/>
-        </w:rPr>
-        <w:t xml:space="preserve">: </w:t>
-      </w:r>
-      <w:proofErr w:type="spellStart"/>
-      <w:r>
-        <w:rPr>
-          <w:b/>
-          <w:bCs/>
-          <w:sz w:val="24"/>
-          <w:szCs w:val="24"/>
-          <w:lang w:val="en-NL"/>
-        </w:rPr>
-        <w:t>ik</w:t>
-      </w:r>
-      <w:proofErr w:type="spellEnd"/>
-      <w:r>
-        <w:rPr>
-          <w:b/>
-          <w:bCs/>
-          <w:sz w:val="24"/>
-          <w:szCs w:val="24"/>
-          <w:lang w:val="en-NL"/>
-        </w:rPr>
-        <w:t xml:space="preserve"> ben </w:t>
-      </w:r>
-      <w:proofErr w:type="spellStart"/>
-      <w:r>
-        <w:rPr>
-          <w:b/>
-          <w:bCs/>
-          <w:sz w:val="24"/>
-          <w:szCs w:val="24"/>
-          <w:lang w:val="en-NL"/>
-        </w:rPr>
-        <w:t>ingelogd</w:t>
-      </w:r>
-      <w:proofErr w:type="spellEnd"/>
-      <w:r>
-        <w:rPr>
-          <w:b/>
-          <w:bCs/>
-          <w:sz w:val="24"/>
-          <w:szCs w:val="24"/>
-          <w:lang w:val="en-NL"/>
-        </w:rPr>
-        <w:t xml:space="preserve"> </w:t>
-      </w:r>
-      <w:proofErr w:type="spellStart"/>
-      <w:r>
-        <w:rPr>
-          <w:b/>
-          <w:bCs/>
-          <w:sz w:val="24"/>
-          <w:szCs w:val="24"/>
-          <w:lang w:val="en-NL"/>
-        </w:rPr>
-        <w:t>en</w:t>
-      </w:r>
-      <w:proofErr w:type="spellEnd"/>
-      <w:r>
-        <w:rPr>
-          <w:b/>
-          <w:bCs/>
-          <w:sz w:val="24"/>
-          <w:szCs w:val="24"/>
-          <w:lang w:val="en-NL"/>
-        </w:rPr>
-        <w:t xml:space="preserve"> op het scherm </w:t>
-      </w:r>
-      <w:proofErr w:type="spellStart"/>
-      <w:r>
-        <w:rPr>
-          <w:b/>
-          <w:bCs/>
-          <w:i/>
-          <w:iCs/>
-          <w:sz w:val="24"/>
-          <w:szCs w:val="24"/>
-          <w:lang w:val="en-NL"/>
-        </w:rPr>
-        <w:t>Overzicht</w:t>
-      </w:r>
-      <w:proofErr w:type="spellEnd"/>
-      <w:r>
-        <w:rPr>
-          <w:b/>
-          <w:bCs/>
-          <w:i/>
-          <w:iCs/>
-          <w:sz w:val="24"/>
-          <w:szCs w:val="24"/>
-          <w:lang w:val="en-NL"/>
-        </w:rPr>
-        <w:t xml:space="preserve"> </w:t>
-      </w:r>
-      <w:proofErr w:type="spellStart"/>
-      <w:r>
-        <w:rPr>
-          <w:b/>
-          <w:bCs/>
-          <w:i/>
-          <w:iCs/>
-          <w:sz w:val="24"/>
-          <w:szCs w:val="24"/>
-          <w:lang w:val="en-NL"/>
-        </w:rPr>
-        <w:t>geleverde</w:t>
-      </w:r>
-      <w:proofErr w:type="spellEnd"/>
-      <w:r>
-        <w:rPr>
-          <w:b/>
-          <w:bCs/>
-          <w:i/>
-          <w:iCs/>
-          <w:sz w:val="24"/>
-          <w:szCs w:val="24"/>
-          <w:lang w:val="en-NL"/>
-        </w:rPr>
-        <w:t xml:space="preserve"> </w:t>
-      </w:r>
-      <w:proofErr w:type="spellStart"/>
-      <w:r>
-        <w:rPr>
-          <w:b/>
-          <w:bCs/>
-          <w:i/>
-          <w:iCs/>
-          <w:sz w:val="24"/>
-          <w:szCs w:val="24"/>
-          <w:lang w:val="en-NL"/>
-        </w:rPr>
-        <w:t>producten</w:t>
-      </w:r>
-      <w:proofErr w:type="spellEnd"/>
-      <w:r>
-        <w:rPr>
-          <w:b/>
-          <w:bCs/>
-          <w:sz w:val="24"/>
-          <w:szCs w:val="24"/>
-          <w:lang w:val="en-NL"/>
-        </w:rPr>
-        <w:t xml:space="preserve"> (Wireframe-02)</w:t>
-      </w:r>
-      <w:r>
-        <w:rPr>
-          <w:b/>
-          <w:bCs/>
-          <w:sz w:val="24"/>
-          <w:szCs w:val="24"/>
-          <w:lang w:val="en-NL"/>
-        </w:rPr>
-        <w:br/>
-      </w:r>
-      <w:proofErr w:type="spellStart"/>
-      <w:r>
-        <w:rPr>
-          <w:b/>
-          <w:bCs/>
-          <w:sz w:val="24"/>
-          <w:szCs w:val="24"/>
-          <w:lang w:val="en-NL"/>
-        </w:rPr>
-        <w:t>Wanneer</w:t>
-      </w:r>
-      <w:proofErr w:type="spellEnd"/>
-      <w:r>
-        <w:rPr>
-          <w:b/>
-          <w:bCs/>
-          <w:sz w:val="24"/>
-          <w:szCs w:val="24"/>
-          <w:lang w:val="en-NL"/>
-        </w:rPr>
-        <w:t xml:space="preserve">: </w:t>
-      </w:r>
-      <w:proofErr w:type="spellStart"/>
-      <w:r>
-        <w:rPr>
-          <w:b/>
-          <w:bCs/>
-          <w:sz w:val="24"/>
-          <w:szCs w:val="24"/>
-          <w:lang w:val="en-NL"/>
-        </w:rPr>
-        <w:t>ik</w:t>
-      </w:r>
-      <w:proofErr w:type="spellEnd"/>
-      <w:r>
-        <w:rPr>
-          <w:b/>
-          <w:bCs/>
-          <w:sz w:val="24"/>
-          <w:szCs w:val="24"/>
-          <w:lang w:val="en-NL"/>
-        </w:rPr>
-        <w:t xml:space="preserve"> </w:t>
-      </w:r>
-      <w:proofErr w:type="spellStart"/>
-      <w:r>
-        <w:rPr>
-          <w:b/>
-          <w:bCs/>
-          <w:sz w:val="24"/>
-          <w:szCs w:val="24"/>
-          <w:lang w:val="en-NL"/>
-        </w:rPr>
-        <w:t>selecteer</w:t>
-      </w:r>
-      <w:proofErr w:type="spellEnd"/>
-      <w:r>
-        <w:rPr>
-          <w:b/>
-          <w:bCs/>
-          <w:sz w:val="24"/>
-          <w:szCs w:val="24"/>
-          <w:lang w:val="en-NL"/>
-        </w:rPr>
-        <w:t xml:space="preserve"> het </w:t>
-      </w:r>
-      <w:proofErr w:type="spellStart"/>
-      <w:r>
-        <w:rPr>
-          <w:b/>
-          <w:bCs/>
-          <w:sz w:val="24"/>
-          <w:szCs w:val="24"/>
-          <w:lang w:val="en-NL"/>
-        </w:rPr>
-        <w:t>tijdsvak</w:t>
-      </w:r>
-      <w:proofErr w:type="spellEnd"/>
-      <w:r>
-        <w:rPr>
-          <w:b/>
-          <w:bCs/>
-          <w:sz w:val="24"/>
-          <w:szCs w:val="24"/>
-          <w:lang w:val="en-NL"/>
-        </w:rPr>
-        <w:t xml:space="preserve"> 08-04-2023 t/m 19-04-2023</w:t>
-      </w:r>
-      <w:r>
-        <w:rPr>
-          <w:b/>
-          <w:bCs/>
-          <w:sz w:val="24"/>
-          <w:szCs w:val="24"/>
-          <w:lang w:val="en-NL"/>
-        </w:rPr>
-        <w:br/>
-        <w:t xml:space="preserve">En: </w:t>
-      </w:r>
-      <w:proofErr w:type="spellStart"/>
-      <w:r>
-        <w:rPr>
-          <w:b/>
-          <w:bCs/>
-          <w:sz w:val="24"/>
-          <w:szCs w:val="24"/>
-          <w:lang w:val="en-NL"/>
-        </w:rPr>
-        <w:t>ik</w:t>
-      </w:r>
-      <w:proofErr w:type="spellEnd"/>
-      <w:r>
-        <w:rPr>
-          <w:b/>
-          <w:bCs/>
-          <w:sz w:val="24"/>
-          <w:szCs w:val="24"/>
-          <w:lang w:val="en-NL"/>
-        </w:rPr>
-        <w:t xml:space="preserve"> </w:t>
-      </w:r>
-      <w:proofErr w:type="spellStart"/>
-      <w:r>
-        <w:rPr>
-          <w:b/>
-          <w:bCs/>
-          <w:sz w:val="24"/>
-          <w:szCs w:val="24"/>
-          <w:lang w:val="en-NL"/>
-        </w:rPr>
-        <w:t>klik</w:t>
-      </w:r>
-      <w:proofErr w:type="spellEnd"/>
-      <w:r>
-        <w:rPr>
-          <w:b/>
-          <w:bCs/>
-          <w:sz w:val="24"/>
-          <w:szCs w:val="24"/>
-          <w:lang w:val="en-NL"/>
-        </w:rPr>
-        <w:t xml:space="preserve"> op het </w:t>
-      </w:r>
-      <w:proofErr w:type="spellStart"/>
-      <w:r>
-        <w:rPr>
-          <w:b/>
-          <w:bCs/>
-          <w:sz w:val="24"/>
-          <w:szCs w:val="24"/>
-          <w:lang w:val="en-NL"/>
-        </w:rPr>
-        <w:t>vraagtekenlink</w:t>
-      </w:r>
-      <w:proofErr w:type="spellEnd"/>
-      <w:r>
-        <w:rPr>
-          <w:b/>
-          <w:bCs/>
-          <w:sz w:val="24"/>
-          <w:szCs w:val="24"/>
-          <w:lang w:val="en-NL"/>
-        </w:rPr>
-        <w:t xml:space="preserve"> in de </w:t>
-      </w:r>
-      <w:proofErr w:type="spellStart"/>
-      <w:r>
-        <w:rPr>
-          <w:b/>
-          <w:bCs/>
-          <w:sz w:val="24"/>
-          <w:szCs w:val="24"/>
-          <w:lang w:val="en-NL"/>
-        </w:rPr>
-        <w:t>kolom</w:t>
-      </w:r>
-      <w:proofErr w:type="spellEnd"/>
-      <w:r>
-        <w:rPr>
-          <w:b/>
-          <w:bCs/>
-          <w:sz w:val="24"/>
-          <w:szCs w:val="24"/>
-          <w:lang w:val="en-NL"/>
-        </w:rPr>
-        <w:t xml:space="preserve"> </w:t>
-      </w:r>
-      <w:proofErr w:type="spellStart"/>
-      <w:r>
-        <w:rPr>
-          <w:b/>
-          <w:bCs/>
-          <w:sz w:val="24"/>
-          <w:szCs w:val="24"/>
-          <w:lang w:val="en-NL"/>
-        </w:rPr>
-        <w:t>specificatie</w:t>
-      </w:r>
-      <w:proofErr w:type="spellEnd"/>
-      <w:r>
-        <w:rPr>
-          <w:b/>
-          <w:bCs/>
-          <w:sz w:val="24"/>
-          <w:szCs w:val="24"/>
-          <w:lang w:val="en-NL"/>
-        </w:rPr>
-        <w:t xml:space="preserve"> </w:t>
-      </w:r>
-      <w:proofErr w:type="spellStart"/>
-      <w:r>
-        <w:rPr>
-          <w:b/>
-          <w:bCs/>
-          <w:sz w:val="24"/>
-          <w:szCs w:val="24"/>
-          <w:lang w:val="en-NL"/>
-        </w:rPr>
-        <w:t>bij</w:t>
-      </w:r>
-      <w:proofErr w:type="spellEnd"/>
-      <w:r>
-        <w:rPr>
-          <w:b/>
-          <w:bCs/>
-          <w:sz w:val="24"/>
-          <w:szCs w:val="24"/>
-          <w:lang w:val="en-NL"/>
-        </w:rPr>
-        <w:t xml:space="preserve"> het product </w:t>
-      </w:r>
-      <w:proofErr w:type="spellStart"/>
-      <w:r>
-        <w:rPr>
-          <w:b/>
-          <w:bCs/>
-          <w:i/>
-          <w:iCs/>
-          <w:sz w:val="24"/>
-          <w:szCs w:val="24"/>
-          <w:lang w:val="en-NL"/>
-        </w:rPr>
-        <w:t>Mintnopjes</w:t>
-      </w:r>
-      <w:proofErr w:type="spellEnd"/>
-      <w:r>
-        <w:rPr>
-          <w:b/>
-          <w:bCs/>
-          <w:sz w:val="24"/>
-          <w:szCs w:val="24"/>
-          <w:lang w:val="en-NL"/>
-        </w:rPr>
-        <w:br/>
-        <w:t xml:space="preserve">Dan: </w:t>
-      </w:r>
-      <w:proofErr w:type="spellStart"/>
-      <w:r>
-        <w:rPr>
-          <w:b/>
-          <w:bCs/>
-          <w:sz w:val="24"/>
-          <w:szCs w:val="24"/>
-          <w:lang w:val="en-NL"/>
-        </w:rPr>
-        <w:t>zie</w:t>
-      </w:r>
-      <w:proofErr w:type="spellEnd"/>
-      <w:r>
-        <w:rPr>
-          <w:b/>
-          <w:bCs/>
-          <w:sz w:val="24"/>
-          <w:szCs w:val="24"/>
-          <w:lang w:val="en-NL"/>
-        </w:rPr>
-        <w:t xml:space="preserve"> </w:t>
-      </w:r>
-      <w:proofErr w:type="spellStart"/>
-      <w:r>
-        <w:rPr>
-          <w:b/>
-          <w:bCs/>
-          <w:sz w:val="24"/>
-          <w:szCs w:val="24"/>
-          <w:lang w:val="en-NL"/>
-        </w:rPr>
-        <w:t>ik</w:t>
-      </w:r>
-      <w:proofErr w:type="spellEnd"/>
-      <w:r>
-        <w:rPr>
-          <w:b/>
-          <w:bCs/>
-          <w:sz w:val="24"/>
-          <w:szCs w:val="24"/>
-          <w:lang w:val="en-NL"/>
-        </w:rPr>
-        <w:t xml:space="preserve"> op het scherm </w:t>
-      </w:r>
-      <w:proofErr w:type="spellStart"/>
-      <w:r>
-        <w:rPr>
-          <w:b/>
-          <w:bCs/>
-          <w:i/>
-          <w:iCs/>
-          <w:sz w:val="24"/>
-          <w:szCs w:val="24"/>
-          <w:lang w:val="en-NL"/>
-        </w:rPr>
-        <w:t>Specificatie</w:t>
-      </w:r>
-      <w:proofErr w:type="spellEnd"/>
-      <w:r>
-        <w:rPr>
-          <w:b/>
-          <w:bCs/>
-          <w:i/>
-          <w:iCs/>
-          <w:sz w:val="24"/>
-          <w:szCs w:val="24"/>
-          <w:lang w:val="en-NL"/>
-        </w:rPr>
-        <w:t xml:space="preserve"> </w:t>
-      </w:r>
-      <w:proofErr w:type="spellStart"/>
-      <w:r>
-        <w:rPr>
-          <w:b/>
-          <w:bCs/>
-          <w:i/>
-          <w:iCs/>
-          <w:sz w:val="24"/>
-          <w:szCs w:val="24"/>
-          <w:lang w:val="en-NL"/>
-        </w:rPr>
-        <w:t>geleverde</w:t>
-      </w:r>
-      <w:proofErr w:type="spellEnd"/>
-      <w:r>
-        <w:rPr>
-          <w:b/>
-          <w:bCs/>
-          <w:i/>
-          <w:iCs/>
-          <w:sz w:val="24"/>
-          <w:szCs w:val="24"/>
-          <w:lang w:val="en-NL"/>
-        </w:rPr>
-        <w:t xml:space="preserve"> </w:t>
-      </w:r>
-      <w:proofErr w:type="spellStart"/>
-      <w:r>
-        <w:rPr>
-          <w:b/>
-          <w:bCs/>
-          <w:i/>
-          <w:iCs/>
-          <w:sz w:val="24"/>
-          <w:szCs w:val="24"/>
-          <w:lang w:val="en-NL"/>
-        </w:rPr>
-        <w:t>producten</w:t>
-      </w:r>
-      <w:proofErr w:type="spellEnd"/>
-      <w:r>
-        <w:rPr>
-          <w:b/>
-          <w:bCs/>
-          <w:sz w:val="24"/>
-          <w:szCs w:val="24"/>
-          <w:lang w:val="en-NL"/>
-        </w:rPr>
-        <w:t xml:space="preserve"> </w:t>
-      </w:r>
-      <w:proofErr w:type="spellStart"/>
-      <w:r>
-        <w:rPr>
-          <w:b/>
-          <w:bCs/>
-          <w:sz w:val="24"/>
-          <w:szCs w:val="24"/>
-          <w:lang w:val="en-NL"/>
-        </w:rPr>
-        <w:t>alleen</w:t>
-      </w:r>
-      <w:proofErr w:type="spellEnd"/>
-      <w:r>
-        <w:rPr>
-          <w:b/>
-          <w:bCs/>
-          <w:sz w:val="24"/>
-          <w:szCs w:val="24"/>
-          <w:lang w:val="en-NL"/>
-        </w:rPr>
-        <w:t xml:space="preserve"> </w:t>
-      </w:r>
-      <w:proofErr w:type="spellStart"/>
-      <w:r>
-        <w:rPr>
-          <w:b/>
-          <w:bCs/>
-          <w:sz w:val="24"/>
-          <w:szCs w:val="24"/>
-          <w:lang w:val="en-NL"/>
-        </w:rPr>
-        <w:t>informatie</w:t>
-      </w:r>
-      <w:proofErr w:type="spellEnd"/>
-      <w:r>
-        <w:rPr>
-          <w:b/>
-          <w:bCs/>
-          <w:sz w:val="24"/>
-          <w:szCs w:val="24"/>
-          <w:lang w:val="en-NL"/>
-        </w:rPr>
-        <w:t xml:space="preserve"> van het product </w:t>
-      </w:r>
-      <w:proofErr w:type="spellStart"/>
-      <w:r>
-        <w:rPr>
-          <w:b/>
-          <w:bCs/>
-          <w:i/>
-          <w:iCs/>
-          <w:sz w:val="24"/>
-          <w:szCs w:val="24"/>
-          <w:lang w:val="en-NL"/>
-        </w:rPr>
-        <w:t>Mintnopjes</w:t>
-      </w:r>
-      <w:proofErr w:type="spellEnd"/>
-      <w:r>
-        <w:rPr>
-          <w:b/>
-          <w:bCs/>
-          <w:sz w:val="24"/>
-          <w:szCs w:val="24"/>
-          <w:lang w:val="en-NL"/>
-        </w:rPr>
-        <w:t xml:space="preserve"> </w:t>
-      </w:r>
-      <w:proofErr w:type="spellStart"/>
-      <w:r>
-        <w:rPr>
-          <w:b/>
-          <w:bCs/>
-          <w:sz w:val="24"/>
-          <w:szCs w:val="24"/>
-          <w:lang w:val="en-NL"/>
-        </w:rPr>
-        <w:t>en</w:t>
-      </w:r>
-      <w:proofErr w:type="spellEnd"/>
-      <w:r>
-        <w:rPr>
-          <w:b/>
-          <w:bCs/>
-          <w:sz w:val="24"/>
-          <w:szCs w:val="24"/>
-          <w:lang w:val="en-NL"/>
-        </w:rPr>
-        <w:t xml:space="preserve"> de </w:t>
-      </w:r>
-      <w:proofErr w:type="spellStart"/>
-      <w:r>
-        <w:rPr>
-          <w:b/>
-          <w:bCs/>
-          <w:sz w:val="24"/>
-          <w:szCs w:val="24"/>
-          <w:lang w:val="en-NL"/>
-        </w:rPr>
-        <w:t>bijbehorende</w:t>
-      </w:r>
-      <w:proofErr w:type="spellEnd"/>
-      <w:r>
-        <w:rPr>
-          <w:b/>
-          <w:bCs/>
-          <w:sz w:val="24"/>
-          <w:szCs w:val="24"/>
-          <w:lang w:val="en-NL"/>
-        </w:rPr>
-        <w:t xml:space="preserve"> </w:t>
-      </w:r>
-      <w:proofErr w:type="spellStart"/>
-      <w:r>
-        <w:rPr>
-          <w:b/>
-          <w:bCs/>
-          <w:sz w:val="24"/>
-          <w:szCs w:val="24"/>
-          <w:lang w:val="en-NL"/>
-        </w:rPr>
-        <w:t>leveringsdata</w:t>
-      </w:r>
-      <w:proofErr w:type="spellEnd"/>
-      <w:r>
-        <w:rPr>
-          <w:b/>
-          <w:bCs/>
-          <w:sz w:val="24"/>
-          <w:szCs w:val="24"/>
-          <w:lang w:val="en-NL"/>
-        </w:rPr>
-        <w:t xml:space="preserve"> (Wireframe-03)</w:t>
-      </w:r>
-      <w:r>
-        <w:rPr>
-          <w:b/>
-          <w:bCs/>
-          <w:sz w:val="24"/>
-          <w:szCs w:val="24"/>
-          <w:lang w:val="en-NL"/>
-        </w:rPr>
-        <w:br/>
-        <w:t xml:space="preserve">En: per </w:t>
-      </w:r>
-      <w:proofErr w:type="spellStart"/>
-      <w:r>
-        <w:rPr>
-          <w:b/>
-          <w:bCs/>
-          <w:sz w:val="24"/>
-          <w:szCs w:val="24"/>
-          <w:lang w:val="en-NL"/>
-        </w:rPr>
-        <w:t>leveringsdatum</w:t>
-      </w:r>
-      <w:proofErr w:type="spellEnd"/>
-      <w:r>
-        <w:rPr>
-          <w:b/>
-          <w:bCs/>
-          <w:sz w:val="24"/>
-          <w:szCs w:val="24"/>
-          <w:lang w:val="en-NL"/>
-        </w:rPr>
-        <w:t xml:space="preserve"> van het product </w:t>
-      </w:r>
-      <w:proofErr w:type="spellStart"/>
-      <w:r>
-        <w:rPr>
-          <w:b/>
-          <w:bCs/>
-          <w:sz w:val="24"/>
-          <w:szCs w:val="24"/>
-          <w:lang w:val="en-NL"/>
-        </w:rPr>
-        <w:t>zie</w:t>
-      </w:r>
-      <w:proofErr w:type="spellEnd"/>
-      <w:r>
-        <w:rPr>
-          <w:b/>
-          <w:bCs/>
-          <w:sz w:val="24"/>
-          <w:szCs w:val="24"/>
-          <w:lang w:val="en-NL"/>
-        </w:rPr>
-        <w:t xml:space="preserve"> </w:t>
-      </w:r>
-      <w:proofErr w:type="spellStart"/>
-      <w:r>
-        <w:rPr>
-          <w:b/>
-          <w:bCs/>
-          <w:sz w:val="24"/>
-          <w:szCs w:val="24"/>
-          <w:lang w:val="en-NL"/>
-        </w:rPr>
-        <w:t>hoeveel</w:t>
-      </w:r>
-      <w:proofErr w:type="spellEnd"/>
-      <w:r>
-        <w:rPr>
-          <w:b/>
-          <w:bCs/>
-          <w:sz w:val="24"/>
-          <w:szCs w:val="24"/>
-          <w:lang w:val="en-NL"/>
-        </w:rPr>
-        <w:t xml:space="preserve"> er is </w:t>
-      </w:r>
-      <w:proofErr w:type="spellStart"/>
-      <w:r>
-        <w:rPr>
-          <w:b/>
-          <w:bCs/>
-          <w:sz w:val="24"/>
-          <w:szCs w:val="24"/>
-          <w:lang w:val="en-NL"/>
-        </w:rPr>
-        <w:t>geleverd</w:t>
-      </w:r>
-      <w:proofErr w:type="spellEnd"/>
-    </w:p>
-    <w:p>
-      <w:pPr>
-        <w:rPr>
-          <w:b/>
-          <w:bCs/>
-          <w:sz w:val="24"/>
-          <w:szCs w:val="24"/>
-          <w:lang w:val="en-NL"/>
-        </w:rPr>
-      </w:pPr>
-      <w:r>
-        <w:rPr>
-          <w:b/>
-          <w:bCs/>
-          <w:sz w:val="24"/>
-          <w:szCs w:val="24"/>
-          <w:lang w:val="en-NL"/>
-        </w:rPr>
-        <w:pict w14:anchorId="50C48836">
-          <v:rect id="_x0000_i1051" style="width:0;height:1.5pt" o:hralign="center" o:hrstd="t" o:hr="t" fillcolor="#a0a0a0" stroked="f"/>
-        </w:pict>
-      </w:r>
-    </w:p>
-    <w:p>
-      <w:pPr>
-        <w:rPr>
-          <w:b/>
-          <w:bCs/>
-          <w:sz w:val="24"/>
-          <w:szCs w:val="24"/>
-          <w:lang w:val="en-NL"/>
-        </w:rPr>
-      </w:pPr>
-      <w:r>
-        <w:rPr>
-          <w:b/>
-          <w:bCs/>
-          <w:sz w:val="24"/>
-          <w:szCs w:val="24"/>
-          <w:lang w:val="en-NL"/>
-        </w:rPr>
-        <w:t xml:space="preserve">Scenario 03: Geen </w:t>
-      </w:r>
-      <w:proofErr w:type="spellStart"/>
-      <w:r>
-        <w:rPr>
-          <w:b/>
-          <w:bCs/>
-          <w:sz w:val="24"/>
-          <w:szCs w:val="24"/>
-          <w:lang w:val="en-NL"/>
-        </w:rPr>
-        <w:t>producten</w:t>
-      </w:r>
-      <w:proofErr w:type="spellEnd"/>
-      <w:r>
-        <w:rPr>
-          <w:b/>
-          <w:bCs/>
-          <w:sz w:val="24"/>
-          <w:szCs w:val="24"/>
-          <w:lang w:val="en-NL"/>
-        </w:rPr>
-        <w:t xml:space="preserve"> in het </w:t>
-      </w:r>
-      <w:proofErr w:type="spellStart"/>
-      <w:r>
-        <w:rPr>
-          <w:b/>
-          <w:bCs/>
-          <w:sz w:val="24"/>
-          <w:szCs w:val="24"/>
-          <w:lang w:val="en-NL"/>
-        </w:rPr>
-        <w:t>geselecteerde</w:t>
-      </w:r>
-      <w:proofErr w:type="spellEnd"/>
-      <w:r>
-        <w:rPr>
-          <w:b/>
-          <w:bCs/>
-          <w:sz w:val="24"/>
-          <w:szCs w:val="24"/>
-          <w:lang w:val="en-NL"/>
-        </w:rPr>
-        <w:t xml:space="preserve"> </w:t>
-      </w:r>
-      <w:proofErr w:type="spellStart"/>
-      <w:r>
-        <w:rPr>
-          <w:b/>
-          <w:bCs/>
-          <w:sz w:val="24"/>
-          <w:szCs w:val="24"/>
-          <w:lang w:val="en-NL"/>
-        </w:rPr>
-        <w:t>tijdsvak</w:t>
-      </w:r>
-      <w:proofErr w:type="spellEnd"/>
-      <w:r>
-        <w:rPr>
-          <w:b/>
-          <w:bCs/>
-          <w:sz w:val="24"/>
-          <w:szCs w:val="24"/>
-          <w:lang w:val="en-NL"/>
-        </w:rPr>
-        <w:t xml:space="preserve"> (Unhappy path)</w:t>
-      </w:r>
-    </w:p>
-    <w:p>
-      <w:pPr>
-        <w:rPr>
-          <w:b/>
-          <w:bCs/>
-          <w:sz w:val="24"/>
-          <w:szCs w:val="24"/>
-          <w:lang w:val="en-NL"/>
-        </w:rPr>
-      </w:pPr>
-      <w:proofErr w:type="spellStart"/>
-      <w:r>
-        <w:rPr>
-          <w:b/>
-          <w:bCs/>
-          <w:sz w:val="24"/>
-          <w:szCs w:val="24"/>
-          <w:lang w:val="en-NL"/>
-        </w:rPr>
-        <w:t>Gegeven</w:t>
-      </w:r>
-      <w:proofErr w:type="spellEnd"/>
-      <w:r>
-        <w:rPr>
-          <w:b/>
-          <w:bCs/>
-          <w:sz w:val="24"/>
-          <w:szCs w:val="24"/>
-          <w:lang w:val="en-NL"/>
-        </w:rPr>
-        <w:t xml:space="preserve">: </w:t>
-      </w:r>
-      <w:proofErr w:type="spellStart"/>
-      <w:r>
-        <w:rPr>
-          <w:b/>
-          <w:bCs/>
-          <w:sz w:val="24"/>
-          <w:szCs w:val="24"/>
-          <w:lang w:val="en-NL"/>
-        </w:rPr>
-        <w:t>ik</w:t>
-      </w:r>
-      <w:proofErr w:type="spellEnd"/>
-      <w:r>
-        <w:rPr>
-          <w:b/>
-          <w:bCs/>
-          <w:sz w:val="24"/>
-          <w:szCs w:val="24"/>
-          <w:lang w:val="en-NL"/>
-        </w:rPr>
-        <w:t xml:space="preserve"> ben </w:t>
-      </w:r>
-      <w:proofErr w:type="spellStart"/>
-      <w:r>
-        <w:rPr>
-          <w:b/>
-          <w:bCs/>
-          <w:sz w:val="24"/>
-          <w:szCs w:val="24"/>
-          <w:lang w:val="en-NL"/>
-        </w:rPr>
-        <w:t>ingelogd</w:t>
-      </w:r>
-      <w:proofErr w:type="spellEnd"/>
-      <w:r>
-        <w:rPr>
-          <w:b/>
-          <w:bCs/>
-          <w:sz w:val="24"/>
-          <w:szCs w:val="24"/>
-          <w:lang w:val="en-NL"/>
-        </w:rPr>
-        <w:t xml:space="preserve"> </w:t>
-      </w:r>
-      <w:proofErr w:type="spellStart"/>
-      <w:r>
-        <w:rPr>
-          <w:b/>
-          <w:bCs/>
-          <w:sz w:val="24"/>
-          <w:szCs w:val="24"/>
-          <w:lang w:val="en-NL"/>
-        </w:rPr>
-        <w:t>en</w:t>
-      </w:r>
-      <w:proofErr w:type="spellEnd"/>
-      <w:r>
-        <w:rPr>
-          <w:b/>
-          <w:bCs/>
-          <w:sz w:val="24"/>
-          <w:szCs w:val="24"/>
-          <w:lang w:val="en-NL"/>
-        </w:rPr>
-        <w:t xml:space="preserve"> op het scherm </w:t>
-      </w:r>
-      <w:proofErr w:type="spellStart"/>
-      <w:r>
-        <w:rPr>
-          <w:b/>
-          <w:bCs/>
-          <w:i/>
-          <w:iCs/>
-          <w:sz w:val="24"/>
-          <w:szCs w:val="24"/>
-          <w:lang w:val="en-NL"/>
-        </w:rPr>
-        <w:t>Overzicht</w:t>
-      </w:r>
-      <w:proofErr w:type="spellEnd"/>
-      <w:r>
-        <w:rPr>
-          <w:b/>
-          <w:bCs/>
-          <w:i/>
-          <w:iCs/>
-          <w:sz w:val="24"/>
-          <w:szCs w:val="24"/>
-          <w:lang w:val="en-NL"/>
-        </w:rPr>
-        <w:t xml:space="preserve"> </w:t>
-      </w:r>
-      <w:proofErr w:type="spellStart"/>
-      <w:r>
-        <w:rPr>
-          <w:b/>
-          <w:bCs/>
-          <w:i/>
-          <w:iCs/>
-          <w:sz w:val="24"/>
-          <w:szCs w:val="24"/>
-          <w:lang w:val="en-NL"/>
-        </w:rPr>
-        <w:t>geleverde</w:t>
-      </w:r>
-      <w:proofErr w:type="spellEnd"/>
-      <w:r>
-        <w:rPr>
-          <w:b/>
-          <w:bCs/>
-          <w:i/>
-          <w:iCs/>
-          <w:sz w:val="24"/>
-          <w:szCs w:val="24"/>
-          <w:lang w:val="en-NL"/>
-        </w:rPr>
-        <w:t xml:space="preserve"> </w:t>
-      </w:r>
-      <w:proofErr w:type="spellStart"/>
-      <w:r>
-        <w:rPr>
-          <w:b/>
-          <w:bCs/>
-          <w:i/>
-          <w:iCs/>
-          <w:sz w:val="24"/>
-          <w:szCs w:val="24"/>
-          <w:lang w:val="en-NL"/>
-        </w:rPr>
-        <w:t>producten</w:t>
-      </w:r>
-      <w:proofErr w:type="spellEnd"/>
-      <w:r>
-        <w:rPr>
-          <w:b/>
-          <w:bCs/>
-          <w:sz w:val="24"/>
-          <w:szCs w:val="24"/>
-          <w:lang w:val="en-NL"/>
-        </w:rPr>
-        <w:br/>
-      </w:r>
-      <w:proofErr w:type="spellStart"/>
-      <w:r>
-        <w:rPr>
-          <w:b/>
-          <w:bCs/>
-          <w:sz w:val="24"/>
-          <w:szCs w:val="24"/>
-          <w:lang w:val="en-NL"/>
-        </w:rPr>
-        <w:t>Wanneer</w:t>
-      </w:r>
-      <w:proofErr w:type="spellEnd"/>
-      <w:r>
-        <w:rPr>
-          <w:b/>
-          <w:bCs/>
-          <w:sz w:val="24"/>
-          <w:szCs w:val="24"/>
-          <w:lang w:val="en-NL"/>
-        </w:rPr>
-        <w:t xml:space="preserve">: </w:t>
-      </w:r>
-      <w:proofErr w:type="spellStart"/>
-      <w:r>
-        <w:rPr>
-          <w:b/>
-          <w:bCs/>
-          <w:sz w:val="24"/>
-          <w:szCs w:val="24"/>
-          <w:lang w:val="en-NL"/>
-        </w:rPr>
-        <w:t>ik</w:t>
-      </w:r>
-      <w:proofErr w:type="spellEnd"/>
-      <w:r>
-        <w:rPr>
-          <w:b/>
-          <w:bCs/>
-          <w:sz w:val="24"/>
-          <w:szCs w:val="24"/>
-          <w:lang w:val="en-NL"/>
-        </w:rPr>
-        <w:t xml:space="preserve"> </w:t>
-      </w:r>
-      <w:proofErr w:type="spellStart"/>
-      <w:r>
-        <w:rPr>
-          <w:b/>
-          <w:bCs/>
-          <w:sz w:val="24"/>
-          <w:szCs w:val="24"/>
-          <w:lang w:val="en-NL"/>
-        </w:rPr>
-        <w:t>selecteer</w:t>
-      </w:r>
-      <w:proofErr w:type="spellEnd"/>
-      <w:r>
-        <w:rPr>
-          <w:b/>
-          <w:bCs/>
-          <w:sz w:val="24"/>
-          <w:szCs w:val="24"/>
-          <w:lang w:val="en-NL"/>
-        </w:rPr>
-        <w:t xml:space="preserve"> het </w:t>
-      </w:r>
-      <w:proofErr w:type="spellStart"/>
-      <w:r>
-        <w:rPr>
-          <w:b/>
-          <w:bCs/>
-          <w:sz w:val="24"/>
-          <w:szCs w:val="24"/>
-          <w:lang w:val="en-NL"/>
-        </w:rPr>
-        <w:t>tijdsvak</w:t>
-      </w:r>
-      <w:proofErr w:type="spellEnd"/>
-      <w:r>
-        <w:rPr>
-          <w:b/>
-          <w:bCs/>
-          <w:sz w:val="24"/>
-          <w:szCs w:val="24"/>
-          <w:lang w:val="en-NL"/>
-        </w:rPr>
-        <w:t xml:space="preserve"> 07-05-2024 t/m 14-05-2025</w:t>
-      </w:r>
-      <w:r>
-        <w:rPr>
-          <w:b/>
-          <w:bCs/>
-          <w:sz w:val="24"/>
-          <w:szCs w:val="24"/>
-          <w:lang w:val="en-NL"/>
-        </w:rPr>
-        <w:br/>
-        <w:t xml:space="preserve">En: </w:t>
-      </w:r>
-      <w:proofErr w:type="spellStart"/>
-      <w:r>
-        <w:rPr>
-          <w:b/>
-          <w:bCs/>
-          <w:sz w:val="24"/>
-          <w:szCs w:val="24"/>
-          <w:lang w:val="en-NL"/>
-        </w:rPr>
-        <w:t>ik</w:t>
-      </w:r>
-      <w:proofErr w:type="spellEnd"/>
-      <w:r>
-        <w:rPr>
-          <w:b/>
-          <w:bCs/>
-          <w:sz w:val="24"/>
-          <w:szCs w:val="24"/>
-          <w:lang w:val="en-NL"/>
-        </w:rPr>
-        <w:t xml:space="preserve"> </w:t>
-      </w:r>
-      <w:proofErr w:type="spellStart"/>
-      <w:r>
-        <w:rPr>
-          <w:b/>
-          <w:bCs/>
-          <w:sz w:val="24"/>
-          <w:szCs w:val="24"/>
-          <w:lang w:val="en-NL"/>
-        </w:rPr>
-        <w:t>klik</w:t>
-      </w:r>
-      <w:proofErr w:type="spellEnd"/>
-      <w:r>
-        <w:rPr>
-          <w:b/>
-          <w:bCs/>
-          <w:sz w:val="24"/>
-          <w:szCs w:val="24"/>
-          <w:lang w:val="en-NL"/>
-        </w:rPr>
-        <w:t xml:space="preserve"> op de knop “Maak </w:t>
-      </w:r>
-      <w:proofErr w:type="spellStart"/>
-      <w:r>
-        <w:rPr>
-          <w:b/>
-          <w:bCs/>
-          <w:sz w:val="24"/>
-          <w:szCs w:val="24"/>
-          <w:lang w:val="en-NL"/>
-        </w:rPr>
-        <w:t>selectie</w:t>
-      </w:r>
-      <w:proofErr w:type="spellEnd"/>
-      <w:r>
-        <w:rPr>
-          <w:b/>
-          <w:bCs/>
-          <w:sz w:val="24"/>
-          <w:szCs w:val="24"/>
-          <w:lang w:val="en-NL"/>
-        </w:rPr>
-        <w:t>”</w:t>
-      </w:r>
-      <w:r>
-        <w:rPr>
-          <w:b/>
-          <w:bCs/>
-          <w:sz w:val="24"/>
-          <w:szCs w:val="24"/>
-          <w:lang w:val="en-NL"/>
-        </w:rPr>
-        <w:br/>
-        <w:t xml:space="preserve">Dan: </w:t>
-      </w:r>
-      <w:proofErr w:type="spellStart"/>
-      <w:r>
-        <w:rPr>
-          <w:b/>
-          <w:bCs/>
-          <w:sz w:val="24"/>
-          <w:szCs w:val="24"/>
-          <w:lang w:val="en-NL"/>
-        </w:rPr>
-        <w:t>zie</w:t>
-      </w:r>
-      <w:proofErr w:type="spellEnd"/>
-      <w:r>
-        <w:rPr>
-          <w:b/>
-          <w:bCs/>
-          <w:sz w:val="24"/>
-          <w:szCs w:val="24"/>
-          <w:lang w:val="en-NL"/>
-        </w:rPr>
-        <w:t xml:space="preserve"> </w:t>
-      </w:r>
-      <w:proofErr w:type="spellStart"/>
-      <w:r>
-        <w:rPr>
-          <w:b/>
-          <w:bCs/>
-          <w:sz w:val="24"/>
-          <w:szCs w:val="24"/>
-          <w:lang w:val="en-NL"/>
-        </w:rPr>
-        <w:t>ik</w:t>
-      </w:r>
-      <w:proofErr w:type="spellEnd"/>
-      <w:r>
-        <w:rPr>
-          <w:b/>
-          <w:bCs/>
-          <w:sz w:val="24"/>
-          <w:szCs w:val="24"/>
-          <w:lang w:val="en-NL"/>
-        </w:rPr>
-        <w:t xml:space="preserve"> op het scherm </w:t>
-      </w:r>
-      <w:proofErr w:type="spellStart"/>
-      <w:r>
-        <w:rPr>
-          <w:b/>
-          <w:bCs/>
-          <w:i/>
-          <w:iCs/>
-          <w:sz w:val="24"/>
-          <w:szCs w:val="24"/>
-          <w:lang w:val="en-NL"/>
-        </w:rPr>
-        <w:t>Overzicht</w:t>
-      </w:r>
-      <w:proofErr w:type="spellEnd"/>
-      <w:r>
-        <w:rPr>
-          <w:b/>
-          <w:bCs/>
-          <w:i/>
-          <w:iCs/>
-          <w:sz w:val="24"/>
-          <w:szCs w:val="24"/>
-          <w:lang w:val="en-NL"/>
-        </w:rPr>
-        <w:t xml:space="preserve"> </w:t>
-      </w:r>
-      <w:proofErr w:type="spellStart"/>
-      <w:r>
-        <w:rPr>
-          <w:b/>
-          <w:bCs/>
-          <w:i/>
-          <w:iCs/>
-          <w:sz w:val="24"/>
-          <w:szCs w:val="24"/>
-          <w:lang w:val="en-NL"/>
-        </w:rPr>
-        <w:t>geleverde</w:t>
-      </w:r>
-      <w:proofErr w:type="spellEnd"/>
-      <w:r>
-        <w:rPr>
-          <w:b/>
-          <w:bCs/>
-          <w:i/>
-          <w:iCs/>
-          <w:sz w:val="24"/>
-          <w:szCs w:val="24"/>
-          <w:lang w:val="en-NL"/>
-        </w:rPr>
-        <w:t xml:space="preserve"> </w:t>
-      </w:r>
-      <w:proofErr w:type="spellStart"/>
-      <w:r>
-        <w:rPr>
-          <w:b/>
-          <w:bCs/>
-          <w:i/>
-          <w:iCs/>
-          <w:sz w:val="24"/>
-          <w:szCs w:val="24"/>
-          <w:lang w:val="en-NL"/>
-        </w:rPr>
-        <w:t>producten</w:t>
-      </w:r>
-      <w:proofErr w:type="spellEnd"/>
-      <w:r>
-        <w:rPr>
-          <w:b/>
-          <w:bCs/>
-          <w:sz w:val="24"/>
-          <w:szCs w:val="24"/>
-          <w:lang w:val="en-NL"/>
-        </w:rPr>
-        <w:t xml:space="preserve"> de </w:t>
-      </w:r>
-      <w:proofErr w:type="spellStart"/>
-      <w:r>
-        <w:rPr>
-          <w:b/>
-          <w:bCs/>
-          <w:sz w:val="24"/>
-          <w:szCs w:val="24"/>
-          <w:lang w:val="en-NL"/>
-        </w:rPr>
-        <w:t>tekst</w:t>
-      </w:r>
-      <w:proofErr w:type="spellEnd"/>
-      <w:r>
-        <w:rPr>
-          <w:b/>
-          <w:bCs/>
-          <w:sz w:val="24"/>
-          <w:szCs w:val="24"/>
-          <w:lang w:val="en-NL"/>
-        </w:rPr>
-        <w:t>:</w:t>
-      </w:r>
-    </w:p>
-    <w:p>
-      <w:pPr>
-        <w:rPr>
-          <w:b/>
-          <w:bCs/>
-          <w:sz w:val="24"/>
-          <w:szCs w:val="24"/>
-          <w:lang w:val="en-NL"/>
-        </w:rPr>
-      </w:pPr>
-      <w:r>
-        <w:rPr>
-          <w:b/>
-          <w:bCs/>
-          <w:sz w:val="24"/>
-          <w:szCs w:val="24"/>
-          <w:lang w:val="en-NL"/>
-        </w:rPr>
-        <w:t xml:space="preserve">“Er </w:t>
-      </w:r>
-      <w:proofErr w:type="spellStart"/>
-      <w:r>
-        <w:rPr>
-          <w:b/>
-          <w:bCs/>
-          <w:sz w:val="24"/>
-          <w:szCs w:val="24"/>
-          <w:lang w:val="en-NL"/>
-        </w:rPr>
-        <w:t>zijn</w:t>
-      </w:r>
-      <w:proofErr w:type="spellEnd"/>
-      <w:r>
-        <w:rPr>
-          <w:b/>
-          <w:bCs/>
-          <w:sz w:val="24"/>
-          <w:szCs w:val="24"/>
-          <w:lang w:val="en-NL"/>
-        </w:rPr>
-        <w:t xml:space="preserve"> </w:t>
-      </w:r>
-      <w:proofErr w:type="spellStart"/>
-      <w:r>
-        <w:rPr>
-          <w:b/>
-          <w:bCs/>
-          <w:sz w:val="24"/>
-          <w:szCs w:val="24"/>
-          <w:lang w:val="en-NL"/>
-        </w:rPr>
-        <w:t>geen</w:t>
-      </w:r>
-      <w:proofErr w:type="spellEnd"/>
-      <w:r>
-        <w:rPr>
-          <w:b/>
-          <w:bCs/>
-          <w:sz w:val="24"/>
-          <w:szCs w:val="24"/>
-          <w:lang w:val="en-NL"/>
-        </w:rPr>
-        <w:t xml:space="preserve"> </w:t>
-      </w:r>
-      <w:proofErr w:type="spellStart"/>
-      <w:r>
-        <w:rPr>
-          <w:b/>
-          <w:bCs/>
-          <w:sz w:val="24"/>
-          <w:szCs w:val="24"/>
-          <w:lang w:val="en-NL"/>
-        </w:rPr>
-        <w:t>leveringen</w:t>
-      </w:r>
-      <w:proofErr w:type="spellEnd"/>
-      <w:r>
-        <w:rPr>
-          <w:b/>
-          <w:bCs/>
-          <w:sz w:val="24"/>
-          <w:szCs w:val="24"/>
-          <w:lang w:val="en-NL"/>
-        </w:rPr>
-        <w:t xml:space="preserve"> </w:t>
-      </w:r>
-      <w:proofErr w:type="spellStart"/>
-      <w:r>
-        <w:rPr>
-          <w:b/>
-          <w:bCs/>
-          <w:sz w:val="24"/>
-          <w:szCs w:val="24"/>
-          <w:lang w:val="en-NL"/>
-        </w:rPr>
-        <w:t>geweest</w:t>
-      </w:r>
-      <w:proofErr w:type="spellEnd"/>
-      <w:r>
-        <w:rPr>
-          <w:b/>
-          <w:bCs/>
-          <w:sz w:val="24"/>
-          <w:szCs w:val="24"/>
-          <w:lang w:val="en-NL"/>
-        </w:rPr>
-        <w:t xml:space="preserve"> van </w:t>
-      </w:r>
-      <w:proofErr w:type="spellStart"/>
-      <w:r>
-        <w:rPr>
-          <w:b/>
-          <w:bCs/>
-          <w:sz w:val="24"/>
-          <w:szCs w:val="24"/>
-          <w:lang w:val="en-NL"/>
-        </w:rPr>
-        <w:t>producten</w:t>
-      </w:r>
-      <w:proofErr w:type="spellEnd"/>
-      <w:r>
-        <w:rPr>
-          <w:b/>
-          <w:bCs/>
-          <w:sz w:val="24"/>
-          <w:szCs w:val="24"/>
-          <w:lang w:val="en-NL"/>
-        </w:rPr>
-        <w:t xml:space="preserve"> in </w:t>
-      </w:r>
-      <w:proofErr w:type="spellStart"/>
-      <w:r>
-        <w:rPr>
-          <w:b/>
-          <w:bCs/>
-          <w:sz w:val="24"/>
-          <w:szCs w:val="24"/>
-          <w:lang w:val="en-NL"/>
-        </w:rPr>
-        <w:t>deze</w:t>
-      </w:r>
-      <w:proofErr w:type="spellEnd"/>
-      <w:r>
-        <w:rPr>
-          <w:b/>
-          <w:bCs/>
-          <w:sz w:val="24"/>
-          <w:szCs w:val="24"/>
-          <w:lang w:val="en-NL"/>
-        </w:rPr>
-        <w:t xml:space="preserve"> </w:t>
-      </w:r>
-      <w:proofErr w:type="spellStart"/>
-      <w:r>
-        <w:rPr>
-          <w:b/>
-          <w:bCs/>
-          <w:sz w:val="24"/>
-          <w:szCs w:val="24"/>
-          <w:lang w:val="en-NL"/>
-        </w:rPr>
-        <w:t>periode</w:t>
-      </w:r>
-      <w:proofErr w:type="spellEnd"/>
-      <w:r>
-        <w:rPr>
-          <w:b/>
-          <w:bCs/>
-          <w:sz w:val="24"/>
-          <w:szCs w:val="24"/>
-          <w:lang w:val="en-NL"/>
-        </w:rPr>
-        <w:t>”</w:t>
-      </w:r>
-    </w:p>
-    <w:p>
-      <w:pPr>
-        <w:rPr>
-          <w:lang w:val="en-NL"/>
-        </w:rPr>
-      </w:pPr>
-    </w:p>
-    <w:p>
-      <w:pPr>
-        <w:shd w:val="clear" w:color="auto" w:fill="FFFFFF"/>
-        <w:spacing w:after="0" w:line="240" w:lineRule="auto"/>
-        <w:rPr>
-          <w:rFonts w:ascii="Calibri" w:eastAsia="Times New Roman" w:hAnsi="Calibri" w:cs="Calibri"/>
-          <w:color w:val="201F1E"/>
-          <w:lang w:val="nl-NL" w:eastAsia="nl-NL"/>
-        </w:rPr>
-      </w:pPr>
-    </w:p>
-    <w:p>
-      <w:pPr>
-        <w:shd w:val="clear" w:color="auto" w:fill="FFFFFF"/>
-        <w:spacing w:after="0" w:line="240" w:lineRule="auto"/>
-        <w:rPr>
-          <w:rFonts w:ascii="Calibri" w:eastAsia="Times New Roman" w:hAnsi="Calibri" w:cs="Calibri"/>
-          <w:color w:val="201F1E"/>
-          <w:lang w:val="nl-NL" w:eastAsia="nl-NL"/>
-        </w:rPr>
-      </w:pPr>
-    </w:p>
-    <w:p>
-      <w:pPr>
+          <w:lang w:val="nl-NL"/>
+        </w:rPr>
+        <w:t xml:space="preserve"> de datum 01-06-2024 invul</w:t>
+      </w:r>
+    </w:p>
+    <w:p>
+      <w:pPr>
+        <w:rPr>
+          <w:b/>
+          <w:bCs/>
+          <w:sz w:val="24"/>
+          <w:szCs w:val="24"/>
+          <w:lang w:val="nl-NL"/>
+        </w:rPr>
+      </w:pPr>
+      <w:r>
+        <w:rPr>
+          <w:b/>
+          <w:bCs/>
+          <w:sz w:val="24"/>
+          <w:szCs w:val="24"/>
+          <w:lang w:val="nl-NL"/>
+        </w:rPr>
+        <w:t>En : ik klik op de knop “Maak selectie”</w:t>
+      </w:r>
+    </w:p>
+    <w:p>
+      <w:pPr>
+        <w:rPr>
+          <w:b/>
+          <w:bCs/>
+          <w:sz w:val="24"/>
+          <w:szCs w:val="24"/>
+          <w:lang w:val="nl-NL"/>
+        </w:rPr>
+      </w:pPr>
+      <w:r>
+        <w:rPr>
+          <w:b/>
+          <w:bCs/>
+          <w:sz w:val="24"/>
+          <w:szCs w:val="24"/>
+          <w:lang w:val="nl-NL"/>
+        </w:rPr>
+        <w:t>En : ik klik op de verwijder knop van het product honingdrop</w:t>
+      </w:r>
+    </w:p>
+    <w:p>
+      <w:pPr>
+        <w:rPr>
+          <w:b/>
+          <w:bCs/>
+          <w:sz w:val="24"/>
+          <w:szCs w:val="24"/>
+          <w:lang w:val="nl-NL"/>
+        </w:rPr>
+      </w:pPr>
+      <w:r>
+        <w:rPr>
+          <w:b/>
+          <w:bCs/>
+          <w:sz w:val="24"/>
+          <w:szCs w:val="24"/>
+          <w:lang w:val="nl-NL"/>
+        </w:rPr>
+        <w:t>En : ik kom op de pagina Product (Wireframe-05)</w:t>
+      </w:r>
+    </w:p>
+    <w:p>
+      <w:pPr>
+        <w:rPr>
+          <w:b/>
+          <w:bCs/>
+          <w:sz w:val="24"/>
+          <w:szCs w:val="24"/>
+          <w:lang w:val="nl-NL"/>
+        </w:rPr>
+      </w:pPr>
+      <w:r>
+        <w:rPr>
+          <w:b/>
+          <w:bCs/>
+          <w:sz w:val="24"/>
+          <w:szCs w:val="24"/>
+          <w:lang w:val="nl-NL"/>
+        </w:rPr>
+        <w:t>Wanneer : ik klik op de verwijder knop op de pagina Product (Wireframe-05)</w:t>
+      </w:r>
+    </w:p>
+    <w:p>
+      <w:pPr>
+        <w:rPr>
+          <w:b/>
+          <w:bCs/>
+          <w:sz w:val="24"/>
+          <w:szCs w:val="24"/>
+          <w:lang w:val="nl-NL"/>
+        </w:rPr>
+      </w:pPr>
+      <w:r>
+        <w:rPr>
+          <w:b/>
+          <w:bCs/>
+          <w:sz w:val="24"/>
+          <w:szCs w:val="24"/>
+          <w:lang w:val="nl-NL"/>
+        </w:rPr>
+        <w:t>Dan : krijg ik de melding “Product kan niet worden verwijdert, datum van vandaag ligt voor einddatum levering”</w:t>
+      </w:r>
+      <w:r>
+        <w:rPr>
+          <w:b/>
+          <w:bCs/>
+          <w:sz w:val="24"/>
+          <w:szCs w:val="24"/>
+          <w:lang w:val="nl-NL"/>
+        </w:rPr>
+        <w:br w:type="page"/>
+      </w:r>
+      <w:bookmarkStart w:id="10" w:name="_Toc126588887"/>
+      <w:bookmarkStart w:id="11" w:name="_Toc129583433"/>
+      <w:r>
         <w:rPr>
           <w:rFonts w:ascii="Calibri Light" w:eastAsia="Times New Roman" w:hAnsi="Calibri Light" w:cs="Times New Roman"/>
           <w:color w:val="2F5496"/>
@@ -6299,9 +3563,10 @@
           <w:szCs w:val="32"/>
           <w:lang w:val="nl-NL"/>
         </w:rPr>
-      </w:pPr>
-      <w:bookmarkStart w:id="10" w:name="_Toc126588887"/>
-      <w:bookmarkStart w:id="11" w:name="_Toc129583433"/>
+        <w:lastRenderedPageBreak/>
+        <w:t>Test</w:t>
+      </w:r>
+      <w:bookmarkEnd w:id="10"/>
       <w:r>
         <w:rPr>
           <w:rFonts w:ascii="Calibri Light" w:eastAsia="Times New Roman" w:hAnsi="Calibri Light" w:cs="Times New Roman"/>
@@ -6310,9 +3575,8 @@
           <w:szCs w:val="32"/>
           <w:lang w:val="nl-NL"/>
         </w:rPr>
-        <w:t>Test</w:t>
-      </w:r>
-      <w:bookmarkEnd w:id="10"/>
+        <w:t>casus</w:t>
+      </w:r>
       <w:r>
         <w:rPr>
           <w:rFonts w:ascii="Calibri Light" w:eastAsia="Times New Roman" w:hAnsi="Calibri Light" w:cs="Times New Roman"/>
@@ -6321,68 +3585,9 @@
           <w:szCs w:val="32"/>
           <w:lang w:val="nl-NL"/>
         </w:rPr>
-        <w:t>casus</w:t>
-      </w:r>
-      <w:r>
-        <w:rPr>
-          <w:rFonts w:ascii="Calibri Light" w:eastAsia="Times New Roman" w:hAnsi="Calibri Light" w:cs="Times New Roman"/>
-          <w:color w:val="2F5496"/>
-          <w:sz w:val="32"/>
-          <w:szCs w:val="32"/>
-          <w:lang w:val="nl-NL"/>
-        </w:rPr>
         <w:t>sen</w:t>
       </w:r>
       <w:bookmarkEnd w:id="11"/>
-      <w:r>
-        <w:rPr>
-          <w:rFonts w:ascii="Calibri Light" w:eastAsia="Times New Roman" w:hAnsi="Calibri Light" w:cs="Times New Roman"/>
-          <w:color w:val="2F5496"/>
-          <w:sz w:val="32"/>
-          <w:szCs w:val="32"/>
-          <w:lang w:val="nl-NL"/>
-        </w:rPr>
-        <w:br/>
-      </w:r>
-    </w:p>
-    <w:p>
-      <w:pPr>
-        <w:keepNext/>
-        <w:keepLines/>
-        <w:spacing w:before="40" w:after="0"/>
-        <w:outlineLvl w:val="1"/>
-        <w:rPr>
-          <w:rFonts w:ascii="Calibri Light" w:eastAsia="Times New Roman" w:hAnsi="Calibri Light" w:cs="Times New Roman"/>
-          <w:color w:val="2F5496"/>
-          <w:sz w:val="26"/>
-          <w:szCs w:val="26"/>
-          <w:lang w:val="nl-NL"/>
-        </w:rPr>
-      </w:pPr>
-      <w:bookmarkStart w:id="12" w:name="_Toc126588888"/>
-      <w:bookmarkStart w:id="13" w:name="_Toc129583434"/>
-      <w:r>
-        <w:rPr>
-          <w:rFonts w:ascii="Calibri Light" w:eastAsia="Times New Roman" w:hAnsi="Calibri Light" w:cs="Times New Roman"/>
-          <w:color w:val="2F5496"/>
-          <w:sz w:val="26"/>
-          <w:szCs w:val="26"/>
-          <w:lang w:val="nl-NL"/>
-        </w:rPr>
-        <w:t>User Story1: [Titel van de User Story1]</w:t>
-      </w:r>
-      <w:bookmarkEnd w:id="12"/>
-      <w:bookmarkEnd w:id="13"/>
-      <w:r>
-        <w:rPr>
-          <w:rFonts w:ascii="Calibri Light" w:eastAsia="Times New Roman" w:hAnsi="Calibri Light" w:cs="Times New Roman"/>
-          <w:color w:val="2F5496"/>
-          <w:sz w:val="26"/>
-          <w:szCs w:val="26"/>
-          <w:lang w:val="nl-NL"/>
-        </w:rPr>
-        <w:br/>
-      </w:r>
     </w:p>
     <w:p>
       <w:pPr>
@@ -6408,7 +3613,7 @@
           <w:szCs w:val="24"/>
           <w:lang w:val="nl-NL"/>
         </w:rPr>
-        <w:t>15-03-2026</w:t>
+        <w:t>29-03-2026</w:t>
       </w:r>
       <w:r>
         <w:rPr>
@@ -6436,7 +3641,7 @@
           <w:lang w:val="nl-NL"/>
         </w:rPr>
         <w:tab/>
-        <w:t xml:space="preserve">Naam Tester: </w:t>
+        <w:t>Naam Tester: [</w:t>
       </w:r>
       <w:r>
         <w:rPr>
@@ -6445,7 +3650,7 @@
           <w:szCs w:val="28"/>
           <w:lang w:val="nl-NL"/>
         </w:rPr>
-        <w:t>[Danny</w:t>
+        <w:t>Danny</w:t>
       </w:r>
       <w:r>
         <w:rPr>
@@ -6475,7 +3680,7 @@
           <w:szCs w:val="28"/>
           <w:lang w:val="nl-NL"/>
         </w:rPr>
-        <w:t>Testscenario_01:</w:t>
+        <w:t xml:space="preserve">Testscenario_02: </w:t>
       </w:r>
       <w:r>
         <w:rPr>
@@ -6484,28 +3689,16 @@
           <w:szCs w:val="28"/>
           <w:lang w:val="nl-NL"/>
         </w:rPr>
-        <w:t xml:space="preserve"> [Happy]</w:t>
-      </w:r>
-    </w:p>
-    <w:p>
-      <w:pPr>
+        <w:t>[</w:t>
+      </w:r>
+      <w:r>
         <w:rPr>
           <w:rFonts w:ascii="OpenDyslexic" w:eastAsia="Calibri" w:hAnsi="OpenDyslexic" w:cs="Times New Roman"/>
           <w:sz w:val="28"/>
           <w:szCs w:val="28"/>
           <w:lang w:val="nl-NL"/>
         </w:rPr>
-      </w:pPr>
-      <w:r>
-        <w:rPr>
-          <w:rFonts w:ascii="OpenDyslexic" w:eastAsia="Calibri" w:hAnsi="OpenDyslexic" w:cs="Times New Roman"/>
-          <w:b/>
-          <w:bCs/>
-          <w:sz w:val="28"/>
-          <w:szCs w:val="28"/>
-          <w:lang w:val="nl-NL"/>
-        </w:rPr>
-        <w:t>Gegeven:</w:t>
+        <w:t>happy</w:t>
       </w:r>
       <w:r>
         <w:rPr>
@@ -6514,7 +3707,29 @@
           <w:szCs w:val="28"/>
           <w:lang w:val="nl-NL"/>
         </w:rPr>
-        <w:t xml:space="preserve"> </w:t>
+        <w:t>]</w:t>
+      </w:r>
+    </w:p>
+    <w:p>
+      <w:pPr>
+        <w:rPr>
+          <w:rFonts w:ascii="Calibri" w:eastAsia="Times New Roman" w:hAnsi="Calibri" w:cs="Calibri"/>
+          <w:color w:val="201F1E"/>
+          <w:sz w:val="28"/>
+          <w:szCs w:val="28"/>
+          <w:lang w:val="nl-NL" w:eastAsia="nl-NL"/>
+        </w:rPr>
+      </w:pPr>
+      <w:r>
+        <w:rPr>
+          <w:rFonts w:ascii="OpenDyslexic" w:eastAsia="Calibri" w:hAnsi="OpenDyslexic" w:cs="Times New Roman"/>
+          <w:b/>
+          <w:bCs/>
+          <w:sz w:val="28"/>
+          <w:szCs w:val="28"/>
+          <w:lang w:val="nl-NL"/>
+        </w:rPr>
+        <w:t>Gegeven</w:t>
       </w:r>
       <w:r>
         <w:rPr>
@@ -6523,7 +3738,17 @@
           <w:szCs w:val="28"/>
           <w:lang w:val="nl-NL"/>
         </w:rPr>
-        <w:t>Ik kijk alle filter de aantal datums van de datum levering</w:t>
+        <w:t xml:space="preserve">: </w:t>
+      </w:r>
+      <w:r>
+        <w:rPr>
+          <w:rFonts w:ascii="Calibri" w:eastAsia="Times New Roman" w:hAnsi="Calibri" w:cs="Calibri"/>
+          <w:color w:val="201F1E"/>
+          <w:sz w:val="28"/>
+          <w:szCs w:val="28"/>
+          <w:lang w:val="nl-NL" w:eastAsia="nl-NL"/>
+        </w:rPr>
+        <w:t>Ik ben ingelogd als manager in de webapplicatie van Jamin.</w:t>
       </w:r>
     </w:p>
     <w:p>
@@ -6544,7 +3769,7 @@
           <w:szCs w:val="28"/>
           <w:lang w:val="nl-NL"/>
         </w:rPr>
-        <w:t>Resultaat:</w:t>
+        <w:t>Resultaat</w:t>
       </w:r>
       <w:r>
         <w:rPr>
@@ -6553,9 +3778,8 @@
           <w:szCs w:val="28"/>
           <w:lang w:val="nl-NL"/>
         </w:rPr>
-        <w:t xml:space="preserve"> Het overzicht toont correct alleen producten binnen het gekozen </w:t>
-      </w:r>
-      <w:proofErr w:type="spellStart"/>
+        <w:t xml:space="preserve">: </w:t>
+      </w:r>
       <w:r>
         <w:rPr>
           <w:rFonts w:ascii="OpenDyslexic" w:eastAsia="Calibri" w:hAnsi="OpenDyslexic" w:cs="Times New Roman"/>
@@ -6563,17 +3787,720 @@
           <w:szCs w:val="28"/>
           <w:lang w:val="nl-NL"/>
         </w:rPr>
-        <w:t>tijdsvak</w:t>
-      </w:r>
-      <w:proofErr w:type="spellEnd"/>
-      <w:r>
+        <w:t>Ik kan een overzicht van producten zien die uit het assortiment gaan en deze</w:t>
+      </w:r>
+    </w:p>
+    <w:tbl>
+      <w:tblPr>
+        <w:tblStyle w:val="Tabelraster1"/>
+        <w:tblW w:w="8926" w:type="dxa"/>
+        <w:tblLayout w:type="fixed"/>
+        <w:tblLook w:val="04A0" w:firstRow="1" w:lastRow="0" w:firstColumn="1" w:lastColumn="0" w:noHBand="0" w:noVBand="1"/>
+      </w:tblPr>
+      <w:tblGrid>
+        <w:gridCol w:w="977"/>
+        <w:gridCol w:w="2137"/>
+        <w:gridCol w:w="2126"/>
+        <w:gridCol w:w="3686"/>
+      </w:tblGrid>
+      <w:tr>
+        <w:tc>
+          <w:tcPr>
+            <w:tcW w:w="977" w:type="dxa"/>
+          </w:tcPr>
+          <w:p>
+            <w:pPr>
+              <w:rPr>
+                <w:rFonts w:eastAsia="Calibri"/>
+                <w:b/>
+                <w:bCs/>
+              </w:rPr>
+            </w:pPr>
+            <w:proofErr w:type="spellStart"/>
+            <w:r>
+              <w:rPr>
+                <w:rFonts w:eastAsia="Calibri"/>
+                <w:b/>
+                <w:bCs/>
+              </w:rPr>
+              <w:t>TestId</w:t>
+            </w:r>
+            <w:proofErr w:type="spellEnd"/>
+          </w:p>
+        </w:tc>
+        <w:tc>
+          <w:tcPr>
+            <w:tcW w:w="2137" w:type="dxa"/>
+          </w:tcPr>
+          <w:p>
+            <w:pPr>
+              <w:rPr>
+                <w:rFonts w:eastAsia="Calibri"/>
+                <w:b/>
+                <w:bCs/>
+              </w:rPr>
+            </w:pPr>
+            <w:r>
+              <w:rPr>
+                <w:rFonts w:eastAsia="Calibri"/>
+                <w:b/>
+                <w:bCs/>
+              </w:rPr>
+              <w:t>Ik doe</w:t>
+            </w:r>
+          </w:p>
+        </w:tc>
+        <w:tc>
+          <w:tcPr>
+            <w:tcW w:w="2126" w:type="dxa"/>
+          </w:tcPr>
+          <w:p>
+            <w:pPr>
+              <w:rPr>
+                <w:rFonts w:eastAsia="Calibri"/>
+                <w:b/>
+                <w:bCs/>
+              </w:rPr>
+            </w:pPr>
+            <w:r>
+              <w:rPr>
+                <w:rFonts w:eastAsia="Calibri"/>
+                <w:b/>
+                <w:bCs/>
+              </w:rPr>
+              <w:t>Ik zie</w:t>
+            </w:r>
+          </w:p>
+        </w:tc>
+        <w:tc>
+          <w:tcPr>
+            <w:tcW w:w="3686" w:type="dxa"/>
+          </w:tcPr>
+          <w:p>
+            <w:pPr>
+              <w:rPr>
+                <w:rFonts w:eastAsia="Calibri"/>
+                <w:b/>
+                <w:bCs/>
+              </w:rPr>
+            </w:pPr>
+            <w:r>
+              <w:rPr>
+                <w:rFonts w:eastAsia="Calibri"/>
+                <w:b/>
+                <w:bCs/>
+              </w:rPr>
+              <w:t>Ik verwacht</w:t>
+            </w:r>
+          </w:p>
+        </w:tc>
+      </w:tr>
+      <w:tr>
+        <w:tc>
+          <w:tcPr>
+            <w:tcW w:w="977" w:type="dxa"/>
+          </w:tcPr>
+          <w:p>
+            <w:pPr>
+              <w:rPr>
+                <w:rFonts w:eastAsia="Calibri"/>
+              </w:rPr>
+            </w:pPr>
+            <w:r>
+              <w:rPr>
+                <w:rFonts w:eastAsia="Calibri"/>
+              </w:rPr>
+              <w:t>1</w:t>
+            </w:r>
+          </w:p>
+        </w:tc>
+        <w:tc>
+          <w:tcPr>
+            <w:tcW w:w="2137" w:type="dxa"/>
+          </w:tcPr>
+          <w:p>
+            <w:pPr>
+              <w:rPr>
+                <w:rFonts w:eastAsia="Calibri"/>
+              </w:rPr>
+            </w:pPr>
+            <w:r>
+              <w:rPr>
+                <w:rFonts w:eastAsia="Calibri"/>
+              </w:rPr>
+              <w:t>Ik klik op de link "Overzicht producten uit het assortiment" op de homepage</w:t>
+            </w:r>
+          </w:p>
+        </w:tc>
+        <w:tc>
+          <w:tcPr>
+            <w:tcW w:w="2126" w:type="dxa"/>
+          </w:tcPr>
+          <w:p>
+            <w:pPr>
+              <w:rPr>
+                <w:rFonts w:eastAsia="Calibri"/>
+              </w:rPr>
+            </w:pPr>
+            <w:r>
+              <w:rPr>
+                <w:rFonts w:eastAsia="Calibri"/>
+              </w:rPr>
+              <w:t>Ik kom op het scherm Overzicht producten uit het assortiment</w:t>
+            </w:r>
+          </w:p>
+        </w:tc>
+        <w:tc>
+          <w:tcPr>
+            <w:tcW w:w="3686" w:type="dxa"/>
+          </w:tcPr>
+          <w:p>
+            <w:pPr>
+              <w:rPr>
+                <w:rFonts w:eastAsia="Calibri"/>
+              </w:rPr>
+            </w:pPr>
+            <w:r>
+              <w:rPr>
+                <w:rFonts w:eastAsia="Calibri"/>
+              </w:rPr>
+              <w:t>Het overzicht toont alle producten die ooit geleverd zijn en uit het assortiment gaan, gesorteerd op Einddatumlevering aflopend</w:t>
+            </w:r>
+          </w:p>
+        </w:tc>
+      </w:tr>
+      <w:tr>
+        <w:tc>
+          <w:tcPr>
+            <w:tcW w:w="977" w:type="dxa"/>
+          </w:tcPr>
+          <w:p>
+            <w:pPr>
+              <w:rPr>
+                <w:rFonts w:eastAsia="Calibri"/>
+              </w:rPr>
+            </w:pPr>
+            <w:r>
+              <w:rPr>
+                <w:rFonts w:eastAsia="Calibri"/>
+              </w:rPr>
+              <w:t>2</w:t>
+            </w:r>
+          </w:p>
+        </w:tc>
+        <w:tc>
+          <w:tcPr>
+            <w:tcW w:w="2137" w:type="dxa"/>
+          </w:tcPr>
+          <w:p>
+            <w:pPr>
+              <w:rPr>
+                <w:rFonts w:eastAsia="Calibri"/>
+              </w:rPr>
+            </w:pPr>
+            <w:r>
+              <w:rPr>
+                <w:rFonts w:eastAsia="Calibri"/>
+              </w:rPr>
+              <w:t xml:space="preserve">Ik vul in de startdatum </w:t>
+            </w:r>
+            <w:proofErr w:type="spellStart"/>
+            <w:r>
+              <w:rPr>
+                <w:rFonts w:eastAsia="Calibri"/>
+              </w:rPr>
+              <w:t>datepickerelement</w:t>
+            </w:r>
+            <w:proofErr w:type="spellEnd"/>
+            <w:r>
+              <w:rPr>
+                <w:rFonts w:eastAsia="Calibri"/>
+              </w:rPr>
+              <w:t xml:space="preserve"> de datum 01-05-2024 en einddatum 01-06-2024</w:t>
+            </w:r>
+          </w:p>
+        </w:tc>
+        <w:tc>
+          <w:tcPr>
+            <w:tcW w:w="2126" w:type="dxa"/>
+          </w:tcPr>
+          <w:p>
+            <w:pPr>
+              <w:rPr>
+                <w:rFonts w:eastAsia="Calibri"/>
+              </w:rPr>
+            </w:pPr>
+            <w:r>
+              <w:rPr>
+                <w:rFonts w:eastAsia="Calibri"/>
+              </w:rPr>
+              <w:t>De geselecteerde datums zijn ingevuld</w:t>
+            </w:r>
+          </w:p>
+        </w:tc>
+        <w:tc>
+          <w:tcPr>
+            <w:tcW w:w="3686" w:type="dxa"/>
+          </w:tcPr>
+          <w:p>
+            <w:pPr>
+              <w:rPr>
+                <w:rFonts w:eastAsia="Calibri"/>
+              </w:rPr>
+            </w:pPr>
+            <w:r>
+              <w:rPr>
+                <w:rFonts w:eastAsia="Calibri"/>
+              </w:rPr>
+              <w:t xml:space="preserve">Alleen producten uit het assortiment binnen dit </w:t>
+            </w:r>
+            <w:proofErr w:type="spellStart"/>
+            <w:r>
+              <w:rPr>
+                <w:rFonts w:eastAsia="Calibri"/>
+              </w:rPr>
+              <w:t>tijdsvak</w:t>
+            </w:r>
+            <w:proofErr w:type="spellEnd"/>
+            <w:r>
+              <w:rPr>
+                <w:rFonts w:eastAsia="Calibri"/>
+              </w:rPr>
+              <w:t xml:space="preserve"> worden getoond</w:t>
+            </w:r>
+          </w:p>
+        </w:tc>
+      </w:tr>
+      <w:tr>
+        <w:tc>
+          <w:tcPr>
+            <w:tcW w:w="977" w:type="dxa"/>
+          </w:tcPr>
+          <w:p>
+            <w:pPr>
+              <w:rPr>
+                <w:rFonts w:eastAsia="Calibri"/>
+              </w:rPr>
+            </w:pPr>
+            <w:r>
+              <w:rPr>
+                <w:rFonts w:eastAsia="Calibri"/>
+              </w:rPr>
+              <w:t>3</w:t>
+            </w:r>
+          </w:p>
+        </w:tc>
+        <w:tc>
+          <w:tcPr>
+            <w:tcW w:w="2137" w:type="dxa"/>
+          </w:tcPr>
+          <w:p>
+            <w:pPr>
+              <w:rPr>
+                <w:rFonts w:eastAsia="Calibri"/>
+              </w:rPr>
+            </w:pPr>
+            <w:r>
+              <w:rPr>
+                <w:rFonts w:eastAsia="Calibri"/>
+              </w:rPr>
+              <w:t>Ik klik op de knop “Maak selectie”</w:t>
+            </w:r>
+            <w:r>
+              <w:rPr>
+                <w:rFonts w:eastAsia="Calibri"/>
+              </w:rPr>
+              <w:t>….</w:t>
+            </w:r>
+          </w:p>
+        </w:tc>
+        <w:tc>
+          <w:tcPr>
+            <w:tcW w:w="2126" w:type="dxa"/>
+          </w:tcPr>
+          <w:p>
+            <w:pPr>
+              <w:rPr>
+                <w:rFonts w:eastAsia="Calibri"/>
+              </w:rPr>
+            </w:pPr>
+            <w:r>
+              <w:rPr>
+                <w:rFonts w:eastAsia="Calibri"/>
+                <w:lang w:val="en-US"/>
+              </w:rPr>
+              <w:t xml:space="preserve">Het </w:t>
+            </w:r>
+            <w:proofErr w:type="spellStart"/>
+            <w:r>
+              <w:rPr>
+                <w:rFonts w:eastAsia="Calibri"/>
+                <w:lang w:val="en-US"/>
+              </w:rPr>
+              <w:t>overzicht</w:t>
+            </w:r>
+            <w:proofErr w:type="spellEnd"/>
+            <w:r>
+              <w:rPr>
+                <w:rFonts w:eastAsia="Calibri"/>
+                <w:lang w:val="en-US"/>
+              </w:rPr>
+              <w:t xml:space="preserve"> </w:t>
+            </w:r>
+            <w:proofErr w:type="spellStart"/>
+            <w:r>
+              <w:rPr>
+                <w:rFonts w:eastAsia="Calibri"/>
+                <w:lang w:val="en-US"/>
+              </w:rPr>
+              <w:t>wordt</w:t>
+            </w:r>
+            <w:proofErr w:type="spellEnd"/>
+            <w:r>
+              <w:rPr>
+                <w:rFonts w:eastAsia="Calibri"/>
+                <w:lang w:val="en-US"/>
+              </w:rPr>
+              <w:t xml:space="preserve"> </w:t>
+            </w:r>
+            <w:proofErr w:type="spellStart"/>
+            <w:r>
+              <w:rPr>
+                <w:rFonts w:eastAsia="Calibri"/>
+                <w:lang w:val="en-US"/>
+              </w:rPr>
+              <w:t>ververst</w:t>
+            </w:r>
+            <w:proofErr w:type="spellEnd"/>
+          </w:p>
+        </w:tc>
+        <w:tc>
+          <w:tcPr>
+            <w:tcW w:w="3686" w:type="dxa"/>
+          </w:tcPr>
+          <w:p>
+            <w:pPr>
+              <w:rPr>
+                <w:rFonts w:eastAsia="Calibri"/>
+              </w:rPr>
+            </w:pPr>
+            <w:r>
+              <w:rPr>
+                <w:rFonts w:eastAsia="Calibri"/>
+              </w:rPr>
+              <w:t xml:space="preserve">Producten worden gefilterd op het </w:t>
+            </w:r>
+            <w:proofErr w:type="spellStart"/>
+            <w:r>
+              <w:rPr>
+                <w:rFonts w:eastAsia="Calibri"/>
+              </w:rPr>
+              <w:t>tijdsvak</w:t>
+            </w:r>
+            <w:proofErr w:type="spellEnd"/>
+            <w:r>
+              <w:rPr>
+                <w:rFonts w:eastAsia="Calibri"/>
+              </w:rPr>
+              <w:t xml:space="preserve"> 01-05-2024 t/m 01-06-2024 en gesorteerd op Einddatumlevering aflopend</w:t>
+            </w:r>
+            <w:r>
+              <w:rPr>
+                <w:rFonts w:eastAsia="Calibri"/>
+              </w:rPr>
+              <w:t>…</w:t>
+            </w:r>
+          </w:p>
+        </w:tc>
+      </w:tr>
+      <w:tr>
+        <w:tc>
+          <w:tcPr>
+            <w:tcW w:w="977" w:type="dxa"/>
+          </w:tcPr>
+          <w:p>
+            <w:pPr>
+              <w:rPr>
+                <w:rFonts w:eastAsia="Calibri"/>
+              </w:rPr>
+            </w:pPr>
+            <w:r>
+              <w:rPr>
+                <w:rFonts w:eastAsia="Calibri"/>
+              </w:rPr>
+              <w:t>4</w:t>
+            </w:r>
+          </w:p>
+        </w:tc>
+        <w:tc>
+          <w:tcPr>
+            <w:tcW w:w="2137" w:type="dxa"/>
+          </w:tcPr>
+          <w:p>
+            <w:pPr>
+              <w:rPr>
+                <w:rFonts w:eastAsia="Calibri"/>
+              </w:rPr>
+            </w:pPr>
+            <w:r>
+              <w:rPr>
+                <w:rFonts w:eastAsia="Calibri"/>
+              </w:rPr>
+              <w:t>Ik klik op de verwijderknop van het product "schoolkrijt"</w:t>
+            </w:r>
+          </w:p>
+        </w:tc>
+        <w:tc>
+          <w:tcPr>
+            <w:tcW w:w="2126" w:type="dxa"/>
+          </w:tcPr>
+          <w:p>
+            <w:pPr>
+              <w:rPr>
+                <w:rFonts w:eastAsia="Calibri"/>
+              </w:rPr>
+            </w:pPr>
+            <w:r>
+              <w:rPr>
+                <w:rFonts w:eastAsia="Calibri"/>
+              </w:rPr>
+              <w:t>Ik kom op de productpagina</w:t>
+            </w:r>
+          </w:p>
+        </w:tc>
+        <w:tc>
+          <w:tcPr>
+            <w:tcW w:w="3686" w:type="dxa"/>
+          </w:tcPr>
+          <w:p>
+            <w:pPr>
+              <w:rPr>
+                <w:rFonts w:eastAsia="Calibri"/>
+              </w:rPr>
+            </w:pPr>
+            <w:r>
+              <w:rPr>
+                <w:rFonts w:eastAsia="Calibri"/>
+              </w:rPr>
+              <w:t>De productpagina toont een verwijderknop voor schoolkrijt</w:t>
+            </w:r>
+          </w:p>
+        </w:tc>
+      </w:tr>
+      <w:tr>
+        <w:tc>
+          <w:tcPr>
+            <w:tcW w:w="977" w:type="dxa"/>
+          </w:tcPr>
+          <w:p>
+            <w:pPr>
+              <w:rPr>
+                <w:rFonts w:eastAsia="Calibri"/>
+              </w:rPr>
+            </w:pPr>
+            <w:r>
+              <w:rPr>
+                <w:rFonts w:eastAsia="Calibri"/>
+              </w:rPr>
+              <w:t>5</w:t>
+            </w:r>
+          </w:p>
+        </w:tc>
+        <w:tc>
+          <w:tcPr>
+            <w:tcW w:w="2137" w:type="dxa"/>
+          </w:tcPr>
+          <w:p>
+            <w:pPr>
+              <w:rPr>
+                <w:rFonts w:eastAsia="Calibri"/>
+              </w:rPr>
+            </w:pPr>
+            <w:r>
+              <w:rPr>
+                <w:rFonts w:eastAsia="Calibri"/>
+              </w:rPr>
+              <w:t>Ik klik op de verwijderknop op de productpagina</w:t>
+            </w:r>
+          </w:p>
+        </w:tc>
+        <w:tc>
+          <w:tcPr>
+            <w:tcW w:w="2126" w:type="dxa"/>
+          </w:tcPr>
+          <w:p>
+            <w:pPr>
+              <w:rPr>
+                <w:rFonts w:eastAsia="Calibri"/>
+              </w:rPr>
+            </w:pPr>
+            <w:r>
+              <w:rPr>
+                <w:rFonts w:eastAsia="Calibri"/>
+                <w:lang w:val="en-US"/>
+              </w:rPr>
+              <w:t>Melding</w:t>
+            </w:r>
+          </w:p>
+        </w:tc>
+        <w:tc>
+          <w:tcPr>
+            <w:tcW w:w="3686" w:type="dxa"/>
+          </w:tcPr>
+          <w:p>
+            <w:pPr>
+              <w:rPr>
+                <w:rFonts w:eastAsia="Calibri"/>
+              </w:rPr>
+            </w:pPr>
+            <w:r>
+              <w:rPr>
+                <w:rFonts w:eastAsia="Calibri"/>
+              </w:rPr>
+              <w:t>Melding “Product is succesvol verwijderd” verschijnt en het product is verwijderd uit het overzicht</w:t>
+            </w:r>
+          </w:p>
+        </w:tc>
+      </w:tr>
+    </w:tbl>
+    <w:p>
+      <w:pPr>
         <w:rPr>
           <w:rFonts w:ascii="OpenDyslexic" w:eastAsia="Calibri" w:hAnsi="OpenDyslexic" w:cs="Times New Roman"/>
           <w:sz w:val="28"/>
           <w:szCs w:val="28"/>
           <w:lang w:val="nl-NL"/>
         </w:rPr>
-        <w:t xml:space="preserve"> met de juiste aantallen</w:t>
+      </w:pPr>
+    </w:p>
+    <w:p>
+      <w:pPr>
+        <w:rPr>
+          <w:rFonts w:ascii="OpenDyslexic" w:eastAsia="Calibri" w:hAnsi="OpenDyslexic" w:cs="Times New Roman"/>
+          <w:sz w:val="28"/>
+          <w:szCs w:val="28"/>
+          <w:lang w:val="nl-NL"/>
+        </w:rPr>
+      </w:pPr>
+    </w:p>
+    <w:p>
+      <w:pPr>
+        <w:rPr>
+          <w:rFonts w:ascii="OpenDyslexic" w:eastAsia="Calibri" w:hAnsi="OpenDyslexic" w:cs="Times New Roman"/>
+          <w:sz w:val="28"/>
+          <w:szCs w:val="28"/>
+          <w:lang w:val="nl-NL"/>
+        </w:rPr>
+      </w:pPr>
+    </w:p>
+    <w:p>
+      <w:pPr>
+        <w:rPr>
+          <w:rFonts w:ascii="OpenDyslexic" w:eastAsia="Calibri" w:hAnsi="OpenDyslexic" w:cs="Times New Roman"/>
+          <w:sz w:val="28"/>
+          <w:szCs w:val="28"/>
+          <w:lang w:val="nl-NL"/>
+        </w:rPr>
+      </w:pPr>
+      <w:r>
+        <w:rPr>
+          <w:rFonts w:ascii="OpenDyslexic" w:eastAsia="Calibri" w:hAnsi="OpenDyslexic" w:cs="Times New Roman"/>
+          <w:b/>
+          <w:bCs/>
+          <w:sz w:val="28"/>
+          <w:szCs w:val="28"/>
+          <w:lang w:val="nl-NL"/>
+        </w:rPr>
+        <w:t>Testscenario_01:</w:t>
+      </w:r>
+      <w:r>
+        <w:rPr>
+          <w:rFonts w:ascii="OpenDyslexic" w:eastAsia="Calibri" w:hAnsi="OpenDyslexic" w:cs="Times New Roman"/>
+          <w:sz w:val="28"/>
+          <w:szCs w:val="28"/>
+          <w:lang w:val="nl-NL"/>
+        </w:rPr>
+        <w:t xml:space="preserve"> [</w:t>
+      </w:r>
+      <w:proofErr w:type="spellStart"/>
+      <w:r>
+        <w:rPr>
+          <w:rFonts w:ascii="OpenDyslexic" w:eastAsia="Calibri" w:hAnsi="OpenDyslexic" w:cs="Times New Roman"/>
+          <w:sz w:val="28"/>
+          <w:szCs w:val="28"/>
+          <w:lang w:val="nl-NL"/>
+        </w:rPr>
+        <w:t>unhappy</w:t>
+      </w:r>
+      <w:proofErr w:type="spellEnd"/>
+      <w:r>
+        <w:rPr>
+          <w:rFonts w:ascii="OpenDyslexic" w:eastAsia="Calibri" w:hAnsi="OpenDyslexic" w:cs="Times New Roman"/>
+          <w:sz w:val="28"/>
+          <w:szCs w:val="28"/>
+          <w:lang w:val="nl-NL"/>
+        </w:rPr>
+        <w:t>]</w:t>
+      </w:r>
+    </w:p>
+    <w:p>
+      <w:pPr>
+        <w:rPr>
+          <w:rFonts w:ascii="OpenDyslexic" w:eastAsia="Calibri" w:hAnsi="OpenDyslexic" w:cs="Times New Roman"/>
+          <w:sz w:val="28"/>
+          <w:szCs w:val="28"/>
+          <w:lang w:val="nl-NL"/>
+        </w:rPr>
+      </w:pPr>
+      <w:r>
+        <w:rPr>
+          <w:rFonts w:ascii="OpenDyslexic" w:eastAsia="Calibri" w:hAnsi="OpenDyslexic" w:cs="Times New Roman"/>
+          <w:b/>
+          <w:bCs/>
+          <w:sz w:val="28"/>
+          <w:szCs w:val="28"/>
+          <w:lang w:val="nl-NL"/>
+        </w:rPr>
+        <w:t>Gegeven:</w:t>
+      </w:r>
+      <w:r>
+        <w:rPr>
+          <w:rFonts w:ascii="OpenDyslexic" w:eastAsia="Calibri" w:hAnsi="OpenDyslexic" w:cs="Times New Roman"/>
+          <w:sz w:val="28"/>
+          <w:szCs w:val="28"/>
+          <w:lang w:val="nl-NL"/>
+        </w:rPr>
+        <w:t xml:space="preserve"> Ik ben ingelogd als manager in de webapplicatie van Jamin.</w:t>
+      </w:r>
+    </w:p>
+    <w:p>
+      <w:pPr>
+        <w:rPr>
+          <w:rFonts w:ascii="OpenDyslexic" w:eastAsia="Calibri" w:hAnsi="OpenDyslexic" w:cs="Times New Roman"/>
+          <w:sz w:val="28"/>
+          <w:szCs w:val="28"/>
+          <w:lang w:val="nl-NL"/>
+        </w:rPr>
+      </w:pPr>
+      <w:r>
+        <w:rPr>
+          <w:rFonts w:ascii="OpenDyslexic" w:eastAsia="Calibri" w:hAnsi="OpenDyslexic" w:cs="Times New Roman"/>
+          <w:b/>
+          <w:bCs/>
+          <w:sz w:val="28"/>
+          <w:szCs w:val="28"/>
+          <w:lang w:val="nl-NL"/>
+        </w:rPr>
+        <w:t>Resultaat:</w:t>
+      </w:r>
+      <w:r>
+        <w:rPr>
+          <w:rFonts w:ascii="OpenDyslexic" w:eastAsia="Calibri" w:hAnsi="OpenDyslexic" w:cs="Times New Roman"/>
+          <w:sz w:val="28"/>
+          <w:szCs w:val="28"/>
+          <w:lang w:val="nl-NL"/>
+        </w:rPr>
+        <w:t xml:space="preserve"> Producten waarvan de einddatum levering nog niet is verstreken, kunnen niet verwijderd worden.</w:t>
       </w:r>
     </w:p>
     <w:p>
@@ -6611,13 +4538,14 @@
       <w:tblPr>
         <w:tblStyle w:val="Tabelraster1"/>
         <w:tblW w:w="8926" w:type="dxa"/>
+        <w:tblLayout w:type="fixed"/>
         <w:tblLook w:val="04A0" w:firstRow="1" w:lastRow="0" w:firstColumn="1" w:lastColumn="0" w:noHBand="0" w:noVBand="1"/>
       </w:tblPr>
       <w:tblGrid>
         <w:gridCol w:w="930"/>
         <w:gridCol w:w="2326"/>
-        <w:gridCol w:w="2574"/>
-        <w:gridCol w:w="3096"/>
+        <w:gridCol w:w="1701"/>
+        <w:gridCol w:w="3969"/>
       </w:tblGrid>
       <w:tr>
         <w:tc>
@@ -6668,7 +4596,7 @@
         </w:tc>
         <w:tc>
           <w:tcPr>
-            <w:tcW w:w="2574" w:type="dxa"/>
+            <w:tcW w:w="1701" w:type="dxa"/>
           </w:tcPr>
           <w:p>
             <w:pPr>
@@ -6690,7 +4618,7 @@
         </w:tc>
         <w:tc>
           <w:tcPr>
-            <w:tcW w:w="3096" w:type="dxa"/>
+            <w:tcW w:w="3969" w:type="dxa"/>
           </w:tcPr>
           <w:p>
             <w:pPr>
@@ -6744,21 +4672,13 @@
               <w:rPr>
                 <w:rFonts w:eastAsia="Calibri"/>
               </w:rPr>
-              <w:t xml:space="preserve">Ik selecteer startdatum 08-04-2023 en einddatum 19-04-2023 en klik op </w:t>
-            </w:r>
-            <w:r>
-              <w:rPr>
-                <w:rFonts w:eastAsia="Calibri"/>
-                <w:b/>
-                <w:bCs/>
-              </w:rPr>
-              <w:t>Maak selectie</w:t>
-            </w:r>
-          </w:p>
-        </w:tc>
-        <w:tc>
-          <w:tcPr>
-            <w:tcW w:w="2574" w:type="dxa"/>
+              <w:t>Ik klik op de link "Overzicht producten uit het assortiment" op de homepage</w:t>
+            </w:r>
+          </w:p>
+        </w:tc>
+        <w:tc>
+          <w:tcPr>
+            <w:tcW w:w="1701" w:type="dxa"/>
           </w:tcPr>
           <w:p>
             <w:pPr>
@@ -6770,13 +4690,13 @@
               <w:rPr>
                 <w:rFonts w:eastAsia="Calibri"/>
               </w:rPr>
-              <w:t>Het overzicht toont alleen producten geleverd tussen 08-04-2023 en 19-04-2023</w:t>
-            </w:r>
-          </w:p>
-        </w:tc>
-        <w:tc>
-          <w:tcPr>
-            <w:tcW w:w="3096" w:type="dxa"/>
+              <w:t>Ik kom op het overzichtsscherm</w:t>
+            </w:r>
+          </w:p>
+        </w:tc>
+        <w:tc>
+          <w:tcPr>
+            <w:tcW w:w="3969" w:type="dxa"/>
           </w:tcPr>
           <w:p>
             <w:pPr>
@@ -6788,7 +4708,7 @@
               <w:rPr>
                 <w:rFonts w:eastAsia="Calibri"/>
               </w:rPr>
-              <w:t>Het overzicht toont alleen producten geleverd tussen 08-04-2023 en 19-04-2023</w:t>
+              <w:t>Het overzicht toont alle producten die uit het assortiment gaan, gesorteerd op Einddatumlevering aflopend</w:t>
             </w:r>
           </w:p>
         </w:tc>
@@ -6826,23 +4746,27 @@
               <w:rPr>
                 <w:rFonts w:eastAsia="Calibri"/>
               </w:rPr>
-              <w:t xml:space="preserve">Ik klik op het vraagtekenlink bij </w:t>
+              <w:t xml:space="preserve">Ik vul in de startdatum </w:t>
             </w:r>
             <w:proofErr w:type="spellStart"/>
             <w:r>
               <w:rPr>
                 <w:rFonts w:eastAsia="Calibri"/>
-                <w:i/>
-                <w:iCs/>
-              </w:rPr>
-              <w:t>Mintnopje</w:t>
+              </w:rPr>
+              <w:t>datepickerelement</w:t>
             </w:r>
             <w:proofErr w:type="spellEnd"/>
-          </w:p>
-        </w:tc>
-        <w:tc>
-          <w:tcPr>
-            <w:tcW w:w="2574" w:type="dxa"/>
+            <w:r>
+              <w:rPr>
+                <w:rFonts w:eastAsia="Calibri"/>
+              </w:rPr>
+              <w:t xml:space="preserve"> de datum 01-05-2024 en einddatum 01-06-2024</w:t>
+            </w:r>
+          </w:p>
+        </w:tc>
+        <w:tc>
+          <w:tcPr>
+            <w:tcW w:w="1701" w:type="dxa"/>
           </w:tcPr>
           <w:p>
             <w:pPr>
@@ -6854,74 +4778,40 @@
               <w:rPr>
                 <w:rFonts w:eastAsia="Calibri"/>
               </w:rPr>
-              <w:t xml:space="preserve">Het scherm toont alle leveringen van </w:t>
+              <w:t>De geselecteerde datums zijn ingevuld</w:t>
+            </w:r>
+          </w:p>
+        </w:tc>
+        <w:tc>
+          <w:tcPr>
+            <w:tcW w:w="3969" w:type="dxa"/>
+          </w:tcPr>
+          <w:p>
+            <w:pPr>
+              <w:rPr>
+                <w:rFonts w:eastAsia="Calibri"/>
+              </w:rPr>
+            </w:pPr>
+            <w:r>
+              <w:rPr>
+                <w:rFonts w:eastAsia="Calibri"/>
+              </w:rPr>
+              <w:t xml:space="preserve">Alleen producten uit het assortiment binnen dit </w:t>
             </w:r>
             <w:proofErr w:type="spellStart"/>
             <w:r>
               <w:rPr>
                 <w:rFonts w:eastAsia="Calibri"/>
-                <w:i/>
-                <w:iCs/>
-              </w:rPr>
-              <w:t>Mintnopjes</w:t>
+              </w:rPr>
+              <w:t>tijdsvak</w:t>
             </w:r>
             <w:proofErr w:type="spellEnd"/>
             <w:r>
               <w:rPr>
                 <w:rFonts w:eastAsia="Calibri"/>
               </w:rPr>
-              <w:t xml:space="preserve"> in het geselecteerde </w:t>
-            </w:r>
-            <w:proofErr w:type="spellStart"/>
-            <w:r>
-              <w:rPr>
-                <w:rFonts w:eastAsia="Calibri"/>
-              </w:rPr>
-              <w:t>tijdsvak</w:t>
-            </w:r>
-            <w:proofErr w:type="spellEnd"/>
-          </w:p>
-        </w:tc>
-        <w:tc>
-          <w:tcPr>
-            <w:tcW w:w="3096" w:type="dxa"/>
-          </w:tcPr>
-          <w:p>
-            <w:pPr>
-              <w:rPr>
-                <w:rFonts w:eastAsia="Calibri"/>
-              </w:rPr>
-            </w:pPr>
-            <w:r>
-              <w:rPr>
-                <w:rFonts w:eastAsia="Calibri"/>
-              </w:rPr>
-              <w:t xml:space="preserve">Het scherm toont alle leveringen van </w:t>
-            </w:r>
-            <w:proofErr w:type="spellStart"/>
-            <w:r>
-              <w:rPr>
-                <w:rFonts w:eastAsia="Calibri"/>
-                <w:i/>
-                <w:iCs/>
-              </w:rPr>
-              <w:t>Mintnopjes</w:t>
-            </w:r>
-            <w:proofErr w:type="spellEnd"/>
-            <w:r>
-              <w:rPr>
-                <w:rFonts w:eastAsia="Calibri"/>
-              </w:rPr>
-              <w:t xml:space="preserve"> in het geselecteerde </w:t>
-            </w:r>
-            <w:proofErr w:type="spellStart"/>
-            <w:r>
-              <w:rPr>
-                <w:rFonts w:eastAsia="Calibri"/>
-              </w:rPr>
-              <w:t>tijdsvak</w:t>
-            </w:r>
-            <w:proofErr w:type="spellEnd"/>
+              <w:t xml:space="preserve"> worden getoond</w:t>
+            </w:r>
           </w:p>
         </w:tc>
       </w:tr>
@@ -6958,13 +4848,19 @@
               <w:rPr>
                 <w:rFonts w:eastAsia="Calibri"/>
               </w:rPr>
-              <w:t>Ik controleer per product de totaal geleverde aantallen</w:t>
-            </w:r>
-          </w:p>
-        </w:tc>
-        <w:tc>
-          <w:tcPr>
-            <w:tcW w:w="2574" w:type="dxa"/>
+              <w:t>Ik klik op de knop “Maak selectie”</w:t>
+            </w:r>
+            <w:r>
+              <w:rPr>
+                <w:rFonts w:eastAsia="Calibri"/>
+              </w:rPr>
+              <w:t>..</w:t>
+            </w:r>
+          </w:p>
+        </w:tc>
+        <w:tc>
+          <w:tcPr>
+            <w:tcW w:w="1701" w:type="dxa"/>
           </w:tcPr>
           <w:p>
             <w:pPr>
@@ -6975,9 +4871,51 @@
             <w:r>
               <w:rPr>
                 <w:rFonts w:eastAsia="Calibri"/>
-              </w:rPr>
-              <w:t>De aantallen komen overeen met de database</w:t>
-            </w:r>
+                <w:lang w:val="en-US"/>
+              </w:rPr>
+              <w:t xml:space="preserve">Het </w:t>
+            </w:r>
+            <w:proofErr w:type="spellStart"/>
+            <w:r>
+              <w:rPr>
+                <w:rFonts w:eastAsia="Calibri"/>
+                <w:lang w:val="en-US"/>
+              </w:rPr>
+              <w:t>overzicht</w:t>
+            </w:r>
+            <w:proofErr w:type="spellEnd"/>
+            <w:r>
+              <w:rPr>
+                <w:rFonts w:eastAsia="Calibri"/>
+                <w:lang w:val="en-US"/>
+              </w:rPr>
+              <w:t xml:space="preserve"> </w:t>
+            </w:r>
+            <w:proofErr w:type="spellStart"/>
+            <w:r>
+              <w:rPr>
+                <w:rFonts w:eastAsia="Calibri"/>
+                <w:lang w:val="en-US"/>
+              </w:rPr>
+              <w:t>wordt</w:t>
+            </w:r>
+            <w:proofErr w:type="spellEnd"/>
+            <w:r>
+              <w:rPr>
+                <w:rFonts w:eastAsia="Calibri"/>
+                <w:lang w:val="en-US"/>
+              </w:rPr>
+              <w:t xml:space="preserve"> </w:t>
+            </w:r>
+            <w:proofErr w:type="spellStart"/>
+            <w:r>
+              <w:rPr>
+                <w:rFonts w:eastAsia="Calibri"/>
+                <w:lang w:val="en-US"/>
+              </w:rPr>
+              <w:t>gefilterd</w:t>
+            </w:r>
+            <w:proofErr w:type="spellEnd"/>
             <w:r>
               <w:rPr>
                 <w:rFonts w:eastAsia="Calibri"/>
@@ -6988,7 +4926,7 @@
         </w:tc>
         <w:tc>
           <w:tcPr>
-            <w:tcW w:w="3096" w:type="dxa"/>
+            <w:tcW w:w="3969" w:type="dxa"/>
           </w:tcPr>
           <w:p>
             <w:pPr>
@@ -7000,7 +4938,185 @@
               <w:rPr>
                 <w:rFonts w:eastAsia="Calibri"/>
               </w:rPr>
-              <w:t>De aantallen komen overeen met de database</w:t>
+              <w:t xml:space="preserve">Producten worden gefilterd op het </w:t>
+            </w:r>
+            <w:proofErr w:type="spellStart"/>
+            <w:r>
+              <w:rPr>
+                <w:rFonts w:eastAsia="Calibri"/>
+              </w:rPr>
+              <w:t>tijdsvak</w:t>
+            </w:r>
+            <w:proofErr w:type="spellEnd"/>
+            <w:r>
+              <w:rPr>
+                <w:rFonts w:eastAsia="Calibri"/>
+              </w:rPr>
+              <w:t xml:space="preserve"> 01-05-2024 t/m 01-06-2024</w:t>
+            </w:r>
+            <w:r>
+              <w:rPr>
+                <w:rFonts w:eastAsia="Calibri"/>
+              </w:rPr>
+              <w:t>...</w:t>
+            </w:r>
+          </w:p>
+        </w:tc>
+      </w:tr>
+      <w:tr>
+        <w:tc>
+          <w:tcPr>
+            <w:tcW w:w="930" w:type="dxa"/>
+          </w:tcPr>
+          <w:p>
+            <w:pPr>
+              <w:rPr>
+                <w:rFonts w:eastAsia="Calibri"/>
+              </w:rPr>
+            </w:pPr>
+            <w:r>
+              <w:rPr>
+                <w:rFonts w:eastAsia="Calibri"/>
+              </w:rPr>
+              <w:t>4</w:t>
+            </w:r>
+          </w:p>
+        </w:tc>
+        <w:tc>
+          <w:tcPr>
+            <w:tcW w:w="2326" w:type="dxa"/>
+          </w:tcPr>
+          <w:p>
+            <w:pPr>
+              <w:rPr>
+                <w:rFonts w:eastAsia="Calibri"/>
+              </w:rPr>
+            </w:pPr>
+            <w:r>
+              <w:rPr>
+                <w:rFonts w:eastAsia="Calibri"/>
+              </w:rPr>
+              <w:t>Ik klik op de verwijderknop van het product "honingdrop"</w:t>
+            </w:r>
+          </w:p>
+        </w:tc>
+        <w:tc>
+          <w:tcPr>
+            <w:tcW w:w="1701" w:type="dxa"/>
+          </w:tcPr>
+          <w:p>
+            <w:pPr>
+              <w:rPr>
+                <w:rFonts w:eastAsia="Calibri"/>
+              </w:rPr>
+            </w:pPr>
+            <w:r>
+              <w:rPr>
+                <w:rFonts w:eastAsia="Calibri"/>
+              </w:rPr>
+              <w:t>Ik kom op de productpagina</w:t>
+            </w:r>
+          </w:p>
+        </w:tc>
+        <w:tc>
+          <w:tcPr>
+            <w:tcW w:w="3969" w:type="dxa"/>
+          </w:tcPr>
+          <w:p>
+            <w:pPr>
+              <w:rPr>
+                <w:rFonts w:eastAsia="Calibri"/>
+              </w:rPr>
+            </w:pPr>
+            <w:r>
+              <w:rPr>
+                <w:rFonts w:eastAsia="Calibri"/>
+              </w:rPr>
+              <w:t>De productpagina toont een verwijderknop voor honingdrop</w:t>
+            </w:r>
+          </w:p>
+        </w:tc>
+      </w:tr>
+      <w:tr>
+        <w:tc>
+          <w:tcPr>
+            <w:tcW w:w="930" w:type="dxa"/>
+          </w:tcPr>
+          <w:p>
+            <w:pPr>
+              <w:rPr>
+                <w:rFonts w:eastAsia="Calibri"/>
+              </w:rPr>
+            </w:pPr>
+            <w:r>
+              <w:rPr>
+                <w:rFonts w:eastAsia="Calibri"/>
+              </w:rPr>
+              <w:t>5</w:t>
+            </w:r>
+          </w:p>
+        </w:tc>
+        <w:tc>
+          <w:tcPr>
+            <w:tcW w:w="2326" w:type="dxa"/>
+          </w:tcPr>
+          <w:p>
+            <w:pPr>
+              <w:rPr>
+                <w:rFonts w:eastAsia="Calibri"/>
+              </w:rPr>
+            </w:pPr>
+            <w:r>
+              <w:rPr>
+                <w:rFonts w:eastAsia="Calibri"/>
+              </w:rPr>
+              <w:t>Ik klik op de verwijderknop op de productpagina</w:t>
+            </w:r>
+          </w:p>
+        </w:tc>
+        <w:tc>
+          <w:tcPr>
+            <w:tcW w:w="1701" w:type="dxa"/>
+          </w:tcPr>
+          <w:p>
+            <w:pPr>
+              <w:rPr>
+                <w:rFonts w:eastAsia="Calibri"/>
+              </w:rPr>
+            </w:pPr>
+            <w:r>
+              <w:rPr>
+                <w:rFonts w:eastAsia="Calibri"/>
+                <w:lang w:val="en-US"/>
+              </w:rPr>
+              <w:t xml:space="preserve">Melding </w:t>
+            </w:r>
+            <w:proofErr w:type="spellStart"/>
+            <w:r>
+              <w:rPr>
+                <w:rFonts w:eastAsia="Calibri"/>
+                <w:lang w:val="en-US"/>
+              </w:rPr>
+              <w:t>verschijnt</w:t>
+            </w:r>
+            <w:proofErr w:type="spellEnd"/>
+          </w:p>
+        </w:tc>
+        <w:tc>
+          <w:tcPr>
+            <w:tcW w:w="3969" w:type="dxa"/>
+          </w:tcPr>
+          <w:p>
+            <w:pPr>
+              <w:rPr>
+                <w:rFonts w:eastAsia="Calibri"/>
+              </w:rPr>
+            </w:pPr>
+            <w:r>
+              <w:rPr>
+                <w:rFonts w:eastAsia="Calibri"/>
+              </w:rPr>
+              <w:t>Melding “Product kan niet worden verwijdert, datum van vandaag ligt voor einddatum levering” verschijnt en het product blijft in het overzicht</w:t>
             </w:r>
           </w:p>
         </w:tc>
@@ -7099,8 +5215,6 @@
       <w:pPr>
         <w:rPr>
           <w:rFonts w:ascii="OpenDyslexic" w:eastAsia="Calibri" w:hAnsi="OpenDyslexic" w:cs="Times New Roman"/>
-          <w:b/>
-          <w:bCs/>
           <w:sz w:val="28"/>
           <w:szCs w:val="28"/>
           <w:lang w:val="nl-NL"/>
@@ -7124,68 +5238,7 @@
           <w:szCs w:val="28"/>
           <w:lang w:val="nl-NL"/>
         </w:rPr>
-        <w:t xml:space="preserve"> Ik selecteer startdatum </w:t>
-      </w:r>
-      <w:r>
-        <w:rPr>
-          <w:rFonts w:ascii="OpenDyslexic" w:eastAsia="Calibri" w:hAnsi="OpenDyslexic" w:cs="Times New Roman"/>
-          <w:b/>
-          <w:bCs/>
-          <w:sz w:val="28"/>
-          <w:szCs w:val="28"/>
-          <w:lang w:val="nl-NL"/>
-        </w:rPr>
-        <w:t>07-05-2024</w:t>
-      </w:r>
-      <w:r>
-        <w:rPr>
-          <w:rFonts w:ascii="OpenDyslexic" w:eastAsia="Calibri" w:hAnsi="OpenDyslexic" w:cs="Times New Roman"/>
-          <w:sz w:val="28"/>
-          <w:szCs w:val="28"/>
-          <w:lang w:val="nl-NL"/>
-        </w:rPr>
-        <w:t xml:space="preserve"> en einddatum </w:t>
-      </w:r>
-      <w:r>
-        <w:rPr>
-          <w:rFonts w:ascii="OpenDyslexic" w:eastAsia="Calibri" w:hAnsi="OpenDyslexic" w:cs="Times New Roman"/>
-          <w:b/>
-          <w:bCs/>
-          <w:sz w:val="28"/>
-          <w:szCs w:val="28"/>
-          <w:lang w:val="nl-NL"/>
-        </w:rPr>
-        <w:t>14-05-2025</w:t>
-      </w:r>
-    </w:p>
-    <w:p>
-      <w:pPr>
-        <w:rPr>
-          <w:rFonts w:ascii="OpenDyslexic" w:eastAsia="Calibri" w:hAnsi="OpenDyslexic" w:cs="Times New Roman"/>
-          <w:sz w:val="28"/>
-          <w:szCs w:val="28"/>
-          <w:lang w:val="nl-NL"/>
-        </w:rPr>
-      </w:pPr>
-      <w:r>
-        <w:rPr>
-          <w:rFonts w:ascii="OpenDyslexic" w:eastAsia="Calibri" w:hAnsi="OpenDyslexic" w:cs="Times New Roman"/>
-          <w:b/>
-          <w:bCs/>
-          <w:sz w:val="28"/>
-          <w:szCs w:val="28"/>
-          <w:lang w:val="nl-NL"/>
-        </w:rPr>
-        <w:t>Resultaat:</w:t>
-      </w:r>
-      <w:r>
-        <w:rPr>
-          <w:rFonts w:ascii="OpenDyslexic" w:eastAsia="Calibri" w:hAnsi="OpenDyslexic" w:cs="Times New Roman"/>
-          <w:sz w:val="28"/>
-          <w:szCs w:val="28"/>
-          <w:lang w:val="nl-NL"/>
-        </w:rPr>
-        <w:t xml:space="preserve"> Het overzicht toont geen producten en geeft de correcte melding</w:t>
+        <w:t xml:space="preserve"> Ik ben ingelogd als manager in de webapplicatie van Jamin.</w:t>
       </w:r>
     </w:p>
     <w:p>
@@ -7201,40 +5254,41 @@
       <w:r>
         <w:rPr>
           <w:rFonts w:ascii="OpenDyslexic" w:eastAsia="Calibri" w:hAnsi="OpenDyslexic" w:cs="Times New Roman"/>
-          <w:color w:val="FF0000"/>
-          <w:sz w:val="18"/>
-          <w:szCs w:val="16"/>
-          <w:lang w:val="nl-NL"/>
-        </w:rPr>
-        <w:t>Hieronder staat een voorbeeld</w:t>
+          <w:b/>
+          <w:bCs/>
+          <w:sz w:val="28"/>
+          <w:szCs w:val="28"/>
+          <w:lang w:val="nl-NL"/>
+        </w:rPr>
+        <w:t>Resultaat:</w:t>
       </w:r>
       <w:r>
         <w:rPr>
           <w:rFonts w:ascii="OpenDyslexic" w:eastAsia="Calibri" w:hAnsi="OpenDyslexic" w:cs="Times New Roman"/>
-          <w:color w:val="FF0000"/>
-          <w:sz w:val="18"/>
-          <w:szCs w:val="16"/>
-          <w:lang w:val="nl-NL"/>
-        </w:rPr>
-        <w:t xml:space="preserve"> van een testformulier</w:t>
+          <w:sz w:val="28"/>
+          <w:szCs w:val="28"/>
+          <w:lang w:val="nl-NL"/>
+        </w:rPr>
+        <w:t xml:space="preserve"> Producten waarvan de einddatum levering nog niet is verstreken, kunnen niet verwijderd worden.</w:t>
       </w:r>
     </w:p>
     <w:tbl>
       <w:tblPr>
         <w:tblStyle w:val="Tabelraster1"/>
         <w:tblW w:w="8926" w:type="dxa"/>
+        <w:tblLayout w:type="fixed"/>
         <w:tblLook w:val="04A0" w:firstRow="1" w:lastRow="0" w:firstColumn="1" w:lastColumn="0" w:noHBand="0" w:noVBand="1"/>
       </w:tblPr>
       <w:tblGrid>
-        <w:gridCol w:w="988"/>
-        <w:gridCol w:w="2551"/>
-        <w:gridCol w:w="2552"/>
-        <w:gridCol w:w="2835"/>
+        <w:gridCol w:w="977"/>
+        <w:gridCol w:w="1995"/>
+        <w:gridCol w:w="2268"/>
+        <w:gridCol w:w="3686"/>
       </w:tblGrid>
       <w:tr>
         <w:tc>
           <w:tcPr>
-            <w:tcW w:w="988" w:type="dxa"/>
+            <w:tcW w:w="977" w:type="dxa"/>
           </w:tcPr>
           <w:p>
             <w:pPr>
@@ -7258,7 +5312,7 @@
         </w:tc>
         <w:tc>
           <w:tcPr>
-            <w:tcW w:w="2551" w:type="dxa"/>
+            <w:tcW w:w="1995" w:type="dxa"/>
           </w:tcPr>
           <w:p>
             <w:pPr>
@@ -7280,7 +5334,7 @@
         </w:tc>
         <w:tc>
           <w:tcPr>
-            <w:tcW w:w="2552" w:type="dxa"/>
+            <w:tcW w:w="2268" w:type="dxa"/>
           </w:tcPr>
           <w:p>
             <w:pPr>
@@ -7302,7 +5356,7 @@
         </w:tc>
         <w:tc>
           <w:tcPr>
-            <w:tcW w:w="2835" w:type="dxa"/>
+            <w:tcW w:w="3686" w:type="dxa"/>
           </w:tcPr>
           <w:p>
             <w:pPr>
@@ -7326,7 +5380,7 @@
       <w:tr>
         <w:tc>
           <w:tcPr>
-            <w:tcW w:w="988" w:type="dxa"/>
+            <w:tcW w:w="977" w:type="dxa"/>
           </w:tcPr>
           <w:p>
             <w:pPr>
@@ -7338,13 +5392,13 @@
               <w:rPr>
                 <w:rFonts w:eastAsia="Calibri"/>
               </w:rPr>
-              <w:t>4</w:t>
-            </w:r>
-          </w:p>
-        </w:tc>
-        <w:tc>
-          <w:tcPr>
-            <w:tcW w:w="2551" w:type="dxa"/>
+              <w:t>1</w:t>
+            </w:r>
+          </w:p>
+        </w:tc>
+        <w:tc>
+          <w:tcPr>
+            <w:tcW w:w="1995" w:type="dxa"/>
           </w:tcPr>
           <w:p>
             <w:pPr>
@@ -7356,21 +5410,13 @@
               <w:rPr>
                 <w:rFonts w:eastAsia="Calibri"/>
               </w:rPr>
-              <w:t xml:space="preserve">Ik selecteer startdatum 07-05-2024 en einddatum 14-05-2025 en klik op </w:t>
-            </w:r>
-            <w:r>
-              <w:rPr>
-                <w:rFonts w:eastAsia="Calibri"/>
-                <w:b/>
-                <w:bCs/>
-              </w:rPr>
-              <w:t>Maak selectie</w:t>
-            </w:r>
-          </w:p>
-        </w:tc>
-        <w:tc>
-          <w:tcPr>
-            <w:tcW w:w="2552" w:type="dxa"/>
+              <w:t>Ik klik op de link "Overzicht producten uit het assortiment" op de homepage</w:t>
+            </w:r>
+          </w:p>
+        </w:tc>
+        <w:tc>
+          <w:tcPr>
+            <w:tcW w:w="2268" w:type="dxa"/>
           </w:tcPr>
           <w:p>
             <w:pPr>
@@ -7380,16 +5426,15 @@
             </w:pPr>
             <w:r>
               <w:rPr>
-                <w:rFonts w:ascii="Calibri" w:eastAsia="Calibri" w:hAnsi="Calibri" w:cs="Calibri"/>
-                <w:color w:val="201F1E"/>
-              </w:rPr>
-              <w:t>De tabel toont de tekst “Er zijn geen leveringen geweest van producten in deze periode”</w:t>
-            </w:r>
-          </w:p>
-        </w:tc>
-        <w:tc>
-          <w:tcPr>
-            <w:tcW w:w="2835" w:type="dxa"/>
+                <w:rFonts w:eastAsia="Calibri"/>
+              </w:rPr>
+              <w:t>Ik kom op het scherm Overzicht producten uit het assortiment</w:t>
+            </w:r>
+          </w:p>
+        </w:tc>
+        <w:tc>
+          <w:tcPr>
+            <w:tcW w:w="3686" w:type="dxa"/>
           </w:tcPr>
           <w:p>
             <w:pPr>
@@ -7399,10 +5444,9 @@
             </w:pPr>
             <w:r>
               <w:rPr>
-                <w:rFonts w:ascii="Calibri" w:eastAsia="Calibri" w:hAnsi="Calibri" w:cs="Calibri"/>
-                <w:color w:val="201F1E"/>
-              </w:rPr>
-              <w:t>De tabel toont de tekst “Er zijn geen leveringen geweest van producten in deze periode”</w:t>
+                <w:rFonts w:eastAsia="Calibri"/>
+              </w:rPr>
+              <w:t>Het overzicht toont alle producten die ooit geleverd zijn en uit het assortiment gaan, gesorteerd op Einddatumlevering aflopend</w:t>
             </w:r>
           </w:p>
         </w:tc>
@@ -7410,7 +5454,7 @@
       <w:tr>
         <w:tc>
           <w:tcPr>
-            <w:tcW w:w="988" w:type="dxa"/>
+            <w:tcW w:w="977" w:type="dxa"/>
           </w:tcPr>
           <w:p>
             <w:pPr>
@@ -7422,13 +5466,331 @@
               <w:rPr>
                 <w:rFonts w:eastAsia="Calibri"/>
               </w:rPr>
+              <w:t>2</w:t>
+            </w:r>
+          </w:p>
+        </w:tc>
+        <w:tc>
+          <w:tcPr>
+            <w:tcW w:w="1995" w:type="dxa"/>
+          </w:tcPr>
+          <w:p>
+            <w:pPr>
+              <w:rPr>
+                <w:rFonts w:eastAsia="Calibri"/>
+              </w:rPr>
+            </w:pPr>
+            <w:r>
+              <w:rPr>
+                <w:rFonts w:eastAsia="Calibri"/>
+              </w:rPr>
+              <w:t xml:space="preserve">Ik vul in de startdatum </w:t>
+            </w:r>
+            <w:proofErr w:type="spellStart"/>
+            <w:r>
+              <w:rPr>
+                <w:rFonts w:eastAsia="Calibri"/>
+              </w:rPr>
+              <w:t>datepickerelement</w:t>
+            </w:r>
+            <w:proofErr w:type="spellEnd"/>
+            <w:r>
+              <w:rPr>
+                <w:rFonts w:eastAsia="Calibri"/>
+              </w:rPr>
+              <w:t xml:space="preserve"> de datum 01-05-2024 en einddatum 01-06-2024</w:t>
+            </w:r>
+          </w:p>
+        </w:tc>
+        <w:tc>
+          <w:tcPr>
+            <w:tcW w:w="2268" w:type="dxa"/>
+          </w:tcPr>
+          <w:p>
+            <w:pPr>
+              <w:rPr>
+                <w:rFonts w:eastAsia="Calibri"/>
+              </w:rPr>
+            </w:pPr>
+            <w:r>
+              <w:rPr>
+                <w:rFonts w:eastAsia="Calibri"/>
+              </w:rPr>
+              <w:t>De geselecteerde datums zijn ingevuld</w:t>
+            </w:r>
+          </w:p>
+        </w:tc>
+        <w:tc>
+          <w:tcPr>
+            <w:tcW w:w="3686" w:type="dxa"/>
+          </w:tcPr>
+          <w:p>
+            <w:pPr>
+              <w:rPr>
+                <w:rFonts w:eastAsia="Calibri"/>
+              </w:rPr>
+            </w:pPr>
+            <w:r>
+              <w:rPr>
+                <w:rFonts w:eastAsia="Calibri"/>
+              </w:rPr>
+              <w:t xml:space="preserve">Alleen producten uit het assortiment binnen dit </w:t>
+            </w:r>
+            <w:proofErr w:type="spellStart"/>
+            <w:r>
+              <w:rPr>
+                <w:rFonts w:eastAsia="Calibri"/>
+              </w:rPr>
+              <w:t>tijdsvak</w:t>
+            </w:r>
+            <w:proofErr w:type="spellEnd"/>
+            <w:r>
+              <w:rPr>
+                <w:rFonts w:eastAsia="Calibri"/>
+              </w:rPr>
+              <w:t xml:space="preserve"> worden getoond</w:t>
+            </w:r>
+          </w:p>
+        </w:tc>
+      </w:tr>
+      <w:tr>
+        <w:tc>
+          <w:tcPr>
+            <w:tcW w:w="977" w:type="dxa"/>
+          </w:tcPr>
+          <w:p>
+            <w:pPr>
+              <w:rPr>
+                <w:rFonts w:eastAsia="Calibri"/>
+              </w:rPr>
+            </w:pPr>
+            <w:r>
+              <w:rPr>
+                <w:rFonts w:eastAsia="Calibri"/>
+              </w:rPr>
+              <w:t>3</w:t>
+            </w:r>
+          </w:p>
+        </w:tc>
+        <w:tc>
+          <w:tcPr>
+            <w:tcW w:w="1995" w:type="dxa"/>
+          </w:tcPr>
+          <w:p>
+            <w:pPr>
+              <w:rPr>
+                <w:rFonts w:eastAsia="Calibri"/>
+              </w:rPr>
+            </w:pPr>
+            <w:r>
+              <w:rPr>
+                <w:rFonts w:eastAsia="Calibri"/>
+              </w:rPr>
+              <w:t>Ik klik op de knop “Maak selectie”</w:t>
+            </w:r>
+            <w:r>
+              <w:rPr>
+                <w:rFonts w:eastAsia="Calibri"/>
+              </w:rPr>
+              <w:t>….</w:t>
+            </w:r>
+          </w:p>
+        </w:tc>
+        <w:tc>
+          <w:tcPr>
+            <w:tcW w:w="2268" w:type="dxa"/>
+          </w:tcPr>
+          <w:p>
+            <w:pPr>
+              <w:rPr>
+                <w:rFonts w:eastAsia="Calibri"/>
+              </w:rPr>
+            </w:pPr>
+            <w:r>
+              <w:rPr>
+                <w:rFonts w:eastAsia="Calibri"/>
+                <w:lang w:val="en-US"/>
+              </w:rPr>
+              <w:t xml:space="preserve">Het </w:t>
+            </w:r>
+            <w:proofErr w:type="spellStart"/>
+            <w:r>
+              <w:rPr>
+                <w:rFonts w:eastAsia="Calibri"/>
+                <w:lang w:val="en-US"/>
+              </w:rPr>
+              <w:t>overzicht</w:t>
+            </w:r>
+            <w:proofErr w:type="spellEnd"/>
+            <w:r>
+              <w:rPr>
+                <w:rFonts w:eastAsia="Calibri"/>
+                <w:lang w:val="en-US"/>
+              </w:rPr>
+              <w:t xml:space="preserve"> </w:t>
+            </w:r>
+            <w:proofErr w:type="spellStart"/>
+            <w:r>
+              <w:rPr>
+                <w:rFonts w:eastAsia="Calibri"/>
+                <w:lang w:val="en-US"/>
+              </w:rPr>
+              <w:t>wordt</w:t>
+            </w:r>
+            <w:proofErr w:type="spellEnd"/>
+            <w:r>
+              <w:rPr>
+                <w:rFonts w:eastAsia="Calibri"/>
+                <w:lang w:val="en-US"/>
+              </w:rPr>
+              <w:t xml:space="preserve"> </w:t>
+            </w:r>
+            <w:proofErr w:type="spellStart"/>
+            <w:r>
+              <w:rPr>
+                <w:rFonts w:eastAsia="Calibri"/>
+                <w:lang w:val="en-US"/>
+              </w:rPr>
+              <w:t>ververst</w:t>
+            </w:r>
+            <w:proofErr w:type="spellEnd"/>
+          </w:p>
+        </w:tc>
+        <w:tc>
+          <w:tcPr>
+            <w:tcW w:w="3686" w:type="dxa"/>
+          </w:tcPr>
+          <w:p>
+            <w:pPr>
+              <w:rPr>
+                <w:rFonts w:eastAsia="Calibri"/>
+              </w:rPr>
+            </w:pPr>
+            <w:r>
+              <w:rPr>
+                <w:rFonts w:eastAsia="Calibri"/>
+              </w:rPr>
+              <w:t xml:space="preserve">Producten worden gefilterd op het </w:t>
+            </w:r>
+            <w:proofErr w:type="spellStart"/>
+            <w:r>
+              <w:rPr>
+                <w:rFonts w:eastAsia="Calibri"/>
+              </w:rPr>
+              <w:t>tijdsvak</w:t>
+            </w:r>
+            <w:proofErr w:type="spellEnd"/>
+            <w:r>
+              <w:rPr>
+                <w:rFonts w:eastAsia="Calibri"/>
+              </w:rPr>
+              <w:t xml:space="preserve"> 01-05-2024 t/m 01-06-2024 en gesorteerd op Einddatumlevering aflopend</w:t>
+            </w:r>
+            <w:r>
+              <w:rPr>
+                <w:rFonts w:eastAsia="Calibri"/>
+              </w:rPr>
+              <w:t>…</w:t>
+            </w:r>
+          </w:p>
+        </w:tc>
+      </w:tr>
+      <w:tr>
+        <w:tc>
+          <w:tcPr>
+            <w:tcW w:w="977" w:type="dxa"/>
+          </w:tcPr>
+          <w:p>
+            <w:pPr>
+              <w:rPr>
+                <w:rFonts w:eastAsia="Calibri"/>
+              </w:rPr>
+            </w:pPr>
+            <w:r>
+              <w:rPr>
+                <w:rFonts w:eastAsia="Calibri"/>
+              </w:rPr>
+              <w:t>4</w:t>
+            </w:r>
+          </w:p>
+        </w:tc>
+        <w:tc>
+          <w:tcPr>
+            <w:tcW w:w="1995" w:type="dxa"/>
+          </w:tcPr>
+          <w:p>
+            <w:pPr>
+              <w:rPr>
+                <w:rFonts w:eastAsia="Calibri"/>
+              </w:rPr>
+            </w:pPr>
+            <w:r>
+              <w:rPr>
+                <w:rFonts w:eastAsia="Calibri"/>
+              </w:rPr>
+              <w:t>Ik klik op de verwijderknop van het product "schoolkrijt"</w:t>
+            </w:r>
+          </w:p>
+        </w:tc>
+        <w:tc>
+          <w:tcPr>
+            <w:tcW w:w="2268" w:type="dxa"/>
+          </w:tcPr>
+          <w:p>
+            <w:pPr>
+              <w:rPr>
+                <w:rFonts w:eastAsia="Calibri"/>
+              </w:rPr>
+            </w:pPr>
+            <w:r>
+              <w:rPr>
+                <w:rFonts w:eastAsia="Calibri"/>
+              </w:rPr>
+              <w:t>Ik kom op de productpagina</w:t>
+            </w:r>
+          </w:p>
+        </w:tc>
+        <w:tc>
+          <w:tcPr>
+            <w:tcW w:w="3686" w:type="dxa"/>
+          </w:tcPr>
+          <w:p>
+            <w:pPr>
+              <w:rPr>
+                <w:rFonts w:eastAsia="Calibri"/>
+              </w:rPr>
+            </w:pPr>
+            <w:r>
+              <w:rPr>
+                <w:rFonts w:eastAsia="Calibri"/>
+              </w:rPr>
+              <w:t>De productpagina toont een verwijderknop voor schoolkrijt</w:t>
+            </w:r>
+          </w:p>
+        </w:tc>
+      </w:tr>
+      <w:tr>
+        <w:tc>
+          <w:tcPr>
+            <w:tcW w:w="977" w:type="dxa"/>
+          </w:tcPr>
+          <w:p>
+            <w:pPr>
+              <w:rPr>
+                <w:rFonts w:eastAsia="Calibri"/>
+              </w:rPr>
+            </w:pPr>
+            <w:r>
+              <w:rPr>
+                <w:rFonts w:eastAsia="Calibri"/>
+              </w:rPr>
               <w:t>5</w:t>
             </w:r>
           </w:p>
         </w:tc>
         <w:tc>
           <w:tcPr>
-            <w:tcW w:w="2551" w:type="dxa"/>
+            <w:tcW w:w="1995" w:type="dxa"/>
           </w:tcPr>
           <w:p>
             <w:pPr>
@@ -7439,79 +5801,33 @@
             <w:r>
               <w:rPr>
                 <w:rFonts w:eastAsia="Calibri"/>
+              </w:rPr>
+              <w:t>Ik klik op de verwijderknop op de productpagina</w:t>
+            </w:r>
+          </w:p>
+        </w:tc>
+        <w:tc>
+          <w:tcPr>
+            <w:tcW w:w="2268" w:type="dxa"/>
+          </w:tcPr>
+          <w:p>
+            <w:pPr>
+              <w:rPr>
+                <w:rFonts w:eastAsia="Calibri"/>
+              </w:rPr>
+            </w:pPr>
+            <w:r>
+              <w:rPr>
+                <w:rFonts w:eastAsia="Calibri"/>
                 <w:lang w:val="en-US"/>
               </w:rPr>
-              <w:t xml:space="preserve">[Extra test </w:t>
-            </w:r>
-            <w:proofErr w:type="spellStart"/>
-            <w:r>
-              <w:rPr>
-                <w:rFonts w:eastAsia="Calibri"/>
-                <w:lang w:val="en-US"/>
-              </w:rPr>
-              <w:t>voor</w:t>
-            </w:r>
-            <w:proofErr w:type="spellEnd"/>
-            <w:r>
-              <w:rPr>
-                <w:rFonts w:eastAsia="Calibri"/>
-                <w:lang w:val="en-US"/>
-              </w:rPr>
-              <w:t xml:space="preserve"> </w:t>
-            </w:r>
-            <w:proofErr w:type="spellStart"/>
-            <w:r>
-              <w:rPr>
-                <w:rFonts w:eastAsia="Calibri"/>
-                <w:lang w:val="en-US"/>
-              </w:rPr>
-              <w:t>foutieve</w:t>
-            </w:r>
-            <w:proofErr w:type="spellEnd"/>
-            <w:r>
-              <w:rPr>
-                <w:rFonts w:eastAsia="Calibri"/>
-                <w:lang w:val="en-US"/>
-              </w:rPr>
-              <w:t xml:space="preserve"> datums of </w:t>
-            </w:r>
-            <w:proofErr w:type="spellStart"/>
-            <w:r>
-              <w:rPr>
-                <w:rFonts w:eastAsia="Calibri"/>
-                <w:lang w:val="en-US"/>
-              </w:rPr>
-              <w:t>lege</w:t>
-            </w:r>
-            <w:proofErr w:type="spellEnd"/>
-            <w:r>
-              <w:rPr>
-                <w:rFonts w:eastAsia="Calibri"/>
-                <w:lang w:val="en-US"/>
-              </w:rPr>
-              <w:t xml:space="preserve"> </w:t>
-            </w:r>
-            <w:proofErr w:type="spellStart"/>
-            <w:r>
-              <w:rPr>
-                <w:rFonts w:eastAsia="Calibri"/>
-                <w:lang w:val="en-US"/>
-              </w:rPr>
-              <w:t>invoer</w:t>
-            </w:r>
-            <w:proofErr w:type="spellEnd"/>
-            <w:r>
-              <w:rPr>
-                <w:rFonts w:eastAsia="Calibri"/>
-                <w:lang w:val="en-US"/>
-              </w:rPr>
-              <w:t>]</w:t>
-            </w:r>
-          </w:p>
-        </w:tc>
-        <w:tc>
-          <w:tcPr>
-            <w:tcW w:w="2552" w:type="dxa"/>
+              <w:t>Melding</w:t>
+            </w:r>
+          </w:p>
+        </w:tc>
+        <w:tc>
+          <w:tcPr>
+            <w:tcW w:w="3686" w:type="dxa"/>
           </w:tcPr>
           <w:p>
             <w:pPr>
@@ -7521,74 +5837,9 @@
             </w:pPr>
             <w:r>
               <w:rPr>
-                <w:rFonts w:ascii="Calibri" w:eastAsia="Calibri" w:hAnsi="Calibri" w:cs="Calibri"/>
-                <w:color w:val="201F1E"/>
-                <w:lang w:val="en-US"/>
-              </w:rPr>
-              <w:t xml:space="preserve">Een </w:t>
-            </w:r>
-            <w:proofErr w:type="spellStart"/>
-            <w:r>
-              <w:rPr>
-                <w:rFonts w:ascii="Calibri" w:eastAsia="Calibri" w:hAnsi="Calibri" w:cs="Calibri"/>
-                <w:color w:val="201F1E"/>
-                <w:lang w:val="en-US"/>
-              </w:rPr>
-              <w:t>foutmelding</w:t>
-            </w:r>
-            <w:proofErr w:type="spellEnd"/>
-            <w:r>
-              <w:rPr>
-                <w:rFonts w:ascii="Calibri" w:eastAsia="Calibri" w:hAnsi="Calibri" w:cs="Calibri"/>
-                <w:color w:val="201F1E"/>
-                <w:lang w:val="en-US"/>
-              </w:rPr>
-              <w:t xml:space="preserve"> of </w:t>
-            </w:r>
-            <w:proofErr w:type="spellStart"/>
-            <w:r>
-              <w:rPr>
-                <w:rFonts w:ascii="Calibri" w:eastAsia="Calibri" w:hAnsi="Calibri" w:cs="Calibri"/>
-                <w:color w:val="201F1E"/>
-                <w:lang w:val="en-US"/>
-              </w:rPr>
-              <w:t>waarschuwing</w:t>
-            </w:r>
-            <w:proofErr w:type="spellEnd"/>
-          </w:p>
-        </w:tc>
-        <w:tc>
-          <w:tcPr>
-            <w:tcW w:w="2835" w:type="dxa"/>
-          </w:tcPr>
-          <w:p>
-            <w:pPr>
-              <w:rPr>
-                <w:rFonts w:eastAsia="Calibri"/>
-              </w:rPr>
-            </w:pPr>
-            <w:r>
-              <w:rPr>
-                <w:rFonts w:ascii="Calibri" w:eastAsia="Calibri" w:hAnsi="Calibri" w:cs="Calibri"/>
-                <w:color w:val="201F1E"/>
-              </w:rPr>
-              <w:t xml:space="preserve">Een foutmelding of waarschuwing dat het </w:t>
-            </w:r>
-            <w:proofErr w:type="spellStart"/>
-            <w:r>
-              <w:rPr>
-                <w:rFonts w:ascii="Calibri" w:eastAsia="Calibri" w:hAnsi="Calibri" w:cs="Calibri"/>
-                <w:color w:val="201F1E"/>
-              </w:rPr>
-              <w:t>tijdsvak</w:t>
-            </w:r>
-            <w:proofErr w:type="spellEnd"/>
-            <w:r>
-              <w:rPr>
-                <w:rFonts w:ascii="Calibri" w:eastAsia="Calibri" w:hAnsi="Calibri" w:cs="Calibri"/>
-                <w:color w:val="201F1E"/>
-              </w:rPr>
-              <w:t xml:space="preserve"> ongeldig is</w:t>
+                <w:rFonts w:eastAsia="Calibri"/>
+              </w:rPr>
+              <w:t>Melding “Product is succesvol verwijderd” verschijnt en het product is verwijderd uit het overzicht</w:t>
             </w:r>
           </w:p>
         </w:tc>
@@ -7612,16 +5863,6 @@
         </w:rPr>
         <w:t xml:space="preserve"> </w:t>
       </w:r>
-    </w:p>
-    <w:p>
-      <w:pPr>
-        <w:rPr>
-          <w:rFonts w:ascii="OpenDyslexic" w:eastAsia="Calibri" w:hAnsi="OpenDyslexic" w:cs="Times New Roman"/>
-          <w:sz w:val="28"/>
-          <w:szCs w:val="28"/>
-          <w:lang w:val="nl-NL"/>
-        </w:rPr>
-      </w:pPr>
     </w:p>
     <w:p>
       <w:pPr>
@@ -9686,7 +7927,7 @@
   <w:style w:type="paragraph" w:default="1" w:styleId="Normal">
     <w:name w:val="Normal"/>
     <w:qFormat/>
-    <w:rsid w:val="00374EA9"/>
+    <w:rsid w:val="00CA6DA1"/>
   </w:style>
   <w:style w:type="paragraph" w:styleId="Heading1">
     <w:name w:val="heading 1"/>
